--- a/Bronnen/Github pagina.docx
+++ b/Bronnen/Github pagina.docx
@@ -20,6 +20,7 @@
         </w:rPr>
         <w:t xml:space="preserve">Bronnenlijst </w:t>
       </w:r>
+      <w:proofErr w:type="spellStart"/>
       <w:r>
         <w:rPr>
           <w:b/>
@@ -27,7 +28,37 @@
           <w:i/>
           <w:iCs/>
         </w:rPr>
-        <w:t>Github pagina Transcriptomics casus Reumatoïde Artritis</w:t>
+        <w:t>Github</w:t>
+      </w:r>
+      <w:proofErr w:type="spellEnd"/>
+      <w:r>
+        <w:rPr>
+          <w:b/>
+          <w:bCs/>
+          <w:i/>
+          <w:iCs/>
+        </w:rPr>
+        <w:t xml:space="preserve"> pagina </w:t>
+      </w:r>
+      <w:proofErr w:type="spellStart"/>
+      <w:r>
+        <w:rPr>
+          <w:b/>
+          <w:bCs/>
+          <w:i/>
+          <w:iCs/>
+        </w:rPr>
+        <w:t>Transcriptomics</w:t>
+      </w:r>
+      <w:proofErr w:type="spellEnd"/>
+      <w:r>
+        <w:rPr>
+          <w:b/>
+          <w:bCs/>
+          <w:i/>
+          <w:iCs/>
+        </w:rPr>
+        <w:t xml:space="preserve"> casus Reumatoïde Artritis</w:t>
       </w:r>
     </w:p>
     <w:p>
@@ -84,7 +115,7 @@
             <w:autoSpaceDE w:val="0"/>
             <w:autoSpaceDN w:val="0"/>
             <w:ind w:hanging="480"/>
-            <w:divId w:val="577062685"/>
+            <w:divId w:val="210269736"/>
             <w:rPr>
               <w:rFonts w:ascii="Calibri" w:eastAsia="Times New Roman" w:hAnsi="Calibri" w:cs="Calibri"/>
               <w:color w:val="000000"/>
@@ -94,12 +125,261 @@
               <w14:ligatures w14:val="none"/>
             </w:rPr>
           </w:pPr>
-          <w:r>
-            <w:rPr>
-              <w:rFonts w:ascii="Calibri" w:eastAsia="Times New Roman" w:hAnsi="Calibri" w:cs="Calibri"/>
-              <w:color w:val="000000"/>
-            </w:rPr>
-            <w:t xml:space="preserve">Alturaiki, W., Alhamad, A., Alturaiqy, M., Mir, S. A., Iqbal, D., Bin Dukhyil, A. A., Alaidarous, M., Alshehri, B., Alsagaby, S. A., Almalki, S. G., Alghofaili, F., Choudhary, R. K., Almutairi, S., Banawas, S., Alosaimi, B., &amp; Mubarak, A. (2022). </w:t>
+          <w:proofErr w:type="spellStart"/>
+          <w:r>
+            <w:rPr>
+              <w:rFonts w:ascii="Calibri" w:eastAsia="Times New Roman" w:hAnsi="Calibri" w:cs="Calibri"/>
+              <w:color w:val="000000"/>
+            </w:rPr>
+            <w:t>Alturaiki</w:t>
+          </w:r>
+          <w:proofErr w:type="spellEnd"/>
+          <w:r>
+            <w:rPr>
+              <w:rFonts w:ascii="Calibri" w:eastAsia="Times New Roman" w:hAnsi="Calibri" w:cs="Calibri"/>
+              <w:color w:val="000000"/>
+            </w:rPr>
+            <w:t xml:space="preserve">, W., </w:t>
+          </w:r>
+          <w:proofErr w:type="spellStart"/>
+          <w:r>
+            <w:rPr>
+              <w:rFonts w:ascii="Calibri" w:eastAsia="Times New Roman" w:hAnsi="Calibri" w:cs="Calibri"/>
+              <w:color w:val="000000"/>
+            </w:rPr>
+            <w:t>Alhamad</w:t>
+          </w:r>
+          <w:proofErr w:type="spellEnd"/>
+          <w:r>
+            <w:rPr>
+              <w:rFonts w:ascii="Calibri" w:eastAsia="Times New Roman" w:hAnsi="Calibri" w:cs="Calibri"/>
+              <w:color w:val="000000"/>
+            </w:rPr>
+            <w:t xml:space="preserve">, A., </w:t>
+          </w:r>
+          <w:proofErr w:type="spellStart"/>
+          <w:r>
+            <w:rPr>
+              <w:rFonts w:ascii="Calibri" w:eastAsia="Times New Roman" w:hAnsi="Calibri" w:cs="Calibri"/>
+              <w:color w:val="000000"/>
+            </w:rPr>
+            <w:t>Alturaiqy</w:t>
+          </w:r>
+          <w:proofErr w:type="spellEnd"/>
+          <w:r>
+            <w:rPr>
+              <w:rFonts w:ascii="Calibri" w:eastAsia="Times New Roman" w:hAnsi="Calibri" w:cs="Calibri"/>
+              <w:color w:val="000000"/>
+            </w:rPr>
+            <w:t xml:space="preserve">, M., </w:t>
+          </w:r>
+          <w:proofErr w:type="spellStart"/>
+          <w:r>
+            <w:rPr>
+              <w:rFonts w:ascii="Calibri" w:eastAsia="Times New Roman" w:hAnsi="Calibri" w:cs="Calibri"/>
+              <w:color w:val="000000"/>
+            </w:rPr>
+            <w:t>Mir</w:t>
+          </w:r>
+          <w:proofErr w:type="spellEnd"/>
+          <w:r>
+            <w:rPr>
+              <w:rFonts w:ascii="Calibri" w:eastAsia="Times New Roman" w:hAnsi="Calibri" w:cs="Calibri"/>
+              <w:color w:val="000000"/>
+            </w:rPr>
+            <w:t xml:space="preserve">, S. A., </w:t>
+          </w:r>
+          <w:proofErr w:type="spellStart"/>
+          <w:r>
+            <w:rPr>
+              <w:rFonts w:ascii="Calibri" w:eastAsia="Times New Roman" w:hAnsi="Calibri" w:cs="Calibri"/>
+              <w:color w:val="000000"/>
+            </w:rPr>
+            <w:t>Iqbal</w:t>
+          </w:r>
+          <w:proofErr w:type="spellEnd"/>
+          <w:r>
+            <w:rPr>
+              <w:rFonts w:ascii="Calibri" w:eastAsia="Times New Roman" w:hAnsi="Calibri" w:cs="Calibri"/>
+              <w:color w:val="000000"/>
+            </w:rPr>
+            <w:t xml:space="preserve">, D., Bin </w:t>
+          </w:r>
+          <w:proofErr w:type="spellStart"/>
+          <w:r>
+            <w:rPr>
+              <w:rFonts w:ascii="Calibri" w:eastAsia="Times New Roman" w:hAnsi="Calibri" w:cs="Calibri"/>
+              <w:color w:val="000000"/>
+            </w:rPr>
+            <w:t>Dukhyil</w:t>
+          </w:r>
+          <w:proofErr w:type="spellEnd"/>
+          <w:r>
+            <w:rPr>
+              <w:rFonts w:ascii="Calibri" w:eastAsia="Times New Roman" w:hAnsi="Calibri" w:cs="Calibri"/>
+              <w:color w:val="000000"/>
+            </w:rPr>
+            <w:t xml:space="preserve">, A. A., </w:t>
+          </w:r>
+          <w:proofErr w:type="spellStart"/>
+          <w:r>
+            <w:rPr>
+              <w:rFonts w:ascii="Calibri" w:eastAsia="Times New Roman" w:hAnsi="Calibri" w:cs="Calibri"/>
+              <w:color w:val="000000"/>
+            </w:rPr>
+            <w:t>Alaidarous</w:t>
+          </w:r>
+          <w:proofErr w:type="spellEnd"/>
+          <w:r>
+            <w:rPr>
+              <w:rFonts w:ascii="Calibri" w:eastAsia="Times New Roman" w:hAnsi="Calibri" w:cs="Calibri"/>
+              <w:color w:val="000000"/>
+            </w:rPr>
+            <w:t xml:space="preserve">, M., </w:t>
+          </w:r>
+          <w:proofErr w:type="spellStart"/>
+          <w:r>
+            <w:rPr>
+              <w:rFonts w:ascii="Calibri" w:eastAsia="Times New Roman" w:hAnsi="Calibri" w:cs="Calibri"/>
+              <w:color w:val="000000"/>
+            </w:rPr>
+            <w:t>Alshehri</w:t>
+          </w:r>
+          <w:proofErr w:type="spellEnd"/>
+          <w:r>
+            <w:rPr>
+              <w:rFonts w:ascii="Calibri" w:eastAsia="Times New Roman" w:hAnsi="Calibri" w:cs="Calibri"/>
+              <w:color w:val="000000"/>
+            </w:rPr>
+            <w:t xml:space="preserve">, B., </w:t>
+          </w:r>
+          <w:proofErr w:type="spellStart"/>
+          <w:r>
+            <w:rPr>
+              <w:rFonts w:ascii="Calibri" w:eastAsia="Times New Roman" w:hAnsi="Calibri" w:cs="Calibri"/>
+              <w:color w:val="000000"/>
+            </w:rPr>
+            <w:t>Alsagaby</w:t>
+          </w:r>
+          <w:proofErr w:type="spellEnd"/>
+          <w:r>
+            <w:rPr>
+              <w:rFonts w:ascii="Calibri" w:eastAsia="Times New Roman" w:hAnsi="Calibri" w:cs="Calibri"/>
+              <w:color w:val="000000"/>
+            </w:rPr>
+            <w:t xml:space="preserve">, S. A., </w:t>
+          </w:r>
+          <w:proofErr w:type="spellStart"/>
+          <w:r>
+            <w:rPr>
+              <w:rFonts w:ascii="Calibri" w:eastAsia="Times New Roman" w:hAnsi="Calibri" w:cs="Calibri"/>
+              <w:color w:val="000000"/>
+            </w:rPr>
+            <w:t>Almalki</w:t>
+          </w:r>
+          <w:proofErr w:type="spellEnd"/>
+          <w:r>
+            <w:rPr>
+              <w:rFonts w:ascii="Calibri" w:eastAsia="Times New Roman" w:hAnsi="Calibri" w:cs="Calibri"/>
+              <w:color w:val="000000"/>
+            </w:rPr>
+            <w:t xml:space="preserve">, S. G., </w:t>
+          </w:r>
+          <w:proofErr w:type="spellStart"/>
+          <w:r>
+            <w:rPr>
+              <w:rFonts w:ascii="Calibri" w:eastAsia="Times New Roman" w:hAnsi="Calibri" w:cs="Calibri"/>
+              <w:color w:val="000000"/>
+            </w:rPr>
+            <w:t>Alghofaili</w:t>
+          </w:r>
+          <w:proofErr w:type="spellEnd"/>
+          <w:r>
+            <w:rPr>
+              <w:rFonts w:ascii="Calibri" w:eastAsia="Times New Roman" w:hAnsi="Calibri" w:cs="Calibri"/>
+              <w:color w:val="000000"/>
+            </w:rPr>
+            <w:t xml:space="preserve">, F., </w:t>
+          </w:r>
+          <w:proofErr w:type="spellStart"/>
+          <w:r>
+            <w:rPr>
+              <w:rFonts w:ascii="Calibri" w:eastAsia="Times New Roman" w:hAnsi="Calibri" w:cs="Calibri"/>
+              <w:color w:val="000000"/>
+            </w:rPr>
+            <w:t>Choudhary</w:t>
+          </w:r>
+          <w:proofErr w:type="spellEnd"/>
+          <w:r>
+            <w:rPr>
+              <w:rFonts w:ascii="Calibri" w:eastAsia="Times New Roman" w:hAnsi="Calibri" w:cs="Calibri"/>
+              <w:color w:val="000000"/>
+            </w:rPr>
+            <w:t xml:space="preserve">, R. K., </w:t>
+          </w:r>
+          <w:proofErr w:type="spellStart"/>
+          <w:r>
+            <w:rPr>
+              <w:rFonts w:ascii="Calibri" w:eastAsia="Times New Roman" w:hAnsi="Calibri" w:cs="Calibri"/>
+              <w:color w:val="000000"/>
+            </w:rPr>
+            <w:t>Almutairi</w:t>
+          </w:r>
+          <w:proofErr w:type="spellEnd"/>
+          <w:r>
+            <w:rPr>
+              <w:rFonts w:ascii="Calibri" w:eastAsia="Times New Roman" w:hAnsi="Calibri" w:cs="Calibri"/>
+              <w:color w:val="000000"/>
+            </w:rPr>
+            <w:t xml:space="preserve">, S., </w:t>
+          </w:r>
+          <w:proofErr w:type="spellStart"/>
+          <w:r>
+            <w:rPr>
+              <w:rFonts w:ascii="Calibri" w:eastAsia="Times New Roman" w:hAnsi="Calibri" w:cs="Calibri"/>
+              <w:color w:val="000000"/>
+            </w:rPr>
+            <w:t>Banawas</w:t>
+          </w:r>
+          <w:proofErr w:type="spellEnd"/>
+          <w:r>
+            <w:rPr>
+              <w:rFonts w:ascii="Calibri" w:eastAsia="Times New Roman" w:hAnsi="Calibri" w:cs="Calibri"/>
+              <w:color w:val="000000"/>
+            </w:rPr>
+            <w:t xml:space="preserve">, S., </w:t>
+          </w:r>
+          <w:proofErr w:type="spellStart"/>
+          <w:r>
+            <w:rPr>
+              <w:rFonts w:ascii="Calibri" w:eastAsia="Times New Roman" w:hAnsi="Calibri" w:cs="Calibri"/>
+              <w:color w:val="000000"/>
+            </w:rPr>
+            <w:t>Alosaimi</w:t>
+          </w:r>
+          <w:proofErr w:type="spellEnd"/>
+          <w:r>
+            <w:rPr>
+              <w:rFonts w:ascii="Calibri" w:eastAsia="Times New Roman" w:hAnsi="Calibri" w:cs="Calibri"/>
+              <w:color w:val="000000"/>
+            </w:rPr>
+            <w:t xml:space="preserve">, B., &amp; </w:t>
+          </w:r>
+          <w:proofErr w:type="spellStart"/>
+          <w:r>
+            <w:rPr>
+              <w:rFonts w:ascii="Calibri" w:eastAsia="Times New Roman" w:hAnsi="Calibri" w:cs="Calibri"/>
+              <w:color w:val="000000"/>
+            </w:rPr>
+            <w:t>Mubarak</w:t>
+          </w:r>
+          <w:proofErr w:type="spellEnd"/>
+          <w:r>
+            <w:rPr>
+              <w:rFonts w:ascii="Calibri" w:eastAsia="Times New Roman" w:hAnsi="Calibri" w:cs="Calibri"/>
+              <w:color w:val="000000"/>
+            </w:rPr>
+            <w:t xml:space="preserve">, A. (2022). </w:t>
           </w:r>
           <w:r>
             <w:rPr>
@@ -181,7 +461,7 @@
             <w:autoSpaceDE w:val="0"/>
             <w:autoSpaceDN w:val="0"/>
             <w:ind w:hanging="480"/>
-            <w:divId w:val="1298073724"/>
+            <w:divId w:val="694691409"/>
             <w:rPr>
               <w:rFonts w:ascii="Calibri" w:eastAsia="Times New Roman" w:hAnsi="Calibri" w:cs="Calibri"/>
               <w:color w:val="000000"/>
@@ -196,8 +476,20 @@
               <w:color w:val="000000"/>
               <w:lang w:val="en-US"/>
             </w:rPr>
-            <w:t>Bioconductor - EnhancedVolcano</w:t>
-          </w:r>
+            <w:t xml:space="preserve">Bioconductor - </w:t>
+          </w:r>
+          <w:proofErr w:type="spellStart"/>
+          <w:r>
+            <w:rPr>
+              <w:rFonts w:ascii="Calibri" w:eastAsia="Times New Roman" w:hAnsi="Calibri" w:cs="Calibri"/>
+              <w:i/>
+              <w:iCs/>
+              <w:color w:val="000000"/>
+              <w:lang w:val="en-US"/>
+            </w:rPr>
+            <w:t>EnhancedVolcano</w:t>
+          </w:r>
+          <w:proofErr w:type="spellEnd"/>
           <w:r>
             <w:rPr>
               <w:rFonts w:ascii="Calibri" w:eastAsia="Times New Roman" w:hAnsi="Calibri" w:cs="Calibri"/>
@@ -212,7 +504,7 @@
             <w:autoSpaceDE w:val="0"/>
             <w:autoSpaceDN w:val="0"/>
             <w:ind w:hanging="480"/>
-            <w:divId w:val="1894658525"/>
+            <w:divId w:val="180556667"/>
             <w:rPr>
               <w:rFonts w:ascii="Calibri" w:eastAsia="Times New Roman" w:hAnsi="Calibri" w:cs="Calibri"/>
               <w:color w:val="000000"/>
@@ -227,8 +519,20 @@
               <w:color w:val="000000"/>
               <w:lang w:val="en-US"/>
             </w:rPr>
-            <w:t>Bioconductor - goseq</w:t>
-          </w:r>
+            <w:t xml:space="preserve">Bioconductor - </w:t>
+          </w:r>
+          <w:proofErr w:type="spellStart"/>
+          <w:r>
+            <w:rPr>
+              <w:rFonts w:ascii="Calibri" w:eastAsia="Times New Roman" w:hAnsi="Calibri" w:cs="Calibri"/>
+              <w:i/>
+              <w:iCs/>
+              <w:color w:val="000000"/>
+              <w:lang w:val="en-US"/>
+            </w:rPr>
+            <w:t>goseq</w:t>
+          </w:r>
+          <w:proofErr w:type="spellEnd"/>
           <w:r>
             <w:rPr>
               <w:rFonts w:ascii="Calibri" w:eastAsia="Times New Roman" w:hAnsi="Calibri" w:cs="Calibri"/>
@@ -243,7 +547,7 @@
             <w:autoSpaceDE w:val="0"/>
             <w:autoSpaceDN w:val="0"/>
             <w:ind w:hanging="480"/>
-            <w:divId w:val="1934775942"/>
+            <w:divId w:val="892354007"/>
             <w:rPr>
               <w:rFonts w:ascii="Calibri" w:eastAsia="Times New Roman" w:hAnsi="Calibri" w:cs="Calibri"/>
               <w:color w:val="000000"/>
@@ -258,8 +562,20 @@
               <w:color w:val="000000"/>
               <w:lang w:val="en-US"/>
             </w:rPr>
-            <w:t>Bioconductor - org.Hs.eg.db</w:t>
-          </w:r>
+            <w:t xml:space="preserve">Bioconductor - </w:t>
+          </w:r>
+          <w:proofErr w:type="spellStart"/>
+          <w:r>
+            <w:rPr>
+              <w:rFonts w:ascii="Calibri" w:eastAsia="Times New Roman" w:hAnsi="Calibri" w:cs="Calibri"/>
+              <w:i/>
+              <w:iCs/>
+              <w:color w:val="000000"/>
+              <w:lang w:val="en-US"/>
+            </w:rPr>
+            <w:t>org.Hs.eg.db</w:t>
+          </w:r>
+          <w:proofErr w:type="spellEnd"/>
           <w:r>
             <w:rPr>
               <w:rFonts w:ascii="Calibri" w:eastAsia="Times New Roman" w:hAnsi="Calibri" w:cs="Calibri"/>
@@ -274,20 +590,68 @@
             <w:autoSpaceDE w:val="0"/>
             <w:autoSpaceDN w:val="0"/>
             <w:ind w:hanging="480"/>
-            <w:divId w:val="1645818814"/>
+            <w:divId w:val="725563703"/>
             <w:rPr>
               <w:rFonts w:ascii="Calibri" w:eastAsia="Times New Roman" w:hAnsi="Calibri" w:cs="Calibri"/>
               <w:color w:val="000000"/>
               <w:lang w:val="en-US"/>
             </w:rPr>
           </w:pPr>
-          <w:r>
-            <w:rPr>
-              <w:rFonts w:ascii="Calibri" w:eastAsia="Times New Roman" w:hAnsi="Calibri" w:cs="Calibri"/>
-              <w:color w:val="000000"/>
-              <w:lang w:val="en-US"/>
-            </w:rPr>
-            <w:t xml:space="preserve">Chauhan, K., Jandu, J. S., Brent, L. H., &amp; Al-Dhahir, M. A. (2023). Rheumatoid Arthritis. </w:t>
+          <w:proofErr w:type="spellStart"/>
+          <w:r>
+            <w:rPr>
+              <w:rFonts w:ascii="Calibri" w:eastAsia="Times New Roman" w:hAnsi="Calibri" w:cs="Calibri"/>
+              <w:color w:val="000000"/>
+            </w:rPr>
+            <w:t>Chauhan</w:t>
+          </w:r>
+          <w:proofErr w:type="spellEnd"/>
+          <w:r>
+            <w:rPr>
+              <w:rFonts w:ascii="Calibri" w:eastAsia="Times New Roman" w:hAnsi="Calibri" w:cs="Calibri"/>
+              <w:color w:val="000000"/>
+            </w:rPr>
+            <w:t xml:space="preserve">, K., </w:t>
+          </w:r>
+          <w:proofErr w:type="spellStart"/>
+          <w:r>
+            <w:rPr>
+              <w:rFonts w:ascii="Calibri" w:eastAsia="Times New Roman" w:hAnsi="Calibri" w:cs="Calibri"/>
+              <w:color w:val="000000"/>
+            </w:rPr>
+            <w:t>Jandu</w:t>
+          </w:r>
+          <w:proofErr w:type="spellEnd"/>
+          <w:r>
+            <w:rPr>
+              <w:rFonts w:ascii="Calibri" w:eastAsia="Times New Roman" w:hAnsi="Calibri" w:cs="Calibri"/>
+              <w:color w:val="000000"/>
+            </w:rPr>
+            <w:t>, J. S., Brent, L. H., &amp; Al-</w:t>
+          </w:r>
+          <w:proofErr w:type="spellStart"/>
+          <w:r>
+            <w:rPr>
+              <w:rFonts w:ascii="Calibri" w:eastAsia="Times New Roman" w:hAnsi="Calibri" w:cs="Calibri"/>
+              <w:color w:val="000000"/>
+            </w:rPr>
+            <w:t>Dhahir</w:t>
+          </w:r>
+          <w:proofErr w:type="spellEnd"/>
+          <w:r>
+            <w:rPr>
+              <w:rFonts w:ascii="Calibri" w:eastAsia="Times New Roman" w:hAnsi="Calibri" w:cs="Calibri"/>
+              <w:color w:val="000000"/>
+            </w:rPr>
+            <w:t xml:space="preserve">, M. A. (2023). </w:t>
+          </w:r>
+          <w:r>
+            <w:rPr>
+              <w:rFonts w:ascii="Calibri" w:eastAsia="Times New Roman" w:hAnsi="Calibri" w:cs="Calibri"/>
+              <w:color w:val="000000"/>
+              <w:lang w:val="en-US"/>
+            </w:rPr>
+            <w:t xml:space="preserve">Rheumatoid Arthritis. </w:t>
           </w:r>
           <w:r>
             <w:rPr>
@@ -313,20 +677,48 @@
             <w:autoSpaceDE w:val="0"/>
             <w:autoSpaceDN w:val="0"/>
             <w:ind w:hanging="480"/>
-            <w:divId w:val="314921246"/>
+            <w:divId w:val="1788161821"/>
             <w:rPr>
               <w:rFonts w:ascii="Calibri" w:eastAsia="Times New Roman" w:hAnsi="Calibri" w:cs="Calibri"/>
               <w:color w:val="000000"/>
               <w:lang w:val="en-US"/>
             </w:rPr>
           </w:pPr>
-          <w:r>
-            <w:rPr>
-              <w:rFonts w:ascii="Calibri" w:eastAsia="Times New Roman" w:hAnsi="Calibri" w:cs="Calibri"/>
-              <w:color w:val="000000"/>
-              <w:lang w:val="en-US"/>
-            </w:rPr>
-            <w:t xml:space="preserve">Deseatnicova, E., Frunze, V., Usatii, R., &amp; Groppa, L. (2026). Rheumatoid arthritis worldwide: inequalities in epidemiology and care. </w:t>
+          <w:proofErr w:type="spellStart"/>
+          <w:r>
+            <w:rPr>
+              <w:rFonts w:ascii="Calibri" w:eastAsia="Times New Roman" w:hAnsi="Calibri" w:cs="Calibri"/>
+              <w:color w:val="000000"/>
+              <w:lang w:val="en-US"/>
+            </w:rPr>
+            <w:t>Deseatnicova</w:t>
+          </w:r>
+          <w:proofErr w:type="spellEnd"/>
+          <w:r>
+            <w:rPr>
+              <w:rFonts w:ascii="Calibri" w:eastAsia="Times New Roman" w:hAnsi="Calibri" w:cs="Calibri"/>
+              <w:color w:val="000000"/>
+              <w:lang w:val="en-US"/>
+            </w:rPr>
+            <w:t xml:space="preserve">, E., Frunze, V., Usatii, R., &amp; </w:t>
+          </w:r>
+          <w:proofErr w:type="spellStart"/>
+          <w:r>
+            <w:rPr>
+              <w:rFonts w:ascii="Calibri" w:eastAsia="Times New Roman" w:hAnsi="Calibri" w:cs="Calibri"/>
+              <w:color w:val="000000"/>
+              <w:lang w:val="en-US"/>
+            </w:rPr>
+            <w:t>Groppa</w:t>
+          </w:r>
+          <w:proofErr w:type="spellEnd"/>
+          <w:r>
+            <w:rPr>
+              <w:rFonts w:ascii="Calibri" w:eastAsia="Times New Roman" w:hAnsi="Calibri" w:cs="Calibri"/>
+              <w:color w:val="000000"/>
+              <w:lang w:val="en-US"/>
+            </w:rPr>
+            <w:t xml:space="preserve">, L. (2026). Rheumatoid arthritis worldwide: inequalities in epidemiology and care. </w:t>
           </w:r>
           <w:r>
             <w:rPr>
@@ -370,7 +762,7 @@
             <w:autoSpaceDE w:val="0"/>
             <w:autoSpaceDN w:val="0"/>
             <w:ind w:hanging="480"/>
-            <w:divId w:val="290327894"/>
+            <w:divId w:val="779227229"/>
             <w:rPr>
               <w:rFonts w:ascii="Calibri" w:eastAsia="Times New Roman" w:hAnsi="Calibri" w:cs="Calibri"/>
               <w:color w:val="000000"/>
@@ -401,7 +793,7 @@
             <w:autoSpaceDE w:val="0"/>
             <w:autoSpaceDN w:val="0"/>
             <w:ind w:hanging="480"/>
-            <w:divId w:val="1558782986"/>
+            <w:divId w:val="134642410"/>
             <w:rPr>
               <w:rFonts w:ascii="Calibri" w:eastAsia="Times New Roman" w:hAnsi="Calibri" w:cs="Calibri"/>
               <w:color w:val="000000"/>
@@ -458,7 +850,7 @@
             <w:autoSpaceDE w:val="0"/>
             <w:autoSpaceDN w:val="0"/>
             <w:ind w:hanging="480"/>
-            <w:divId w:val="687489368"/>
+            <w:divId w:val="1373654301"/>
             <w:rPr>
               <w:rFonts w:ascii="Calibri" w:eastAsia="Times New Roman" w:hAnsi="Calibri" w:cs="Calibri"/>
               <w:color w:val="000000"/>
@@ -481,7 +873,29 @@
               <w:color w:val="000000"/>
               <w:lang w:val="en-US"/>
             </w:rPr>
-            <w:t>Package “pathview” Title a tool set for pathway based data integration and visualization</w:t>
+            <w:t>Package “</w:t>
+          </w:r>
+          <w:proofErr w:type="spellStart"/>
+          <w:r>
+            <w:rPr>
+              <w:rFonts w:ascii="Calibri" w:eastAsia="Times New Roman" w:hAnsi="Calibri" w:cs="Calibri"/>
+              <w:i/>
+              <w:iCs/>
+              <w:color w:val="000000"/>
+              <w:lang w:val="en-US"/>
+            </w:rPr>
+            <w:t>pathview</w:t>
+          </w:r>
+          <w:proofErr w:type="spellEnd"/>
+          <w:r>
+            <w:rPr>
+              <w:rFonts w:ascii="Calibri" w:eastAsia="Times New Roman" w:hAnsi="Calibri" w:cs="Calibri"/>
+              <w:i/>
+              <w:iCs/>
+              <w:color w:val="000000"/>
+              <w:lang w:val="en-US"/>
+            </w:rPr>
+            <w:t>” Title a tool set for pathway based data integration and visualization</w:t>
           </w:r>
           <w:r>
             <w:rPr>
@@ -497,7 +911,7 @@
             <w:autoSpaceDE w:val="0"/>
             <w:autoSpaceDN w:val="0"/>
             <w:ind w:hanging="480"/>
-            <w:divId w:val="608006022"/>
+            <w:divId w:val="1955793045"/>
             <w:rPr>
               <w:rFonts w:ascii="Calibri" w:eastAsia="Times New Roman" w:hAnsi="Calibri" w:cs="Calibri"/>
               <w:color w:val="000000"/>
@@ -554,7 +968,7 @@
             <w:autoSpaceDE w:val="0"/>
             <w:autoSpaceDN w:val="0"/>
             <w:ind w:hanging="480"/>
-            <w:divId w:val="1226069762"/>
+            <w:divId w:val="1612778936"/>
             <w:rPr>
               <w:rFonts w:ascii="Calibri" w:eastAsia="Times New Roman" w:hAnsi="Calibri" w:cs="Calibri"/>
               <w:color w:val="000000"/>
@@ -567,7 +981,25 @@
               <w:color w:val="000000"/>
               <w:lang w:val="en-US"/>
             </w:rPr>
-            <w:t xml:space="preserve">Morgan, M., &amp; Ramos, M. (2025). Access the Bioconductor Project Package Repository [R package BiocManager version 1.30.27]. </w:t>
+            <w:t xml:space="preserve">Morgan, M., &amp; Ramos, M. (2025). Access the Bioconductor Project Package Repository [R package </w:t>
+          </w:r>
+          <w:proofErr w:type="spellStart"/>
+          <w:r>
+            <w:rPr>
+              <w:rFonts w:ascii="Calibri" w:eastAsia="Times New Roman" w:hAnsi="Calibri" w:cs="Calibri"/>
+              <w:color w:val="000000"/>
+              <w:lang w:val="en-US"/>
+            </w:rPr>
+            <w:t>BiocManager</w:t>
+          </w:r>
+          <w:proofErr w:type="spellEnd"/>
+          <w:r>
+            <w:rPr>
+              <w:rFonts w:ascii="Calibri" w:eastAsia="Times New Roman" w:hAnsi="Calibri" w:cs="Calibri"/>
+              <w:color w:val="000000"/>
+              <w:lang w:val="en-US"/>
+            </w:rPr>
+            <w:t xml:space="preserve"> version 1.30.27]. </w:t>
           </w:r>
           <w:r>
             <w:rPr>
@@ -593,7 +1025,7 @@
             <w:autoSpaceDE w:val="0"/>
             <w:autoSpaceDN w:val="0"/>
             <w:ind w:hanging="480"/>
-            <w:divId w:val="1415660531"/>
+            <w:divId w:val="133179836"/>
             <w:rPr>
               <w:rFonts w:ascii="Calibri" w:eastAsia="Times New Roman" w:hAnsi="Calibri" w:cs="Calibri"/>
               <w:color w:val="000000"/>
@@ -624,7 +1056,7 @@
             <w:autoSpaceDE w:val="0"/>
             <w:autoSpaceDN w:val="0"/>
             <w:ind w:hanging="480"/>
-            <w:divId w:val="1616672406"/>
+            <w:divId w:val="1766614542"/>
             <w:rPr>
               <w:rFonts w:ascii="Calibri" w:eastAsia="Times New Roman" w:hAnsi="Calibri" w:cs="Calibri"/>
               <w:color w:val="000000"/>
@@ -639,7 +1071,29 @@
               <w:color w:val="000000"/>
               <w:lang w:val="en-US"/>
             </w:rPr>
-            <w:t>Package “Rsamtools.”</w:t>
+            <w:t>Package “</w:t>
+          </w:r>
+          <w:proofErr w:type="spellStart"/>
+          <w:r>
+            <w:rPr>
+              <w:rFonts w:ascii="Calibri" w:eastAsia="Times New Roman" w:hAnsi="Calibri" w:cs="Calibri"/>
+              <w:i/>
+              <w:iCs/>
+              <w:color w:val="000000"/>
+              <w:lang w:val="en-US"/>
+            </w:rPr>
+            <w:t>Rsamtools</w:t>
+          </w:r>
+          <w:proofErr w:type="spellEnd"/>
+          <w:r>
+            <w:rPr>
+              <w:rFonts w:ascii="Calibri" w:eastAsia="Times New Roman" w:hAnsi="Calibri" w:cs="Calibri"/>
+              <w:i/>
+              <w:iCs/>
+              <w:color w:val="000000"/>
+              <w:lang w:val="en-US"/>
+            </w:rPr>
+            <w:t>.”</w:t>
           </w:r>
           <w:r>
             <w:rPr>
@@ -655,21 +1109,102 @@
             <w:autoSpaceDE w:val="0"/>
             <w:autoSpaceDN w:val="0"/>
             <w:ind w:hanging="480"/>
-            <w:divId w:val="9063643"/>
+            <w:divId w:val="80488258"/>
             <w:rPr>
               <w:rFonts w:ascii="Calibri" w:eastAsia="Times New Roman" w:hAnsi="Calibri" w:cs="Calibri"/>
               <w:color w:val="000000"/>
               <w:lang w:val="en-US"/>
             </w:rPr>
           </w:pPr>
-          <w:r>
-            <w:rPr>
-              <w:rFonts w:ascii="Calibri" w:eastAsia="Times New Roman" w:hAnsi="Calibri" w:cs="Calibri"/>
-              <w:color w:val="000000"/>
-              <w:lang w:val="en-US"/>
-            </w:rPr>
-            <w:t xml:space="preserve">Shi, W. (2022). </w:t>
-          </w:r>
+          <w:proofErr w:type="spellStart"/>
+          <w:r>
+            <w:rPr>
+              <w:rFonts w:ascii="Calibri" w:eastAsia="Times New Roman" w:hAnsi="Calibri" w:cs="Calibri"/>
+              <w:color w:val="000000"/>
+            </w:rPr>
+            <w:t>Platzer</w:t>
+          </w:r>
+          <w:proofErr w:type="spellEnd"/>
+          <w:r>
+            <w:rPr>
+              <w:rFonts w:ascii="Calibri" w:eastAsia="Times New Roman" w:hAnsi="Calibri" w:cs="Calibri"/>
+              <w:color w:val="000000"/>
+            </w:rPr>
+            <w:t xml:space="preserve">, A., </w:t>
+          </w:r>
+          <w:proofErr w:type="spellStart"/>
+          <w:r>
+            <w:rPr>
+              <w:rFonts w:ascii="Calibri" w:eastAsia="Times New Roman" w:hAnsi="Calibri" w:cs="Calibri"/>
+              <w:color w:val="000000"/>
+            </w:rPr>
+            <w:t>Nussbaumer</w:t>
+          </w:r>
+          <w:proofErr w:type="spellEnd"/>
+          <w:r>
+            <w:rPr>
+              <w:rFonts w:ascii="Calibri" w:eastAsia="Times New Roman" w:hAnsi="Calibri" w:cs="Calibri"/>
+              <w:color w:val="000000"/>
+            </w:rPr>
+            <w:t xml:space="preserve">, T., </w:t>
+          </w:r>
+          <w:proofErr w:type="spellStart"/>
+          <w:r>
+            <w:rPr>
+              <w:rFonts w:ascii="Calibri" w:eastAsia="Times New Roman" w:hAnsi="Calibri" w:cs="Calibri"/>
+              <w:color w:val="000000"/>
+            </w:rPr>
+            <w:t>Karonitsch</w:t>
+          </w:r>
+          <w:proofErr w:type="spellEnd"/>
+          <w:r>
+            <w:rPr>
+              <w:rFonts w:ascii="Calibri" w:eastAsia="Times New Roman" w:hAnsi="Calibri" w:cs="Calibri"/>
+              <w:color w:val="000000"/>
+            </w:rPr>
+            <w:t xml:space="preserve">, T., </w:t>
+          </w:r>
+          <w:proofErr w:type="spellStart"/>
+          <w:r>
+            <w:rPr>
+              <w:rFonts w:ascii="Calibri" w:eastAsia="Times New Roman" w:hAnsi="Calibri" w:cs="Calibri"/>
+              <w:color w:val="000000"/>
+            </w:rPr>
+            <w:t>Smolen</w:t>
+          </w:r>
+          <w:proofErr w:type="spellEnd"/>
+          <w:r>
+            <w:rPr>
+              <w:rFonts w:ascii="Calibri" w:eastAsia="Times New Roman" w:hAnsi="Calibri" w:cs="Calibri"/>
+              <w:color w:val="000000"/>
+            </w:rPr>
+            <w:t xml:space="preserve">, J. S., &amp; </w:t>
+          </w:r>
+          <w:proofErr w:type="spellStart"/>
+          <w:r>
+            <w:rPr>
+              <w:rFonts w:ascii="Calibri" w:eastAsia="Times New Roman" w:hAnsi="Calibri" w:cs="Calibri"/>
+              <w:color w:val="000000"/>
+            </w:rPr>
+            <w:t>Aletaha</w:t>
+          </w:r>
+          <w:proofErr w:type="spellEnd"/>
+          <w:r>
+            <w:rPr>
+              <w:rFonts w:ascii="Calibri" w:eastAsia="Times New Roman" w:hAnsi="Calibri" w:cs="Calibri"/>
+              <w:color w:val="000000"/>
+            </w:rPr>
+            <w:t xml:space="preserve">, D. (2019). </w:t>
+          </w:r>
+          <w:r>
+            <w:rPr>
+              <w:rFonts w:ascii="Calibri" w:eastAsia="Times New Roman" w:hAnsi="Calibri" w:cs="Calibri"/>
+              <w:color w:val="000000"/>
+              <w:lang w:val="en-US"/>
+            </w:rPr>
+            <w:t xml:space="preserve">Analysis of gene expression in rheumatoid arthritis and related conditions offers insights into sex-bias, gene biotypes and co-expression patterns. </w:t>
+          </w:r>
+          <w:proofErr w:type="spellStart"/>
           <w:r>
             <w:rPr>
               <w:rFonts w:ascii="Calibri" w:eastAsia="Times New Roman" w:hAnsi="Calibri" w:cs="Calibri"/>
@@ -678,15 +1213,44 @@
               <w:color w:val="000000"/>
               <w:lang w:val="en-US"/>
             </w:rPr>
-            <w:t>Rsubread package: high-performance read alignment, quantication and mutation discovery</w:t>
-          </w:r>
-          <w:r>
-            <w:rPr>
-              <w:rFonts w:ascii="Calibri" w:eastAsia="Times New Roman" w:hAnsi="Calibri" w:cs="Calibri"/>
-              <w:color w:val="000000"/>
-              <w:lang w:val="en-US"/>
-            </w:rPr>
-            <w:t>.</w:t>
+            <w:t>PloS</w:t>
+          </w:r>
+          <w:proofErr w:type="spellEnd"/>
+          <w:r>
+            <w:rPr>
+              <w:rFonts w:ascii="Calibri" w:eastAsia="Times New Roman" w:hAnsi="Calibri" w:cs="Calibri"/>
+              <w:i/>
+              <w:iCs/>
+              <w:color w:val="000000"/>
+              <w:lang w:val="en-US"/>
+            </w:rPr>
+            <w:t xml:space="preserve"> One</w:t>
+          </w:r>
+          <w:r>
+            <w:rPr>
+              <w:rFonts w:ascii="Calibri" w:eastAsia="Times New Roman" w:hAnsi="Calibri" w:cs="Calibri"/>
+              <w:color w:val="000000"/>
+              <w:lang w:val="en-US"/>
+            </w:rPr>
+            <w:t xml:space="preserve">, </w:t>
+          </w:r>
+          <w:r>
+            <w:rPr>
+              <w:rFonts w:ascii="Calibri" w:eastAsia="Times New Roman" w:hAnsi="Calibri" w:cs="Calibri"/>
+              <w:i/>
+              <w:iCs/>
+              <w:color w:val="000000"/>
+              <w:lang w:val="en-US"/>
+            </w:rPr>
+            <w:t>14</w:t>
+          </w:r>
+          <w:r>
+            <w:rPr>
+              <w:rFonts w:ascii="Calibri" w:eastAsia="Times New Roman" w:hAnsi="Calibri" w:cs="Calibri"/>
+              <w:color w:val="000000"/>
+              <w:lang w:val="en-US"/>
+            </w:rPr>
+            <w:t>(7). https://doi.org/10.1371/JOURNAL.PONE.0219698</w:t>
           </w:r>
         </w:p>
         <w:p>
@@ -694,12 +1258,23 @@
             <w:autoSpaceDE w:val="0"/>
             <w:autoSpaceDN w:val="0"/>
             <w:ind w:hanging="480"/>
-            <w:divId w:val="1730761773"/>
-            <w:rPr>
-              <w:rFonts w:ascii="Calibri" w:eastAsia="Times New Roman" w:hAnsi="Calibri" w:cs="Calibri"/>
-              <w:color w:val="000000"/>
+            <w:divId w:val="1356417697"/>
+            <w:rPr>
+              <w:rFonts w:ascii="Calibri" w:eastAsia="Times New Roman" w:hAnsi="Calibri" w:cs="Calibri"/>
+              <w:color w:val="000000"/>
+              <w:lang w:val="en-US"/>
             </w:rPr>
           </w:pPr>
+          <w:r>
+            <w:rPr>
+              <w:rFonts w:ascii="Calibri" w:eastAsia="Times New Roman" w:hAnsi="Calibri" w:cs="Calibri"/>
+              <w:color w:val="000000"/>
+              <w:lang w:val="en-US"/>
+            </w:rPr>
+            <w:lastRenderedPageBreak/>
+            <w:t xml:space="preserve">Shi, W. (2022). </w:t>
+          </w:r>
+          <w:proofErr w:type="spellStart"/>
           <w:r>
             <w:rPr>
               <w:rFonts w:ascii="Calibri" w:eastAsia="Times New Roman" w:hAnsi="Calibri" w:cs="Calibri"/>
@@ -708,22 +1283,48 @@
               <w:color w:val="000000"/>
               <w:lang w:val="en-US"/>
             </w:rPr>
-            <w:t>Title Client-side REST access to the Kyoto Encyclopedia of Genes and Genomes (KEGG)</w:t>
-          </w:r>
-          <w:r>
-            <w:rPr>
-              <w:rFonts w:ascii="Calibri" w:eastAsia="Times New Roman" w:hAnsi="Calibri" w:cs="Calibri"/>
-              <w:color w:val="000000"/>
-              <w:lang w:val="en-US"/>
-            </w:rPr>
-            <w:t xml:space="preserve">. </w:t>
-          </w:r>
-          <w:r>
-            <w:rPr>
-              <w:rFonts w:ascii="Calibri" w:eastAsia="Times New Roman" w:hAnsi="Calibri" w:cs="Calibri"/>
-              <w:color w:val="000000"/>
-            </w:rPr>
-            <w:t>(2025). https://www.kegg.jp/kegg/rest/</w:t>
+            <w:t>Rsubread</w:t>
+          </w:r>
+          <w:proofErr w:type="spellEnd"/>
+          <w:r>
+            <w:rPr>
+              <w:rFonts w:ascii="Calibri" w:eastAsia="Times New Roman" w:hAnsi="Calibri" w:cs="Calibri"/>
+              <w:i/>
+              <w:iCs/>
+              <w:color w:val="000000"/>
+              <w:lang w:val="en-US"/>
+            </w:rPr>
+            <w:t xml:space="preserve"> package: high-performance read alignment, </w:t>
+          </w:r>
+          <w:proofErr w:type="spellStart"/>
+          <w:r>
+            <w:rPr>
+              <w:rFonts w:ascii="Calibri" w:eastAsia="Times New Roman" w:hAnsi="Calibri" w:cs="Calibri"/>
+              <w:i/>
+              <w:iCs/>
+              <w:color w:val="000000"/>
+              <w:lang w:val="en-US"/>
+            </w:rPr>
+            <w:t>quantication</w:t>
+          </w:r>
+          <w:proofErr w:type="spellEnd"/>
+          <w:r>
+            <w:rPr>
+              <w:rFonts w:ascii="Calibri" w:eastAsia="Times New Roman" w:hAnsi="Calibri" w:cs="Calibri"/>
+              <w:i/>
+              <w:iCs/>
+              <w:color w:val="000000"/>
+              <w:lang w:val="en-US"/>
+            </w:rPr>
+            <w:t xml:space="preserve"> and mutation discovery</w:t>
+          </w:r>
+          <w:r>
+            <w:rPr>
+              <w:rFonts w:ascii="Calibri" w:eastAsia="Times New Roman" w:hAnsi="Calibri" w:cs="Calibri"/>
+              <w:color w:val="000000"/>
+              <w:lang w:val="en-US"/>
+            </w:rPr>
+            <w:t>.</w:t>
           </w:r>
         </w:p>
         <w:p>
@@ -731,29 +1332,12 @@
             <w:autoSpaceDE w:val="0"/>
             <w:autoSpaceDN w:val="0"/>
             <w:ind w:hanging="480"/>
-            <w:divId w:val="454518352"/>
-            <w:rPr>
-              <w:rFonts w:ascii="Calibri" w:eastAsia="Times New Roman" w:hAnsi="Calibri" w:cs="Calibri"/>
-              <w:color w:val="000000"/>
-              <w:lang w:val="en-US"/>
+            <w:divId w:val="429860607"/>
+            <w:rPr>
+              <w:rFonts w:ascii="Calibri" w:eastAsia="Times New Roman" w:hAnsi="Calibri" w:cs="Calibri"/>
+              <w:color w:val="000000"/>
             </w:rPr>
           </w:pPr>
-          <w:r>
-            <w:rPr>
-              <w:rFonts w:ascii="Calibri" w:eastAsia="Times New Roman" w:hAnsi="Calibri" w:cs="Calibri"/>
-              <w:color w:val="000000"/>
-            </w:rPr>
-            <w:lastRenderedPageBreak/>
-            <w:t xml:space="preserve">Wang, X., Fang, G., Yang, Y., &amp; Pang, Y. (2019). </w:t>
-          </w:r>
-          <w:r>
-            <w:rPr>
-              <w:rFonts w:ascii="Calibri" w:eastAsia="Times New Roman" w:hAnsi="Calibri" w:cs="Calibri"/>
-              <w:color w:val="000000"/>
-              <w:lang w:val="en-US"/>
-            </w:rPr>
-            <w:t xml:space="preserve">The newly discovered natural compounds against rheumatoid arthritis-an overview. </w:t>
-          </w:r>
           <w:r>
             <w:rPr>
               <w:rFonts w:ascii="Calibri" w:eastAsia="Times New Roman" w:hAnsi="Calibri" w:cs="Calibri"/>
@@ -762,33 +1346,22 @@
               <w:color w:val="000000"/>
               <w:lang w:val="en-US"/>
             </w:rPr>
-            <w:t>Phytochemistry Letters</w:t>
-          </w:r>
-          <w:r>
-            <w:rPr>
-              <w:rFonts w:ascii="Calibri" w:eastAsia="Times New Roman" w:hAnsi="Calibri" w:cs="Calibri"/>
-              <w:color w:val="000000"/>
-              <w:lang w:val="en-US"/>
-            </w:rPr>
-            <w:t xml:space="preserve">, </w:t>
-          </w:r>
-          <w:r>
-            <w:rPr>
-              <w:rFonts w:ascii="Calibri" w:eastAsia="Times New Roman" w:hAnsi="Calibri" w:cs="Calibri"/>
-              <w:i/>
-              <w:iCs/>
-              <w:color w:val="000000"/>
-              <w:lang w:val="en-US"/>
-            </w:rPr>
-            <w:t>34</w:t>
-          </w:r>
-          <w:r>
-            <w:rPr>
-              <w:rFonts w:ascii="Calibri" w:eastAsia="Times New Roman" w:hAnsi="Calibri" w:cs="Calibri"/>
-              <w:color w:val="000000"/>
-              <w:lang w:val="en-US"/>
-            </w:rPr>
-            <w:t>, 50–58. https://doi.org/10.1016/J.PHYTOL.2019.09.011</w:t>
+            <w:t>Title Client-side REST access to the Kyoto Encyclopedia of Genes and Genomes (KEGG)</w:t>
+          </w:r>
+          <w:r>
+            <w:rPr>
+              <w:rFonts w:ascii="Calibri" w:eastAsia="Times New Roman" w:hAnsi="Calibri" w:cs="Calibri"/>
+              <w:color w:val="000000"/>
+              <w:lang w:val="en-US"/>
+            </w:rPr>
+            <w:t xml:space="preserve">. </w:t>
+          </w:r>
+          <w:r>
+            <w:rPr>
+              <w:rFonts w:ascii="Calibri" w:eastAsia="Times New Roman" w:hAnsi="Calibri" w:cs="Calibri"/>
+              <w:color w:val="000000"/>
+            </w:rPr>
+            <w:t>(2025). https://www.kegg.jp/kegg/rest/</w:t>
           </w:r>
         </w:p>
         <w:p>
@@ -796,7 +1369,7 @@
             <w:autoSpaceDE w:val="0"/>
             <w:autoSpaceDN w:val="0"/>
             <w:ind w:hanging="480"/>
-            <w:divId w:val="1166240734"/>
+            <w:divId w:val="2084136847"/>
             <w:rPr>
               <w:rFonts w:ascii="Calibri" w:eastAsia="Times New Roman" w:hAnsi="Calibri" w:cs="Calibri"/>
               <w:color w:val="000000"/>
@@ -807,9 +1380,32 @@
             <w:rPr>
               <w:rFonts w:ascii="Calibri" w:eastAsia="Times New Roman" w:hAnsi="Calibri" w:cs="Calibri"/>
               <w:color w:val="000000"/>
-              <w:lang w:val="en-US"/>
-            </w:rPr>
-            <w:t xml:space="preserve">Wickham, H., François, R., Henry, L., Müller, K., &amp; Vaughan, D. (2014). dplyr: A Grammar of Data Manipulation. </w:t>
+            </w:rPr>
+            <w:t xml:space="preserve">Wang, X., </w:t>
+          </w:r>
+          <w:proofErr w:type="spellStart"/>
+          <w:r>
+            <w:rPr>
+              <w:rFonts w:ascii="Calibri" w:eastAsia="Times New Roman" w:hAnsi="Calibri" w:cs="Calibri"/>
+              <w:color w:val="000000"/>
+            </w:rPr>
+            <w:t>Fang</w:t>
+          </w:r>
+          <w:proofErr w:type="spellEnd"/>
+          <w:r>
+            <w:rPr>
+              <w:rFonts w:ascii="Calibri" w:eastAsia="Times New Roman" w:hAnsi="Calibri" w:cs="Calibri"/>
+              <w:color w:val="000000"/>
+            </w:rPr>
+            <w:t xml:space="preserve">, G., Yang, Y., &amp; Pang, Y. (2019). </w:t>
+          </w:r>
+          <w:r>
+            <w:rPr>
+              <w:rFonts w:ascii="Calibri" w:eastAsia="Times New Roman" w:hAnsi="Calibri" w:cs="Calibri"/>
+              <w:color w:val="000000"/>
+              <w:lang w:val="en-US"/>
+            </w:rPr>
+            <w:t xml:space="preserve">The newly discovered natural compounds against rheumatoid arthritis-an overview. </w:t>
           </w:r>
           <w:r>
             <w:rPr>
@@ -819,15 +1415,33 @@
               <w:color w:val="000000"/>
               <w:lang w:val="en-US"/>
             </w:rPr>
-            <w:t>CRAN: Contributed Packages</w:t>
-          </w:r>
-          <w:r>
-            <w:rPr>
-              <w:rFonts w:ascii="Calibri" w:eastAsia="Times New Roman" w:hAnsi="Calibri" w:cs="Calibri"/>
-              <w:color w:val="000000"/>
-              <w:lang w:val="en-US"/>
-            </w:rPr>
-            <w:t>. https://doi.org/10.32614/CRAN.PACKAGE.DPLYR</w:t>
+            <w:t>Phytochemistry Letters</w:t>
+          </w:r>
+          <w:r>
+            <w:rPr>
+              <w:rFonts w:ascii="Calibri" w:eastAsia="Times New Roman" w:hAnsi="Calibri" w:cs="Calibri"/>
+              <w:color w:val="000000"/>
+              <w:lang w:val="en-US"/>
+            </w:rPr>
+            <w:t xml:space="preserve">, </w:t>
+          </w:r>
+          <w:r>
+            <w:rPr>
+              <w:rFonts w:ascii="Calibri" w:eastAsia="Times New Roman" w:hAnsi="Calibri" w:cs="Calibri"/>
+              <w:i/>
+              <w:iCs/>
+              <w:color w:val="000000"/>
+              <w:lang w:val="en-US"/>
+            </w:rPr>
+            <w:t>34</w:t>
+          </w:r>
+          <w:r>
+            <w:rPr>
+              <w:rFonts w:ascii="Calibri" w:eastAsia="Times New Roman" w:hAnsi="Calibri" w:cs="Calibri"/>
+              <w:color w:val="000000"/>
+              <w:lang w:val="en-US"/>
+            </w:rPr>
+            <w:t>, 50–58. https://doi.org/10.1016/J.PHYTOL.2019.09.011</w:t>
           </w:r>
         </w:p>
         <w:p>
@@ -835,10 +1449,11 @@
             <w:autoSpaceDE w:val="0"/>
             <w:autoSpaceDN w:val="0"/>
             <w:ind w:hanging="480"/>
-            <w:divId w:val="977303398"/>
-            <w:rPr>
-              <w:rFonts w:ascii="Calibri" w:eastAsia="Times New Roman" w:hAnsi="Calibri" w:cs="Calibri"/>
-              <w:color w:val="000000"/>
+            <w:divId w:val="306589633"/>
+            <w:rPr>
+              <w:rFonts w:ascii="Calibri" w:eastAsia="Times New Roman" w:hAnsi="Calibri" w:cs="Calibri"/>
+              <w:color w:val="000000"/>
+              <w:lang w:val="en-US"/>
             </w:rPr>
           </w:pPr>
           <w:r>
@@ -847,7 +1462,25 @@
               <w:color w:val="000000"/>
               <w:lang w:val="en-US"/>
             </w:rPr>
-            <w:t xml:space="preserve">Zhang, Z., Gao, X., Liu, S., Wang, Q., Wang, Y., Hou, S., Wang, J., &amp; Zhang, Y. (2025). Global, regional, and national epidemiology of rheumatoid arthritis among people aged 20–54 years from 1990 to 2021. </w:t>
+            <w:t xml:space="preserve">Wickham, H., François, R., Henry, L., Müller, K., &amp; Vaughan, D. (2014). </w:t>
+          </w:r>
+          <w:proofErr w:type="spellStart"/>
+          <w:r>
+            <w:rPr>
+              <w:rFonts w:ascii="Calibri" w:eastAsia="Times New Roman" w:hAnsi="Calibri" w:cs="Calibri"/>
+              <w:color w:val="000000"/>
+              <w:lang w:val="en-US"/>
+            </w:rPr>
+            <w:t>dplyr</w:t>
+          </w:r>
+          <w:proofErr w:type="spellEnd"/>
+          <w:r>
+            <w:rPr>
+              <w:rFonts w:ascii="Calibri" w:eastAsia="Times New Roman" w:hAnsi="Calibri" w:cs="Calibri"/>
+              <w:color w:val="000000"/>
+              <w:lang w:val="en-US"/>
+            </w:rPr>
+            <w:t xml:space="preserve">: A Grammar of Data Manipulation. </w:t>
           </w:r>
           <w:r>
             <w:rPr>
@@ -855,9 +1488,69 @@
               <w:i/>
               <w:iCs/>
               <w:color w:val="000000"/>
-            </w:rPr>
-            <w:t>Scientific Reports</w:t>
-          </w:r>
+              <w:lang w:val="en-US"/>
+            </w:rPr>
+            <w:t>CRAN: Contributed Packages</w:t>
+          </w:r>
+          <w:r>
+            <w:rPr>
+              <w:rFonts w:ascii="Calibri" w:eastAsia="Times New Roman" w:hAnsi="Calibri" w:cs="Calibri"/>
+              <w:color w:val="000000"/>
+              <w:lang w:val="en-US"/>
+            </w:rPr>
+            <w:t>. https://doi.org/10.32614/CRAN.PACKAGE.DPLYR</w:t>
+          </w:r>
+        </w:p>
+        <w:p>
+          <w:pPr>
+            <w:autoSpaceDE w:val="0"/>
+            <w:autoSpaceDN w:val="0"/>
+            <w:ind w:hanging="480"/>
+            <w:divId w:val="953832718"/>
+            <w:rPr>
+              <w:rFonts w:ascii="Calibri" w:eastAsia="Times New Roman" w:hAnsi="Calibri" w:cs="Calibri"/>
+              <w:color w:val="000000"/>
+            </w:rPr>
+          </w:pPr>
+          <w:r>
+            <w:rPr>
+              <w:rFonts w:ascii="Calibri" w:eastAsia="Times New Roman" w:hAnsi="Calibri" w:cs="Calibri"/>
+              <w:color w:val="000000"/>
+              <w:lang w:val="en-US"/>
+            </w:rPr>
+            <w:t xml:space="preserve">Zhang, Z., Gao, X., Liu, S., Wang, Q., Wang, Y., Hou, S., Wang, J., &amp; Zhang, Y. (2025). Global, regional, and national epidemiology of rheumatoid arthritis among people aged 20–54 years from 1990 to 2021. </w:t>
+          </w:r>
+          <w:proofErr w:type="spellStart"/>
+          <w:r>
+            <w:rPr>
+              <w:rFonts w:ascii="Calibri" w:eastAsia="Times New Roman" w:hAnsi="Calibri" w:cs="Calibri"/>
+              <w:i/>
+              <w:iCs/>
+              <w:color w:val="000000"/>
+            </w:rPr>
+            <w:t>Scientific</w:t>
+          </w:r>
+          <w:proofErr w:type="spellEnd"/>
+          <w:r>
+            <w:rPr>
+              <w:rFonts w:ascii="Calibri" w:eastAsia="Times New Roman" w:hAnsi="Calibri" w:cs="Calibri"/>
+              <w:i/>
+              <w:iCs/>
+              <w:color w:val="000000"/>
+            </w:rPr>
+            <w:t xml:space="preserve"> </w:t>
+          </w:r>
+          <w:proofErr w:type="spellStart"/>
+          <w:r>
+            <w:rPr>
+              <w:rFonts w:ascii="Calibri" w:eastAsia="Times New Roman" w:hAnsi="Calibri" w:cs="Calibri"/>
+              <w:i/>
+              <w:iCs/>
+              <w:color w:val="000000"/>
+            </w:rPr>
+            <w:t>Reports</w:t>
+          </w:r>
+          <w:proofErr w:type="spellEnd"/>
           <w:r>
             <w:rPr>
               <w:rFonts w:ascii="Calibri" w:eastAsia="Times New Roman" w:hAnsi="Calibri" w:cs="Calibri"/>
@@ -911,6 +1604,7 @@
           <w:bCs/>
         </w:rPr>
       </w:pPr>
+      <w:proofErr w:type="spellStart"/>
       <w:r>
         <w:rPr>
           <w:b/>
@@ -918,6 +1612,7 @@
         </w:rPr>
         <w:t>BiocManager</w:t>
       </w:r>
+      <w:proofErr w:type="spellEnd"/>
       <w:r>
         <w:rPr>
           <w:rFonts w:ascii="Calibri" w:hAnsi="Calibri" w:cs="Calibri"/>
@@ -943,7 +1638,23 @@
               <w:rFonts w:ascii="Calibri" w:hAnsi="Calibri" w:cs="Calibri"/>
               <w:color w:val="000000"/>
             </w:rPr>
-            <w:t>(Wickham et al., 2014)</w:t>
+            <w:t>(</w:t>
+          </w:r>
+          <w:proofErr w:type="spellStart"/>
+          <w:r>
+            <w:rPr>
+              <w:rFonts w:ascii="Calibri" w:hAnsi="Calibri" w:cs="Calibri"/>
+              <w:color w:val="000000"/>
+            </w:rPr>
+            <w:t>Wickham</w:t>
+          </w:r>
+          <w:proofErr w:type="spellEnd"/>
+          <w:r>
+            <w:rPr>
+              <w:rFonts w:ascii="Calibri" w:hAnsi="Calibri" w:cs="Calibri"/>
+              <w:color w:val="000000"/>
+            </w:rPr>
+            <w:t xml:space="preserve"> et al., 2014)</w:t>
           </w:r>
         </w:sdtContent>
       </w:sdt>
@@ -963,6 +1674,7 @@
           <w:bCs/>
         </w:rPr>
       </w:pPr>
+      <w:proofErr w:type="spellStart"/>
       <w:r>
         <w:rPr>
           <w:b/>
@@ -970,6 +1682,7 @@
         </w:rPr>
         <w:t>Rsubread</w:t>
       </w:r>
+      <w:proofErr w:type="spellEnd"/>
       <w:r>
         <w:rPr>
           <w:rFonts w:ascii="Calibri" w:hAnsi="Calibri" w:cs="Calibri"/>
@@ -993,6 +1706,7 @@
           <w:bCs/>
         </w:rPr>
       </w:pPr>
+      <w:proofErr w:type="spellStart"/>
       <w:r>
         <w:rPr>
           <w:b/>
@@ -1000,6 +1714,7 @@
         </w:rPr>
         <w:t>Readr</w:t>
       </w:r>
+      <w:proofErr w:type="spellEnd"/>
       <w:r>
         <w:rPr>
           <w:rFonts w:ascii="Calibri" w:hAnsi="Calibri" w:cs="Calibri"/>
@@ -1025,7 +1740,23 @@
               <w:rFonts w:ascii="Calibri" w:hAnsi="Calibri" w:cs="Calibri"/>
               <w:color w:val="000000"/>
             </w:rPr>
-            <w:t>(Shi, 2022)</w:t>
+            <w:t>(</w:t>
+          </w:r>
+          <w:proofErr w:type="spellStart"/>
+          <w:r>
+            <w:rPr>
+              <w:rFonts w:ascii="Calibri" w:hAnsi="Calibri" w:cs="Calibri"/>
+              <w:color w:val="000000"/>
+            </w:rPr>
+            <w:t>Shi</w:t>
+          </w:r>
+          <w:proofErr w:type="spellEnd"/>
+          <w:r>
+            <w:rPr>
+              <w:rFonts w:ascii="Calibri" w:hAnsi="Calibri" w:cs="Calibri"/>
+              <w:color w:val="000000"/>
+            </w:rPr>
+            <w:t>, 2022)</w:t>
           </w:r>
         </w:sdtContent>
       </w:sdt>
@@ -1042,6 +1773,7 @@
           <w:bCs/>
         </w:rPr>
       </w:pPr>
+      <w:proofErr w:type="spellStart"/>
       <w:r>
         <w:rPr>
           <w:b/>
@@ -1049,6 +1781,7 @@
         </w:rPr>
         <w:t>Dplyr</w:t>
       </w:r>
+      <w:proofErr w:type="spellEnd"/>
       <w:r>
         <w:rPr>
           <w:rFonts w:ascii="Calibri" w:hAnsi="Calibri" w:cs="Calibri"/>
@@ -1094,6 +1827,7 @@
           <w:bCs/>
         </w:rPr>
       </w:pPr>
+      <w:proofErr w:type="spellStart"/>
       <w:r>
         <w:rPr>
           <w:b/>
@@ -1101,6 +1835,7 @@
         </w:rPr>
         <w:t>Rsamtools</w:t>
       </w:r>
+      <w:proofErr w:type="spellEnd"/>
       <w:r>
         <w:rPr>
           <w:rFonts w:ascii="Calibri" w:hAnsi="Calibri" w:cs="Calibri"/>
@@ -1135,7 +1870,27 @@
               <w:iCs/>
               <w:color w:val="000000"/>
             </w:rPr>
-            <w:t>Package “Rsamtools,”</w:t>
+            <w:t>Package “</w:t>
+          </w:r>
+          <w:proofErr w:type="spellStart"/>
+          <w:r>
+            <w:rPr>
+              <w:rFonts w:ascii="Calibri" w:eastAsia="Times New Roman" w:hAnsi="Calibri" w:cs="Calibri"/>
+              <w:i/>
+              <w:iCs/>
+              <w:color w:val="000000"/>
+            </w:rPr>
+            <w:t>Rsamtools</w:t>
+          </w:r>
+          <w:proofErr w:type="spellEnd"/>
+          <w:r>
+            <w:rPr>
+              <w:rFonts w:ascii="Calibri" w:eastAsia="Times New Roman" w:hAnsi="Calibri" w:cs="Calibri"/>
+              <w:i/>
+              <w:iCs/>
+              <w:color w:val="000000"/>
+            </w:rPr>
+            <w:t>,”</w:t>
           </w:r>
           <w:r>
             <w:rPr>
@@ -1213,6 +1968,7 @@
           <w:color w:val="000000"/>
         </w:rPr>
       </w:pPr>
+      <w:proofErr w:type="spellStart"/>
       <w:r>
         <w:rPr>
           <w:b/>
@@ -1220,6 +1976,7 @@
         </w:rPr>
         <w:t>EnhancedVolcano</w:t>
       </w:r>
+      <w:proofErr w:type="spellEnd"/>
       <w:r>
         <w:rPr>
           <w:rFonts w:ascii="Calibri" w:hAnsi="Calibri" w:cs="Calibri"/>
@@ -1234,6 +1991,7 @@
       </w:r>
     </w:p>
     <w:p>
+      <w:proofErr w:type="spellStart"/>
       <w:r>
         <w:rPr>
           <w:b/>
@@ -1241,6 +1999,7 @@
         </w:rPr>
         <w:t>Pathview</w:t>
       </w:r>
+      <w:proofErr w:type="spellEnd"/>
       <w:r>
         <w:rPr>
           <w:rFonts w:ascii="Calibri" w:hAnsi="Calibri" w:cs="Calibri"/>
@@ -1261,6 +2020,7 @@
           <w:bCs/>
         </w:rPr>
       </w:pPr>
+      <w:proofErr w:type="spellStart"/>
       <w:r>
         <w:rPr>
           <w:b/>
@@ -1268,6 +2028,7 @@
         </w:rPr>
         <w:t>Goseq</w:t>
       </w:r>
+      <w:proofErr w:type="spellEnd"/>
     </w:p>
     <w:p>
       <w:r>
@@ -1284,13 +2045,16 @@
           <w:bCs/>
         </w:rPr>
       </w:pPr>
+      <w:proofErr w:type="spellStart"/>
       <w:r>
         <w:rPr>
           <w:b/>
           <w:bCs/>
         </w:rPr>
+        <w:lastRenderedPageBreak/>
         <w:t>Org.Hs.eg.db</w:t>
       </w:r>
+      <w:proofErr w:type="spellEnd"/>
     </w:p>
     <w:p>
       <w:r>
@@ -1307,6 +2071,7 @@
           <w:bCs/>
         </w:rPr>
       </w:pPr>
+      <w:proofErr w:type="spellStart"/>
       <w:r>
         <w:rPr>
           <w:b/>
@@ -1314,10 +2079,10 @@
         </w:rPr>
         <w:t>GO.db</w:t>
       </w:r>
+      <w:proofErr w:type="spellEnd"/>
     </w:p>
     <w:p>
       <w:r>
-        <w:lastRenderedPageBreak/>
         <w:t>Versie 3.17.0</w:t>
       </w:r>
     </w:p>
@@ -1406,7 +2171,23 @@
               <w:rFonts w:ascii="Calibri" w:hAnsi="Calibri" w:cs="Calibri"/>
               <w:color w:val="000000"/>
             </w:rPr>
-            <w:t>(Chauhan et al., 2023)</w:t>
+            <w:t>(</w:t>
+          </w:r>
+          <w:proofErr w:type="spellStart"/>
+          <w:r>
+            <w:rPr>
+              <w:rFonts w:ascii="Calibri" w:hAnsi="Calibri" w:cs="Calibri"/>
+              <w:color w:val="000000"/>
+            </w:rPr>
+            <w:t>Chauhan</w:t>
+          </w:r>
+          <w:proofErr w:type="spellEnd"/>
+          <w:r>
+            <w:rPr>
+              <w:rFonts w:ascii="Calibri" w:hAnsi="Calibri" w:cs="Calibri"/>
+              <w:color w:val="000000"/>
+            </w:rPr>
+            <w:t xml:space="preserve"> et al., 2023)</w:t>
           </w:r>
         </w:sdtContent>
       </w:sdt>
@@ -1470,7 +2251,23 @@
               <w:rFonts w:ascii="Calibri" w:hAnsi="Calibri" w:cs="Calibri"/>
               <w:color w:val="000000"/>
             </w:rPr>
-            <w:t>(Deseatnicova et al., 2026)</w:t>
+            <w:t>(</w:t>
+          </w:r>
+          <w:proofErr w:type="spellStart"/>
+          <w:r>
+            <w:rPr>
+              <w:rFonts w:ascii="Calibri" w:hAnsi="Calibri" w:cs="Calibri"/>
+              <w:color w:val="000000"/>
+            </w:rPr>
+            <w:t>Deseatnicova</w:t>
+          </w:r>
+          <w:proofErr w:type="spellEnd"/>
+          <w:r>
+            <w:rPr>
+              <w:rFonts w:ascii="Calibri" w:hAnsi="Calibri" w:cs="Calibri"/>
+              <w:color w:val="000000"/>
+            </w:rPr>
+            <w:t xml:space="preserve"> et al., 2026)</w:t>
           </w:r>
         </w:sdtContent>
       </w:sdt>
@@ -1873,7 +2670,39 @@
               <w:rFonts w:ascii="Calibri" w:eastAsia="Times New Roman" w:hAnsi="Calibri" w:cs="Calibri"/>
               <w:color w:val="000000"/>
             </w:rPr>
-            <w:t>(Majithia &amp; Geraci, 2007)</w:t>
+            <w:t>(</w:t>
+          </w:r>
+          <w:proofErr w:type="spellStart"/>
+          <w:r>
+            <w:rPr>
+              <w:rFonts w:ascii="Calibri" w:eastAsia="Times New Roman" w:hAnsi="Calibri" w:cs="Calibri"/>
+              <w:color w:val="000000"/>
+            </w:rPr>
+            <w:t>Majithia</w:t>
+          </w:r>
+          <w:proofErr w:type="spellEnd"/>
+          <w:r>
+            <w:rPr>
+              <w:rFonts w:ascii="Calibri" w:eastAsia="Times New Roman" w:hAnsi="Calibri" w:cs="Calibri"/>
+              <w:color w:val="000000"/>
+            </w:rPr>
+            <w:t xml:space="preserve"> &amp; </w:t>
+          </w:r>
+          <w:proofErr w:type="spellStart"/>
+          <w:r>
+            <w:rPr>
+              <w:rFonts w:ascii="Calibri" w:eastAsia="Times New Roman" w:hAnsi="Calibri" w:cs="Calibri"/>
+              <w:color w:val="000000"/>
+            </w:rPr>
+            <w:t>Geraci</w:t>
+          </w:r>
+          <w:proofErr w:type="spellEnd"/>
+          <w:r>
+            <w:rPr>
+              <w:rFonts w:ascii="Calibri" w:eastAsia="Times New Roman" w:hAnsi="Calibri" w:cs="Calibri"/>
+              <w:color w:val="000000"/>
+            </w:rPr>
+            <w:t>, 2007)</w:t>
           </w:r>
         </w:sdtContent>
       </w:sdt>
@@ -1917,7 +2746,23 @@
           <w:rFonts w:ascii="Calibri" w:hAnsi="Calibri" w:cs="Calibri"/>
           <w:color w:val="000000"/>
         </w:rPr>
-        <w:t xml:space="preserve">kan transcriptomics </w:t>
+        <w:t xml:space="preserve">kan </w:t>
+      </w:r>
+      <w:proofErr w:type="spellStart"/>
+      <w:r>
+        <w:rPr>
+          <w:rFonts w:ascii="Calibri" w:hAnsi="Calibri" w:cs="Calibri"/>
+          <w:color w:val="000000"/>
+        </w:rPr>
+        <w:t>transcriptomics</w:t>
+      </w:r>
+      <w:proofErr w:type="spellEnd"/>
+      <w:r>
+        <w:rPr>
+          <w:rFonts w:ascii="Calibri" w:hAnsi="Calibri" w:cs="Calibri"/>
+          <w:color w:val="000000"/>
+        </w:rPr>
+        <w:t xml:space="preserve"> </w:t>
       </w:r>
       <w:r>
         <w:rPr>
@@ -1945,7 +2790,23 @@
           <w:rFonts w:ascii="Calibri" w:hAnsi="Calibri" w:cs="Calibri"/>
           <w:color w:val="000000"/>
         </w:rPr>
-        <w:t>omdat hiermee zichtbaar wordt welke genen en pathways differentieel tot expressie komen bij patiënten met RA in vergelijking met gezonde individuen. Deze inzichten kunnen bijdragen aan het begrijpen van het ontstaan en de progressie van de ziekte.</w:t>
+        <w:t xml:space="preserve">omdat hiermee zichtbaar wordt welke genen en </w:t>
+      </w:r>
+      <w:proofErr w:type="spellStart"/>
+      <w:r>
+        <w:rPr>
+          <w:rFonts w:ascii="Calibri" w:hAnsi="Calibri" w:cs="Calibri"/>
+          <w:color w:val="000000"/>
+        </w:rPr>
+        <w:t>pathways</w:t>
+      </w:r>
+      <w:proofErr w:type="spellEnd"/>
+      <w:r>
+        <w:rPr>
+          <w:rFonts w:ascii="Calibri" w:hAnsi="Calibri" w:cs="Calibri"/>
+          <w:color w:val="000000"/>
+        </w:rPr>
+        <w:t xml:space="preserve"> differentieel tot expressie komen bij patiënten met RA in vergelijking met gezonde individuen. Deze inzichten kunnen bijdragen aan het begrijpen van het ontstaan en de progressie van de ziekte.</w:t>
       </w:r>
     </w:p>
     <w:p>
@@ -2000,15 +2861,68 @@
           <w:rFonts w:ascii="Calibri" w:hAnsi="Calibri" w:cs="Calibri"/>
           <w:color w:val="000000"/>
         </w:rPr>
-        <w:t>Synoviumbiopten van vier patiënten met reumatoïde artritis (RA) en vier controles werden verzameld (fig. 2). Uit de biopten werden DNA geïsoleerd en RNA</w:t>
-      </w:r>
-      <w:r>
-        <w:rPr>
-          <w:rFonts w:ascii="Calibri" w:hAnsi="Calibri" w:cs="Calibri"/>
-          <w:color w:val="000000"/>
-        </w:rPr>
-        <w:noBreakHyphen/>
-        <w:t>sequencing uitgevoerd. Het humane referentiegenoom werd geïndexeerd met Rsubread v</w:t>
+        <w:t xml:space="preserve">De gebruikte data is afkomstig uit een eerder onderzoek </w:t>
+      </w:r>
+      <w:sdt>
+        <w:sdtPr>
+          <w:rPr>
+            <w:rFonts w:ascii="Calibri" w:hAnsi="Calibri" w:cs="Calibri"/>
+            <w:color w:val="000000"/>
+          </w:rPr>
+          <w:tag w:val="MENDELEY_CITATION_v3_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"/>
+          <w:id w:val="1814748638"/>
+          <w:placeholder>
+            <w:docPart w:val="DefaultPlaceholder_-1854013440"/>
+          </w:placeholder>
+        </w:sdtPr>
+        <w:sdtContent>
+          <w:r>
+            <w:rPr>
+              <w:rFonts w:ascii="Calibri" w:hAnsi="Calibri" w:cs="Calibri"/>
+              <w:color w:val="000000"/>
+            </w:rPr>
+            <w:t>(</w:t>
+          </w:r>
+          <w:proofErr w:type="spellStart"/>
+          <w:r>
+            <w:rPr>
+              <w:rFonts w:ascii="Calibri" w:hAnsi="Calibri" w:cs="Calibri"/>
+              <w:color w:val="000000"/>
+            </w:rPr>
+            <w:t>Platzer</w:t>
+          </w:r>
+          <w:proofErr w:type="spellEnd"/>
+          <w:r>
+            <w:rPr>
+              <w:rFonts w:ascii="Calibri" w:hAnsi="Calibri" w:cs="Calibri"/>
+              <w:color w:val="000000"/>
+            </w:rPr>
+            <w:t xml:space="preserve"> et al., 2019)</w:t>
+          </w:r>
+        </w:sdtContent>
+      </w:sdt>
+      <w:r>
+        <w:rPr>
+          <w:rFonts w:ascii="Calibri" w:hAnsi="Calibri" w:cs="Calibri"/>
+          <w:color w:val="000000"/>
+        </w:rPr>
+        <w:t xml:space="preserve">. Het humane referentiegenoom werd geïndexeerd met </w:t>
+      </w:r>
+      <w:proofErr w:type="spellStart"/>
+      <w:r>
+        <w:rPr>
+          <w:rFonts w:ascii="Calibri" w:hAnsi="Calibri" w:cs="Calibri"/>
+          <w:color w:val="000000"/>
+        </w:rPr>
+        <w:t>Rsubread</w:t>
+      </w:r>
+      <w:proofErr w:type="spellEnd"/>
+      <w:r>
+        <w:rPr>
+          <w:rFonts w:ascii="Calibri" w:hAnsi="Calibri" w:cs="Calibri"/>
+          <w:color w:val="000000"/>
+        </w:rPr>
+        <w:t xml:space="preserve"> v</w:t>
       </w:r>
       <w:r>
         <w:rPr>
@@ -2022,7 +2936,39 @@
           <w:rFonts w:ascii="Calibri" w:hAnsi="Calibri" w:cs="Calibri"/>
           <w:color w:val="000000"/>
         </w:rPr>
-        <w:t>2.14.2 en de reads daarop gemapt</w:t>
+        <w:t xml:space="preserve">2.14.2 en de </w:t>
+      </w:r>
+      <w:proofErr w:type="spellStart"/>
+      <w:r>
+        <w:rPr>
+          <w:rFonts w:ascii="Calibri" w:hAnsi="Calibri" w:cs="Calibri"/>
+          <w:color w:val="000000"/>
+        </w:rPr>
+        <w:t>reads</w:t>
+      </w:r>
+      <w:proofErr w:type="spellEnd"/>
+      <w:r>
+        <w:rPr>
+          <w:rFonts w:ascii="Calibri" w:hAnsi="Calibri" w:cs="Calibri"/>
+          <w:color w:val="000000"/>
+        </w:rPr>
+        <w:t xml:space="preserve"> daarop </w:t>
+      </w:r>
+      <w:proofErr w:type="spellStart"/>
+      <w:r>
+        <w:rPr>
+          <w:rFonts w:ascii="Calibri" w:hAnsi="Calibri" w:cs="Calibri"/>
+          <w:color w:val="000000"/>
+        </w:rPr>
+        <w:t>gemapt</w:t>
+      </w:r>
+      <w:proofErr w:type="spellEnd"/>
+      <w:r>
+        <w:rPr>
+          <w:rFonts w:ascii="Calibri" w:hAnsi="Calibri" w:cs="Calibri"/>
+          <w:color w:val="000000"/>
+        </w:rPr>
+        <w:t xml:space="preserve"> (fig. 2)</w:t>
       </w:r>
       <w:r>
         <w:rPr>
@@ -2049,7 +2995,23 @@
               <w:rFonts w:ascii="Calibri" w:hAnsi="Calibri" w:cs="Calibri"/>
               <w:color w:val="000000"/>
             </w:rPr>
-            <w:t>(Shi, 2022)</w:t>
+            <w:t>(</w:t>
+          </w:r>
+          <w:proofErr w:type="spellStart"/>
+          <w:r>
+            <w:rPr>
+              <w:rFonts w:ascii="Calibri" w:hAnsi="Calibri" w:cs="Calibri"/>
+              <w:color w:val="000000"/>
+            </w:rPr>
+            <w:t>Shi</w:t>
+          </w:r>
+          <w:proofErr w:type="spellEnd"/>
+          <w:r>
+            <w:rPr>
+              <w:rFonts w:ascii="Calibri" w:hAnsi="Calibri" w:cs="Calibri"/>
+              <w:color w:val="000000"/>
+            </w:rPr>
+            <w:t>, 2022)</w:t>
           </w:r>
         </w:sdtContent>
       </w:sdt>
@@ -2079,7 +3041,23 @@
           <w:rFonts w:ascii="Calibri" w:hAnsi="Calibri" w:cs="Calibri"/>
           <w:color w:val="000000"/>
         </w:rPr>
-        <w:t xml:space="preserve">ns standaardinstellingen van Rsubread. </w:t>
+        <w:t xml:space="preserve">ns standaardinstellingen van </w:t>
+      </w:r>
+      <w:proofErr w:type="spellStart"/>
+      <w:r>
+        <w:rPr>
+          <w:rFonts w:ascii="Calibri" w:hAnsi="Calibri" w:cs="Calibri"/>
+          <w:color w:val="000000"/>
+        </w:rPr>
+        <w:t>Rsubread</w:t>
+      </w:r>
+      <w:proofErr w:type="spellEnd"/>
+      <w:r>
+        <w:rPr>
+          <w:rFonts w:ascii="Calibri" w:hAnsi="Calibri" w:cs="Calibri"/>
+          <w:color w:val="000000"/>
+        </w:rPr>
+        <w:t xml:space="preserve">. </w:t>
       </w:r>
       <w:r>
         <w:rPr>
@@ -2109,7 +3087,23 @@
           <w:color w:val="000000"/>
         </w:rPr>
         <w:noBreakHyphen/>
-        <w:t>bestand GCF_000001405.40 werden reads per gen gekwantificeerd. Met DESeq2 v</w:t>
+        <w:t xml:space="preserve">bestand GCF_000001405.40 werden </w:t>
+      </w:r>
+      <w:proofErr w:type="spellStart"/>
+      <w:r>
+        <w:rPr>
+          <w:rFonts w:ascii="Calibri" w:hAnsi="Calibri" w:cs="Calibri"/>
+          <w:color w:val="000000"/>
+        </w:rPr>
+        <w:t>reads</w:t>
+      </w:r>
+      <w:proofErr w:type="spellEnd"/>
+      <w:r>
+        <w:rPr>
+          <w:rFonts w:ascii="Calibri" w:hAnsi="Calibri" w:cs="Calibri"/>
+          <w:color w:val="000000"/>
+        </w:rPr>
+        <w:t xml:space="preserve"> per gen gekwantificeerd. Met DESeq2 v</w:t>
       </w:r>
       <w:r>
         <w:rPr>
@@ -2123,8 +3117,17 @@
           <w:rFonts w:ascii="Calibri" w:hAnsi="Calibri" w:cs="Calibri"/>
           <w:color w:val="000000"/>
         </w:rPr>
-        <w:t>1.40.2 werd een count</w:t>
-      </w:r>
+        <w:t xml:space="preserve">1.40.2 werd een </w:t>
+      </w:r>
+      <w:proofErr w:type="spellStart"/>
+      <w:r>
+        <w:rPr>
+          <w:rFonts w:ascii="Calibri" w:hAnsi="Calibri" w:cs="Calibri"/>
+          <w:color w:val="000000"/>
+        </w:rPr>
+        <w:t>count</w:t>
+      </w:r>
+      <w:proofErr w:type="spellEnd"/>
       <w:r>
         <w:rPr>
           <w:rFonts w:ascii="Calibri" w:hAnsi="Calibri" w:cs="Calibri"/>
@@ -2196,7 +3199,23 @@
           <w:rFonts w:ascii="Calibri" w:hAnsi="Calibri" w:cs="Calibri"/>
           <w:color w:val="000000"/>
         </w:rPr>
-        <w:t xml:space="preserve">ignificante genen voldeden aan padj &lt; 0,05. Voor visualisatie en functionele interpretatie </w:t>
+        <w:t xml:space="preserve">ignificante genen voldeden aan </w:t>
+      </w:r>
+      <w:proofErr w:type="spellStart"/>
+      <w:r>
+        <w:rPr>
+          <w:rFonts w:ascii="Calibri" w:hAnsi="Calibri" w:cs="Calibri"/>
+          <w:color w:val="000000"/>
+        </w:rPr>
+        <w:t>padj</w:t>
+      </w:r>
+      <w:proofErr w:type="spellEnd"/>
+      <w:r>
+        <w:rPr>
+          <w:rFonts w:ascii="Calibri" w:hAnsi="Calibri" w:cs="Calibri"/>
+          <w:color w:val="000000"/>
+        </w:rPr>
+        <w:t xml:space="preserve"> &lt; 0,05. Voor visualisatie en functionele interpretatie </w:t>
       </w:r>
       <w:r>
         <w:rPr>
@@ -2270,7 +3289,38 @@
           <w:color w:val="000000"/>
         </w:rPr>
         <w:noBreakHyphen/>
-        <w:t>padverrijkingsanalyse, gevisualiseerd met Pathview v</w:t>
+      </w:r>
+      <w:proofErr w:type="spellStart"/>
+      <w:r>
+        <w:rPr>
+          <w:rFonts w:ascii="Calibri" w:hAnsi="Calibri" w:cs="Calibri"/>
+          <w:color w:val="000000"/>
+        </w:rPr>
+        <w:t>padverrijkingsanalyse</w:t>
+      </w:r>
+      <w:proofErr w:type="spellEnd"/>
+      <w:r>
+        <w:rPr>
+          <w:rFonts w:ascii="Calibri" w:hAnsi="Calibri" w:cs="Calibri"/>
+          <w:color w:val="000000"/>
+        </w:rPr>
+        <w:t xml:space="preserve">, gevisualiseerd met </w:t>
+      </w:r>
+      <w:proofErr w:type="spellStart"/>
+      <w:r>
+        <w:rPr>
+          <w:rFonts w:ascii="Calibri" w:hAnsi="Calibri" w:cs="Calibri"/>
+          <w:color w:val="000000"/>
+        </w:rPr>
+        <w:t>Pathview</w:t>
+      </w:r>
+      <w:proofErr w:type="spellEnd"/>
+      <w:r>
+        <w:rPr>
+          <w:rFonts w:ascii="Calibri" w:hAnsi="Calibri" w:cs="Calibri"/>
+          <w:color w:val="000000"/>
+        </w:rPr>
+        <w:t xml:space="preserve"> v</w:t>
       </w:r>
       <w:r>
         <w:rPr>
@@ -2298,8 +3348,33 @@
           <w:rFonts w:ascii="Calibri" w:hAnsi="Calibri" w:cs="Calibri"/>
           <w:color w:val="000000"/>
         </w:rPr>
-        <w:t xml:space="preserve"> en een Gene Ontology (GO) enrichmentanalyse</w:t>
-      </w:r>
+        <w:t xml:space="preserve"> en een Gene </w:t>
+      </w:r>
+      <w:proofErr w:type="spellStart"/>
+      <w:r>
+        <w:rPr>
+          <w:rFonts w:ascii="Calibri" w:hAnsi="Calibri" w:cs="Calibri"/>
+          <w:color w:val="000000"/>
+        </w:rPr>
+        <w:t>Ontology</w:t>
+      </w:r>
+      <w:proofErr w:type="spellEnd"/>
+      <w:r>
+        <w:rPr>
+          <w:rFonts w:ascii="Calibri" w:hAnsi="Calibri" w:cs="Calibri"/>
+          <w:color w:val="000000"/>
+        </w:rPr>
+        <w:t xml:space="preserve"> (GO) </w:t>
+      </w:r>
+      <w:proofErr w:type="spellStart"/>
+      <w:r>
+        <w:rPr>
+          <w:rFonts w:ascii="Calibri" w:hAnsi="Calibri" w:cs="Calibri"/>
+          <w:color w:val="000000"/>
+        </w:rPr>
+        <w:t>enrichmentanalyse</w:t>
+      </w:r>
+      <w:proofErr w:type="spellEnd"/>
       <w:r>
         <w:rPr>
           <w:rFonts w:ascii="Calibri" w:hAnsi="Calibri" w:cs="Calibri"/>
@@ -2327,6 +3402,7 @@
             </w:rPr>
             <w:t>(</w:t>
           </w:r>
+          <w:proofErr w:type="spellStart"/>
           <w:r>
             <w:rPr>
               <w:rFonts w:ascii="Calibri" w:eastAsia="Times New Roman" w:hAnsi="Calibri" w:cs="Calibri"/>
@@ -2334,15 +3410,9 @@
               <w:iCs/>
               <w:color w:val="000000"/>
             </w:rPr>
-            <w:t>Bioconductor - EnhancedVolcano</w:t>
-          </w:r>
-          <w:r>
-            <w:rPr>
-              <w:rFonts w:ascii="Calibri" w:eastAsia="Times New Roman" w:hAnsi="Calibri" w:cs="Calibri"/>
-              <w:color w:val="000000"/>
-            </w:rPr>
-            <w:t xml:space="preserve">, n.d.; </w:t>
-          </w:r>
+            <w:t>Bioconductor</w:t>
+          </w:r>
+          <w:proofErr w:type="spellEnd"/>
           <w:r>
             <w:rPr>
               <w:rFonts w:ascii="Calibri" w:eastAsia="Times New Roman" w:hAnsi="Calibri" w:cs="Calibri"/>
@@ -2350,15 +3420,9 @@
               <w:iCs/>
               <w:color w:val="000000"/>
             </w:rPr>
-            <w:t>Gene Ontology Enrichment Analysis</w:t>
-          </w:r>
-          <w:r>
-            <w:rPr>
-              <w:rFonts w:ascii="Calibri" w:eastAsia="Times New Roman" w:hAnsi="Calibri" w:cs="Calibri"/>
-              <w:color w:val="000000"/>
-            </w:rPr>
-            <w:t xml:space="preserve">, n.d.; </w:t>
-          </w:r>
+            <w:t xml:space="preserve"> - </w:t>
+          </w:r>
+          <w:proofErr w:type="spellStart"/>
           <w:r>
             <w:rPr>
               <w:rFonts w:ascii="Calibri" w:eastAsia="Times New Roman" w:hAnsi="Calibri" w:cs="Calibri"/>
@@ -2366,14 +3430,262 @@
               <w:iCs/>
               <w:color w:val="000000"/>
             </w:rPr>
-            <w:t>Title Client-Side REST Access to the Kyoto Encyclopedia of Genes and Genomes (KEGG)</w:t>
-          </w:r>
-          <w:r>
-            <w:rPr>
-              <w:rFonts w:ascii="Calibri" w:eastAsia="Times New Roman" w:hAnsi="Calibri" w:cs="Calibri"/>
-              <w:color w:val="000000"/>
-            </w:rPr>
-            <w:t>, 2025; Maintainer &amp; Luo, 2025)</w:t>
+            <w:t>EnhancedVolcano</w:t>
+          </w:r>
+          <w:proofErr w:type="spellEnd"/>
+          <w:r>
+            <w:rPr>
+              <w:rFonts w:ascii="Calibri" w:eastAsia="Times New Roman" w:hAnsi="Calibri" w:cs="Calibri"/>
+              <w:color w:val="000000"/>
+            </w:rPr>
+            <w:t xml:space="preserve">, </w:t>
+          </w:r>
+          <w:proofErr w:type="spellStart"/>
+          <w:r>
+            <w:rPr>
+              <w:rFonts w:ascii="Calibri" w:eastAsia="Times New Roman" w:hAnsi="Calibri" w:cs="Calibri"/>
+              <w:color w:val="000000"/>
+            </w:rPr>
+            <w:t>n.d</w:t>
+          </w:r>
+          <w:proofErr w:type="spellEnd"/>
+          <w:r>
+            <w:rPr>
+              <w:rFonts w:ascii="Calibri" w:eastAsia="Times New Roman" w:hAnsi="Calibri" w:cs="Calibri"/>
+              <w:color w:val="000000"/>
+            </w:rPr>
+            <w:t xml:space="preserve">.; </w:t>
+          </w:r>
+          <w:r>
+            <w:rPr>
+              <w:rFonts w:ascii="Calibri" w:eastAsia="Times New Roman" w:hAnsi="Calibri" w:cs="Calibri"/>
+              <w:i/>
+              <w:iCs/>
+              <w:color w:val="000000"/>
+            </w:rPr>
+            <w:t xml:space="preserve">Gene </w:t>
+          </w:r>
+          <w:proofErr w:type="spellStart"/>
+          <w:r>
+            <w:rPr>
+              <w:rFonts w:ascii="Calibri" w:eastAsia="Times New Roman" w:hAnsi="Calibri" w:cs="Calibri"/>
+              <w:i/>
+              <w:iCs/>
+              <w:color w:val="000000"/>
+            </w:rPr>
+            <w:t>Ontology</w:t>
+          </w:r>
+          <w:proofErr w:type="spellEnd"/>
+          <w:r>
+            <w:rPr>
+              <w:rFonts w:ascii="Calibri" w:eastAsia="Times New Roman" w:hAnsi="Calibri" w:cs="Calibri"/>
+              <w:i/>
+              <w:iCs/>
+              <w:color w:val="000000"/>
+            </w:rPr>
+            <w:t xml:space="preserve"> </w:t>
+          </w:r>
+          <w:proofErr w:type="spellStart"/>
+          <w:r>
+            <w:rPr>
+              <w:rFonts w:ascii="Calibri" w:eastAsia="Times New Roman" w:hAnsi="Calibri" w:cs="Calibri"/>
+              <w:i/>
+              <w:iCs/>
+              <w:color w:val="000000"/>
+            </w:rPr>
+            <w:t>Enrichment</w:t>
+          </w:r>
+          <w:proofErr w:type="spellEnd"/>
+          <w:r>
+            <w:rPr>
+              <w:rFonts w:ascii="Calibri" w:eastAsia="Times New Roman" w:hAnsi="Calibri" w:cs="Calibri"/>
+              <w:i/>
+              <w:iCs/>
+              <w:color w:val="000000"/>
+            </w:rPr>
+            <w:t xml:space="preserve"> Analysis</w:t>
+          </w:r>
+          <w:r>
+            <w:rPr>
+              <w:rFonts w:ascii="Calibri" w:eastAsia="Times New Roman" w:hAnsi="Calibri" w:cs="Calibri"/>
+              <w:color w:val="000000"/>
+            </w:rPr>
+            <w:t xml:space="preserve">, </w:t>
+          </w:r>
+          <w:proofErr w:type="spellStart"/>
+          <w:r>
+            <w:rPr>
+              <w:rFonts w:ascii="Calibri" w:eastAsia="Times New Roman" w:hAnsi="Calibri" w:cs="Calibri"/>
+              <w:color w:val="000000"/>
+            </w:rPr>
+            <w:t>n.d</w:t>
+          </w:r>
+          <w:proofErr w:type="spellEnd"/>
+          <w:r>
+            <w:rPr>
+              <w:rFonts w:ascii="Calibri" w:eastAsia="Times New Roman" w:hAnsi="Calibri" w:cs="Calibri"/>
+              <w:color w:val="000000"/>
+            </w:rPr>
+            <w:t xml:space="preserve">.; </w:t>
+          </w:r>
+          <w:proofErr w:type="spellStart"/>
+          <w:r>
+            <w:rPr>
+              <w:rFonts w:ascii="Calibri" w:eastAsia="Times New Roman" w:hAnsi="Calibri" w:cs="Calibri"/>
+              <w:i/>
+              <w:iCs/>
+              <w:color w:val="000000"/>
+            </w:rPr>
+            <w:t>Title</w:t>
+          </w:r>
+          <w:proofErr w:type="spellEnd"/>
+          <w:r>
+            <w:rPr>
+              <w:rFonts w:ascii="Calibri" w:eastAsia="Times New Roman" w:hAnsi="Calibri" w:cs="Calibri"/>
+              <w:i/>
+              <w:iCs/>
+              <w:color w:val="000000"/>
+            </w:rPr>
+            <w:t xml:space="preserve"> Client-Side REST Access </w:t>
+          </w:r>
+          <w:proofErr w:type="spellStart"/>
+          <w:r>
+            <w:rPr>
+              <w:rFonts w:ascii="Calibri" w:eastAsia="Times New Roman" w:hAnsi="Calibri" w:cs="Calibri"/>
+              <w:i/>
+              <w:iCs/>
+              <w:color w:val="000000"/>
+            </w:rPr>
+            <w:t>to</w:t>
+          </w:r>
+          <w:proofErr w:type="spellEnd"/>
+          <w:r>
+            <w:rPr>
+              <w:rFonts w:ascii="Calibri" w:eastAsia="Times New Roman" w:hAnsi="Calibri" w:cs="Calibri"/>
+              <w:i/>
+              <w:iCs/>
+              <w:color w:val="000000"/>
+            </w:rPr>
+            <w:t xml:space="preserve"> </w:t>
+          </w:r>
+          <w:proofErr w:type="spellStart"/>
+          <w:r>
+            <w:rPr>
+              <w:rFonts w:ascii="Calibri" w:eastAsia="Times New Roman" w:hAnsi="Calibri" w:cs="Calibri"/>
+              <w:i/>
+              <w:iCs/>
+              <w:color w:val="000000"/>
+            </w:rPr>
+            <w:t>the</w:t>
+          </w:r>
+          <w:proofErr w:type="spellEnd"/>
+          <w:r>
+            <w:rPr>
+              <w:rFonts w:ascii="Calibri" w:eastAsia="Times New Roman" w:hAnsi="Calibri" w:cs="Calibri"/>
+              <w:i/>
+              <w:iCs/>
+              <w:color w:val="000000"/>
+            </w:rPr>
+            <w:t xml:space="preserve"> Kyoto Encyclopedia of </w:t>
+          </w:r>
+          <w:proofErr w:type="spellStart"/>
+          <w:r>
+            <w:rPr>
+              <w:rFonts w:ascii="Calibri" w:eastAsia="Times New Roman" w:hAnsi="Calibri" w:cs="Calibri"/>
+              <w:i/>
+              <w:iCs/>
+              <w:color w:val="000000"/>
+            </w:rPr>
+            <w:t>Genes</w:t>
+          </w:r>
+          <w:proofErr w:type="spellEnd"/>
+          <w:r>
+            <w:rPr>
+              <w:rFonts w:ascii="Calibri" w:eastAsia="Times New Roman" w:hAnsi="Calibri" w:cs="Calibri"/>
+              <w:i/>
+              <w:iCs/>
+              <w:color w:val="000000"/>
+            </w:rPr>
+            <w:t xml:space="preserve"> </w:t>
+          </w:r>
+          <w:proofErr w:type="spellStart"/>
+          <w:r>
+            <w:rPr>
+              <w:rFonts w:ascii="Calibri" w:eastAsia="Times New Roman" w:hAnsi="Calibri" w:cs="Calibri"/>
+              <w:i/>
+              <w:iCs/>
+              <w:color w:val="000000"/>
+            </w:rPr>
+            <w:t>and</w:t>
+          </w:r>
+          <w:proofErr w:type="spellEnd"/>
+          <w:r>
+            <w:rPr>
+              <w:rFonts w:ascii="Calibri" w:eastAsia="Times New Roman" w:hAnsi="Calibri" w:cs="Calibri"/>
+              <w:i/>
+              <w:iCs/>
+              <w:color w:val="000000"/>
+            </w:rPr>
+            <w:t xml:space="preserve"> </w:t>
+          </w:r>
+          <w:proofErr w:type="spellStart"/>
+          <w:r>
+            <w:rPr>
+              <w:rFonts w:ascii="Calibri" w:eastAsia="Times New Roman" w:hAnsi="Calibri" w:cs="Calibri"/>
+              <w:i/>
+              <w:iCs/>
+              <w:color w:val="000000"/>
+            </w:rPr>
+            <w:t>Genomes</w:t>
+          </w:r>
+          <w:proofErr w:type="spellEnd"/>
+          <w:r>
+            <w:rPr>
+              <w:rFonts w:ascii="Calibri" w:eastAsia="Times New Roman" w:hAnsi="Calibri" w:cs="Calibri"/>
+              <w:i/>
+              <w:iCs/>
+              <w:color w:val="000000"/>
+            </w:rPr>
+            <w:t xml:space="preserve"> (KEGG)</w:t>
+          </w:r>
+          <w:r>
+            <w:rPr>
+              <w:rFonts w:ascii="Calibri" w:eastAsia="Times New Roman" w:hAnsi="Calibri" w:cs="Calibri"/>
+              <w:color w:val="000000"/>
+            </w:rPr>
+            <w:t xml:space="preserve">, 2025; </w:t>
+          </w:r>
+          <w:proofErr w:type="spellStart"/>
+          <w:r>
+            <w:rPr>
+              <w:rFonts w:ascii="Calibri" w:eastAsia="Times New Roman" w:hAnsi="Calibri" w:cs="Calibri"/>
+              <w:color w:val="000000"/>
+            </w:rPr>
+            <w:t>Maintainer</w:t>
+          </w:r>
+          <w:proofErr w:type="spellEnd"/>
+          <w:r>
+            <w:rPr>
+              <w:rFonts w:ascii="Calibri" w:eastAsia="Times New Roman" w:hAnsi="Calibri" w:cs="Calibri"/>
+              <w:color w:val="000000"/>
+            </w:rPr>
+            <w:t xml:space="preserve"> &amp; </w:t>
+          </w:r>
+          <w:proofErr w:type="spellStart"/>
+          <w:r>
+            <w:rPr>
+              <w:rFonts w:ascii="Calibri" w:eastAsia="Times New Roman" w:hAnsi="Calibri" w:cs="Calibri"/>
+              <w:color w:val="000000"/>
+            </w:rPr>
+            <w:t>Luo</w:t>
+          </w:r>
+          <w:proofErr w:type="spellEnd"/>
+          <w:r>
+            <w:rPr>
+              <w:rFonts w:ascii="Calibri" w:eastAsia="Times New Roman" w:hAnsi="Calibri" w:cs="Calibri"/>
+              <w:color w:val="000000"/>
+            </w:rPr>
+            <w:t>, 2025)</w:t>
           </w:r>
         </w:sdtContent>
       </w:sdt>
@@ -2404,7 +3716,22 @@
           <w:color w:val="000000"/>
         </w:rPr>
         <w:noBreakHyphen/>
-        <w:t xml:space="preserve">enrichment lengtebias </w:t>
+      </w:r>
+      <w:proofErr w:type="spellStart"/>
+      <w:r>
+        <w:rPr>
+          <w:rFonts w:ascii="Calibri" w:hAnsi="Calibri" w:cs="Calibri"/>
+          <w:color w:val="000000"/>
+        </w:rPr>
+        <w:t>enrichment</w:t>
+      </w:r>
+      <w:proofErr w:type="spellEnd"/>
+      <w:r>
+        <w:rPr>
+          <w:rFonts w:ascii="Calibri" w:hAnsi="Calibri" w:cs="Calibri"/>
+          <w:color w:val="000000"/>
+        </w:rPr>
+        <w:t xml:space="preserve"> lengtebias </w:t>
       </w:r>
       <w:r>
         <w:rPr>
@@ -2418,7 +3745,23 @@
           <w:rFonts w:ascii="Calibri" w:hAnsi="Calibri" w:cs="Calibri"/>
           <w:color w:val="000000"/>
         </w:rPr>
-        <w:t>met goseq v</w:t>
+        <w:t xml:space="preserve">met </w:t>
+      </w:r>
+      <w:proofErr w:type="spellStart"/>
+      <w:r>
+        <w:rPr>
+          <w:rFonts w:ascii="Calibri" w:hAnsi="Calibri" w:cs="Calibri"/>
+          <w:color w:val="000000"/>
+        </w:rPr>
+        <w:t>goseq</w:t>
+      </w:r>
+      <w:proofErr w:type="spellEnd"/>
+      <w:r>
+        <w:rPr>
+          <w:rFonts w:ascii="Calibri" w:hAnsi="Calibri" w:cs="Calibri"/>
+          <w:color w:val="000000"/>
+        </w:rPr>
+        <w:t xml:space="preserve"> v</w:t>
       </w:r>
       <w:r>
         <w:rPr>
@@ -2432,7 +3775,23 @@
           <w:rFonts w:ascii="Calibri" w:hAnsi="Calibri" w:cs="Calibri"/>
           <w:color w:val="000000"/>
         </w:rPr>
-        <w:t>1.52.0 en gebruikten org.Hs.eg.db v</w:t>
+        <w:t xml:space="preserve">1.52.0 en gebruikten </w:t>
+      </w:r>
+      <w:proofErr w:type="spellStart"/>
+      <w:r>
+        <w:rPr>
+          <w:rFonts w:ascii="Calibri" w:hAnsi="Calibri" w:cs="Calibri"/>
+          <w:color w:val="000000"/>
+        </w:rPr>
+        <w:t>org.Hs.eg.db</w:t>
+      </w:r>
+      <w:proofErr w:type="spellEnd"/>
+      <w:r>
+        <w:rPr>
+          <w:rFonts w:ascii="Calibri" w:hAnsi="Calibri" w:cs="Calibri"/>
+          <w:color w:val="000000"/>
+        </w:rPr>
+        <w:t xml:space="preserve"> v</w:t>
       </w:r>
       <w:r>
         <w:rPr>
@@ -2446,7 +3805,23 @@
           <w:rFonts w:ascii="Calibri" w:hAnsi="Calibri" w:cs="Calibri"/>
           <w:color w:val="000000"/>
         </w:rPr>
-        <w:t>3.17.0 voor annotatie (hg19, geneSymbol)</w:t>
+        <w:t xml:space="preserve">3.17.0 voor annotatie (hg19, </w:t>
+      </w:r>
+      <w:proofErr w:type="spellStart"/>
+      <w:r>
+        <w:rPr>
+          <w:rFonts w:ascii="Calibri" w:hAnsi="Calibri" w:cs="Calibri"/>
+          <w:color w:val="000000"/>
+        </w:rPr>
+        <w:t>geneSymbol</w:t>
+      </w:r>
+      <w:proofErr w:type="spellEnd"/>
+      <w:r>
+        <w:rPr>
+          <w:rFonts w:ascii="Calibri" w:hAnsi="Calibri" w:cs="Calibri"/>
+          <w:color w:val="000000"/>
+        </w:rPr>
+        <w:t>)</w:t>
       </w:r>
       <w:r>
         <w:rPr>
@@ -2475,6 +3850,7 @@
             </w:rPr>
             <w:t>(</w:t>
           </w:r>
+          <w:proofErr w:type="spellStart"/>
           <w:r>
             <w:rPr>
               <w:rFonts w:ascii="Calibri" w:eastAsia="Times New Roman" w:hAnsi="Calibri" w:cs="Calibri"/>
@@ -2482,15 +3858,9 @@
               <w:iCs/>
               <w:color w:val="000000"/>
             </w:rPr>
-            <w:t>Bioconductor - Goseq</w:t>
-          </w:r>
-          <w:r>
-            <w:rPr>
-              <w:rFonts w:ascii="Calibri" w:eastAsia="Times New Roman" w:hAnsi="Calibri" w:cs="Calibri"/>
-              <w:color w:val="000000"/>
-            </w:rPr>
-            <w:t xml:space="preserve">, n.d.; </w:t>
-          </w:r>
+            <w:t>Bioconductor</w:t>
+          </w:r>
+          <w:proofErr w:type="spellEnd"/>
           <w:r>
             <w:rPr>
               <w:rFonts w:ascii="Calibri" w:eastAsia="Times New Roman" w:hAnsi="Calibri" w:cs="Calibri"/>
@@ -2498,14 +3868,95 @@
               <w:iCs/>
               <w:color w:val="000000"/>
             </w:rPr>
-            <w:t>Bioconductor - Org.Hs.Eg.Db</w:t>
-          </w:r>
-          <w:r>
-            <w:rPr>
-              <w:rFonts w:ascii="Calibri" w:eastAsia="Times New Roman" w:hAnsi="Calibri" w:cs="Calibri"/>
-              <w:color w:val="000000"/>
-            </w:rPr>
-            <w:t>, n.d.)</w:t>
+            <w:t xml:space="preserve"> - </w:t>
+          </w:r>
+          <w:proofErr w:type="spellStart"/>
+          <w:r>
+            <w:rPr>
+              <w:rFonts w:ascii="Calibri" w:eastAsia="Times New Roman" w:hAnsi="Calibri" w:cs="Calibri"/>
+              <w:i/>
+              <w:iCs/>
+              <w:color w:val="000000"/>
+            </w:rPr>
+            <w:t>Goseq</w:t>
+          </w:r>
+          <w:proofErr w:type="spellEnd"/>
+          <w:r>
+            <w:rPr>
+              <w:rFonts w:ascii="Calibri" w:eastAsia="Times New Roman" w:hAnsi="Calibri" w:cs="Calibri"/>
+              <w:color w:val="000000"/>
+            </w:rPr>
+            <w:t xml:space="preserve">, </w:t>
+          </w:r>
+          <w:proofErr w:type="spellStart"/>
+          <w:r>
+            <w:rPr>
+              <w:rFonts w:ascii="Calibri" w:eastAsia="Times New Roman" w:hAnsi="Calibri" w:cs="Calibri"/>
+              <w:color w:val="000000"/>
+            </w:rPr>
+            <w:t>n.d</w:t>
+          </w:r>
+          <w:proofErr w:type="spellEnd"/>
+          <w:r>
+            <w:rPr>
+              <w:rFonts w:ascii="Calibri" w:eastAsia="Times New Roman" w:hAnsi="Calibri" w:cs="Calibri"/>
+              <w:color w:val="000000"/>
+            </w:rPr>
+            <w:t xml:space="preserve">.; </w:t>
+          </w:r>
+          <w:proofErr w:type="spellStart"/>
+          <w:r>
+            <w:rPr>
+              <w:rFonts w:ascii="Calibri" w:eastAsia="Times New Roman" w:hAnsi="Calibri" w:cs="Calibri"/>
+              <w:i/>
+              <w:iCs/>
+              <w:color w:val="000000"/>
+            </w:rPr>
+            <w:t>Bioconductor</w:t>
+          </w:r>
+          <w:proofErr w:type="spellEnd"/>
+          <w:r>
+            <w:rPr>
+              <w:rFonts w:ascii="Calibri" w:eastAsia="Times New Roman" w:hAnsi="Calibri" w:cs="Calibri"/>
+              <w:i/>
+              <w:iCs/>
+              <w:color w:val="000000"/>
+            </w:rPr>
+            <w:t xml:space="preserve"> - </w:t>
+          </w:r>
+          <w:proofErr w:type="spellStart"/>
+          <w:r>
+            <w:rPr>
+              <w:rFonts w:ascii="Calibri" w:eastAsia="Times New Roman" w:hAnsi="Calibri" w:cs="Calibri"/>
+              <w:i/>
+              <w:iCs/>
+              <w:color w:val="000000"/>
+            </w:rPr>
+            <w:t>Org.Hs.Eg.Db</w:t>
+          </w:r>
+          <w:proofErr w:type="spellEnd"/>
+          <w:r>
+            <w:rPr>
+              <w:rFonts w:ascii="Calibri" w:eastAsia="Times New Roman" w:hAnsi="Calibri" w:cs="Calibri"/>
+              <w:color w:val="000000"/>
+            </w:rPr>
+            <w:t xml:space="preserve">, </w:t>
+          </w:r>
+          <w:proofErr w:type="spellStart"/>
+          <w:r>
+            <w:rPr>
+              <w:rFonts w:ascii="Calibri" w:eastAsia="Times New Roman" w:hAnsi="Calibri" w:cs="Calibri"/>
+              <w:color w:val="000000"/>
+            </w:rPr>
+            <w:t>n.d</w:t>
+          </w:r>
+          <w:proofErr w:type="spellEnd"/>
+          <w:r>
+            <w:rPr>
+              <w:rFonts w:ascii="Calibri" w:eastAsia="Times New Roman" w:hAnsi="Calibri" w:cs="Calibri"/>
+              <w:color w:val="000000"/>
+            </w:rPr>
+            <w:t>.)</w:t>
           </w:r>
         </w:sdtContent>
       </w:sdt>
@@ -2514,7 +3965,55 @@
           <w:rFonts w:ascii="Calibri" w:hAnsi="Calibri" w:cs="Calibri"/>
           <w:color w:val="000000"/>
         </w:rPr>
-        <w:t>. Overrepresentatietests werden gecorrigeerd met de Benjamini–Hochberg methode. Alle gebruikte R</w:t>
+        <w:t xml:space="preserve">. </w:t>
+      </w:r>
+      <w:proofErr w:type="spellStart"/>
+      <w:r>
+        <w:rPr>
+          <w:rFonts w:ascii="Calibri" w:hAnsi="Calibri" w:cs="Calibri"/>
+          <w:color w:val="000000"/>
+        </w:rPr>
+        <w:t>Overrepresentatietests</w:t>
+      </w:r>
+      <w:proofErr w:type="spellEnd"/>
+      <w:r>
+        <w:rPr>
+          <w:rFonts w:ascii="Calibri" w:hAnsi="Calibri" w:cs="Calibri"/>
+          <w:color w:val="000000"/>
+        </w:rPr>
+        <w:t xml:space="preserve"> werden gecorrigeerd met de </w:t>
+      </w:r>
+      <w:proofErr w:type="spellStart"/>
+      <w:r>
+        <w:rPr>
+          <w:rFonts w:ascii="Calibri" w:hAnsi="Calibri" w:cs="Calibri"/>
+          <w:color w:val="000000"/>
+        </w:rPr>
+        <w:t>Benjamini</w:t>
+      </w:r>
+      <w:proofErr w:type="spellEnd"/>
+      <w:r>
+        <w:rPr>
+          <w:rFonts w:ascii="Calibri" w:hAnsi="Calibri" w:cs="Calibri"/>
+          <w:color w:val="000000"/>
+        </w:rPr>
+        <w:t>–</w:t>
+      </w:r>
+      <w:proofErr w:type="spellStart"/>
+      <w:r>
+        <w:rPr>
+          <w:rFonts w:ascii="Calibri" w:hAnsi="Calibri" w:cs="Calibri"/>
+          <w:color w:val="000000"/>
+        </w:rPr>
+        <w:t>Hochberg</w:t>
+      </w:r>
+      <w:proofErr w:type="spellEnd"/>
+      <w:r>
+        <w:rPr>
+          <w:rFonts w:ascii="Calibri" w:hAnsi="Calibri" w:cs="Calibri"/>
+          <w:color w:val="000000"/>
+        </w:rPr>
+        <w:t xml:space="preserve"> methode. Alle gebruikte R</w:t>
       </w:r>
       <w:r>
         <w:rPr>
@@ -2566,8 +4065,9 @@
           <w:i/>
           <w:iCs/>
         </w:rPr>
-        <w:t xml:space="preserve"> incl correcte verwijzing</w:t>
-      </w:r>
+        <w:t xml:space="preserve"> </w:t>
+      </w:r>
+      <w:proofErr w:type="spellStart"/>
       <w:r>
         <w:rPr>
           <w:b/>
@@ -2575,6 +4075,25 @@
           <w:i/>
           <w:iCs/>
         </w:rPr>
+        <w:t>incl</w:t>
+      </w:r>
+      <w:proofErr w:type="spellEnd"/>
+      <w:r>
+        <w:rPr>
+          <w:b/>
+          <w:bCs/>
+          <w:i/>
+          <w:iCs/>
+        </w:rPr>
+        <w:t xml:space="preserve"> correcte verwijzing</w:t>
+      </w:r>
+      <w:r>
+        <w:rPr>
+          <w:b/>
+          <w:bCs/>
+          <w:i/>
+          <w:iCs/>
+        </w:rPr>
         <w:t xml:space="preserve">. </w:t>
       </w:r>
     </w:p>
@@ -2601,7 +4120,15 @@
         <w:t xml:space="preserve"> </w:t>
       </w:r>
       <w:r>
-        <w:t>Voor visualisatie en het KEGG pathway is een</w:t>
+        <w:t xml:space="preserve">Voor visualisatie en het KEGG </w:t>
+      </w:r>
+      <w:proofErr w:type="spellStart"/>
+      <w:r>
+        <w:t>pathway</w:t>
+      </w:r>
+      <w:proofErr w:type="spellEnd"/>
+      <w:r>
+        <w:t xml:space="preserve"> is een</w:t>
       </w:r>
       <w:r>
         <w:t xml:space="preserve"> Log</w:t>
@@ -2613,7 +4140,19 @@
         <w:t>2</w:t>
       </w:r>
       <w:r>
-        <w:t xml:space="preserve"> fold change van 1 en gecorrigeerde p-waarde van 0,05 </w:t>
+        <w:t xml:space="preserve"> </w:t>
+      </w:r>
+      <w:proofErr w:type="spellStart"/>
+      <w:r>
+        <w:t>fold</w:t>
+      </w:r>
+      <w:proofErr w:type="spellEnd"/>
+      <w:r>
+        <w:t xml:space="preserve"> </w:t>
+      </w:r>
+      <w:r>
+        <w:lastRenderedPageBreak/>
+        <w:t xml:space="preserve">change van 1 en gecorrigeerde p-waarde van 0,05 </w:t>
       </w:r>
       <w:r>
         <w:t>aangehouden, zie R script.</w:t>
@@ -2645,11 +4184,7 @@
         <w:t>Grijs heeft geen significante genexpressie.</w:t>
       </w:r>
       <w:r>
-        <w:t xml:space="preserve"> Zichtbaar zijn </w:t>
-      </w:r>
-      <w:r>
-        <w:lastRenderedPageBreak/>
-        <w:t>ANKRD30BL, MT-ND6 en SLC9A</w:t>
+        <w:t xml:space="preserve"> Zichtbaar zijn ANKRD30BL, MT-ND6 en SLC9A</w:t>
       </w:r>
       <w:r>
         <w:t>R2 zeer significante up regulatie mogelijk betrokken bij zichtbeeld van RA, zie figuur 3.</w:t>
@@ -2657,10 +4192,26 @@
     </w:p>
     <w:p>
       <w:r>
-        <w:t xml:space="preserve">KEGG pathway </w:t>
-      </w:r>
-      <w:r>
-        <w:t>met pathview is gebruik</w:t>
+        <w:t xml:space="preserve">KEGG </w:t>
+      </w:r>
+      <w:proofErr w:type="spellStart"/>
+      <w:r>
+        <w:t>pathway</w:t>
+      </w:r>
+      <w:proofErr w:type="spellEnd"/>
+      <w:r>
+        <w:t xml:space="preserve"> </w:t>
+      </w:r>
+      <w:r>
+        <w:t xml:space="preserve">met </w:t>
+      </w:r>
+      <w:proofErr w:type="spellStart"/>
+      <w:r>
+        <w:t>pathview</w:t>
+      </w:r>
+      <w:proofErr w:type="spellEnd"/>
+      <w:r>
+        <w:t xml:space="preserve"> is gebruik</w:t>
       </w:r>
       <w:r>
         <w:t xml:space="preserve">t voor visualisatie van de betrokken eiwitten bij immuun responses met RA. </w:t>
@@ -2713,17 +4264,27 @@
         <w:t xml:space="preserve">metabolisme, eiwit binding </w:t>
       </w:r>
       <w:r>
-        <w:t>receptoren, oxidatieve stress, verhoogde cytokineproductie, inflammasomen en antigeen presentatie</w:t>
+        <w:t xml:space="preserve">receptoren, oxidatieve stress, verhoogde cytokineproductie, </w:t>
+      </w:r>
+      <w:proofErr w:type="spellStart"/>
+      <w:r>
+        <w:t>inflammasomen</w:t>
+      </w:r>
+      <w:proofErr w:type="spellEnd"/>
+      <w:r>
+        <w:t xml:space="preserve"> en antigeen presentatie</w:t>
       </w:r>
       <w:r>
         <w:t xml:space="preserve">, zie figuur 5 en tabel </w:t>
       </w:r>
+      <w:proofErr w:type="spellStart"/>
       <w:r>
         <w:t>GO</w:t>
       </w:r>
       <w:r>
         <w:t>_analyse</w:t>
       </w:r>
+      <w:proofErr w:type="spellEnd"/>
       <w:r>
         <w:t>. Dit zijn allemaal bekende symptomen bij RA.</w:t>
       </w:r>
@@ -2768,10 +4329,7 @@
         <w:t>Artritis</w:t>
       </w:r>
       <w:r>
-        <w:t xml:space="preserve"> (RA)</w:t>
-      </w:r>
-      <w:r>
-        <w:t xml:space="preserve"> is een</w:t>
+        <w:t xml:space="preserve"> (RA) is een</w:t>
       </w:r>
       <w:r>
         <w:t xml:space="preserve"> chronische auto-immuunziekte </w:t>
@@ -2809,7 +4367,23 @@
               <w:rFonts w:ascii="Calibri" w:hAnsi="Calibri" w:cs="Calibri"/>
               <w:color w:val="000000"/>
             </w:rPr>
-            <w:t>(Chauhan et al., 2023)</w:t>
+            <w:t>(</w:t>
+          </w:r>
+          <w:proofErr w:type="spellStart"/>
+          <w:r>
+            <w:rPr>
+              <w:rFonts w:ascii="Calibri" w:hAnsi="Calibri" w:cs="Calibri"/>
+              <w:color w:val="000000"/>
+            </w:rPr>
+            <w:t>Chauhan</w:t>
+          </w:r>
+          <w:proofErr w:type="spellEnd"/>
+          <w:r>
+            <w:rPr>
+              <w:rFonts w:ascii="Calibri" w:hAnsi="Calibri" w:cs="Calibri"/>
+              <w:color w:val="000000"/>
+            </w:rPr>
+            <w:t xml:space="preserve"> et al., 2023)</w:t>
           </w:r>
         </w:sdtContent>
       </w:sdt>
@@ -2821,7 +4395,15 @@
         <w:t>.</w:t>
       </w:r>
       <w:r>
-        <w:t xml:space="preserve"> Transcriptomics kan hier een waardevolle bijdrage aanleveren.</w:t>
+        <w:t xml:space="preserve"> </w:t>
+      </w:r>
+      <w:proofErr w:type="spellStart"/>
+      <w:r>
+        <w:t>Transcriptomics</w:t>
+      </w:r>
+      <w:proofErr w:type="spellEnd"/>
+      <w:r>
+        <w:t xml:space="preserve"> kan hier een waardevolle bijdrage aanleveren.</w:t>
       </w:r>
       <w:r>
         <w:t xml:space="preserve"> I</w:t>
@@ -2906,11 +4488,16 @@
         <w:t>tonen</w:t>
       </w:r>
       <w:r>
-        <w:t xml:space="preserve"> versterkte immuunrespons</w:t>
+        <w:t xml:space="preserve"> versterkte </w:t>
+      </w:r>
+      <w:proofErr w:type="spellStart"/>
+      <w:r>
+        <w:t>immuunrespons</w:t>
       </w:r>
       <w:r>
         <w:t>en</w:t>
       </w:r>
+      <w:proofErr w:type="spellEnd"/>
       <w:r>
         <w:t xml:space="preserve"> en ontstekingsroutes, met verhoogde expressie van cytokinen IL6, IL1</w:t>
       </w:r>
@@ -2944,7 +4531,23 @@
               <w:rFonts w:ascii="Calibri" w:hAnsi="Calibri" w:cs="Calibri"/>
               <w:color w:val="000000"/>
             </w:rPr>
-            <w:t>(Alturaiki et al., 2022)</w:t>
+            <w:t>(</w:t>
+          </w:r>
+          <w:proofErr w:type="spellStart"/>
+          <w:r>
+            <w:rPr>
+              <w:rFonts w:ascii="Calibri" w:hAnsi="Calibri" w:cs="Calibri"/>
+              <w:color w:val="000000"/>
+            </w:rPr>
+            <w:t>Alturaiki</w:t>
+          </w:r>
+          <w:proofErr w:type="spellEnd"/>
+          <w:r>
+            <w:rPr>
+              <w:rFonts w:ascii="Calibri" w:hAnsi="Calibri" w:cs="Calibri"/>
+              <w:color w:val="000000"/>
+            </w:rPr>
+            <w:t xml:space="preserve"> et al., 2022)</w:t>
           </w:r>
         </w:sdtContent>
       </w:sdt>
@@ -3047,7 +4650,35 @@
         <w:rPr>
           <w:rFonts w:cstheme="minorHAnsi"/>
         </w:rPr>
-        <w:t xml:space="preserve"> gekozen drempels voor log2 fold change en padj </w:t>
+        <w:t xml:space="preserve"> gekozen drempels voor log2 </w:t>
+      </w:r>
+      <w:proofErr w:type="spellStart"/>
+      <w:r>
+        <w:rPr>
+          <w:rFonts w:cstheme="minorHAnsi"/>
+        </w:rPr>
+        <w:t>fold</w:t>
+      </w:r>
+      <w:proofErr w:type="spellEnd"/>
+      <w:r>
+        <w:rPr>
+          <w:rFonts w:cstheme="minorHAnsi"/>
+        </w:rPr>
+        <w:t xml:space="preserve"> change en </w:t>
+      </w:r>
+      <w:proofErr w:type="spellStart"/>
+      <w:r>
+        <w:rPr>
+          <w:rFonts w:cstheme="minorHAnsi"/>
+        </w:rPr>
+        <w:t>padj</w:t>
+      </w:r>
+      <w:proofErr w:type="spellEnd"/>
+      <w:r>
+        <w:rPr>
+          <w:rFonts w:cstheme="minorHAnsi"/>
+        </w:rPr>
+        <w:t xml:space="preserve"> </w:t>
       </w:r>
       <w:r>
         <w:rPr>
@@ -3262,6 +4893,7 @@
           <w:i/>
           <w:iCs/>
         </w:rPr>
+        <w:lastRenderedPageBreak/>
         <w:t>Je beschrijft de context waarin je GitHub is ingericht om je onderzoeksgegevens en scripts te beheren. Je beschrijving blinkt uit in structuur, helderheid en bondigheid.</w:t>
       </w:r>
     </w:p>
@@ -3292,7 +4924,6 @@
           <w:i/>
           <w:iCs/>
         </w:rPr>
-        <w:lastRenderedPageBreak/>
         <w:t>Je beschrijft hoe je GitHub hebt gebruikt om je biologische data-analyses reproduceerbaar en transparant te beheren. Je beschrijving blinkt uit in structuur, helderheid en bondigheid.</w:t>
       </w:r>
     </w:p>
@@ -4528,6 +6159,7 @@
   <w:style w:type="character" w:default="1" w:styleId="DefaultParagraphFont">
     <w:name w:val="Default Paragraph Font"/>
     <w:uiPriority w:val="1"/>
+    <w:semiHidden/>
     <w:unhideWhenUsed/>
   </w:style>
   <w:style w:type="table" w:default="1" w:styleId="TableNormal">
@@ -5258,9 +6890,12 @@
   <w:rsids>
     <w:rsidRoot w:val="000B771E"/>
     <w:rsid w:val="000B771E"/>
+    <w:rsid w:val="0023679A"/>
+    <w:rsid w:val="00315BE7"/>
     <w:rsid w:val="0040192F"/>
     <w:rsid w:val="00415232"/>
     <w:rsid w:val="00455E8C"/>
+    <w:rsid w:val="00471B12"/>
     <w:rsid w:val="00495D2F"/>
     <w:rsid w:val="005777B8"/>
     <w:rsid w:val="005B6F19"/>
@@ -6071,7 +7706,7 @@
 
 <file path=word/webextensions/taskpanes.xml><?xml version="1.0" encoding="utf-8"?>
 <wetp:taskpanes xmlns:wetp="http://schemas.microsoft.com/office/webextensions/taskpanes/2010/11">
-  <wetp:taskpane dockstate="right" visibility="0" width="438" row="4">
+  <wetp:taskpane dockstate="right" visibility="0" width="438" row="5">
     <wetp:webextensionref xmlns:r="http://schemas.openxmlformats.org/officeDocument/2006/relationships" r:id="rId1"/>
   </wetp:taskpane>
 </wetp:taskpanes>
@@ -6085,8 +7720,8 @@
   </we:alternateReferences>
   <we:properties>
     <we:property name="MENDELEY_BIBLIOGRAPHY_IS_DIRTY" value="false"/>
-    <we:property name="MENDELEY_BIBLIOGRAPHY_LAST_MODIFIED" value="1779886301170"/>
-    <we:property name="MENDELEY_CITATIONS" value="[{&quot;citationID&quot;:&quot;MENDELEY_CITATION_f95dd447-b1e1-4219-8ce5-6759a421a22c&quot;,&quot;properties&quot;:{&quot;noteIndex&quot;:0},&quot;isEdited&quot;:false,&quot;manualOverride&quot;:{&quot;isManuallyOverridden&quot;:false,&quot;citeprocText&quot;:&quot;(Wickham et al., 2014)&quot;,&quot;manualOverrideText&quot;:&quot;&quot;},&quot;citationTag&quot;:&quot;MENDELEY_CITATION_v3_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&quot;,&quot;citationItems&quot;:[{&quot;id&quot;:&quot;16273b30-fd2d-36ef-8512-e5e4c1a6986c&quot;,&quot;itemData&quot;:{&quot;type&quot;:&quot;article-journal&quot;,&quot;id&quot;:&quot;16273b30-fd2d-36ef-8512-e5e4c1a6986c&quot;,&quot;title&quot;:&quot;dplyr: A Grammar of Data Manipulation&quot;,&quot;author&quot;:[{&quot;family&quot;:&quot;Wickham&quot;,&quot;given&quot;:&quot;Hadley&quot;,&quot;parse-names&quot;:false,&quot;dropping-particle&quot;:&quot;&quot;,&quot;non-dropping-particle&quot;:&quot;&quot;},{&quot;family&quot;:&quot;François&quot;,&quot;given&quot;:&quot;Romain&quot;,&quot;parse-names&quot;:false,&quot;dropping-particle&quot;:&quot;&quot;,&quot;non-dropping-particle&quot;:&quot;&quot;},{&quot;family&quot;:&quot;Henry&quot;,&quot;given&quot;:&quot;Lionel&quot;,&quot;parse-names&quot;:false,&quot;dropping-particle&quot;:&quot;&quot;,&quot;non-dropping-particle&quot;:&quot;&quot;},{&quot;family&quot;:&quot;Müller&quot;,&quot;given&quot;:&quot;Kirill&quot;,&quot;parse-names&quot;:false,&quot;dropping-particle&quot;:&quot;&quot;,&quot;non-dropping-particle&quot;:&quot;&quot;},{&quot;family&quot;:&quot;Vaughan&quot;,&quot;given&quot;:&quot;Davis&quot;,&quot;parse-names&quot;:false,&quot;dropping-particle&quot;:&quot;&quot;,&quot;non-dropping-particle&quot;:&quot;&quot;}],&quot;container-title&quot;:&quot;CRAN: Contributed Packages&quot;,&quot;accessed&quot;:{&quot;date-parts&quot;:[[2025,6,1]]},&quot;DOI&quot;:&quot;10.32614/CRAN.PACKAGE.DPLYR&quot;,&quot;URL&quot;:&quot;https://CRAN.R-project.org/package=dplyr&quot;,&quot;issued&quot;:{&quot;date-parts&quot;:[[2014,1,16]]},&quot;container-title-short&quot;:&quot;&quot;},&quot;isTemporary&quot;:false}]},{&quot;citationID&quot;:&quot;MENDELEY_CITATION_f19ee2d3-df06-4ade-a035-f977e099bd70&quot;,&quot;properties&quot;:{&quot;noteIndex&quot;:0},&quot;isEdited&quot;:false,&quot;manualOverride&quot;:{&quot;isManuallyOverridden&quot;:false,&quot;citeprocText&quot;:&quot;(Shi, 2022)&quot;,&quot;manualOverrideText&quot;:&quot;&quot;},&quot;citationTag&quot;:&quot;MENDELEY_CITATION_v3_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&quot;,&quot;citationItems&quot;:[{&quot;id&quot;:&quot;9797c0fd-4675-3c00-9661-864b8524cdb7&quot;,&quot;itemData&quot;:{&quot;type&quot;:&quot;article-journal&quot;,&quot;id&quot;:&quot;9797c0fd-4675-3c00-9661-864b8524cdb7&quot;,&quot;title&quot;:&quot;Rsubread package: high-performance read alignment, quantication and mutation discovery&quot;,&quot;author&quot;:[{&quot;family&quot;:&quot;Shi&quot;,&quot;given&quot;:&quot;Wei&quot;,&quot;parse-names&quot;:false,&quot;dropping-particle&quot;:&quot;&quot;,&quot;non-dropping-particle&quot;:&quot;&quot;}],&quot;accessed&quot;:{&quot;date-parts&quot;:[[2025,6,12]]},&quot;issued&quot;:{&quot;date-parts&quot;:[[2022]]},&quot;abstract&quot;:&quot;1 Introduction This vignette provides a brief description to the Rsubread package. For more details, please refer to the Users Guide which can brought up in your R session via the following commands: &gt; library(Rsubread) &gt; RsubreadUsersGuide() The Rsubread package provides facilities for processing short and long reads generated from the sequencing technologies. These facilities include quality assessment, read alignment, read summarization, exon-exon junction detection, absolute expression calling and SNP discovery. The Subread aligner (align function) is a highly ecient and accurate aligner for mapping genomic DNA and RNA sequencing reads. It adopts a novel mapping paradigm called seed-and-vote\&quot;. Under this paradigm, a number of 16mers (called seeds or sub-reads) are extracted from each read and they were mapped to the reference genome to vote for the mapping location of the read. Read mapping performed under this paradigm has been found to be more ecient and accurate than that carried out under the conventional seed-and-extend\&quot; paradigm (Liao et al. 2013). Another aligner included in Rsubread is the Subjunc aligner (subjunc function). It was also developed under the seed-and-vote\&quot; paradigm, but dierent from the Subread aligner it performs full alignment for exon spanning reads and reports exon-exon junctions in addition to the read mapping results. The Subread aligner is recommended for gene-level expression analysis. For other types of RNA-seq analyses such as alternative splicing analysis, the Subjunc aligner should be used. An important step in processing next-gen sequencing data is to assign mapped reads to genomic features such as genes, exons and genomic windows. This package includes a general-purpose read summarization function featureCounts that takes mapped reads 1&quot;,&quot;container-title-short&quot;:&quot;&quot;},&quot;isTemporary&quot;:false}]},{&quot;citationID&quot;:&quot;MENDELEY_CITATION_504379b4-38ad-47c6-a3fb-13f5a0c3868a&quot;,&quot;properties&quot;:{&quot;noteIndex&quot;:0},&quot;isEdited&quot;:false,&quot;manualOverride&quot;:{&quot;isManuallyOverridden&quot;:false,&quot;citeprocText&quot;:&quot;(Morgan &amp;#38; Ramos, 2025)&quot;,&quot;manualOverrideText&quot;:&quot;&quot;},&quot;citationTag&quot;:&quot;MENDELEY_CITATION_v3_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&quot;,&quot;citationItems&quot;:[{&quot;id&quot;:&quot;99d0f031-11d5-3fec-b98b-d100c257bc3b&quot;,&quot;itemData&quot;:{&quot;type&quot;:&quot;article-journal&quot;,&quot;id&quot;:&quot;99d0f031-11d5-3fec-b98b-d100c257bc3b&quot;,&quot;title&quot;:&quot;Access the Bioconductor Project Package Repository [R package BiocManager version 1.30.27]&quot;,&quot;author&quot;:[{&quot;family&quot;:&quot;Morgan&quot;,&quot;given&quot;:&quot;Martin&quot;,&quot;parse-names&quot;:false,&quot;dropping-particle&quot;:&quot;&quot;,&quot;non-dropping-particle&quot;:&quot;&quot;},{&quot;family&quot;:&quot;Ramos&quot;,&quot;given&quot;:&quot;Marcel&quot;,&quot;parse-names&quot;:false,&quot;dropping-particle&quot;:&quot;&quot;,&quot;non-dropping-particle&quot;:&quot;&quot;}],&quot;container-title&quot;:&quot;CRAN: Contributed Packages&quot;,&quot;accessed&quot;:{&quot;date-parts&quot;:[[2025,12,26]]},&quot;DOI&quot;:&quot;10.32614/CRAN.PACKAGE.BIOCMANAGER&quot;,&quot;URL&quot;:&quot;https://CRAN.R-project.org/package=BiocManager&quot;,&quot;issued&quot;:{&quot;date-parts&quot;:[[2025,11,14]]},&quot;publisher&quot;:&quot;Comprehensive R Archive Network (CRAN)&quot;,&quot;container-title-short&quot;:&quot;&quot;},&quot;isTemporary&quot;:false}]},{&quot;citationID&quot;:&quot;MENDELEY_CITATION_ee5524f8-8fd9-4b49-8cf8-33aa6a80056d&quot;,&quot;properties&quot;:{&quot;noteIndex&quot;:0},&quot;isEdited&quot;:false,&quot;manualOverride&quot;:{&quot;isManuallyOverridden&quot;:false,&quot;citeprocText&quot;:&quot;(&lt;i&gt;Package “Rsamtools,”&lt;/i&gt; 2025)&quot;,&quot;manualOverrideText&quot;:&quot;&quot;},&quot;citationTag&quot;:&quot;MENDELEY_CITATION_v3_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&quot;,&quot;citationItems&quot;:[{&quot;id&quot;:&quot;1d1d5025-64ac-3d52-a447-57225e3fdb9c&quot;,&quot;itemData&quot;:{&quot;type&quot;:&quot;article-journal&quot;,&quot;id&quot;:&quot;1d1d5025-64ac-3d52-a447-57225e3fdb9c&quot;,&quot;title&quot;:&quot;Package 'Rsamtools'&quot;,&quot;accessed&quot;:{&quot;date-parts&quot;:[[2025,12,26]]},&quot;URL&quot;:&quot;https://github.com/samtools/samtools.&quot;,&quot;issued&quot;:{&quot;date-parts&quot;:[[2025]]},&quot;container-title-short&quot;:&quot;&quot;},&quot;isTemporary&quot;:false}]},{&quot;citationID&quot;:&quot;MENDELEY_CITATION_1268018a-f0ce-480c-82c7-74f41b5ecd2d&quot;,&quot;properties&quot;:{&quot;noteIndex&quot;:0},&quot;isEdited&quot;:false,&quot;manualOverride&quot;:{&quot;isManuallyOverridden&quot;:false,&quot;citeprocText&quot;:&quot;(Chauhan et al., 2023)&quot;,&quot;manualOverrideText&quot;:&quot;&quot;},&quot;citationItems&quot;:[{&quot;id&quot;:&quot;a9739f0a-22e7-355b-8e6b-bddd9cb0e4c3&quot;,&quot;itemData&quot;:{&quot;type&quot;:&quot;article-journal&quot;,&quot;id&quot;:&quot;a9739f0a-22e7-355b-8e6b-bddd9cb0e4c3&quot;,&quot;title&quot;:&quot;Rheumatoid Arthritis&quot;,&quot;author&quot;:[{&quot;family&quot;:&quot;Chauhan&quot;,&quot;given&quot;:&quot;Krati&quot;,&quot;parse-names&quot;:false,&quot;dropping-particle&quot;:&quot;&quot;,&quot;non-dropping-particle&quot;:&quot;&quot;},{&quot;family&quot;:&quot;Jandu&quot;,&quot;given&quot;:&quot;Jagmohan S.&quot;,&quot;parse-names&quot;:false,&quot;dropping-particle&quot;:&quot;&quot;,&quot;non-dropping-particle&quot;:&quot;&quot;},{&quot;family&quot;:&quot;Brent&quot;,&quot;given&quot;:&quot;Lawrence H.&quot;,&quot;parse-names&quot;:false,&quot;dropping-particle&quot;:&quot;&quot;,&quot;non-dropping-particle&quot;:&quot;&quot;},{&quot;family&quot;:&quot;Al-Dhahir&quot;,&quot;given&quot;:&quot;Mohammed A.&quot;,&quot;parse-names&quot;:false,&quot;dropping-particle&quot;:&quot;&quot;,&quot;non-dropping-particle&quot;:&quot;&quot;}],&quot;container-title&quot;:&quot;Rosen and Barkin's 5-Minute Emergency Medicine Consult: Fifth Edition&quot;,&quot;accessed&quot;:{&quot;date-parts&quot;:[[2026,4,14]]},&quot;DOI&quot;:&quot;10.1017/chol9780521332866.074&quot;,&quot;ISBN&quot;:&quot;9781469889351&quot;,&quot;PMID&quot;:&quot;28723028&quot;,&quot;URL&quot;:&quot;https://www.ncbi.nlm.nih.gov/books/NBK441999/&quot;,&quot;issued&quot;:{&quot;date-parts&quot;:[[2023,5,25]]},&quot;publisher&quot;:&quot;StatPearls Publishing&quot;,&quot;container-title-short&quot;:&quot;&quot;},&quot;isTemporary&quot;:false}],&quot;citationTag&quot;:&quot;MENDELEY_CITATION_v3_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&quot;},{&quot;citationID&quot;:&quot;MENDELEY_CITATION_8e9e8656-4815-4eed-8458-02696affe621&quot;,&quot;properties&quot;:{&quot;noteIndex&quot;:0},&quot;isEdited&quot;:false,&quot;manualOverride&quot;:{&quot;isManuallyOverridden&quot;:false,&quot;citeprocText&quot;:&quot;(Deseatnicova et al., 2026)&quot;,&quot;manualOverrideText&quot;:&quot;&quot;},&quot;citationItems&quot;:[{&quot;id&quot;:&quot;fd72b558-8eb9-325d-8987-9b2be159b05d&quot;,&quot;itemData&quot;:{&quot;type&quot;:&quot;article-journal&quot;,&quot;id&quot;:&quot;fd72b558-8eb9-325d-8987-9b2be159b05d&quot;,&quot;title&quot;:&quot;Rheumatoid arthritis worldwide: inequalities in epidemiology and care&quot;,&quot;author&quot;:[{&quot;family&quot;:&quot;Deseatnicova&quot;,&quot;given&quot;:&quot;Elena&quot;,&quot;parse-names&quot;:false,&quot;dropping-particle&quot;:&quot;&quot;,&quot;non-dropping-particle&quot;:&quot;&quot;},{&quot;family&quot;:&quot;Frunze&quot;,&quot;given&quot;:&quot;Valeria&quot;,&quot;parse-names&quot;:false,&quot;dropping-particle&quot;:&quot;&quot;,&quot;non-dropping-particle&quot;:&quot;&quot;},{&quot;family&quot;:&quot;Usatii&quot;,&quot;given&quot;:&quot;Rodica&quot;,&quot;parse-names&quot;:false,&quot;dropping-particle&quot;:&quot;&quot;,&quot;non-dropping-particle&quot;:&quot;&quot;},{&quot;family&quot;:&quot;Groppa&quot;,&quot;given&quot;:&quot;Liliana&quot;,&quot;parse-names&quot;:false,&quot;dropping-particle&quot;:&quot;&quot;,&quot;non-dropping-particle&quot;:&quot;&quot;}],&quot;container-title&quot;:&quot;Moldovan Journal of Health Sciences&quot;,&quot;accessed&quot;:{&quot;date-parts&quot;:[[2026,5,18]]},&quot;DOI&quot;:&quot;10.52645/MJHS.2026.1.17&quot;,&quot;ISSN&quot;:&quot;23451467&quot;,&quot;URL&quot;:&quot;https://mjhs.md/index.php/article/rheumatoid-arthritis-worldwide-inequalities-epidemiology-and-care&quot;,&quot;issued&quot;:{&quot;date-parts&quot;:[[2026,3]]},&quot;page&quot;:&quot;120-127&quot;,&quot;abstract&quot;:&quot;&lt;p&gt;Introduction. Rheumatoid arthritis (RA) is a chronic autoimmune disease affecting approximately 0.5% of the global population. It represents a major cause of disability, reduced quality of life, and healthcare burden. The prevalence of RA is rising, especially in older populations and in low-income regions. Materials and methods. A systematic literature search was performed in PubMed, ScienceDirect and Google Scholar for articles published between 2000 and 2025. Search terms included \&quot;rheumatoid arthritis\&quot;, \&quot;epidemiology\&quot;, \&quot;risk factors\&quot;, \&quot;economic burden\&quot;, and \&quot;healthcare disparities\&quot;. Results. RA prevalence ranges from 0.3% to 1.0%, with the highest values in Northern Europe (0.8 - 1.0%) and North America (0.7 - 0.9%), and the lowest in Africa (0.1 - 0.3%) and rural Asia (0.2 - 0.4%). Work incapacity has declined in several high-income countries, attributed to earlier diagnosis and the widespread use of disease-modifying antirheumatic drugs. Socio-economic status is a key factor for RA outcomes, with patients in the lowest income groups showing up to 50% higher disability rates. Other risk factors include female sex, HLA-DRB1 alleles, smoking, and environmental exposures. The economic burden is considerable, with direct and indirect costs disproportionately affecting low- and middle-income countries, where RA frequently results in early work disability. Conclusions. RA causes disability and reduces quality of life. Its prevalence is rising worldwide, with higher detection and better outcomes in high-income countries, while low-income countries face underdiagnosis and limited access to modern therapies. Reducing these disparities requires stronger healthcare systems, early diagnosis, and affordable and accessible treatments.&lt;/p&gt;&quot;,&quot;issue&quot;:&quot;1&quot;,&quot;volume&quot;:&quot;13&quot;,&quot;container-title-short&quot;:&quot;&quot;},&quot;isTemporary&quot;:false}],&quot;citationTag&quot;:&quot;MENDELEY_CITATION_v3_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&quot;},{&quot;citationID&quot;:&quot;MENDELEY_CITATION_19fcbceb-0d0d-4053-9ef7-a2e6c1461503&quot;,&quot;properties&quot;:{&quot;noteIndex&quot;:0},&quot;isEdited&quot;:false,&quot;manualOverride&quot;:{&quot;isManuallyOverridden&quot;:false,&quot;citeprocText&quot;:&quot;(Zhang et al., 2025)&quot;,&quot;manualOverrideText&quot;:&quot;&quot;},&quot;citationItems&quot;:[{&quot;id&quot;:&quot;185a348c-67c0-3e98-aa49-af08c1bc9995&quot;,&quot;itemData&quot;:{&quot;type&quot;:&quot;article-journal&quot;,&quot;id&quot;:&quot;185a348c-67c0-3e98-aa49-af08c1bc9995&quot;,&quot;title&quot;:&quot;Global, regional, and national epidemiology of rheumatoid arthritis among people aged 20–54 years from 1990 to 2021&quot;,&quot;author&quot;:[{&quot;family&quot;:&quot;Zhang&quot;,&quot;given&quot;:&quot;Ziyi&quot;,&quot;parse-names&quot;:false,&quot;dropping-particle&quot;:&quot;&quot;,&quot;non-dropping-particle&quot;:&quot;&quot;},{&quot;family&quot;:&quot;Gao&quot;,&quot;given&quot;:&quot;Xiaopeng&quot;,&quot;parse-names&quot;:false,&quot;dropping-particle&quot;:&quot;&quot;,&quot;non-dropping-particle&quot;:&quot;&quot;},{&quot;family&quot;:&quot;Liu&quot;,&quot;given&quot;:&quot;Shiwei&quot;,&quot;parse-names&quot;:false,&quot;dropping-particle&quot;:&quot;&quot;,&quot;non-dropping-particle&quot;:&quot;&quot;},{&quot;family&quot;:&quot;Wang&quot;,&quot;given&quot;:&quot;Qingshuai&quot;,&quot;parse-names&quot;:false,&quot;dropping-particle&quot;:&quot;&quot;,&quot;non-dropping-particle&quot;:&quot;&quot;},{&quot;family&quot;:&quot;Wang&quot;,&quot;given&quot;:&quot;Yingjie&quot;,&quot;parse-names&quot;:false,&quot;dropping-particle&quot;:&quot;&quot;,&quot;non-dropping-particle&quot;:&quot;&quot;},{&quot;family&quot;:&quot;Hou&quot;,&quot;given&quot;:&quot;Shuai&quot;,&quot;parse-names&quot;:false,&quot;dropping-particle&quot;:&quot;&quot;,&quot;non-dropping-particle&quot;:&quot;&quot;},{&quot;family&quot;:&quot;Wang&quot;,&quot;given&quot;:&quot;Jun&quot;,&quot;parse-names&quot;:false,&quot;dropping-particle&quot;:&quot;&quot;,&quot;non-dropping-particle&quot;:&quot;&quot;},{&quot;family&quot;:&quot;Zhang&quot;,&quot;given&quot;:&quot;Yimin&quot;,&quot;parse-names&quot;:false,&quot;dropping-particle&quot;:&quot;&quot;,&quot;non-dropping-particle&quot;:&quot;&quot;}],&quot;container-title&quot;:&quot;Scientific Reports&quot;,&quot;accessed&quot;:{&quot;date-parts&quot;:[[2026,5,18]]},&quot;DOI&quot;:&quot;10.1038/S41598-025-92150-1&quot;,&quot;ISSN&quot;:&quot;20452322&quot;,&quot;PMID&quot;:&quot;40155668&quot;,&quot;URL&quot;:&quot;https://pmc.ncbi.nlm.nih.gov/articles/PMC11953469/&quot;,&quot;issued&quot;:{&quot;date-parts&quot;:[[2025,12,1]]},&quot;page&quot;:&quot;10736&quot;,&quot;abstract&quot;:&quot;Rheumatoid arthritis (RA) is a global epidemic. We conducted a cross-sectional study using the Global Burden of Disease (GBD) 2021 dataset to examine RA trends in patients aged 20–54 years worldwide. Key outcomes included incidence, mortality, and disability-adjusted life years (DALYs), as well as trends over time, stratifying by region, country, age, sex, and Sociodemographic Index (SDI). We also assessed the contribution of smoking to RA-related mortality and DALYs. Over the past 32 years, the global RA-related incidence rate increased from 11.66 (95% UI 9.60–13.94) to 13.48 (95% UI 11.08–16.06) per 100,000 population. RA-related DALYs rate increased from 26.37 (95% UI 18.43–36.99) to 30.71 (95% UI 20.82–44.08) per 100,000 population, with females bearing a higher burden. And the RA-related mortality rate decreased from 0.09 (95% UI 0.08–0.1) to 0.06 (95% UI 0.05–0.07) per 100,000 population. Regional disparities were evident, with lower SDI regions experiencing the larger change. Smoking remained a significant risk factor, accounting for 9.01% of RA-related mortality in 2021. Overall, we highlighted the rising global burden of RA, particularly among females and in lower SDI regions, emphasizing disparities in healthcare resources, prevention, and early diagnosis.&quot;,&quot;publisher&quot;:&quot;Nature Research&quot;,&quot;issue&quot;:&quot;1&quot;,&quot;volume&quot;:&quot;15&quot;,&quot;container-title-short&quot;:&quot;Sci. Rep.&quot;},&quot;isTemporary&quot;:false}],&quot;citationTag&quot;:&quot;MENDELEY_CITATION_v3_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&quot;},{&quot;citationID&quot;:&quot;MENDELEY_CITATION_222075e1-2880-4cd6-a520-3b9c60efb8b1&quot;,&quot;properties&quot;:{&quot;noteIndex&quot;:0},&quot;isEdited&quot;:false,&quot;manualOverride&quot;:{&quot;isManuallyOverridden&quot;:false,&quot;citeprocText&quot;:&quot;(Wang et al., 2019)&quot;,&quot;manualOverrideText&quot;:&quot;&quot;},&quot;citationItems&quot;:[{&quot;id&quot;:&quot;0715f57f-f8bc-30b7-955e-52c8e7cf1d75&quot;,&quot;itemData&quot;:{&quot;type&quot;:&quot;article-journal&quot;,&quot;id&quot;:&quot;0715f57f-f8bc-30b7-955e-52c8e7cf1d75&quot;,&quot;title&quot;:&quot;The newly discovered natural compounds against rheumatoid arthritis-an overview&quot;,&quot;author&quot;:[{&quot;family&quot;:&quot;Wang&quot;,&quot;given&quot;:&quot;Xueni&quot;,&quot;parse-names&quot;:false,&quot;dropping-particle&quot;:&quot;&quot;,&quot;non-dropping-particle&quot;:&quot;&quot;},{&quot;family&quot;:&quot;Fang&quot;,&quot;given&quot;:&quot;Gang&quot;,&quot;parse-names&quot;:false,&quot;dropping-particle&quot;:&quot;&quot;,&quot;non-dropping-particle&quot;:&quot;&quot;},{&quot;family&quot;:&quot;Yang&quot;,&quot;given&quot;:&quot;Yang&quot;,&quot;parse-names&quot;:false,&quot;dropping-particle&quot;:&quot;&quot;,&quot;non-dropping-particle&quot;:&quot;&quot;},{&quot;family&quot;:&quot;Pang&quot;,&quot;given&quot;:&quot;Yuzhou&quot;,&quot;parse-names&quot;:false,&quot;dropping-particle&quot;:&quot;&quot;,&quot;non-dropping-particle&quot;:&quot;&quot;}],&quot;container-title&quot;:&quot;Phytochemistry Letters&quot;,&quot;accessed&quot;:{&quot;date-parts&quot;:[[2026,4,14]]},&quot;DOI&quot;:&quot;10.1016/J.PHYTOL.2019.09.011&quot;,&quot;ISSN&quot;:&quot;1874-3900&quot;,&quot;URL&quot;:&quot;https://www.sciencedirect.com/science/article/abs/pii/S1874390019300928&quot;,&quot;issued&quot;:{&quot;date-parts&quot;:[[2019,12,1]]},&quot;page&quot;:&quot;50-58&quot;,&quot;abstract&quot;:&quot;Rheumatoid arthritis (RA) is a chronic disease characterized by inflammatory synovitis. It can lead to symmetry and invasive inflammation of joints, and eventually lead to joint deformity and loss of function. Medical treatment is a common and effective method of treating rheumatoid arthritis in clinics. Naturally derived compounds can be one of the options in medical therapy. Many anti-rheumatoid arthritis compounds have been found from natural medicines, especially Chinese herbs. In order to understand the progresses in these compounds, we collected nearly 10-year reports on anti-rheumatoid arthritis compounds in PubMed database and summarized the pharmacological properties of the compounds. In this study, we collected 18 natural compounds with potential anti-rheumatoid arthritis effects while these compounds are still far from clinical applications. Herein, we compared the pharmacological characteristics of these compounds in order to search for novel candidate compounds with high clinical potential for anti-rheumatoid arthritis.&quot;,&quot;publisher&quot;:&quot;Elsevier&quot;,&quot;volume&quot;:&quot;34&quot;,&quot;container-title-short&quot;:&quot;Phytochem. Lett.&quot;},&quot;isTemporary&quot;:false}],&quot;citationTag&quot;:&quot;MENDELEY_CITATION_v3_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&quot;},{&quot;citationID&quot;:&quot;MENDELEY_CITATION_53af1e7d-bc1d-4a3c-afe4-cf084944daad&quot;,&quot;properties&quot;:{&quot;noteIndex&quot;:0},&quot;isEdited&quot;:false,&quot;manualOverride&quot;:{&quot;isManuallyOverridden&quot;:false,&quot;citeprocText&quot;:&quot;(Majithia &amp;#38; Geraci, 2007)&quot;,&quot;manualOverrideText&quot;:&quot;&quot;},&quot;citationItems&quot;:[{&quot;id&quot;:&quot;dcd17b48-7307-39a2-b968-3350d1873d40&quot;,&quot;itemData&quot;:{&quot;type&quot;:&quot;article-journal&quot;,&quot;id&quot;:&quot;dcd17b48-7307-39a2-b968-3350d1873d40&quot;,&quot;title&quot;:&quot;Rheumatoid Arthritis: Diagnosis and Management&quot;,&quot;author&quot;:[{&quot;family&quot;:&quot;Majithia&quot;,&quot;given&quot;:&quot;Vikas&quot;,&quot;parse-names&quot;:false,&quot;dropping-particle&quot;:&quot;&quot;,&quot;non-dropping-particle&quot;:&quot;&quot;},{&quot;family&quot;:&quot;Geraci&quot;,&quot;given&quot;:&quot;Stephen A.&quot;,&quot;parse-names&quot;:false,&quot;dropping-particle&quot;:&quot;&quot;,&quot;non-dropping-particle&quot;:&quot;&quot;}],&quot;container-title&quot;:&quot;American Journal of Medicine&quot;,&quot;accessed&quot;:{&quot;date-parts&quot;:[[2026,4,14]]},&quot;DOI&quot;:&quot;10.1016/j.amjmed.2007.04.005&quot;,&quot;ISSN&quot;:&quot;00029343&quot;,&quot;PMID&quot;:&quot;17976416&quot;,&quot;URL&quot;:&quot;https://pubmed.ncbi.nlm.nih.gov/17976416/&quot;,&quot;issued&quot;:{&quot;date-parts&quot;:[[2007]]},&quot;page&quot;:&quot;936-939&quot;,&quot;abstract&quot;:&quot;Accurate diagnosis of rheumatoid arthritis may be difficult early in its course and demands high clinical suspicion, astute examination, and appropriate investigations. Early use of disease-modifying antirheumatic drugs and biologics has improved outcomes but requires close monitoring of disease course and adverse events. © 2007 Elsevier Inc. All rights reserved.&quot;,&quot;publisher&quot;:&quot;Elsevier Inc.&quot;,&quot;issue&quot;:&quot;11&quot;,&quot;volume&quot;:&quot;120&quot;,&quot;container-title-short&quot;:&quot;&quot;},&quot;isTemporary&quot;:false}],&quot;citationTag&quot;:&quot;MENDELEY_CITATION_v3_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&quot;},{&quot;citationID&quot;:&quot;MENDELEY_CITATION_aca82584-9a3b-49a5-8ed7-55a7871e5dbe&quot;,&quot;properties&quot;:{&quot;noteIndex&quot;:0},&quot;isEdited&quot;:false,&quot;manualOverride&quot;:{&quot;isManuallyOverridden&quot;:false,&quot;citeprocText&quot;:&quot;(Shi, 2022)&quot;,&quot;manualOverrideText&quot;:&quot;&quot;},&quot;citationItems&quot;:[{&quot;id&quot;:&quot;9797c0fd-4675-3c00-9661-864b8524cdb7&quot;,&quot;itemData&quot;:{&quot;type&quot;:&quot;article-journal&quot;,&quot;id&quot;:&quot;9797c0fd-4675-3c00-9661-864b8524cdb7&quot;,&quot;title&quot;:&quot;Rsubread package: high-performance read alignment, quantication and mutation discovery&quot;,&quot;author&quot;:[{&quot;family&quot;:&quot;Shi&quot;,&quot;given&quot;:&quot;Wei&quot;,&quot;parse-names&quot;:false,&quot;dropping-particle&quot;:&quot;&quot;,&quot;non-dropping-particle&quot;:&quot;&quot;}],&quot;accessed&quot;:{&quot;date-parts&quot;:[[2025,6,12]]},&quot;issued&quot;:{&quot;date-parts&quot;:[[2022]]},&quot;abstract&quot;:&quot;1 Introduction This vignette provides a brief description to the Rsubread package. For more details, please refer to the Users Guide which can brought up in your R session via the following commands: &gt; library(Rsubread) &gt; RsubreadUsersGuide() The Rsubread package provides facilities for processing short and long reads generated from the sequencing technologies. These facilities include quality assessment, read alignment, read summarization, exon-exon junction detection, absolute expression calling and SNP discovery. The Subread aligner (align function) is a highly ecient and accurate aligner for mapping genomic DNA and RNA sequencing reads. It adopts a novel mapping paradigm called seed-and-vote\&quot;. Under this paradigm, a number of 16mers (called seeds or sub-reads) are extracted from each read and they were mapped to the reference genome to vote for the mapping location of the read. Read mapping performed under this paradigm has been found to be more ecient and accurate than that carried out under the conventional seed-and-extend\&quot; paradigm (Liao et al. 2013). Another aligner included in Rsubread is the Subjunc aligner (subjunc function). It was also developed under the seed-and-vote\&quot; paradigm, but dierent from the Subread aligner it performs full alignment for exon spanning reads and reports exon-exon junctions in addition to the read mapping results. The Subread aligner is recommended for gene-level expression analysis. For other types of RNA-seq analyses such as alternative splicing analysis, the Subjunc aligner should be used. An important step in processing next-gen sequencing data is to assign mapped reads to genomic features such as genes, exons and genomic windows. This package includes a general-purpose read summarization function featureCounts that takes mapped reads 1&quot;,&quot;container-title-short&quot;:&quot;&quot;},&quot;isTemporary&quot;:false}],&quot;citationTag&quot;:&quot;MENDELEY_CITATION_v3_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&quot;},{&quot;citationID&quot;:&quot;MENDELEY_CITATION_cd8d2bca-9d12-48cc-8af6-a0c82c4b6194&quot;,&quot;properties&quot;:{&quot;noteIndex&quot;:0},&quot;isEdited&quot;:false,&quot;manualOverride&quot;:{&quot;isManuallyOverridden&quot;:false,&quot;citeprocText&quot;:&quot;(&lt;i&gt;Package “DESeq2,”&lt;/i&gt; 2025)&quot;,&quot;manualOverrideText&quot;:&quot;&quot;},&quot;citationItems&quot;:[{&quot;id&quot;:&quot;51926c89-d9a6-35d7-a199-6330a8458ae8&quot;,&quot;itemData&quot;:{&quot;type&quot;:&quot;article-journal&quot;,&quot;id&quot;:&quot;51926c89-d9a6-35d7-a199-6330a8458ae8&quot;,&quot;title&quot;:&quot;Package 'DESeq2'&quot;,&quot;accessed&quot;:{&quot;date-parts&quot;:[[2025,12,26]]},&quot;DOI&quot;:&quot;10.1186/s13059-014-0550-8&quot;,&quot;URL&quot;:&quot;https://doi.org/10.1186/s13059-014-0550-8&quot;,&quot;issued&quot;:{&quot;date-parts&quot;:[[2025]]},&quot;abstract&quot;:&quot;Description Estimate variance-mean dependence in count data from high-throughput sequencing assays and test for differential expression based on a model using the negative binomial distribution.&quot;,&quot;container-title-short&quot;:&quot;&quot;},&quot;isTemporary&quot;:false}],&quot;citationTag&quot;:&quot;MENDELEY_CITATION_v3_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&quot;},{&quot;citationID&quot;:&quot;MENDELEY_CITATION_32647a2d-64ff-449d-8ebf-1c818982fdb6&quot;,&quot;properties&quot;:{&quot;noteIndex&quot;:0},&quot;isEdited&quot;:false,&quot;manualOverride&quot;:{&quot;isManuallyOverridden&quot;:false,&quot;citeprocText&quot;:&quot;(&lt;i&gt;Bioconductor - EnhancedVolcano&lt;/i&gt;, n.d.; &lt;i&gt;Gene Ontology Enrichment Analysis&lt;/i&gt;, n.d.; &lt;i&gt;Title Client-Side REST Access to the Kyoto Encyclopedia of Genes and Genomes (KEGG)&lt;/i&gt;, 2025; Maintainer &amp;#38; Luo, 2025)&quot;,&quot;manualOverrideText&quot;:&quot;&quot;},&quot;citationItems&quot;:[{&quot;id&quot;:&quot;16f0cff3-fb41-3f28-aa98-1dd313f6d466&quot;,&quot;itemData&quot;:{&quot;type&quot;:&quot;article-journal&quot;,&quot;id&quot;:&quot;16f0cff3-fb41-3f28-aa98-1dd313f6d466&quot;,&quot;title&quot;:&quot;Package 'pathview' Title a tool set for pathway based data integration and visualization&quot;,&quot;author&quot;:[{&quot;family&quot;:&quot;Maintainer&quot;,&quot;given&quot;:&quot;Luo&quot;,&quot;parse-names&quot;:false,&quot;dropping-particle&quot;:&quot;&quot;,&quot;non-dropping-particle&quot;:&quot;&quot;},{&quot;family&quot;:&quot;Luo&quot;,&quot;given&quot;:&quot;Weijun&quot;,&quot;parse-names&quot;:false,&quot;dropping-particle&quot;:&quot;&quot;,&quot;non-dropping-particle&quot;:&quot;&quot;}],&quot;accessed&quot;:{&quot;date-parts&quot;:[[2025,12,26]]},&quot;DOI&quot;:&quot;10.1093/bioinformatics/btt285&quot;,&quot;issued&quot;:{&quot;date-parts&quot;:[[2025]]},&quot;abstract&quot;:&quot;Description Pathview is a tool set for pathway based data integration and visualization. It maps and renders a wide variety of biological data on relevant pathway graphs. All users need is to supply their data and specify the target pathway. Pathview automatically downloads the pathway graph data, parses the data file, maps user data to the pathway, and render pathway graph with the mapped data. In addition, Pathview also seamlessly integrates with pathway and gene set (enrichment) analysis tools for large-scale and fully automated analysis.&quot;,&quot;container-title-short&quot;:&quot;&quot;},&quot;isTemporary&quot;:false},{&quot;id&quot;:&quot;2a1d58f2-30a1-344a-b010-ff92517a8cb3&quot;,&quot;itemData&quot;:{&quot;type&quot;:&quot;article-journal&quot;,&quot;id&quot;:&quot;2a1d58f2-30a1-344a-b010-ff92517a8cb3&quot;,&quot;title&quot;:&quot;Title Client-side REST access to the Kyoto Encyclopedia of Genes and Genomes (KEGG)&quot;,&quot;accessed&quot;:{&quot;date-parts&quot;:[[2025,12,26]]},&quot;URL&quot;:&quot;https://www.kegg.jp/kegg/rest/&quot;,&quot;issued&quot;:{&quot;date-parts&quot;:[[2025]]},&quot;container-title-short&quot;:&quot;&quot;},&quot;isTemporary&quot;:false},{&quot;id&quot;:&quot;35e9b99c-6516-31ff-be0b-30cf9877f531&quot;,&quot;itemData&quot;:{&quot;type&quot;:&quot;webpage&quot;,&quot;id&quot;:&quot;35e9b99c-6516-31ff-be0b-30cf9877f531&quot;,&quot;title&quot;:&quot;Bioconductor - EnhancedVolcano&quot;,&quot;accessed&quot;:{&quot;date-parts&quot;:[[2025,12,26]]},&quot;URL&quot;:&quot;https://bioconductor.org/packages/release/bioc/html/EnhancedVolcano.html&quot;,&quot;container-title-short&quot;:&quot;&quot;},&quot;isTemporary&quot;:false},{&quot;id&quot;:&quot;78d4c1e8-a97c-37ce-8009-b7975e23fbf7&quot;,&quot;itemData&quot;:{&quot;type&quot;:&quot;webpage&quot;,&quot;id&quot;:&quot;78d4c1e8-a97c-37ce-8009-b7975e23fbf7&quot;,&quot;title&quot;:&quot;Gene Ontology Enrichment Analysis&quot;,&quot;accessed&quot;:{&quot;date-parts&quot;:[[2026,5,25]]},&quot;URL&quot;:&quot;https://www.bioconductor.org/packages//release/bioc/vignettes/TADCompare/inst/doc/Ontology_Analysis.html&quot;,&quot;container-title-short&quot;:&quot;&quot;},&quot;isTemporary&quot;:false}],&quot;citationTag&quot;:&quot;MENDELEY_CITATION_v3_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&quot;},{&quot;citationID&quot;:&quot;MENDELEY_CITATION_0f27c641-0645-47a8-99a0-8b7af579edd0&quot;,&quot;properties&quot;:{&quot;noteIndex&quot;:0},&quot;isEdited&quot;:false,&quot;manualOverride&quot;:{&quot;isManuallyOverridden&quot;:false,&quot;citeprocText&quot;:&quot;(&lt;i&gt;Bioconductor - Goseq&lt;/i&gt;, n.d.; &lt;i&gt;Bioconductor - Org.Hs.Eg.Db&lt;/i&gt;, n.d.)&quot;,&quot;manualOverrideText&quot;:&quot;&quot;},&quot;citationItems&quot;:[{&quot;id&quot;:&quot;48af9192-27e2-36c3-bc3f-ecd59aa4e091&quot;,&quot;itemData&quot;:{&quot;type&quot;:&quot;webpage&quot;,&quot;id&quot;:&quot;48af9192-27e2-36c3-bc3f-ecd59aa4e091&quot;,&quot;title&quot;:&quot;Bioconductor - goseq&quot;,&quot;accessed&quot;:{&quot;date-parts&quot;:[[2026,5,25]]},&quot;URL&quot;:&quot;https://www.bioconductor.org/packages/release/bioc/html/goseq.html&quot;,&quot;container-title-short&quot;:&quot;&quot;},&quot;isTemporary&quot;:false},{&quot;id&quot;:&quot;47cf3197-a66f-367a-b76e-33f7af662634&quot;,&quot;itemData&quot;:{&quot;type&quot;:&quot;webpage&quot;,&quot;id&quot;:&quot;47cf3197-a66f-367a-b76e-33f7af662634&quot;,&quot;title&quot;:&quot;Bioconductor - org.Hs.eg.db&quot;,&quot;accessed&quot;:{&quot;date-parts&quot;:[[2026,5,25]]},&quot;URL&quot;:&quot;https://www.bioconductor.org/packages/release/data/annotation/html/org.Hs.eg.db.html&quot;,&quot;container-title-short&quot;:&quot;&quot;},&quot;isTemporary&quot;:false}],&quot;citationTag&quot;:&quot;MENDELEY_CITATION_v3_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&quot;},{&quot;citationID&quot;:&quot;MENDELEY_CITATION_fe4e067b-5420-4910-9b92-3c42f46489d8&quot;,&quot;properties&quot;:{&quot;noteIndex&quot;:0},&quot;isEdited&quot;:false,&quot;manualOverride&quot;:{&quot;isManuallyOverridden&quot;:false,&quot;citeprocText&quot;:&quot;(Chauhan et al., 2023)&quot;,&quot;manualOverrideText&quot;:&quot;&quot;},&quot;citationItems&quot;:[{&quot;id&quot;:&quot;a9739f0a-22e7-355b-8e6b-bddd9cb0e4c3&quot;,&quot;itemData&quot;:{&quot;type&quot;:&quot;article-journal&quot;,&quot;id&quot;:&quot;a9739f0a-22e7-355b-8e6b-bddd9cb0e4c3&quot;,&quot;title&quot;:&quot;Rheumatoid Arthritis&quot;,&quot;author&quot;:[{&quot;family&quot;:&quot;Chauhan&quot;,&quot;given&quot;:&quot;Krati&quot;,&quot;parse-names&quot;:false,&quot;dropping-particle&quot;:&quot;&quot;,&quot;non-dropping-particle&quot;:&quot;&quot;},{&quot;family&quot;:&quot;Jandu&quot;,&quot;given&quot;:&quot;Jagmohan S.&quot;,&quot;parse-names&quot;:false,&quot;dropping-particle&quot;:&quot;&quot;,&quot;non-dropping-particle&quot;:&quot;&quot;},{&quot;family&quot;:&quot;Brent&quot;,&quot;given&quot;:&quot;Lawrence H.&quot;,&quot;parse-names&quot;:false,&quot;dropping-particle&quot;:&quot;&quot;,&quot;non-dropping-particle&quot;:&quot;&quot;},{&quot;family&quot;:&quot;Al-Dhahir&quot;,&quot;given&quot;:&quot;Mohammed A.&quot;,&quot;parse-names&quot;:false,&quot;dropping-particle&quot;:&quot;&quot;,&quot;non-dropping-particle&quot;:&quot;&quot;}],&quot;container-title&quot;:&quot;Rosen and Barkin's 5-Minute Emergency Medicine Consult: Fifth Edition&quot;,&quot;accessed&quot;:{&quot;date-parts&quot;:[[2026,4,14]]},&quot;DOI&quot;:&quot;10.1017/chol9780521332866.074&quot;,&quot;ISBN&quot;:&quot;9781469889351&quot;,&quot;PMID&quot;:&quot;28723028&quot;,&quot;URL&quot;:&quot;https://www.ncbi.nlm.nih.gov/books/NBK441999/&quot;,&quot;issued&quot;:{&quot;date-parts&quot;:[[2023,5,25]]},&quot;publisher&quot;:&quot;StatPearls Publishing&quot;,&quot;container-title-short&quot;:&quot;&quot;},&quot;isTemporary&quot;:false}],&quot;citationTag&quot;:&quot;MENDELEY_CITATION_v3_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&quot;},{&quot;citationID&quot;:&quot;MENDELEY_CITATION_c0074cc1-ac77-4858-9cce-e9b9a3abe695&quot;,&quot;properties&quot;:{&quot;noteIndex&quot;:0},&quot;isEdited&quot;:false,&quot;manualOverride&quot;:{&quot;isManuallyOverridden&quot;:false,&quot;citeprocText&quot;:&quot;(Alturaiki et al., 2022)&quot;,&quot;manualOverrideText&quot;:&quot;&quot;},&quot;citationItems&quot;:[{&quot;id&quot;:&quot;0bdbb6cd-3be9-3899-b21d-a270834c78ec&quot;,&quot;itemData&quot;:{&quot;type&quot;:&quot;article-journal&quot;,&quot;id&quot;:&quot;0bdbb6cd-3be9-3899-b21d-a270834c78ec&quot;,&quot;title&quot;:&quot;Assessment of IL-1β, IL-6, TNF-α, IL-8, and CCL 5 levels in newly diagnosed Saudi patients with rheumatoid arthritis&quot;,&quot;author&quot;:[{&quot;family&quot;:&quot;Alturaiki&quot;,&quot;given&quot;:&quot;Wael&quot;,&quot;parse-names&quot;:false,&quot;dropping-particle&quot;:&quot;&quot;,&quot;non-dropping-particle&quot;:&quot;&quot;},{&quot;family&quot;:&quot;Alhamad&quot;,&quot;given&quot;:&quot;Abdulaziz&quot;,&quot;parse-names&quot;:false,&quot;dropping-particle&quot;:&quot;&quot;,&quot;non-dropping-particle&quot;:&quot;&quot;},{&quot;family&quot;:&quot;Alturaiqy&quot;,&quot;given&quot;:&quot;Muath&quot;,&quot;parse-names&quot;:false,&quot;dropping-particle&quot;:&quot;&quot;,&quot;non-dropping-particle&quot;:&quot;&quot;},{&quot;family&quot;:&quot;Mir&quot;,&quot;given&quot;:&quot;Shabir Ahmad&quot;,&quot;parse-names&quot;:false,&quot;dropping-particle&quot;:&quot;&quot;,&quot;non-dropping-particle&quot;:&quot;&quot;},{&quot;family&quot;:&quot;Iqbal&quot;,&quot;given&quot;:&quot;Danish&quot;,&quot;parse-names&quot;:false,&quot;dropping-particle&quot;:&quot;&quot;,&quot;non-dropping-particle&quot;:&quot;&quot;},{&quot;family&quot;:&quot;Dukhyil&quot;,&quot;given&quot;:&quot;Abdul Aziz&quot;,&quot;parse-names&quot;:false,&quot;dropping-particle&quot;:&quot;&quot;,&quot;non-dropping-particle&quot;:&quot;Bin&quot;},{&quot;family&quot;:&quot;Alaidarous&quot;,&quot;given&quot;:&quot;Mohammed&quot;,&quot;parse-names&quot;:false,&quot;dropping-particle&quot;:&quot;&quot;,&quot;non-dropping-particle&quot;:&quot;&quot;},{&quot;family&quot;:&quot;Alshehri&quot;,&quot;given&quot;:&quot;Bader&quot;,&quot;parse-names&quot;:false,&quot;dropping-particle&quot;:&quot;&quot;,&quot;non-dropping-particle&quot;:&quot;&quot;},{&quot;family&quot;:&quot;Alsagaby&quot;,&quot;given&quot;:&quot;Suliman A.&quot;,&quot;parse-names&quot;:false,&quot;dropping-particle&quot;:&quot;&quot;,&quot;non-dropping-particle&quot;:&quot;&quot;},{&quot;family&quot;:&quot;Almalki&quot;,&quot;given&quot;:&quot;Sami G.&quot;,&quot;parse-names&quot;:false,&quot;dropping-particle&quot;:&quot;&quot;,&quot;non-dropping-particle&quot;:&quot;&quot;},{&quot;family&quot;:&quot;Alghofaili&quot;,&quot;given&quot;:&quot;Fayez&quot;,&quot;parse-names&quot;:false,&quot;dropping-particle&quot;:&quot;&quot;,&quot;non-dropping-particle&quot;:&quot;&quot;},{&quot;family&quot;:&quot;Choudhary&quot;,&quot;given&quot;:&quot;Ranjay K.&quot;,&quot;parse-names&quot;:false,&quot;dropping-particle&quot;:&quot;&quot;,&quot;non-dropping-particle&quot;:&quot;&quot;},{&quot;family&quot;:&quot;Almutairi&quot;,&quot;given&quot;:&quot;Saeedah&quot;,&quot;parse-names&quot;:false,&quot;dropping-particle&quot;:&quot;&quot;,&quot;non-dropping-particle&quot;:&quot;&quot;},{&quot;family&quot;:&quot;Banawas&quot;,&quot;given&quot;:&quot;Saeed&quot;,&quot;parse-names&quot;:false,&quot;dropping-particle&quot;:&quot;&quot;,&quot;non-dropping-particle&quot;:&quot;&quot;},{&quot;family&quot;:&quot;Alosaimi&quot;,&quot;given&quot;:&quot;Bandar&quot;,&quot;parse-names&quot;:false,&quot;dropping-particle&quot;:&quot;&quot;,&quot;non-dropping-particle&quot;:&quot;&quot;},{&quot;family&quot;:&quot;Mubarak&quot;,&quot;given&quot;:&quot;Ayman&quot;,&quot;parse-names&quot;:false,&quot;dropping-particle&quot;:&quot;&quot;,&quot;non-dropping-particle&quot;:&quot;&quot;}],&quot;container-title&quot;:&quot;International journal of rheumatic diseases&quot;,&quot;container-title-short&quot;:&quot;Int. J. Rheum. Dis.&quot;,&quot;accessed&quot;:{&quot;date-parts&quot;:[[2026,5,27]]},&quot;DOI&quot;:&quot;10.1111/1756-185X.14373&quot;,&quot;ISSN&quot;:&quot;1756-185X&quot;,&quot;PMID&quot;:&quot;35748059&quot;,&quot;URL&quot;:&quot;https://pubmed.ncbi.nlm.nih.gov/35748059/&quot;,&quot;issued&quot;:{&quot;date-parts&quot;:[[2022,9,1]]},&quot;page&quot;:&quot;1013-1019&quot;,&quot;abstract&quot;:&quot;Background: Rheumatoid arthritis (RA) is a chronic systemic inflammatory disorder which mainly affects small joints, occurs most commonly in middle-aged adults, and can be fatal in severe cases. The exact etiology of RA remains unknown. However, uncontrolled expression of pro-inflammatory cytokines and chemokines can contribute to the pathogenesis of RA. Aim: In the current study, we assessed the potential of serum concentrations of interleukin (IL)-1β, IL-6, tumor necrosis factor (TNF)-α, IL-8, and C-C motif chemokine ligand (CCL)5 as early predictive markers for RA. Methods: In addition to clinical examination, blood samples were collected from 100 Saudi patients recently diagnosed with early RA for basic and serological tests, including rheumatoid factor (RF), C-reactive protein (CRP), and erythrocyte sedimentation rate (ESR). Sera of 32 healthy individuals were used as controls. Specific enzyme-linked immunosorbent assay was used to quantify the serum IL-1β, IL-6, TNF-α, IL-8, and CCL5 levels in the samples. Results: Our results indicated that RF, CRP, and ESR levels were higher in RA patients compared to controls. Furthermore, serum levels of IL-1β, IL-6, IL-8, and CCL5, but not TNF-α, significantly increased in RA patients compared to controls. Conclusion: Overall, the findings suggested that IL-1β, IL-6, IL-8, and CCL5 can be used as biomarkers in the early diagnosis of RA.&quot;,&quot;publisher&quot;:&quot;Int J Rheum Dis&quot;,&quot;issue&quot;:&quot;9&quot;,&quot;volume&quot;:&quot;25&quot;},&quot;isTemporary&quot;:false}],&quot;citationTag&quot;:&quot;MENDELEY_CITATION_v3_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&quot;},{&quot;citationID&quot;:&quot;MENDELEY_CITATION_b7398606-f140-4d84-a9db-607618862ba2&quot;,&quot;properties&quot;:{&quot;noteIndex&quot;:0},&quot;isEdited&quot;:false,&quot;manualOverride&quot;:{&quot;isManuallyOverridden&quot;:false,&quot;citeprocText&quot;:&quot;(Green et al., 2003)&quot;,&quot;manualOverrideText&quot;:&quot;&quot;},&quot;citationItems&quot;:[{&quot;id&quot;:&quot;f55a3c1f-bba3-3717-90b5-55258271088c&quot;,&quot;itemData&quot;:{&quot;type&quot;:&quot;article-journal&quot;,&quot;id&quot;:&quot;f55a3c1f-bba3-3717-90b5-55258271088c&quot;,&quot;title&quot;:&quot;Serum MMP-3 and MMP-1 and progression of joint damage in early rheumatoid arthritis&quot;,&quot;author&quot;:[{&quot;family&quot;:&quot;Green&quot;,&quot;given&quot;:&quot;M. J.&quot;,&quot;parse-names&quot;:false,&quot;dropping-particle&quot;:&quot;&quot;,&quot;non-dropping-particle&quot;:&quot;&quot;},{&quot;family&quot;:&quot;Gough&quot;,&quot;given&quot;:&quot;A. K.S.&quot;,&quot;parse-names&quot;:false,&quot;dropping-particle&quot;:&quot;&quot;,&quot;non-dropping-particle&quot;:&quot;&quot;},{&quot;family&quot;:&quot;Devlin&quot;,&quot;given&quot;:&quot;J.&quot;,&quot;parse-names&quot;:false,&quot;dropping-particle&quot;:&quot;&quot;,&quot;non-dropping-particle&quot;:&quot;&quot;},{&quot;family&quot;:&quot;Smith&quot;,&quot;given&quot;:&quot;J.&quot;,&quot;parse-names&quot;:false,&quot;dropping-particle&quot;:&quot;&quot;,&quot;non-dropping-particle&quot;:&quot;&quot;},{&quot;family&quot;:&quot;Astin&quot;,&quot;given&quot;:&quot;P.&quot;,&quot;parse-names&quot;:false,&quot;dropping-particle&quot;:&quot;&quot;,&quot;non-dropping-particle&quot;:&quot;&quot;},{&quot;family&quot;:&quot;Taylor&quot;,&quot;given&quot;:&quot;D.&quot;,&quot;parse-names&quot;:false,&quot;dropping-particle&quot;:&quot;&quot;,&quot;non-dropping-particle&quot;:&quot;&quot;},{&quot;family&quot;:&quot;Emery&quot;,&quot;given&quot;:&quot;P.&quot;,&quot;parse-names&quot;:false,&quot;dropping-particle&quot;:&quot;&quot;,&quot;non-dropping-particle&quot;:&quot;&quot;}],&quot;container-title&quot;:&quot;Rheumatology (Oxford, England)&quot;,&quot;container-title-short&quot;:&quot;Rheumatology (Oxford)&quot;,&quot;accessed&quot;:{&quot;date-parts&quot;:[[2026,5,27]]},&quot;DOI&quot;:&quot;10.1093/RHEUMATOLOGY/KEG037&quot;,&quot;ISSN&quot;:&quot;1462-0324&quot;,&quot;PMID&quot;:&quot;12509618&quot;,&quot;URL&quot;:&quot;https://pubmed.ncbi.nlm.nih.gov/12509618/&quot;,&quot;issued&quot;:{&quot;date-parts&quot;:[[2003,1,1]]},&quot;page&quot;:&quot;83-88&quot;,&quot;abstract&quot;:&quot;Objective. Expression and activation of matrix metalloproteinases such as MMP-3 (stromelysin-1) and MMP-1 (collagenase-1) are increased in patients with rheumatoid arthritis (RA). Previous negative reports of their value as predictors of joint damage may be due to the lack of a large longitudinal study of early RA patients. This study evaluated their use in assessing early untreated patients with RA and predicting subsequent joint damage. Methods. Ninety-eight patients with early untreated RA of less than 12 months duration and 20 normal controls had baseline serum samples tested with a double-antibody enzyme-linked immunosorbent assay for each of MMP-1 and MMP-3. The subsequent changes in Larsen score (ΔLarsen) and Health Assessment Questionnaire (ΔHAQ) over the first 12 months were recorded. Results. Baseline serum levels of MMP-3 and MMP-1 correlated significantly with baseline C-reactive protein (CRP) (r=0.42 and 0.49, P &lt; 0.001), ΔHAQ (r=0.32 and 0.30, P &lt; 0.01) and ΔLarsen (r=0.23 and 0.32, P &lt; 0.05) respectively. Analysis of the group of patients with a normal CRP at presentation (n=21) showed correlation of the baseline MMP-3 and MMP-1 with the presence of erosive disease during the first 12 months (r=0.52 and 0.65 respectively, P &lt; 0.05). Logistic regression analysis, in the patients who were non-erosive at presentation, showed that the strongest correlation with progression in Larsen score was the baseline MMP-3 level (r=0.30, P=0.01). Conclusions. Baseline serum MMP-1 and MMP-3 levels correlate with disease activity and predict functional and radiographic outcome in early untreated RA. They may have a particular value in predicting the progression of erosive disease in patients who are not erosive at presentation.&quot;,&quot;publisher&quot;:&quot;Rheumatology (Oxford)&quot;,&quot;issue&quot;:&quot;1&quot;,&quot;volume&quot;:&quot;42&quot;},&quot;isTemporary&quot;:false}],&quot;citationTag&quot;:&quot;MENDELEY_CITATION_v3_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&quot;}]"/>
+    <we:property name="MENDELEY_BIBLIOGRAPHY_LAST_MODIFIED" value="1782852447412"/>
+    <we:property name="MENDELEY_CITATIONS" value="[{&quot;citationID&quot;:&quot;MENDELEY_CITATION_f95dd447-b1e1-4219-8ce5-6759a421a22c&quot;,&quot;properties&quot;:{&quot;noteIndex&quot;:0},&quot;isEdited&quot;:false,&quot;manualOverride&quot;:{&quot;isManuallyOverridden&quot;:false,&quot;citeprocText&quot;:&quot;(Wickham et al., 2014)&quot;,&quot;manualOverrideText&quot;:&quot;&quot;},&quot;citationTag&quot;:&quot;MENDELEY_CITATION_v3_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&quot;,&quot;citationItems&quot;:[{&quot;id&quot;:&quot;16273b30-fd2d-36ef-8512-e5e4c1a6986c&quot;,&quot;itemData&quot;:{&quot;type&quot;:&quot;article-journal&quot;,&quot;id&quot;:&quot;16273b30-fd2d-36ef-8512-e5e4c1a6986c&quot;,&quot;title&quot;:&quot;dplyr: A Grammar of Data Manipulation&quot;,&quot;author&quot;:[{&quot;family&quot;:&quot;Wickham&quot;,&quot;given&quot;:&quot;Hadley&quot;,&quot;parse-names&quot;:false,&quot;dropping-particle&quot;:&quot;&quot;,&quot;non-dropping-particle&quot;:&quot;&quot;},{&quot;family&quot;:&quot;François&quot;,&quot;given&quot;:&quot;Romain&quot;,&quot;parse-names&quot;:false,&quot;dropping-particle&quot;:&quot;&quot;,&quot;non-dropping-particle&quot;:&quot;&quot;},{&quot;family&quot;:&quot;Henry&quot;,&quot;given&quot;:&quot;Lionel&quot;,&quot;parse-names&quot;:false,&quot;dropping-particle&quot;:&quot;&quot;,&quot;non-dropping-particle&quot;:&quot;&quot;},{&quot;family&quot;:&quot;Müller&quot;,&quot;given&quot;:&quot;Kirill&quot;,&quot;parse-names&quot;:false,&quot;dropping-particle&quot;:&quot;&quot;,&quot;non-dropping-particle&quot;:&quot;&quot;},{&quot;family&quot;:&quot;Vaughan&quot;,&quot;given&quot;:&quot;Davis&quot;,&quot;parse-names&quot;:false,&quot;dropping-particle&quot;:&quot;&quot;,&quot;non-dropping-particle&quot;:&quot;&quot;}],&quot;container-title&quot;:&quot;CRAN: Contributed Packages&quot;,&quot;accessed&quot;:{&quot;date-parts&quot;:[[2025,6,1]]},&quot;DOI&quot;:&quot;10.32614/CRAN.PACKAGE.DPLYR&quot;,&quot;URL&quot;:&quot;https://CRAN.R-project.org/package=dplyr&quot;,&quot;issued&quot;:{&quot;date-parts&quot;:[[2014,1,16]]},&quot;container-title-short&quot;:&quot;&quot;},&quot;isTemporary&quot;:false}]},{&quot;citationID&quot;:&quot;MENDELEY_CITATION_f19ee2d3-df06-4ade-a035-f977e099bd70&quot;,&quot;properties&quot;:{&quot;noteIndex&quot;:0},&quot;isEdited&quot;:false,&quot;manualOverride&quot;:{&quot;isManuallyOverridden&quot;:false,&quot;citeprocText&quot;:&quot;(Shi, 2022)&quot;,&quot;manualOverrideText&quot;:&quot;&quot;},&quot;citationTag&quot;:&quot;MENDELEY_CITATION_v3_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&quot;,&quot;citationItems&quot;:[{&quot;id&quot;:&quot;9797c0fd-4675-3c00-9661-864b8524cdb7&quot;,&quot;itemData&quot;:{&quot;type&quot;:&quot;article-journal&quot;,&quot;id&quot;:&quot;9797c0fd-4675-3c00-9661-864b8524cdb7&quot;,&quot;title&quot;:&quot;Rsubread package: high-performance read alignment, quantication and mutation discovery&quot;,&quot;author&quot;:[{&quot;family&quot;:&quot;Shi&quot;,&quot;given&quot;:&quot;Wei&quot;,&quot;parse-names&quot;:false,&quot;dropping-particle&quot;:&quot;&quot;,&quot;non-dropping-particle&quot;:&quot;&quot;}],&quot;accessed&quot;:{&quot;date-parts&quot;:[[2025,6,12]]},&quot;issued&quot;:{&quot;date-parts&quot;:[[2022]]},&quot;abstract&quot;:&quot;1 Introduction This vignette provides a brief description to the Rsubread package. For more details, please refer to the Users Guide which can brought up in your R session via the following commands: &gt; library(Rsubread) &gt; RsubreadUsersGuide() The Rsubread package provides facilities for processing short and long reads generated from the sequencing technologies. These facilities include quality assessment, read alignment, read summarization, exon-exon junction detection, absolute expression calling and SNP discovery. The Subread aligner (align function) is a highly ecient and accurate aligner for mapping genomic DNA and RNA sequencing reads. It adopts a novel mapping paradigm called seed-and-vote\&quot;. Under this paradigm, a number of 16mers (called seeds or sub-reads) are extracted from each read and they were mapped to the reference genome to vote for the mapping location of the read. Read mapping performed under this paradigm has been found to be more ecient and accurate than that carried out under the conventional seed-and-extend\&quot; paradigm (Liao et al. 2013). Another aligner included in Rsubread is the Subjunc aligner (subjunc function). It was also developed under the seed-and-vote\&quot; paradigm, but dierent from the Subread aligner it performs full alignment for exon spanning reads and reports exon-exon junctions in addition to the read mapping results. The Subread aligner is recommended for gene-level expression analysis. For other types of RNA-seq analyses such as alternative splicing analysis, the Subjunc aligner should be used. An important step in processing next-gen sequencing data is to assign mapped reads to genomic features such as genes, exons and genomic windows. This package includes a general-purpose read summarization function featureCounts that takes mapped reads 1&quot;,&quot;container-title-short&quot;:&quot;&quot;},&quot;isTemporary&quot;:false}]},{&quot;citationID&quot;:&quot;MENDELEY_CITATION_504379b4-38ad-47c6-a3fb-13f5a0c3868a&quot;,&quot;properties&quot;:{&quot;noteIndex&quot;:0},&quot;isEdited&quot;:false,&quot;manualOverride&quot;:{&quot;isManuallyOverridden&quot;:false,&quot;citeprocText&quot;:&quot;(Morgan &amp;#38; Ramos, 2025)&quot;,&quot;manualOverrideText&quot;:&quot;&quot;},&quot;citationTag&quot;:&quot;MENDELEY_CITATION_v3_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&quot;,&quot;citationItems&quot;:[{&quot;id&quot;:&quot;99d0f031-11d5-3fec-b98b-d100c257bc3b&quot;,&quot;itemData&quot;:{&quot;type&quot;:&quot;article-journal&quot;,&quot;id&quot;:&quot;99d0f031-11d5-3fec-b98b-d100c257bc3b&quot;,&quot;title&quot;:&quot;Access the Bioconductor Project Package Repository [R package BiocManager version 1.30.27]&quot;,&quot;author&quot;:[{&quot;family&quot;:&quot;Morgan&quot;,&quot;given&quot;:&quot;Martin&quot;,&quot;parse-names&quot;:false,&quot;dropping-particle&quot;:&quot;&quot;,&quot;non-dropping-particle&quot;:&quot;&quot;},{&quot;family&quot;:&quot;Ramos&quot;,&quot;given&quot;:&quot;Marcel&quot;,&quot;parse-names&quot;:false,&quot;dropping-particle&quot;:&quot;&quot;,&quot;non-dropping-particle&quot;:&quot;&quot;}],&quot;container-title&quot;:&quot;CRAN: Contributed Packages&quot;,&quot;accessed&quot;:{&quot;date-parts&quot;:[[2025,12,26]]},&quot;DOI&quot;:&quot;10.32614/CRAN.PACKAGE.BIOCMANAGER&quot;,&quot;URL&quot;:&quot;https://CRAN.R-project.org/package=BiocManager&quot;,&quot;issued&quot;:{&quot;date-parts&quot;:[[2025,11,14]]},&quot;publisher&quot;:&quot;Comprehensive R Archive Network (CRAN)&quot;,&quot;container-title-short&quot;:&quot;&quot;},&quot;isTemporary&quot;:false}]},{&quot;citationID&quot;:&quot;MENDELEY_CITATION_ee5524f8-8fd9-4b49-8cf8-33aa6a80056d&quot;,&quot;properties&quot;:{&quot;noteIndex&quot;:0},&quot;isEdited&quot;:false,&quot;manualOverride&quot;:{&quot;isManuallyOverridden&quot;:false,&quot;citeprocText&quot;:&quot;(&lt;i&gt;Package “Rsamtools,”&lt;/i&gt; 2025)&quot;,&quot;manualOverrideText&quot;:&quot;&quot;},&quot;citationTag&quot;:&quot;MENDELEY_CITATION_v3_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&quot;,&quot;citationItems&quot;:[{&quot;id&quot;:&quot;1d1d5025-64ac-3d52-a447-57225e3fdb9c&quot;,&quot;itemData&quot;:{&quot;type&quot;:&quot;article-journal&quot;,&quot;id&quot;:&quot;1d1d5025-64ac-3d52-a447-57225e3fdb9c&quot;,&quot;title&quot;:&quot;Package 'Rsamtools'&quot;,&quot;accessed&quot;:{&quot;date-parts&quot;:[[2025,12,26]]},&quot;URL&quot;:&quot;https://github.com/samtools/samtools.&quot;,&quot;issued&quot;:{&quot;date-parts&quot;:[[2025]]},&quot;container-title-short&quot;:&quot;&quot;},&quot;isTemporary&quot;:false}]},{&quot;citationID&quot;:&quot;MENDELEY_CITATION_1268018a-f0ce-480c-82c7-74f41b5ecd2d&quot;,&quot;properties&quot;:{&quot;noteIndex&quot;:0},&quot;isEdited&quot;:false,&quot;manualOverride&quot;:{&quot;isManuallyOverridden&quot;:false,&quot;citeprocText&quot;:&quot;(Chauhan et al., 2023)&quot;,&quot;manualOverrideText&quot;:&quot;&quot;},&quot;citationTag&quot;:&quot;MENDELEY_CITATION_v3_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&quot;,&quot;citationItems&quot;:[{&quot;id&quot;:&quot;a9739f0a-22e7-355b-8e6b-bddd9cb0e4c3&quot;,&quot;itemData&quot;:{&quot;type&quot;:&quot;article-journal&quot;,&quot;id&quot;:&quot;a9739f0a-22e7-355b-8e6b-bddd9cb0e4c3&quot;,&quot;title&quot;:&quot;Rheumatoid Arthritis&quot;,&quot;author&quot;:[{&quot;family&quot;:&quot;Chauhan&quot;,&quot;given&quot;:&quot;Krati&quot;,&quot;parse-names&quot;:false,&quot;dropping-particle&quot;:&quot;&quot;,&quot;non-dropping-particle&quot;:&quot;&quot;},{&quot;family&quot;:&quot;Jandu&quot;,&quot;given&quot;:&quot;Jagmohan S.&quot;,&quot;parse-names&quot;:false,&quot;dropping-particle&quot;:&quot;&quot;,&quot;non-dropping-particle&quot;:&quot;&quot;},{&quot;family&quot;:&quot;Brent&quot;,&quot;given&quot;:&quot;Lawrence H.&quot;,&quot;parse-names&quot;:false,&quot;dropping-particle&quot;:&quot;&quot;,&quot;non-dropping-particle&quot;:&quot;&quot;},{&quot;family&quot;:&quot;Al-Dhahir&quot;,&quot;given&quot;:&quot;Mohammed A.&quot;,&quot;parse-names&quot;:false,&quot;dropping-particle&quot;:&quot;&quot;,&quot;non-dropping-particle&quot;:&quot;&quot;}],&quot;container-title&quot;:&quot;Rosen and Barkin's 5-Minute Emergency Medicine Consult: Fifth Edition&quot;,&quot;accessed&quot;:{&quot;date-parts&quot;:[[2026,4,14]]},&quot;DOI&quot;:&quot;10.1017/chol9780521332866.074&quot;,&quot;ISBN&quot;:&quot;9781469889351&quot;,&quot;PMID&quot;:&quot;28723028&quot;,&quot;URL&quot;:&quot;https://www.ncbi.nlm.nih.gov/books/NBK441999/&quot;,&quot;issued&quot;:{&quot;date-parts&quot;:[[2023,5,25]]},&quot;publisher&quot;:&quot;StatPearls Publishing&quot;,&quot;container-title-short&quot;:&quot;&quot;},&quot;isTemporary&quot;:false}]},{&quot;citationID&quot;:&quot;MENDELEY_CITATION_8e9e8656-4815-4eed-8458-02696affe621&quot;,&quot;properties&quot;:{&quot;noteIndex&quot;:0},&quot;isEdited&quot;:false,&quot;manualOverride&quot;:{&quot;isManuallyOverridden&quot;:false,&quot;citeprocText&quot;:&quot;(Deseatnicova et al., 2026)&quot;,&quot;manualOverrideText&quot;:&quot;&quot;},&quot;citationTag&quot;:&quot;MENDELEY_CITATION_v3_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&quot;,&quot;citationItems&quot;:[{&quot;id&quot;:&quot;fd72b558-8eb9-325d-8987-9b2be159b05d&quot;,&quot;itemData&quot;:{&quot;type&quot;:&quot;article-journal&quot;,&quot;id&quot;:&quot;fd72b558-8eb9-325d-8987-9b2be159b05d&quot;,&quot;title&quot;:&quot;Rheumatoid arthritis worldwide: inequalities in epidemiology and care&quot;,&quot;author&quot;:[{&quot;family&quot;:&quot;Deseatnicova&quot;,&quot;given&quot;:&quot;Elena&quot;,&quot;parse-names&quot;:false,&quot;dropping-particle&quot;:&quot;&quot;,&quot;non-dropping-particle&quot;:&quot;&quot;},{&quot;family&quot;:&quot;Frunze&quot;,&quot;given&quot;:&quot;Valeria&quot;,&quot;parse-names&quot;:false,&quot;dropping-particle&quot;:&quot;&quot;,&quot;non-dropping-particle&quot;:&quot;&quot;},{&quot;family&quot;:&quot;Usatii&quot;,&quot;given&quot;:&quot;Rodica&quot;,&quot;parse-names&quot;:false,&quot;dropping-particle&quot;:&quot;&quot;,&quot;non-dropping-particle&quot;:&quot;&quot;},{&quot;family&quot;:&quot;Groppa&quot;,&quot;given&quot;:&quot;Liliana&quot;,&quot;parse-names&quot;:false,&quot;dropping-particle&quot;:&quot;&quot;,&quot;non-dropping-particle&quot;:&quot;&quot;}],&quot;container-title&quot;:&quot;Moldovan Journal of Health Sciences&quot;,&quot;accessed&quot;:{&quot;date-parts&quot;:[[2026,5,18]]},&quot;DOI&quot;:&quot;10.52645/MJHS.2026.1.17&quot;,&quot;ISSN&quot;:&quot;23451467&quot;,&quot;URL&quot;:&quot;https://mjhs.md/index.php/article/rheumatoid-arthritis-worldwide-inequalities-epidemiology-and-care&quot;,&quot;issued&quot;:{&quot;date-parts&quot;:[[2026,3]]},&quot;page&quot;:&quot;120-127&quot;,&quot;abstract&quot;:&quot;&lt;p&gt;Introduction. Rheumatoid arthritis (RA) is a chronic autoimmune disease affecting approximately 0.5% of the global population. It represents a major cause of disability, reduced quality of life, and healthcare burden. The prevalence of RA is rising, especially in older populations and in low-income regions. Materials and methods. A systematic literature search was performed in PubMed, ScienceDirect and Google Scholar for articles published between 2000 and 2025. Search terms included \&quot;rheumatoid arthritis\&quot;, \&quot;epidemiology\&quot;, \&quot;risk factors\&quot;, \&quot;economic burden\&quot;, and \&quot;healthcare disparities\&quot;. Results. RA prevalence ranges from 0.3% to 1.0%, with the highest values in Northern Europe (0.8 - 1.0%) and North America (0.7 - 0.9%), and the lowest in Africa (0.1 - 0.3%) and rural Asia (0.2 - 0.4%). Work incapacity has declined in several high-income countries, attributed to earlier diagnosis and the widespread use of disease-modifying antirheumatic drugs. Socio-economic status is a key factor for RA outcomes, with patients in the lowest income groups showing up to 50% higher disability rates. Other risk factors include female sex, HLA-DRB1 alleles, smoking, and environmental exposures. The economic burden is considerable, with direct and indirect costs disproportionately affecting low- and middle-income countries, where RA frequently results in early work disability. Conclusions. RA causes disability and reduces quality of life. Its prevalence is rising worldwide, with higher detection and better outcomes in high-income countries, while low-income countries face underdiagnosis and limited access to modern therapies. Reducing these disparities requires stronger healthcare systems, early diagnosis, and affordable and accessible treatments.&lt;/p&gt;&quot;,&quot;issue&quot;:&quot;1&quot;,&quot;volume&quot;:&quot;13&quot;,&quot;container-title-short&quot;:&quot;&quot;},&quot;isTemporary&quot;:false}]},{&quot;citationID&quot;:&quot;MENDELEY_CITATION_19fcbceb-0d0d-4053-9ef7-a2e6c1461503&quot;,&quot;properties&quot;:{&quot;noteIndex&quot;:0},&quot;isEdited&quot;:false,&quot;manualOverride&quot;:{&quot;isManuallyOverridden&quot;:false,&quot;citeprocText&quot;:&quot;(Zhang et al., 2025)&quot;,&quot;manualOverrideText&quot;:&quot;&quot;},&quot;citationTag&quot;:&quot;MENDELEY_CITATION_v3_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&quot;,&quot;citationItems&quot;:[{&quot;id&quot;:&quot;185a348c-67c0-3e98-aa49-af08c1bc9995&quot;,&quot;itemData&quot;:{&quot;type&quot;:&quot;article-journal&quot;,&quot;id&quot;:&quot;185a348c-67c0-3e98-aa49-af08c1bc9995&quot;,&quot;title&quot;:&quot;Global, regional, and national epidemiology of rheumatoid arthritis among people aged 20–54 years from 1990 to 2021&quot;,&quot;author&quot;:[{&quot;family&quot;:&quot;Zhang&quot;,&quot;given&quot;:&quot;Ziyi&quot;,&quot;parse-names&quot;:false,&quot;dropping-particle&quot;:&quot;&quot;,&quot;non-dropping-particle&quot;:&quot;&quot;},{&quot;family&quot;:&quot;Gao&quot;,&quot;given&quot;:&quot;Xiaopeng&quot;,&quot;parse-names&quot;:false,&quot;dropping-particle&quot;:&quot;&quot;,&quot;non-dropping-particle&quot;:&quot;&quot;},{&quot;family&quot;:&quot;Liu&quot;,&quot;given&quot;:&quot;Shiwei&quot;,&quot;parse-names&quot;:false,&quot;dropping-particle&quot;:&quot;&quot;,&quot;non-dropping-particle&quot;:&quot;&quot;},{&quot;family&quot;:&quot;Wang&quot;,&quot;given&quot;:&quot;Qingshuai&quot;,&quot;parse-names&quot;:false,&quot;dropping-particle&quot;:&quot;&quot;,&quot;non-dropping-particle&quot;:&quot;&quot;},{&quot;family&quot;:&quot;Wang&quot;,&quot;given&quot;:&quot;Yingjie&quot;,&quot;parse-names&quot;:false,&quot;dropping-particle&quot;:&quot;&quot;,&quot;non-dropping-particle&quot;:&quot;&quot;},{&quot;family&quot;:&quot;Hou&quot;,&quot;given&quot;:&quot;Shuai&quot;,&quot;parse-names&quot;:false,&quot;dropping-particle&quot;:&quot;&quot;,&quot;non-dropping-particle&quot;:&quot;&quot;},{&quot;family&quot;:&quot;Wang&quot;,&quot;given&quot;:&quot;Jun&quot;,&quot;parse-names&quot;:false,&quot;dropping-particle&quot;:&quot;&quot;,&quot;non-dropping-particle&quot;:&quot;&quot;},{&quot;family&quot;:&quot;Zhang&quot;,&quot;given&quot;:&quot;Yimin&quot;,&quot;parse-names&quot;:false,&quot;dropping-particle&quot;:&quot;&quot;,&quot;non-dropping-particle&quot;:&quot;&quot;}],&quot;container-title&quot;:&quot;Scientific Reports&quot;,&quot;accessed&quot;:{&quot;date-parts&quot;:[[2026,5,18]]},&quot;DOI&quot;:&quot;10.1038/S41598-025-92150-1&quot;,&quot;ISSN&quot;:&quot;20452322&quot;,&quot;PMID&quot;:&quot;40155668&quot;,&quot;URL&quot;:&quot;https://pmc.ncbi.nlm.nih.gov/articles/PMC11953469/&quot;,&quot;issued&quot;:{&quot;date-parts&quot;:[[2025,12,1]]},&quot;page&quot;:&quot;10736&quot;,&quot;abstract&quot;:&quot;Rheumatoid arthritis (RA) is a global epidemic. We conducted a cross-sectional study using the Global Burden of Disease (GBD) 2021 dataset to examine RA trends in patients aged 20–54 years worldwide. Key outcomes included incidence, mortality, and disability-adjusted life years (DALYs), as well as trends over time, stratifying by region, country, age, sex, and Sociodemographic Index (SDI). We also assessed the contribution of smoking to RA-related mortality and DALYs. Over the past 32 years, the global RA-related incidence rate increased from 11.66 (95% UI 9.60–13.94) to 13.48 (95% UI 11.08–16.06) per 100,000 population. RA-related DALYs rate increased from 26.37 (95% UI 18.43–36.99) to 30.71 (95% UI 20.82–44.08) per 100,000 population, with females bearing a higher burden. And the RA-related mortality rate decreased from 0.09 (95% UI 0.08–0.1) to 0.06 (95% UI 0.05–0.07) per 100,000 population. Regional disparities were evident, with lower SDI regions experiencing the larger change. Smoking remained a significant risk factor, accounting for 9.01% of RA-related mortality in 2021. Overall, we highlighted the rising global burden of RA, particularly among females and in lower SDI regions, emphasizing disparities in healthcare resources, prevention, and early diagnosis.&quot;,&quot;publisher&quot;:&quot;Nature Research&quot;,&quot;issue&quot;:&quot;1&quot;,&quot;volume&quot;:&quot;15&quot;,&quot;container-title-short&quot;:&quot;Sci. Rep.&quot;},&quot;isTemporary&quot;:false}]},{&quot;citationID&quot;:&quot;MENDELEY_CITATION_222075e1-2880-4cd6-a520-3b9c60efb8b1&quot;,&quot;properties&quot;:{&quot;noteIndex&quot;:0},&quot;isEdited&quot;:false,&quot;manualOverride&quot;:{&quot;isManuallyOverridden&quot;:false,&quot;citeprocText&quot;:&quot;(Wang et al., 2019)&quot;,&quot;manualOverrideText&quot;:&quot;&quot;},&quot;citationTag&quot;:&quot;MENDELEY_CITATION_v3_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&quot;,&quot;citationItems&quot;:[{&quot;id&quot;:&quot;0715f57f-f8bc-30b7-955e-52c8e7cf1d75&quot;,&quot;itemData&quot;:{&quot;type&quot;:&quot;article-journal&quot;,&quot;id&quot;:&quot;0715f57f-f8bc-30b7-955e-52c8e7cf1d75&quot;,&quot;title&quot;:&quot;The newly discovered natural compounds against rheumatoid arthritis-an overview&quot;,&quot;author&quot;:[{&quot;family&quot;:&quot;Wang&quot;,&quot;given&quot;:&quot;Xueni&quot;,&quot;parse-names&quot;:false,&quot;dropping-particle&quot;:&quot;&quot;,&quot;non-dropping-particle&quot;:&quot;&quot;},{&quot;family&quot;:&quot;Fang&quot;,&quot;given&quot;:&quot;Gang&quot;,&quot;parse-names&quot;:false,&quot;dropping-particle&quot;:&quot;&quot;,&quot;non-dropping-particle&quot;:&quot;&quot;},{&quot;family&quot;:&quot;Yang&quot;,&quot;given&quot;:&quot;Yang&quot;,&quot;parse-names&quot;:false,&quot;dropping-particle&quot;:&quot;&quot;,&quot;non-dropping-particle&quot;:&quot;&quot;},{&quot;family&quot;:&quot;Pang&quot;,&quot;given&quot;:&quot;Yuzhou&quot;,&quot;parse-names&quot;:false,&quot;dropping-particle&quot;:&quot;&quot;,&quot;non-dropping-particle&quot;:&quot;&quot;}],&quot;container-title&quot;:&quot;Phytochemistry Letters&quot;,&quot;accessed&quot;:{&quot;date-parts&quot;:[[2026,4,14]]},&quot;DOI&quot;:&quot;10.1016/J.PHYTOL.2019.09.011&quot;,&quot;ISSN&quot;:&quot;1874-3900&quot;,&quot;URL&quot;:&quot;https://www.sciencedirect.com/science/article/abs/pii/S1874390019300928&quot;,&quot;issued&quot;:{&quot;date-parts&quot;:[[2019,12,1]]},&quot;page&quot;:&quot;50-58&quot;,&quot;abstract&quot;:&quot;Rheumatoid arthritis (RA) is a chronic disease characterized by inflammatory synovitis. It can lead to symmetry and invasive inflammation of joints, and eventually lead to joint deformity and loss of function. Medical treatment is a common and effective method of treating rheumatoid arthritis in clinics. Naturally derived compounds can be one of the options in medical therapy. Many anti-rheumatoid arthritis compounds have been found from natural medicines, especially Chinese herbs. In order to understand the progresses in these compounds, we collected nearly 10-year reports on anti-rheumatoid arthritis compounds in PubMed database and summarized the pharmacological properties of the compounds. In this study, we collected 18 natural compounds with potential anti-rheumatoid arthritis effects while these compounds are still far from clinical applications. Herein, we compared the pharmacological characteristics of these compounds in order to search for novel candidate compounds with high clinical potential for anti-rheumatoid arthritis.&quot;,&quot;publisher&quot;:&quot;Elsevier&quot;,&quot;volume&quot;:&quot;34&quot;,&quot;container-title-short&quot;:&quot;Phytochem. Lett.&quot;},&quot;isTemporary&quot;:false}]},{&quot;citationID&quot;:&quot;MENDELEY_CITATION_53af1e7d-bc1d-4a3c-afe4-cf084944daad&quot;,&quot;properties&quot;:{&quot;noteIndex&quot;:0},&quot;isEdited&quot;:false,&quot;manualOverride&quot;:{&quot;isManuallyOverridden&quot;:false,&quot;citeprocText&quot;:&quot;(Majithia &amp;#38; Geraci, 2007)&quot;,&quot;manualOverrideText&quot;:&quot;&quot;},&quot;citationTag&quot;:&quot;MENDELEY_CITATION_v3_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&quot;,&quot;citationItems&quot;:[{&quot;id&quot;:&quot;dcd17b48-7307-39a2-b968-3350d1873d40&quot;,&quot;itemData&quot;:{&quot;type&quot;:&quot;article-journal&quot;,&quot;id&quot;:&quot;dcd17b48-7307-39a2-b968-3350d1873d40&quot;,&quot;title&quot;:&quot;Rheumatoid Arthritis: Diagnosis and Management&quot;,&quot;author&quot;:[{&quot;family&quot;:&quot;Majithia&quot;,&quot;given&quot;:&quot;Vikas&quot;,&quot;parse-names&quot;:false,&quot;dropping-particle&quot;:&quot;&quot;,&quot;non-dropping-particle&quot;:&quot;&quot;},{&quot;family&quot;:&quot;Geraci&quot;,&quot;given&quot;:&quot;Stephen A.&quot;,&quot;parse-names&quot;:false,&quot;dropping-particle&quot;:&quot;&quot;,&quot;non-dropping-particle&quot;:&quot;&quot;}],&quot;container-title&quot;:&quot;American Journal of Medicine&quot;,&quot;accessed&quot;:{&quot;date-parts&quot;:[[2026,4,14]]},&quot;DOI&quot;:&quot;10.1016/j.amjmed.2007.04.005&quot;,&quot;ISSN&quot;:&quot;00029343&quot;,&quot;PMID&quot;:&quot;17976416&quot;,&quot;URL&quot;:&quot;https://pubmed.ncbi.nlm.nih.gov/17976416/&quot;,&quot;issued&quot;:{&quot;date-parts&quot;:[[2007]]},&quot;page&quot;:&quot;936-939&quot;,&quot;abstract&quot;:&quot;Accurate diagnosis of rheumatoid arthritis may be difficult early in its course and demands high clinical suspicion, astute examination, and appropriate investigations. Early use of disease-modifying antirheumatic drugs and biologics has improved outcomes but requires close monitoring of disease course and adverse events. © 2007 Elsevier Inc. All rights reserved.&quot;,&quot;publisher&quot;:&quot;Elsevier Inc.&quot;,&quot;issue&quot;:&quot;11&quot;,&quot;volume&quot;:&quot;120&quot;,&quot;container-title-short&quot;:&quot;&quot;},&quot;isTemporary&quot;:false}]},{&quot;citationID&quot;:&quot;MENDELEY_CITATION_24f7b272-6261-441b-b9d3-92e00b709b4a&quot;,&quot;properties&quot;:{&quot;noteIndex&quot;:0},&quot;isEdited&quot;:false,&quot;manualOverride&quot;:{&quot;isManuallyOverridden&quot;:false,&quot;citeprocText&quot;:&quot;(Platzer et al., 2019)&quot;,&quot;manualOverrideText&quot;:&quot;&quot;},&quot;citationTag&quot;:&quot;MENDELEY_CITATION_v3_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&quot;,&quot;citationItems&quot;:[{&quot;id&quot;:&quot;51a9f83d-f753-3914-a5c8-5fbe6a57d017&quot;,&quot;itemData&quot;:{&quot;type&quot;:&quot;article-journal&quot;,&quot;id&quot;:&quot;51a9f83d-f753-3914-a5c8-5fbe6a57d017&quot;,&quot;title&quot;:&quot;Analysis of gene expression in rheumatoid arthritis and related conditions offers insights into sex-bias, gene biotypes and co-expression patterns&quot;,&quot;author&quot;:[{&quot;family&quot;:&quot;Platzer&quot;,&quot;given&quot;:&quot;Alexander&quot;,&quot;parse-names&quot;:false,&quot;dropping-particle&quot;:&quot;&quot;,&quot;non-dropping-particle&quot;:&quot;&quot;},{&quot;family&quot;:&quot;Nussbaumer&quot;,&quot;given&quot;:&quot;Thomas&quot;,&quot;parse-names&quot;:false,&quot;dropping-particle&quot;:&quot;&quot;,&quot;non-dropping-particle&quot;:&quot;&quot;},{&quot;family&quot;:&quot;Karonitsch&quot;,&quot;given&quot;:&quot;Thomas&quot;,&quot;parse-names&quot;:false,&quot;dropping-particle&quot;:&quot;&quot;,&quot;non-dropping-particle&quot;:&quot;&quot;},{&quot;family&quot;:&quot;Smolen&quot;,&quot;given&quot;:&quot;Josef S.&quot;,&quot;parse-names&quot;:false,&quot;dropping-particle&quot;:&quot;&quot;,&quot;non-dropping-particle&quot;:&quot;&quot;},{&quot;family&quot;:&quot;Aletaha&quot;,&quot;given&quot;:&quot;Daniel&quot;,&quot;parse-names&quot;:false,&quot;dropping-particle&quot;:&quot;&quot;,&quot;non-dropping-particle&quot;:&quot;&quot;}],&quot;container-title&quot;:&quot;PloS one&quot;,&quot;container-title-short&quot;:&quot;PLoS One&quot;,&quot;accessed&quot;:{&quot;date-parts&quot;:[[2026,6,30]]},&quot;DOI&quot;:&quot;10.1371/JOURNAL.PONE.0219698&quot;,&quot;ISSN&quot;:&quot;1932-6203&quot;,&quot;PMID&quot;:&quot;31344123&quot;,&quot;URL&quot;:&quot;https://pubmed.ncbi.nlm.nih.gov/31344123/&quot;,&quot;issued&quot;:{&quot;date-parts&quot;:[[2019,7,1]]},&quot;abstract&quot;:&quot;The era of next-generation sequencing has mounted the foundation of many gene expression studies. In rheumatoid arthritis research, this has led to the discovery of important candidate genes which offered novel insights into mechanisms and their possible roles in the cure of the disease. In the last years, data generation has outstripped data analysis and while many studies focused on specific aspects of the disease, a global picture of the disease is not yet accomplished. Here, we analyzed and compared a collection of gene expression information from healthy individuals and from patients suffering under different arthritis conditions from published studies containing the following clinical conditions: early and established rheumatoid arthritis, osteoarthritis and arthralgia. We show comprehensive overviews of this data collection and give new insights specifically on gene expression in the early stage, into sex-dependent gene expression, and we describe general differences in expression of different biotypes of genes. Many genes that are related to cytoskeleton changes (actin filament related genes) are differently expressed in early rheumatoid arthritis in comparison to healthy subjects; interestingly, eight of these genes reverse their expression ratio significantly between men and women compared early rheumatoid arthritis and healthy subjects. There are some slighter changes between men and woman between the conditions early and established rheumatoid arthritis. Another aspect are miRNAs and other gene biotypes which are not only promising candidates for diagnoses but also change their expression grossly in average at rheumatoid arthritis and arthralgia compared to the healthy condition. With a selection of intersecting genes, we were able to generate simple classification models to distinguish between healthy and rheumatoid arthritis as well as between early rheumatoid arthritis to other arthritides based on gene expression.&quot;,&quot;publisher&quot;:&quot;PLoS One&quot;,&quot;issue&quot;:&quot;7&quot;,&quot;volume&quot;:&quot;14&quot;},&quot;isTemporary&quot;:false}]},{&quot;citationID&quot;:&quot;MENDELEY_CITATION_aca82584-9a3b-49a5-8ed7-55a7871e5dbe&quot;,&quot;properties&quot;:{&quot;noteIndex&quot;:0},&quot;isEdited&quot;:false,&quot;manualOverride&quot;:{&quot;isManuallyOverridden&quot;:false,&quot;citeprocText&quot;:&quot;(Shi, 2022)&quot;,&quot;manualOverrideText&quot;:&quot;&quot;},&quot;citationTag&quot;:&quot;MENDELEY_CITATION_v3_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&quot;,&quot;citationItems&quot;:[{&quot;id&quot;:&quot;9797c0fd-4675-3c00-9661-864b8524cdb7&quot;,&quot;itemData&quot;:{&quot;type&quot;:&quot;article-journal&quot;,&quot;id&quot;:&quot;9797c0fd-4675-3c00-9661-864b8524cdb7&quot;,&quot;title&quot;:&quot;Rsubread package: high-performance read alignment, quantication and mutation discovery&quot;,&quot;author&quot;:[{&quot;family&quot;:&quot;Shi&quot;,&quot;given&quot;:&quot;Wei&quot;,&quot;parse-names&quot;:false,&quot;dropping-particle&quot;:&quot;&quot;,&quot;non-dropping-particle&quot;:&quot;&quot;}],&quot;accessed&quot;:{&quot;date-parts&quot;:[[2025,6,12]]},&quot;issued&quot;:{&quot;date-parts&quot;:[[2022]]},&quot;abstract&quot;:&quot;1 Introduction This vignette provides a brief description to the Rsubread package. For more details, please refer to the Users Guide which can brought up in your R session via the following commands: &gt; library(Rsubread) &gt; RsubreadUsersGuide() The Rsubread package provides facilities for processing short and long reads generated from the sequencing technologies. These facilities include quality assessment, read alignment, read summarization, exon-exon junction detection, absolute expression calling and SNP discovery. The Subread aligner (align function) is a highly ecient and accurate aligner for mapping genomic DNA and RNA sequencing reads. It adopts a novel mapping paradigm called seed-and-vote\&quot;. Under this paradigm, a number of 16mers (called seeds or sub-reads) are extracted from each read and they were mapped to the reference genome to vote for the mapping location of the read. Read mapping performed under this paradigm has been found to be more ecient and accurate than that carried out under the conventional seed-and-extend\&quot; paradigm (Liao et al. 2013). Another aligner included in Rsubread is the Subjunc aligner (subjunc function). It was also developed under the seed-and-vote\&quot; paradigm, but dierent from the Subread aligner it performs full alignment for exon spanning reads and reports exon-exon junctions in addition to the read mapping results. The Subread aligner is recommended for gene-level expression analysis. For other types of RNA-seq analyses such as alternative splicing analysis, the Subjunc aligner should be used. An important step in processing next-gen sequencing data is to assign mapped reads to genomic features such as genes, exons and genomic windows. This package includes a general-purpose read summarization function featureCounts that takes mapped reads 1&quot;,&quot;container-title-short&quot;:&quot;&quot;},&quot;isTemporary&quot;:false}]},{&quot;citationID&quot;:&quot;MENDELEY_CITATION_cd8d2bca-9d12-48cc-8af6-a0c82c4b6194&quot;,&quot;properties&quot;:{&quot;noteIndex&quot;:0},&quot;isEdited&quot;:false,&quot;manualOverride&quot;:{&quot;isManuallyOverridden&quot;:false,&quot;citeprocText&quot;:&quot;(&lt;i&gt;Package “DESeq2,”&lt;/i&gt; 2025)&quot;,&quot;manualOverrideText&quot;:&quot;&quot;},&quot;citationTag&quot;:&quot;MENDELEY_CITATION_v3_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&quot;,&quot;citationItems&quot;:[{&quot;id&quot;:&quot;51926c89-d9a6-35d7-a199-6330a8458ae8&quot;,&quot;itemData&quot;:{&quot;type&quot;:&quot;article-journal&quot;,&quot;id&quot;:&quot;51926c89-d9a6-35d7-a199-6330a8458ae8&quot;,&quot;title&quot;:&quot;Package 'DESeq2'&quot;,&quot;accessed&quot;:{&quot;date-parts&quot;:[[2025,12,26]]},&quot;DOI&quot;:&quot;10.1186/s13059-014-0550-8&quot;,&quot;URL&quot;:&quot;https://doi.org/10.1186/s13059-014-0550-8&quot;,&quot;issued&quot;:{&quot;date-parts&quot;:[[2025]]},&quot;abstract&quot;:&quot;Description Estimate variance-mean dependence in count data from high-throughput sequencing assays and test for differential expression based on a model using the negative binomial distribution.&quot;,&quot;container-title-short&quot;:&quot;&quot;},&quot;isTemporary&quot;:false}]},{&quot;citationID&quot;:&quot;MENDELEY_CITATION_32647a2d-64ff-449d-8ebf-1c818982fdb6&quot;,&quot;properties&quot;:{&quot;noteIndex&quot;:0},&quot;isEdited&quot;:false,&quot;manualOverride&quot;:{&quot;isManuallyOverridden&quot;:false,&quot;citeprocText&quot;:&quot;(&lt;i&gt;Bioconductor - EnhancedVolcano&lt;/i&gt;, n.d.; &lt;i&gt;Gene Ontology Enrichment Analysis&lt;/i&gt;, n.d.; &lt;i&gt;Title Client-Side REST Access to the Kyoto Encyclopedia of Genes and Genomes (KEGG)&lt;/i&gt;, 2025; Maintainer &amp;#38; Luo, 2025)&quot;,&quot;manualOverrideText&quot;:&quot;&quot;},&quot;citationTag&quot;:&quot;MENDELEY_CITATION_v3_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&quot;,&quot;citationItems&quot;:[{&quot;id&quot;:&quot;16f0cff3-fb41-3f28-aa98-1dd313f6d466&quot;,&quot;itemData&quot;:{&quot;type&quot;:&quot;article-journal&quot;,&quot;id&quot;:&quot;16f0cff3-fb41-3f28-aa98-1dd313f6d466&quot;,&quot;title&quot;:&quot;Package 'pathview' Title a tool set for pathway based data integration and visualization&quot;,&quot;author&quot;:[{&quot;family&quot;:&quot;Maintainer&quot;,&quot;given&quot;:&quot;Luo&quot;,&quot;parse-names&quot;:false,&quot;dropping-particle&quot;:&quot;&quot;,&quot;non-dropping-particle&quot;:&quot;&quot;},{&quot;family&quot;:&quot;Luo&quot;,&quot;given&quot;:&quot;Weijun&quot;,&quot;parse-names&quot;:false,&quot;dropping-particle&quot;:&quot;&quot;,&quot;non-dropping-particle&quot;:&quot;&quot;}],&quot;accessed&quot;:{&quot;date-parts&quot;:[[2025,12,26]]},&quot;DOI&quot;:&quot;10.1093/bioinformatics/btt285&quot;,&quot;issued&quot;:{&quot;date-parts&quot;:[[2025]]},&quot;abstract&quot;:&quot;Description Pathview is a tool set for pathway based data integration and visualization. It maps and renders a wide variety of biological data on relevant pathway graphs. All users need is to supply their data and specify the target pathway. Pathview automatically downloads the pathway graph data, parses the data file, maps user data to the pathway, and render pathway graph with the mapped data. In addition, Pathview also seamlessly integrates with pathway and gene set (enrichment) analysis tools for large-scale and fully automated analysis.&quot;,&quot;container-title-short&quot;:&quot;&quot;},&quot;isTemporary&quot;:false},{&quot;id&quot;:&quot;2a1d58f2-30a1-344a-b010-ff92517a8cb3&quot;,&quot;itemData&quot;:{&quot;type&quot;:&quot;article-journal&quot;,&quot;id&quot;:&quot;2a1d58f2-30a1-344a-b010-ff92517a8cb3&quot;,&quot;title&quot;:&quot;Title Client-side REST access to the Kyoto Encyclopedia of Genes and Genomes (KEGG)&quot;,&quot;accessed&quot;:{&quot;date-parts&quot;:[[2025,12,26]]},&quot;URL&quot;:&quot;https://www.kegg.jp/kegg/rest/&quot;,&quot;issued&quot;:{&quot;date-parts&quot;:[[2025]]},&quot;container-title-short&quot;:&quot;&quot;},&quot;isTemporary&quot;:false},{&quot;id&quot;:&quot;35e9b99c-6516-31ff-be0b-30cf9877f531&quot;,&quot;itemData&quot;:{&quot;type&quot;:&quot;webpage&quot;,&quot;id&quot;:&quot;35e9b99c-6516-31ff-be0b-30cf9877f531&quot;,&quot;title&quot;:&quot;Bioconductor - EnhancedVolcano&quot;,&quot;accessed&quot;:{&quot;date-parts&quot;:[[2025,12,26]]},&quot;URL&quot;:&quot;https://bioconductor.org/packages/release/bioc/html/EnhancedVolcano.html&quot;,&quot;container-title-short&quot;:&quot;&quot;},&quot;isTemporary&quot;:false},{&quot;id&quot;:&quot;78d4c1e8-a97c-37ce-8009-b7975e23fbf7&quot;,&quot;itemData&quot;:{&quot;type&quot;:&quot;webpage&quot;,&quot;id&quot;:&quot;78d4c1e8-a97c-37ce-8009-b7975e23fbf7&quot;,&quot;title&quot;:&quot;Gene Ontology Enrichment Analysis&quot;,&quot;accessed&quot;:{&quot;date-parts&quot;:[[2026,5,25]]},&quot;URL&quot;:&quot;https://www.bioconductor.org/packages//release/bioc/vignettes/TADCompare/inst/doc/Ontology_Analysis.html&quot;,&quot;container-title-short&quot;:&quot;&quot;},&quot;isTemporary&quot;:false}]},{&quot;citationID&quot;:&quot;MENDELEY_CITATION_0f27c641-0645-47a8-99a0-8b7af579edd0&quot;,&quot;properties&quot;:{&quot;noteIndex&quot;:0},&quot;isEdited&quot;:false,&quot;manualOverride&quot;:{&quot;isManuallyOverridden&quot;:false,&quot;citeprocText&quot;:&quot;(&lt;i&gt;Bioconductor - Goseq&lt;/i&gt;, n.d.; &lt;i&gt;Bioconductor - Org.Hs.Eg.Db&lt;/i&gt;, n.d.)&quot;,&quot;manualOverrideText&quot;:&quot;&quot;},&quot;citationTag&quot;:&quot;MENDELEY_CITATION_v3_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&quot;,&quot;citationItems&quot;:[{&quot;id&quot;:&quot;48af9192-27e2-36c3-bc3f-ecd59aa4e091&quot;,&quot;itemData&quot;:{&quot;type&quot;:&quot;webpage&quot;,&quot;id&quot;:&quot;48af9192-27e2-36c3-bc3f-ecd59aa4e091&quot;,&quot;title&quot;:&quot;Bioconductor - goseq&quot;,&quot;accessed&quot;:{&quot;date-parts&quot;:[[2026,5,25]]},&quot;URL&quot;:&quot;https://www.bioconductor.org/packages/release/bioc/html/goseq.html&quot;,&quot;container-title-short&quot;:&quot;&quot;},&quot;isTemporary&quot;:false},{&quot;id&quot;:&quot;47cf3197-a66f-367a-b76e-33f7af662634&quot;,&quot;itemData&quot;:{&quot;type&quot;:&quot;webpage&quot;,&quot;id&quot;:&quot;47cf3197-a66f-367a-b76e-33f7af662634&quot;,&quot;title&quot;:&quot;Bioconductor - org.Hs.eg.db&quot;,&quot;accessed&quot;:{&quot;date-parts&quot;:[[2026,5,25]]},&quot;URL&quot;:&quot;https://www.bioconductor.org/packages/release/data/annotation/html/org.Hs.eg.db.html&quot;,&quot;container-title-short&quot;:&quot;&quot;},&quot;isTemporary&quot;:false}]},{&quot;citationID&quot;:&quot;MENDELEY_CITATION_fe4e067b-5420-4910-9b92-3c42f46489d8&quot;,&quot;properties&quot;:{&quot;noteIndex&quot;:0},&quot;isEdited&quot;:false,&quot;manualOverride&quot;:{&quot;isManuallyOverridden&quot;:false,&quot;citeprocText&quot;:&quot;(Chauhan et al., 2023)&quot;,&quot;manualOverrideText&quot;:&quot;&quot;},&quot;citationTag&quot;:&quot;MENDELEY_CITATION_v3_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&quot;,&quot;citationItems&quot;:[{&quot;id&quot;:&quot;a9739f0a-22e7-355b-8e6b-bddd9cb0e4c3&quot;,&quot;itemData&quot;:{&quot;type&quot;:&quot;article-journal&quot;,&quot;id&quot;:&quot;a9739f0a-22e7-355b-8e6b-bddd9cb0e4c3&quot;,&quot;title&quot;:&quot;Rheumatoid Arthritis&quot;,&quot;author&quot;:[{&quot;family&quot;:&quot;Chauhan&quot;,&quot;given&quot;:&quot;Krati&quot;,&quot;parse-names&quot;:false,&quot;dropping-particle&quot;:&quot;&quot;,&quot;non-dropping-particle&quot;:&quot;&quot;},{&quot;family&quot;:&quot;Jandu&quot;,&quot;given&quot;:&quot;Jagmohan S.&quot;,&quot;parse-names&quot;:false,&quot;dropping-particle&quot;:&quot;&quot;,&quot;non-dropping-particle&quot;:&quot;&quot;},{&quot;family&quot;:&quot;Brent&quot;,&quot;given&quot;:&quot;Lawrence H.&quot;,&quot;parse-names&quot;:false,&quot;dropping-particle&quot;:&quot;&quot;,&quot;non-dropping-particle&quot;:&quot;&quot;},{&quot;family&quot;:&quot;Al-Dhahir&quot;,&quot;given&quot;:&quot;Mohammed A.&quot;,&quot;parse-names&quot;:false,&quot;dropping-particle&quot;:&quot;&quot;,&quot;non-dropping-particle&quot;:&quot;&quot;}],&quot;container-title&quot;:&quot;Rosen and Barkin's 5-Minute Emergency Medicine Consult: Fifth Edition&quot;,&quot;accessed&quot;:{&quot;date-parts&quot;:[[2026,4,14]]},&quot;DOI&quot;:&quot;10.1017/chol9780521332866.074&quot;,&quot;ISBN&quot;:&quot;9781469889351&quot;,&quot;PMID&quot;:&quot;28723028&quot;,&quot;URL&quot;:&quot;https://www.ncbi.nlm.nih.gov/books/NBK441999/&quot;,&quot;issued&quot;:{&quot;date-parts&quot;:[[2023,5,25]]},&quot;publisher&quot;:&quot;StatPearls Publishing&quot;,&quot;container-title-short&quot;:&quot;&quot;},&quot;isTemporary&quot;:false}]},{&quot;citationID&quot;:&quot;MENDELEY_CITATION_c0074cc1-ac77-4858-9cce-e9b9a3abe695&quot;,&quot;properties&quot;:{&quot;noteIndex&quot;:0},&quot;isEdited&quot;:false,&quot;manualOverride&quot;:{&quot;isManuallyOverridden&quot;:false,&quot;citeprocText&quot;:&quot;(Alturaiki et al., 2022)&quot;,&quot;manualOverrideText&quot;:&quot;&quot;},&quot;citationTag&quot;:&quot;MENDELEY_CITATION_v3_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&quot;,&quot;citationItems&quot;:[{&quot;id&quot;:&quot;0bdbb6cd-3be9-3899-b21d-a270834c78ec&quot;,&quot;itemData&quot;:{&quot;type&quot;:&quot;article-journal&quot;,&quot;id&quot;:&quot;0bdbb6cd-3be9-3899-b21d-a270834c78ec&quot;,&quot;title&quot;:&quot;Assessment of IL-1β, IL-6, TNF-α, IL-8, and CCL 5 levels in newly diagnosed Saudi patients with rheumatoid arthritis&quot;,&quot;author&quot;:[{&quot;family&quot;:&quot;Alturaiki&quot;,&quot;given&quot;:&quot;Wael&quot;,&quot;parse-names&quot;:false,&quot;dropping-particle&quot;:&quot;&quot;,&quot;non-dropping-particle&quot;:&quot;&quot;},{&quot;family&quot;:&quot;Alhamad&quot;,&quot;given&quot;:&quot;Abdulaziz&quot;,&quot;parse-names&quot;:false,&quot;dropping-particle&quot;:&quot;&quot;,&quot;non-dropping-particle&quot;:&quot;&quot;},{&quot;family&quot;:&quot;Alturaiqy&quot;,&quot;given&quot;:&quot;Muath&quot;,&quot;parse-names&quot;:false,&quot;dropping-particle&quot;:&quot;&quot;,&quot;non-dropping-particle&quot;:&quot;&quot;},{&quot;family&quot;:&quot;Mir&quot;,&quot;given&quot;:&quot;Shabir Ahmad&quot;,&quot;parse-names&quot;:false,&quot;dropping-particle&quot;:&quot;&quot;,&quot;non-dropping-particle&quot;:&quot;&quot;},{&quot;family&quot;:&quot;Iqbal&quot;,&quot;given&quot;:&quot;Danish&quot;,&quot;parse-names&quot;:false,&quot;dropping-particle&quot;:&quot;&quot;,&quot;non-dropping-particle&quot;:&quot;&quot;},{&quot;family&quot;:&quot;Dukhyil&quot;,&quot;given&quot;:&quot;Abdul Aziz&quot;,&quot;parse-names&quot;:false,&quot;dropping-particle&quot;:&quot;&quot;,&quot;non-dropping-particle&quot;:&quot;Bin&quot;},{&quot;family&quot;:&quot;Alaidarous&quot;,&quot;given&quot;:&quot;Mohammed&quot;,&quot;parse-names&quot;:false,&quot;dropping-particle&quot;:&quot;&quot;,&quot;non-dropping-particle&quot;:&quot;&quot;},{&quot;family&quot;:&quot;Alshehri&quot;,&quot;given&quot;:&quot;Bader&quot;,&quot;parse-names&quot;:false,&quot;dropping-particle&quot;:&quot;&quot;,&quot;non-dropping-particle&quot;:&quot;&quot;},{&quot;family&quot;:&quot;Alsagaby&quot;,&quot;given&quot;:&quot;Suliman A.&quot;,&quot;parse-names&quot;:false,&quot;dropping-particle&quot;:&quot;&quot;,&quot;non-dropping-particle&quot;:&quot;&quot;},{&quot;family&quot;:&quot;Almalki&quot;,&quot;given&quot;:&quot;Sami G.&quot;,&quot;parse-names&quot;:false,&quot;dropping-particle&quot;:&quot;&quot;,&quot;non-dropping-particle&quot;:&quot;&quot;},{&quot;family&quot;:&quot;Alghofaili&quot;,&quot;given&quot;:&quot;Fayez&quot;,&quot;parse-names&quot;:false,&quot;dropping-particle&quot;:&quot;&quot;,&quot;non-dropping-particle&quot;:&quot;&quot;},{&quot;family&quot;:&quot;Choudhary&quot;,&quot;given&quot;:&quot;Ranjay K.&quot;,&quot;parse-names&quot;:false,&quot;dropping-particle&quot;:&quot;&quot;,&quot;non-dropping-particle&quot;:&quot;&quot;},{&quot;family&quot;:&quot;Almutairi&quot;,&quot;given&quot;:&quot;Saeedah&quot;,&quot;parse-names&quot;:false,&quot;dropping-particle&quot;:&quot;&quot;,&quot;non-dropping-particle&quot;:&quot;&quot;},{&quot;family&quot;:&quot;Banawas&quot;,&quot;given&quot;:&quot;Saeed&quot;,&quot;parse-names&quot;:false,&quot;dropping-particle&quot;:&quot;&quot;,&quot;non-dropping-particle&quot;:&quot;&quot;},{&quot;family&quot;:&quot;Alosaimi&quot;,&quot;given&quot;:&quot;Bandar&quot;,&quot;parse-names&quot;:false,&quot;dropping-particle&quot;:&quot;&quot;,&quot;non-dropping-particle&quot;:&quot;&quot;},{&quot;family&quot;:&quot;Mubarak&quot;,&quot;given&quot;:&quot;Ayman&quot;,&quot;parse-names&quot;:false,&quot;dropping-particle&quot;:&quot;&quot;,&quot;non-dropping-particle&quot;:&quot;&quot;}],&quot;container-title&quot;:&quot;International journal of rheumatic diseases&quot;,&quot;container-title-short&quot;:&quot;Int. J. Rheum. Dis.&quot;,&quot;accessed&quot;:{&quot;date-parts&quot;:[[2026,5,27]]},&quot;DOI&quot;:&quot;10.1111/1756-185X.14373&quot;,&quot;ISSN&quot;:&quot;1756-185X&quot;,&quot;PMID&quot;:&quot;35748059&quot;,&quot;URL&quot;:&quot;https://pubmed.ncbi.nlm.nih.gov/35748059/&quot;,&quot;issued&quot;:{&quot;date-parts&quot;:[[2022,9,1]]},&quot;page&quot;:&quot;1013-1019&quot;,&quot;abstract&quot;:&quot;Background: Rheumatoid arthritis (RA) is a chronic systemic inflammatory disorder which mainly affects small joints, occurs most commonly in middle-aged adults, and can be fatal in severe cases. The exact etiology of RA remains unknown. However, uncontrolled expression of pro-inflammatory cytokines and chemokines can contribute to the pathogenesis of RA. Aim: In the current study, we assessed the potential of serum concentrations of interleukin (IL)-1β, IL-6, tumor necrosis factor (TNF)-α, IL-8, and C-C motif chemokine ligand (CCL)5 as early predictive markers for RA. Methods: In addition to clinical examination, blood samples were collected from 100 Saudi patients recently diagnosed with early RA for basic and serological tests, including rheumatoid factor (RF), C-reactive protein (CRP), and erythrocyte sedimentation rate (ESR). Sera of 32 healthy individuals were used as controls. Specific enzyme-linked immunosorbent assay was used to quantify the serum IL-1β, IL-6, TNF-α, IL-8, and CCL5 levels in the samples. Results: Our results indicated that RF, CRP, and ESR levels were higher in RA patients compared to controls. Furthermore, serum levels of IL-1β, IL-6, IL-8, and CCL5, but not TNF-α, significantly increased in RA patients compared to controls. Conclusion: Overall, the findings suggested that IL-1β, IL-6, IL-8, and CCL5 can be used as biomarkers in the early diagnosis of RA.&quot;,&quot;publisher&quot;:&quot;Int J Rheum Dis&quot;,&quot;issue&quot;:&quot;9&quot;,&quot;volume&quot;:&quot;25&quot;},&quot;isTemporary&quot;:false}]},{&quot;citationID&quot;:&quot;MENDELEY_CITATION_b7398606-f140-4d84-a9db-607618862ba2&quot;,&quot;properties&quot;:{&quot;noteIndex&quot;:0},&quot;isEdited&quot;:false,&quot;manualOverride&quot;:{&quot;isManuallyOverridden&quot;:false,&quot;citeprocText&quot;:&quot;(Green et al., 2003)&quot;,&quot;manualOverrideText&quot;:&quot;&quot;},&quot;citationTag&quot;:&quot;MENDELEY_CITATION_v3_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&quot;,&quot;citationItems&quot;:[{&quot;id&quot;:&quot;f55a3c1f-bba3-3717-90b5-55258271088c&quot;,&quot;itemData&quot;:{&quot;type&quot;:&quot;article-journal&quot;,&quot;id&quot;:&quot;f55a3c1f-bba3-3717-90b5-55258271088c&quot;,&quot;title&quot;:&quot;Serum MMP-3 and MMP-1 and progression of joint damage in early rheumatoid arthritis&quot;,&quot;author&quot;:[{&quot;family&quot;:&quot;Green&quot;,&quot;given&quot;:&quot;M. J.&quot;,&quot;parse-names&quot;:false,&quot;dropping-particle&quot;:&quot;&quot;,&quot;non-dropping-particle&quot;:&quot;&quot;},{&quot;family&quot;:&quot;Gough&quot;,&quot;given&quot;:&quot;A. K.S.&quot;,&quot;parse-names&quot;:false,&quot;dropping-particle&quot;:&quot;&quot;,&quot;non-dropping-particle&quot;:&quot;&quot;},{&quot;family&quot;:&quot;Devlin&quot;,&quot;given&quot;:&quot;J.&quot;,&quot;parse-names&quot;:false,&quot;dropping-particle&quot;:&quot;&quot;,&quot;non-dropping-particle&quot;:&quot;&quot;},{&quot;family&quot;:&quot;Smith&quot;,&quot;given&quot;:&quot;J.&quot;,&quot;parse-names&quot;:false,&quot;dropping-particle&quot;:&quot;&quot;,&quot;non-dropping-particle&quot;:&quot;&quot;},{&quot;family&quot;:&quot;Astin&quot;,&quot;given&quot;:&quot;P.&quot;,&quot;parse-names&quot;:false,&quot;dropping-particle&quot;:&quot;&quot;,&quot;non-dropping-particle&quot;:&quot;&quot;},{&quot;family&quot;:&quot;Taylor&quot;,&quot;given&quot;:&quot;D.&quot;,&quot;parse-names&quot;:false,&quot;dropping-particle&quot;:&quot;&quot;,&quot;non-dropping-particle&quot;:&quot;&quot;},{&quot;family&quot;:&quot;Emery&quot;,&quot;given&quot;:&quot;P.&quot;,&quot;parse-names&quot;:false,&quot;dropping-particle&quot;:&quot;&quot;,&quot;non-dropping-particle&quot;:&quot;&quot;}],&quot;container-title&quot;:&quot;Rheumatology (Oxford, England)&quot;,&quot;container-title-short&quot;:&quot;Rheumatology (Oxford)&quot;,&quot;accessed&quot;:{&quot;date-parts&quot;:[[2026,5,27]]},&quot;DOI&quot;:&quot;10.1093/RHEUMATOLOGY/KEG037&quot;,&quot;ISSN&quot;:&quot;1462-0324&quot;,&quot;PMID&quot;:&quot;12509618&quot;,&quot;URL&quot;:&quot;https://pubmed.ncbi.nlm.nih.gov/12509618/&quot;,&quot;issued&quot;:{&quot;date-parts&quot;:[[2003,1,1]]},&quot;page&quot;:&quot;83-88&quot;,&quot;abstract&quot;:&quot;Objective. Expression and activation of matrix metalloproteinases such as MMP-3 (stromelysin-1) and MMP-1 (collagenase-1) are increased in patients with rheumatoid arthritis (RA). Previous negative reports of their value as predictors of joint damage may be due to the lack of a large longitudinal study of early RA patients. This study evaluated their use in assessing early untreated patients with RA and predicting subsequent joint damage. Methods. Ninety-eight patients with early untreated RA of less than 12 months duration and 20 normal controls had baseline serum samples tested with a double-antibody enzyme-linked immunosorbent assay for each of MMP-1 and MMP-3. The subsequent changes in Larsen score (ΔLarsen) and Health Assessment Questionnaire (ΔHAQ) over the first 12 months were recorded. Results. Baseline serum levels of MMP-3 and MMP-1 correlated significantly with baseline C-reactive protein (CRP) (r=0.42 and 0.49, P &lt; 0.001), ΔHAQ (r=0.32 and 0.30, P &lt; 0.01) and ΔLarsen (r=0.23 and 0.32, P &lt; 0.05) respectively. Analysis of the group of patients with a normal CRP at presentation (n=21) showed correlation of the baseline MMP-3 and MMP-1 with the presence of erosive disease during the first 12 months (r=0.52 and 0.65 respectively, P &lt; 0.05). Logistic regression analysis, in the patients who were non-erosive at presentation, showed that the strongest correlation with progression in Larsen score was the baseline MMP-3 level (r=0.30, P=0.01). Conclusions. Baseline serum MMP-1 and MMP-3 levels correlate with disease activity and predict functional and radiographic outcome in early untreated RA. They may have a particular value in predicting the progression of erosive disease in patients who are not erosive at presentation.&quot;,&quot;publisher&quot;:&quot;Rheumatology (Oxford)&quot;,&quot;issue&quot;:&quot;1&quot;,&quot;volume&quot;:&quot;42&quot;},&quot;isTemporary&quot;:false}]}]"/>
     <we:property name="MENDELEY_CITATIONS_STYLE" value="{&quot;id&quot;:&quot;https://www.zotero.org/styles/apa&quot;,&quot;title&quot;:&quot;APA Style 7th edition&quot;,&quot;format&quot;:&quot;author-date&quot;,&quot;defaultLocale&quot;:null,&quot;isLocaleCodeValid&quot;:true}"/>
   </we:properties>
   <we:bindings/>
@@ -6095,6 +7730,14 @@
 </file>
 
 <file path=customXml/item1.xml><?xml version="1.0" encoding="utf-8"?>
+<p:properties xmlns:p="http://schemas.microsoft.com/office/2006/metadata/properties" xmlns:xsi="http://www.w3.org/2001/XMLSchema-instance" xmlns:pc="http://schemas.microsoft.com/office/infopath/2007/PartnerControls">
+  <documentManagement>
+    <_activity xmlns="9435cf90-310a-490e-b2da-033d5200ced8" xsi:nil="true"/>
+  </documentManagement>
+</p:properties>
+</file>
+
+<file path=customXml/item2.xml><?xml version="1.0" encoding="utf-8"?>
 <?mso-contentType ?>
 <FormTemplates xmlns="http://schemas.microsoft.com/sharepoint/v3/contenttype/forms">
   <Display>DocumentLibraryForm</Display>
@@ -6103,19 +7746,7 @@
 </FormTemplates>
 </file>
 
-<file path=customXml/item2.xml><?xml version="1.0" encoding="utf-8"?>
-<p:properties xmlns:p="http://schemas.microsoft.com/office/2006/metadata/properties" xmlns:xsi="http://www.w3.org/2001/XMLSchema-instance" xmlns:pc="http://schemas.microsoft.com/office/infopath/2007/PartnerControls">
-  <documentManagement>
-    <_activity xmlns="9435cf90-310a-490e-b2da-033d5200ced8" xsi:nil="true"/>
-  </documentManagement>
-</p:properties>
-</file>
-
 <file path=customXml/item3.xml><?xml version="1.0" encoding="utf-8"?>
-<b:Sources xmlns:b="http://schemas.openxmlformats.org/officeDocument/2006/bibliography" xmlns="http://schemas.openxmlformats.org/officeDocument/2006/bibliography" SelectedStyle="\APASixthEditionOfficeOnline.xsl" StyleName="APA" Version="6"/>
-</file>
-
-<file path=customXml/item4.xml><?xml version="1.0" encoding="utf-8"?>
 <ct:contentTypeSchema xmlns:ct="http://schemas.microsoft.com/office/2006/metadata/contentType" xmlns:ma="http://schemas.microsoft.com/office/2006/metadata/properties/metaAttributes" ct:_="" ma:_="" ma:contentTypeName="Document" ma:contentTypeID="0x01010024D05ABFB1B1A14BBFCD8B63213D455B" ma:contentTypeVersion="9" ma:contentTypeDescription="Create a new document." ma:contentTypeScope="" ma:versionID="8e9c6624d404b2af88eebd831aede4d8">
   <xsd:schema xmlns:xsd="http://www.w3.org/2001/XMLSchema" xmlns:xs="http://www.w3.org/2001/XMLSchema" xmlns:p="http://schemas.microsoft.com/office/2006/metadata/properties" xmlns:ns3="9435cf90-310a-490e-b2da-033d5200ced8" targetNamespace="http://schemas.microsoft.com/office/2006/metadata/properties" ma:root="true" ma:fieldsID="f9297cff41e52912d1128e9f4a0e0a8f" ns3:_="">
     <xsd:import namespace="9435cf90-310a-490e-b2da-033d5200ced8"/>
@@ -6289,15 +7920,11 @@
 </ct:contentTypeSchema>
 </file>
 
-<file path=customXml/itemProps1.xml><?xml version="1.0" encoding="utf-8"?>
-<ds:datastoreItem xmlns:ds="http://schemas.openxmlformats.org/officeDocument/2006/customXml" ds:itemID="{3784497D-7F96-454D-B518-C1EE5EE3797E}">
-  <ds:schemaRefs>
-    <ds:schemaRef ds:uri="http://schemas.microsoft.com/sharepoint/v3/contenttype/forms"/>
-  </ds:schemaRefs>
-</ds:datastoreItem>
+<file path=customXml/item4.xml><?xml version="1.0" encoding="utf-8"?>
+<b:Sources xmlns:b="http://schemas.openxmlformats.org/officeDocument/2006/bibliography" xmlns="http://schemas.openxmlformats.org/officeDocument/2006/bibliography" SelectedStyle="\APASixthEditionOfficeOnline.xsl" StyleName="APA" Version="6"/>
 </file>
 
-<file path=customXml/itemProps2.xml><?xml version="1.0" encoding="utf-8"?>
+<file path=customXml/itemProps1.xml><?xml version="1.0" encoding="utf-8"?>
 <ds:datastoreItem xmlns:ds="http://schemas.openxmlformats.org/officeDocument/2006/customXml" ds:itemID="{DE548532-85AC-4B3C-A8FE-E3B4AE1E9FB6}">
   <ds:schemaRefs>
     <ds:schemaRef ds:uri="http://schemas.microsoft.com/office/2006/metadata/properties"/>
@@ -6307,15 +7934,15 @@
 </ds:datastoreItem>
 </file>
 
-<file path=customXml/itemProps3.xml><?xml version="1.0" encoding="utf-8"?>
-<ds:datastoreItem xmlns:ds="http://schemas.openxmlformats.org/officeDocument/2006/customXml" ds:itemID="{6BCE0B11-3C85-4EDC-AA9A-7C4839E3880C}">
+<file path=customXml/itemProps2.xml><?xml version="1.0" encoding="utf-8"?>
+<ds:datastoreItem xmlns:ds="http://schemas.openxmlformats.org/officeDocument/2006/customXml" ds:itemID="{3784497D-7F96-454D-B518-C1EE5EE3797E}">
   <ds:schemaRefs>
-    <ds:schemaRef ds:uri="http://schemas.openxmlformats.org/officeDocument/2006/bibliography"/>
+    <ds:schemaRef ds:uri="http://schemas.microsoft.com/sharepoint/v3/contenttype/forms"/>
   </ds:schemaRefs>
 </ds:datastoreItem>
 </file>
 
-<file path=customXml/itemProps4.xml><?xml version="1.0" encoding="utf-8"?>
+<file path=customXml/itemProps3.xml><?xml version="1.0" encoding="utf-8"?>
 <ds:datastoreItem xmlns:ds="http://schemas.openxmlformats.org/officeDocument/2006/customXml" ds:itemID="{964AEDC8-7E86-41C1-B41D-0366FF1ED964}">
   <ds:schemaRefs>
     <ds:schemaRef ds:uri="http://schemas.microsoft.com/office/2006/metadata/contentType"/>
@@ -6331,4 +7958,12 @@
     <ds:schemaRef ds:uri="http://schemas.microsoft.com/internal/obd"/>
   </ds:schemaRefs>
 </ds:datastoreItem>
+</file>
+
+<file path=customXml/itemProps4.xml><?xml version="1.0" encoding="utf-8"?>
+<ds:datastoreItem xmlns:ds="http://schemas.openxmlformats.org/officeDocument/2006/customXml" ds:itemID="{6BCE0B11-3C85-4EDC-AA9A-7C4839E3880C}">
+  <ds:schemaRefs>
+    <ds:schemaRef ds:uri="http://schemas.openxmlformats.org/officeDocument/2006/bibliography"/>
+  </ds:schemaRefs>
+</ds:datastoreItem>
 </file>
--- a/Bronnen/Github pagina.docx
+++ b/Bronnen/Github pagina.docx
@@ -115,7 +115,7 @@
             <w:autoSpaceDE w:val="0"/>
             <w:autoSpaceDN w:val="0"/>
             <w:ind w:hanging="480"/>
-            <w:divId w:val="210269736"/>
+            <w:divId w:val="2061898918"/>
             <w:rPr>
               <w:rFonts w:ascii="Calibri" w:eastAsia="Times New Roman" w:hAnsi="Calibri" w:cs="Calibri"/>
               <w:color w:val="000000"/>
@@ -461,7 +461,7 @@
             <w:autoSpaceDE w:val="0"/>
             <w:autoSpaceDN w:val="0"/>
             <w:ind w:hanging="480"/>
-            <w:divId w:val="694691409"/>
+            <w:divId w:val="2029797099"/>
             <w:rPr>
               <w:rFonts w:ascii="Calibri" w:eastAsia="Times New Roman" w:hAnsi="Calibri" w:cs="Calibri"/>
               <w:color w:val="000000"/>
@@ -476,20 +476,8 @@
               <w:color w:val="000000"/>
               <w:lang w:val="en-US"/>
             </w:rPr>
-            <w:t xml:space="preserve">Bioconductor - </w:t>
-          </w:r>
-          <w:proofErr w:type="spellStart"/>
-          <w:r>
-            <w:rPr>
-              <w:rFonts w:ascii="Calibri" w:eastAsia="Times New Roman" w:hAnsi="Calibri" w:cs="Calibri"/>
-              <w:i/>
-              <w:iCs/>
-              <w:color w:val="000000"/>
-              <w:lang w:val="en-US"/>
-            </w:rPr>
-            <w:t>EnhancedVolcano</w:t>
-          </w:r>
-          <w:proofErr w:type="spellEnd"/>
+            <w:t>Bioconductor - EnhancedVolcano</w:t>
+          </w:r>
           <w:r>
             <w:rPr>
               <w:rFonts w:ascii="Calibri" w:eastAsia="Times New Roman" w:hAnsi="Calibri" w:cs="Calibri"/>
@@ -504,7 +492,7 @@
             <w:autoSpaceDE w:val="0"/>
             <w:autoSpaceDN w:val="0"/>
             <w:ind w:hanging="480"/>
-            <w:divId w:val="180556667"/>
+            <w:divId w:val="877860983"/>
             <w:rPr>
               <w:rFonts w:ascii="Calibri" w:eastAsia="Times New Roman" w:hAnsi="Calibri" w:cs="Calibri"/>
               <w:color w:val="000000"/>
@@ -519,20 +507,8 @@
               <w:color w:val="000000"/>
               <w:lang w:val="en-US"/>
             </w:rPr>
-            <w:t xml:space="preserve">Bioconductor - </w:t>
-          </w:r>
-          <w:proofErr w:type="spellStart"/>
-          <w:r>
-            <w:rPr>
-              <w:rFonts w:ascii="Calibri" w:eastAsia="Times New Roman" w:hAnsi="Calibri" w:cs="Calibri"/>
-              <w:i/>
-              <w:iCs/>
-              <w:color w:val="000000"/>
-              <w:lang w:val="en-US"/>
-            </w:rPr>
-            <w:t>goseq</w:t>
-          </w:r>
-          <w:proofErr w:type="spellEnd"/>
+            <w:t>Bioconductor - goseq</w:t>
+          </w:r>
           <w:r>
             <w:rPr>
               <w:rFonts w:ascii="Calibri" w:eastAsia="Times New Roman" w:hAnsi="Calibri" w:cs="Calibri"/>
@@ -547,7 +523,7 @@
             <w:autoSpaceDE w:val="0"/>
             <w:autoSpaceDN w:val="0"/>
             <w:ind w:hanging="480"/>
-            <w:divId w:val="892354007"/>
+            <w:divId w:val="605695188"/>
             <w:rPr>
               <w:rFonts w:ascii="Calibri" w:eastAsia="Times New Roman" w:hAnsi="Calibri" w:cs="Calibri"/>
               <w:color w:val="000000"/>
@@ -562,20 +538,8 @@
               <w:color w:val="000000"/>
               <w:lang w:val="en-US"/>
             </w:rPr>
-            <w:t xml:space="preserve">Bioconductor - </w:t>
-          </w:r>
-          <w:proofErr w:type="spellStart"/>
-          <w:r>
-            <w:rPr>
-              <w:rFonts w:ascii="Calibri" w:eastAsia="Times New Roman" w:hAnsi="Calibri" w:cs="Calibri"/>
-              <w:i/>
-              <w:iCs/>
-              <w:color w:val="000000"/>
-              <w:lang w:val="en-US"/>
-            </w:rPr>
-            <w:t>org.Hs.eg.db</w:t>
-          </w:r>
-          <w:proofErr w:type="spellEnd"/>
+            <w:t>Bioconductor - org.Hs.eg.db</w:t>
+          </w:r>
           <w:r>
             <w:rPr>
               <w:rFonts w:ascii="Calibri" w:eastAsia="Times New Roman" w:hAnsi="Calibri" w:cs="Calibri"/>
@@ -590,7 +554,7 @@
             <w:autoSpaceDE w:val="0"/>
             <w:autoSpaceDN w:val="0"/>
             <w:ind w:hanging="480"/>
-            <w:divId w:val="725563703"/>
+            <w:divId w:val="40567322"/>
             <w:rPr>
               <w:rFonts w:ascii="Calibri" w:eastAsia="Times New Roman" w:hAnsi="Calibri" w:cs="Calibri"/>
               <w:color w:val="000000"/>
@@ -677,48 +641,20 @@
             <w:autoSpaceDE w:val="0"/>
             <w:autoSpaceDN w:val="0"/>
             <w:ind w:hanging="480"/>
-            <w:divId w:val="1788161821"/>
+            <w:divId w:val="668024504"/>
             <w:rPr>
               <w:rFonts w:ascii="Calibri" w:eastAsia="Times New Roman" w:hAnsi="Calibri" w:cs="Calibri"/>
               <w:color w:val="000000"/>
               <w:lang w:val="en-US"/>
             </w:rPr>
           </w:pPr>
-          <w:proofErr w:type="spellStart"/>
           <w:r>
             <w:rPr>
               <w:rFonts w:ascii="Calibri" w:eastAsia="Times New Roman" w:hAnsi="Calibri" w:cs="Calibri"/>
               <w:color w:val="000000"/>
               <w:lang w:val="en-US"/>
             </w:rPr>
-            <w:t>Deseatnicova</w:t>
-          </w:r>
-          <w:proofErr w:type="spellEnd"/>
-          <w:r>
-            <w:rPr>
-              <w:rFonts w:ascii="Calibri" w:eastAsia="Times New Roman" w:hAnsi="Calibri" w:cs="Calibri"/>
-              <w:color w:val="000000"/>
-              <w:lang w:val="en-US"/>
-            </w:rPr>
-            <w:t xml:space="preserve">, E., Frunze, V., Usatii, R., &amp; </w:t>
-          </w:r>
-          <w:proofErr w:type="spellStart"/>
-          <w:r>
-            <w:rPr>
-              <w:rFonts w:ascii="Calibri" w:eastAsia="Times New Roman" w:hAnsi="Calibri" w:cs="Calibri"/>
-              <w:color w:val="000000"/>
-              <w:lang w:val="en-US"/>
-            </w:rPr>
-            <w:t>Groppa</w:t>
-          </w:r>
-          <w:proofErr w:type="spellEnd"/>
-          <w:r>
-            <w:rPr>
-              <w:rFonts w:ascii="Calibri" w:eastAsia="Times New Roman" w:hAnsi="Calibri" w:cs="Calibri"/>
-              <w:color w:val="000000"/>
-              <w:lang w:val="en-US"/>
-            </w:rPr>
-            <w:t xml:space="preserve">, L. (2026). Rheumatoid arthritis worldwide: inequalities in epidemiology and care. </w:t>
+            <w:t xml:space="preserve">Deseatnicova, E., Frunze, V., Usatii, R., &amp; Groppa, L. (2026). Rheumatoid arthritis worldwide: inequalities in epidemiology and care. </w:t>
           </w:r>
           <w:r>
             <w:rPr>
@@ -762,7 +698,7 @@
             <w:autoSpaceDE w:val="0"/>
             <w:autoSpaceDN w:val="0"/>
             <w:ind w:hanging="480"/>
-            <w:divId w:val="779227229"/>
+            <w:divId w:val="371424228"/>
             <w:rPr>
               <w:rFonts w:ascii="Calibri" w:eastAsia="Times New Roman" w:hAnsi="Calibri" w:cs="Calibri"/>
               <w:color w:val="000000"/>
@@ -793,7 +729,7 @@
             <w:autoSpaceDE w:val="0"/>
             <w:autoSpaceDN w:val="0"/>
             <w:ind w:hanging="480"/>
-            <w:divId w:val="134642410"/>
+            <w:divId w:val="600720038"/>
             <w:rPr>
               <w:rFonts w:ascii="Calibri" w:eastAsia="Times New Roman" w:hAnsi="Calibri" w:cs="Calibri"/>
               <w:color w:val="000000"/>
@@ -850,7 +786,7 @@
             <w:autoSpaceDE w:val="0"/>
             <w:autoSpaceDN w:val="0"/>
             <w:ind w:hanging="480"/>
-            <w:divId w:val="1373654301"/>
+            <w:divId w:val="1349718903"/>
             <w:rPr>
               <w:rFonts w:ascii="Calibri" w:eastAsia="Times New Roman" w:hAnsi="Calibri" w:cs="Calibri"/>
               <w:color w:val="000000"/>
@@ -873,29 +809,7 @@
               <w:color w:val="000000"/>
               <w:lang w:val="en-US"/>
             </w:rPr>
-            <w:t>Package “</w:t>
-          </w:r>
-          <w:proofErr w:type="spellStart"/>
-          <w:r>
-            <w:rPr>
-              <w:rFonts w:ascii="Calibri" w:eastAsia="Times New Roman" w:hAnsi="Calibri" w:cs="Calibri"/>
-              <w:i/>
-              <w:iCs/>
-              <w:color w:val="000000"/>
-              <w:lang w:val="en-US"/>
-            </w:rPr>
-            <w:t>pathview</w:t>
-          </w:r>
-          <w:proofErr w:type="spellEnd"/>
-          <w:r>
-            <w:rPr>
-              <w:rFonts w:ascii="Calibri" w:eastAsia="Times New Roman" w:hAnsi="Calibri" w:cs="Calibri"/>
-              <w:i/>
-              <w:iCs/>
-              <w:color w:val="000000"/>
-              <w:lang w:val="en-US"/>
-            </w:rPr>
-            <w:t>” Title a tool set for pathway based data integration and visualization</w:t>
+            <w:t>Package “pathview” Title a tool set for pathway based data integration and visualization</w:t>
           </w:r>
           <w:r>
             <w:rPr>
@@ -911,7 +825,7 @@
             <w:autoSpaceDE w:val="0"/>
             <w:autoSpaceDN w:val="0"/>
             <w:ind w:hanging="480"/>
-            <w:divId w:val="1955793045"/>
+            <w:divId w:val="2139832456"/>
             <w:rPr>
               <w:rFonts w:ascii="Calibri" w:eastAsia="Times New Roman" w:hAnsi="Calibri" w:cs="Calibri"/>
               <w:color w:val="000000"/>
@@ -968,7 +882,7 @@
             <w:autoSpaceDE w:val="0"/>
             <w:autoSpaceDN w:val="0"/>
             <w:ind w:hanging="480"/>
-            <w:divId w:val="1612778936"/>
+            <w:divId w:val="554006925"/>
             <w:rPr>
               <w:rFonts w:ascii="Calibri" w:eastAsia="Times New Roman" w:hAnsi="Calibri" w:cs="Calibri"/>
               <w:color w:val="000000"/>
@@ -981,25 +895,7 @@
               <w:color w:val="000000"/>
               <w:lang w:val="en-US"/>
             </w:rPr>
-            <w:t xml:space="preserve">Morgan, M., &amp; Ramos, M. (2025). Access the Bioconductor Project Package Repository [R package </w:t>
-          </w:r>
-          <w:proofErr w:type="spellStart"/>
-          <w:r>
-            <w:rPr>
-              <w:rFonts w:ascii="Calibri" w:eastAsia="Times New Roman" w:hAnsi="Calibri" w:cs="Calibri"/>
-              <w:color w:val="000000"/>
-              <w:lang w:val="en-US"/>
-            </w:rPr>
-            <w:t>BiocManager</w:t>
-          </w:r>
-          <w:proofErr w:type="spellEnd"/>
-          <w:r>
-            <w:rPr>
-              <w:rFonts w:ascii="Calibri" w:eastAsia="Times New Roman" w:hAnsi="Calibri" w:cs="Calibri"/>
-              <w:color w:val="000000"/>
-              <w:lang w:val="en-US"/>
-            </w:rPr>
-            <w:t xml:space="preserve"> version 1.30.27]. </w:t>
+            <w:t xml:space="preserve">Morgan, M., &amp; Ramos, M. (2025). Access the Bioconductor Project Package Repository [R package BiocManager version 1.30.27]. </w:t>
           </w:r>
           <w:r>
             <w:rPr>
@@ -1025,7 +921,7 @@
             <w:autoSpaceDE w:val="0"/>
             <w:autoSpaceDN w:val="0"/>
             <w:ind w:hanging="480"/>
-            <w:divId w:val="133179836"/>
+            <w:divId w:val="697584324"/>
             <w:rPr>
               <w:rFonts w:ascii="Calibri" w:eastAsia="Times New Roman" w:hAnsi="Calibri" w:cs="Calibri"/>
               <w:color w:val="000000"/>
@@ -1056,7 +952,7 @@
             <w:autoSpaceDE w:val="0"/>
             <w:autoSpaceDN w:val="0"/>
             <w:ind w:hanging="480"/>
-            <w:divId w:val="1766614542"/>
+            <w:divId w:val="1824850858"/>
             <w:rPr>
               <w:rFonts w:ascii="Calibri" w:eastAsia="Times New Roman" w:hAnsi="Calibri" w:cs="Calibri"/>
               <w:color w:val="000000"/>
@@ -1071,29 +967,7 @@
               <w:color w:val="000000"/>
               <w:lang w:val="en-US"/>
             </w:rPr>
-            <w:t>Package “</w:t>
-          </w:r>
-          <w:proofErr w:type="spellStart"/>
-          <w:r>
-            <w:rPr>
-              <w:rFonts w:ascii="Calibri" w:eastAsia="Times New Roman" w:hAnsi="Calibri" w:cs="Calibri"/>
-              <w:i/>
-              <w:iCs/>
-              <w:color w:val="000000"/>
-              <w:lang w:val="en-US"/>
-            </w:rPr>
-            <w:t>Rsamtools</w:t>
-          </w:r>
-          <w:proofErr w:type="spellEnd"/>
-          <w:r>
-            <w:rPr>
-              <w:rFonts w:ascii="Calibri" w:eastAsia="Times New Roman" w:hAnsi="Calibri" w:cs="Calibri"/>
-              <w:i/>
-              <w:iCs/>
-              <w:color w:val="000000"/>
-              <w:lang w:val="en-US"/>
-            </w:rPr>
-            <w:t>.”</w:t>
+            <w:t>Package “Rsamtools.”</w:t>
           </w:r>
           <w:r>
             <w:rPr>
@@ -1109,7 +983,7 @@
             <w:autoSpaceDE w:val="0"/>
             <w:autoSpaceDN w:val="0"/>
             <w:ind w:hanging="480"/>
-            <w:divId w:val="80488258"/>
+            <w:divId w:val="1372263000"/>
             <w:rPr>
               <w:rFonts w:ascii="Calibri" w:eastAsia="Times New Roman" w:hAnsi="Calibri" w:cs="Calibri"/>
               <w:color w:val="000000"/>
@@ -1204,7 +1078,6 @@
             </w:rPr>
             <w:t xml:space="preserve">Analysis of gene expression in rheumatoid arthritis and related conditions offers insights into sex-bias, gene biotypes and co-expression patterns. </w:t>
           </w:r>
-          <w:proofErr w:type="spellStart"/>
           <w:r>
             <w:rPr>
               <w:rFonts w:ascii="Calibri" w:eastAsia="Times New Roman" w:hAnsi="Calibri" w:cs="Calibri"/>
@@ -1213,18 +1086,7 @@
               <w:color w:val="000000"/>
               <w:lang w:val="en-US"/>
             </w:rPr>
-            <w:t>PloS</w:t>
-          </w:r>
-          <w:proofErr w:type="spellEnd"/>
-          <w:r>
-            <w:rPr>
-              <w:rFonts w:ascii="Calibri" w:eastAsia="Times New Roman" w:hAnsi="Calibri" w:cs="Calibri"/>
-              <w:i/>
-              <w:iCs/>
-              <w:color w:val="000000"/>
-              <w:lang w:val="en-US"/>
-            </w:rPr>
-            <w:t xml:space="preserve"> One</w:t>
+            <w:t>PloS One</w:t>
           </w:r>
           <w:r>
             <w:rPr>
@@ -1258,7 +1120,7 @@
             <w:autoSpaceDE w:val="0"/>
             <w:autoSpaceDN w:val="0"/>
             <w:ind w:hanging="480"/>
-            <w:divId w:val="1356417697"/>
+            <w:divId w:val="1960332084"/>
             <w:rPr>
               <w:rFonts w:ascii="Calibri" w:eastAsia="Times New Roman" w:hAnsi="Calibri" w:cs="Calibri"/>
               <w:color w:val="000000"/>
@@ -1274,7 +1136,6 @@
             <w:lastRenderedPageBreak/>
             <w:t xml:space="preserve">Shi, W. (2022). </w:t>
           </w:r>
-          <w:proofErr w:type="spellStart"/>
           <w:r>
             <w:rPr>
               <w:rFonts w:ascii="Calibri" w:eastAsia="Times New Roman" w:hAnsi="Calibri" w:cs="Calibri"/>
@@ -1283,40 +1144,7 @@
               <w:color w:val="000000"/>
               <w:lang w:val="en-US"/>
             </w:rPr>
-            <w:t>Rsubread</w:t>
-          </w:r>
-          <w:proofErr w:type="spellEnd"/>
-          <w:r>
-            <w:rPr>
-              <w:rFonts w:ascii="Calibri" w:eastAsia="Times New Roman" w:hAnsi="Calibri" w:cs="Calibri"/>
-              <w:i/>
-              <w:iCs/>
-              <w:color w:val="000000"/>
-              <w:lang w:val="en-US"/>
-            </w:rPr>
-            <w:t xml:space="preserve"> package: high-performance read alignment, </w:t>
-          </w:r>
-          <w:proofErr w:type="spellStart"/>
-          <w:r>
-            <w:rPr>
-              <w:rFonts w:ascii="Calibri" w:eastAsia="Times New Roman" w:hAnsi="Calibri" w:cs="Calibri"/>
-              <w:i/>
-              <w:iCs/>
-              <w:color w:val="000000"/>
-              <w:lang w:val="en-US"/>
-            </w:rPr>
-            <w:t>quantication</w:t>
-          </w:r>
-          <w:proofErr w:type="spellEnd"/>
-          <w:r>
-            <w:rPr>
-              <w:rFonts w:ascii="Calibri" w:eastAsia="Times New Roman" w:hAnsi="Calibri" w:cs="Calibri"/>
-              <w:i/>
-              <w:iCs/>
-              <w:color w:val="000000"/>
-              <w:lang w:val="en-US"/>
-            </w:rPr>
-            <w:t xml:space="preserve"> and mutation discovery</w:t>
+            <w:t>Rsubread package: high-performance read alignment, quantication and mutation discovery</w:t>
           </w:r>
           <w:r>
             <w:rPr>
@@ -1332,12 +1160,21 @@
             <w:autoSpaceDE w:val="0"/>
             <w:autoSpaceDN w:val="0"/>
             <w:ind w:hanging="480"/>
-            <w:divId w:val="429860607"/>
-            <w:rPr>
-              <w:rFonts w:ascii="Calibri" w:eastAsia="Times New Roman" w:hAnsi="Calibri" w:cs="Calibri"/>
-              <w:color w:val="000000"/>
+            <w:divId w:val="1309288468"/>
+            <w:rPr>
+              <w:rFonts w:ascii="Calibri" w:eastAsia="Times New Roman" w:hAnsi="Calibri" w:cs="Calibri"/>
+              <w:color w:val="000000"/>
+              <w:lang w:val="en-US"/>
             </w:rPr>
           </w:pPr>
+          <w:r>
+            <w:rPr>
+              <w:rFonts w:ascii="Calibri" w:eastAsia="Times New Roman" w:hAnsi="Calibri" w:cs="Calibri"/>
+              <w:color w:val="000000"/>
+              <w:lang w:val="en-US"/>
+            </w:rPr>
+            <w:t xml:space="preserve">Shi, W., &amp; Liao, Y. (2025). </w:t>
+          </w:r>
           <w:r>
             <w:rPr>
               <w:rFonts w:ascii="Calibri" w:eastAsia="Times New Roman" w:hAnsi="Calibri" w:cs="Calibri"/>
@@ -1346,7 +1183,7 @@
               <w:color w:val="000000"/>
               <w:lang w:val="en-US"/>
             </w:rPr>
-            <w:t>Title Client-side REST access to the Kyoto Encyclopedia of Genes and Genomes (KEGG)</w:t>
+            <w:t>Rsubread/Subread Users Guide</w:t>
           </w:r>
           <w:r>
             <w:rPr>
@@ -1354,14 +1191,7 @@
               <w:color w:val="000000"/>
               <w:lang w:val="en-US"/>
             </w:rPr>
-            <w:t xml:space="preserve">. </w:t>
-          </w:r>
-          <w:r>
-            <w:rPr>
-              <w:rFonts w:ascii="Calibri" w:eastAsia="Times New Roman" w:hAnsi="Calibri" w:cs="Calibri"/>
-              <w:color w:val="000000"/>
-            </w:rPr>
-            <w:t>(2025). https://www.kegg.jp/kegg/rest/</w:t>
+            <w:t>.</w:t>
           </w:r>
         </w:p>
         <w:p>
@@ -1369,44 +1199,12 @@
             <w:autoSpaceDE w:val="0"/>
             <w:autoSpaceDN w:val="0"/>
             <w:ind w:hanging="480"/>
-            <w:divId w:val="2084136847"/>
-            <w:rPr>
-              <w:rFonts w:ascii="Calibri" w:eastAsia="Times New Roman" w:hAnsi="Calibri" w:cs="Calibri"/>
-              <w:color w:val="000000"/>
-              <w:lang w:val="en-US"/>
+            <w:divId w:val="1621767008"/>
+            <w:rPr>
+              <w:rFonts w:ascii="Calibri" w:eastAsia="Times New Roman" w:hAnsi="Calibri" w:cs="Calibri"/>
+              <w:color w:val="000000"/>
             </w:rPr>
           </w:pPr>
-          <w:r>
-            <w:rPr>
-              <w:rFonts w:ascii="Calibri" w:eastAsia="Times New Roman" w:hAnsi="Calibri" w:cs="Calibri"/>
-              <w:color w:val="000000"/>
-            </w:rPr>
-            <w:t xml:space="preserve">Wang, X., </w:t>
-          </w:r>
-          <w:proofErr w:type="spellStart"/>
-          <w:r>
-            <w:rPr>
-              <w:rFonts w:ascii="Calibri" w:eastAsia="Times New Roman" w:hAnsi="Calibri" w:cs="Calibri"/>
-              <w:color w:val="000000"/>
-            </w:rPr>
-            <w:t>Fang</w:t>
-          </w:r>
-          <w:proofErr w:type="spellEnd"/>
-          <w:r>
-            <w:rPr>
-              <w:rFonts w:ascii="Calibri" w:eastAsia="Times New Roman" w:hAnsi="Calibri" w:cs="Calibri"/>
-              <w:color w:val="000000"/>
-            </w:rPr>
-            <w:t xml:space="preserve">, G., Yang, Y., &amp; Pang, Y. (2019). </w:t>
-          </w:r>
-          <w:r>
-            <w:rPr>
-              <w:rFonts w:ascii="Calibri" w:eastAsia="Times New Roman" w:hAnsi="Calibri" w:cs="Calibri"/>
-              <w:color w:val="000000"/>
-              <w:lang w:val="en-US"/>
-            </w:rPr>
-            <w:t xml:space="preserve">The newly discovered natural compounds against rheumatoid arthritis-an overview. </w:t>
-          </w:r>
           <w:r>
             <w:rPr>
               <w:rFonts w:ascii="Calibri" w:eastAsia="Times New Roman" w:hAnsi="Calibri" w:cs="Calibri"/>
@@ -1415,7 +1213,7 @@
               <w:color w:val="000000"/>
               <w:lang w:val="en-US"/>
             </w:rPr>
-            <w:t>Phytochemistry Letters</w:t>
+            <w:t>Title Client-side REST access to the Kyoto Encyclopedia of Genes and Genomes (KEGG)</w:t>
           </w:r>
           <w:r>
             <w:rPr>
@@ -1423,25 +1221,14 @@
               <w:color w:val="000000"/>
               <w:lang w:val="en-US"/>
             </w:rPr>
-            <w:t xml:space="preserve">, </w:t>
-          </w:r>
-          <w:r>
-            <w:rPr>
-              <w:rFonts w:ascii="Calibri" w:eastAsia="Times New Roman" w:hAnsi="Calibri" w:cs="Calibri"/>
-              <w:i/>
-              <w:iCs/>
-              <w:color w:val="000000"/>
-              <w:lang w:val="en-US"/>
-            </w:rPr>
-            <w:t>34</w:t>
-          </w:r>
-          <w:r>
-            <w:rPr>
-              <w:rFonts w:ascii="Calibri" w:eastAsia="Times New Roman" w:hAnsi="Calibri" w:cs="Calibri"/>
-              <w:color w:val="000000"/>
-              <w:lang w:val="en-US"/>
-            </w:rPr>
-            <w:t>, 50–58. https://doi.org/10.1016/J.PHYTOL.2019.09.011</w:t>
+            <w:t xml:space="preserve">. </w:t>
+          </w:r>
+          <w:r>
+            <w:rPr>
+              <w:rFonts w:ascii="Calibri" w:eastAsia="Times New Roman" w:hAnsi="Calibri" w:cs="Calibri"/>
+              <w:color w:val="000000"/>
+            </w:rPr>
+            <w:t>(2025). https://www.kegg.jp/kegg/rest/</w:t>
           </w:r>
         </w:p>
         <w:p>
@@ -1449,7 +1236,7 @@
             <w:autoSpaceDE w:val="0"/>
             <w:autoSpaceDN w:val="0"/>
             <w:ind w:hanging="480"/>
-            <w:divId w:val="306589633"/>
+            <w:divId w:val="1439132365"/>
             <w:rPr>
               <w:rFonts w:ascii="Calibri" w:eastAsia="Times New Roman" w:hAnsi="Calibri" w:cs="Calibri"/>
               <w:color w:val="000000"/>
@@ -1460,27 +1247,32 @@
             <w:rPr>
               <w:rFonts w:ascii="Calibri" w:eastAsia="Times New Roman" w:hAnsi="Calibri" w:cs="Calibri"/>
               <w:color w:val="000000"/>
+            </w:rPr>
+            <w:t xml:space="preserve">Wang, X., </w:t>
+          </w:r>
+          <w:proofErr w:type="spellStart"/>
+          <w:r>
+            <w:rPr>
+              <w:rFonts w:ascii="Calibri" w:eastAsia="Times New Roman" w:hAnsi="Calibri" w:cs="Calibri"/>
+              <w:color w:val="000000"/>
+            </w:rPr>
+            <w:t>Fang</w:t>
+          </w:r>
+          <w:proofErr w:type="spellEnd"/>
+          <w:r>
+            <w:rPr>
+              <w:rFonts w:ascii="Calibri" w:eastAsia="Times New Roman" w:hAnsi="Calibri" w:cs="Calibri"/>
+              <w:color w:val="000000"/>
+            </w:rPr>
+            <w:t xml:space="preserve">, G., Yang, Y., &amp; Pang, Y. (2019). </w:t>
+          </w:r>
+          <w:r>
+            <w:rPr>
+              <w:rFonts w:ascii="Calibri" w:eastAsia="Times New Roman" w:hAnsi="Calibri" w:cs="Calibri"/>
+              <w:color w:val="000000"/>
               <w:lang w:val="en-US"/>
             </w:rPr>
-            <w:t xml:space="preserve">Wickham, H., François, R., Henry, L., Müller, K., &amp; Vaughan, D. (2014). </w:t>
-          </w:r>
-          <w:proofErr w:type="spellStart"/>
-          <w:r>
-            <w:rPr>
-              <w:rFonts w:ascii="Calibri" w:eastAsia="Times New Roman" w:hAnsi="Calibri" w:cs="Calibri"/>
-              <w:color w:val="000000"/>
-              <w:lang w:val="en-US"/>
-            </w:rPr>
-            <w:t>dplyr</w:t>
-          </w:r>
-          <w:proofErr w:type="spellEnd"/>
-          <w:r>
-            <w:rPr>
-              <w:rFonts w:ascii="Calibri" w:eastAsia="Times New Roman" w:hAnsi="Calibri" w:cs="Calibri"/>
-              <w:color w:val="000000"/>
-              <w:lang w:val="en-US"/>
-            </w:rPr>
-            <w:t xml:space="preserve">: A Grammar of Data Manipulation. </w:t>
+            <w:t xml:space="preserve">The newly discovered natural compounds against rheumatoid arthritis-an overview. </w:t>
           </w:r>
           <w:r>
             <w:rPr>
@@ -1490,7 +1282,7 @@
               <w:color w:val="000000"/>
               <w:lang w:val="en-US"/>
             </w:rPr>
-            <w:t>CRAN: Contributed Packages</w:t>
+            <w:t>Phytochemistry Letters</w:t>
           </w:r>
           <w:r>
             <w:rPr>
@@ -1498,7 +1290,25 @@
               <w:color w:val="000000"/>
               <w:lang w:val="en-US"/>
             </w:rPr>
-            <w:t>. https://doi.org/10.32614/CRAN.PACKAGE.DPLYR</w:t>
+            <w:t xml:space="preserve">, </w:t>
+          </w:r>
+          <w:r>
+            <w:rPr>
+              <w:rFonts w:ascii="Calibri" w:eastAsia="Times New Roman" w:hAnsi="Calibri" w:cs="Calibri"/>
+              <w:i/>
+              <w:iCs/>
+              <w:color w:val="000000"/>
+              <w:lang w:val="en-US"/>
+            </w:rPr>
+            <w:t>34</w:t>
+          </w:r>
+          <w:r>
+            <w:rPr>
+              <w:rFonts w:ascii="Calibri" w:eastAsia="Times New Roman" w:hAnsi="Calibri" w:cs="Calibri"/>
+              <w:color w:val="000000"/>
+              <w:lang w:val="en-US"/>
+            </w:rPr>
+            <w:t>, 50–58. https://doi.org/10.1016/J.PHYTOL.2019.09.011</w:t>
           </w:r>
         </w:p>
         <w:p>
@@ -1506,7 +1316,46 @@
             <w:autoSpaceDE w:val="0"/>
             <w:autoSpaceDN w:val="0"/>
             <w:ind w:hanging="480"/>
-            <w:divId w:val="953832718"/>
+            <w:divId w:val="1228955868"/>
+            <w:rPr>
+              <w:rFonts w:ascii="Calibri" w:eastAsia="Times New Roman" w:hAnsi="Calibri" w:cs="Calibri"/>
+              <w:color w:val="000000"/>
+              <w:lang w:val="en-US"/>
+            </w:rPr>
+          </w:pPr>
+          <w:r>
+            <w:rPr>
+              <w:rFonts w:ascii="Calibri" w:eastAsia="Times New Roman" w:hAnsi="Calibri" w:cs="Calibri"/>
+              <w:color w:val="000000"/>
+              <w:lang w:val="en-US"/>
+            </w:rPr>
+            <w:t xml:space="preserve">Wickham, H., François, R., Henry, L., Müller, K., &amp; Vaughan, D. (2014). dplyr: A Grammar of Data Manipulation. </w:t>
+          </w:r>
+          <w:r>
+            <w:rPr>
+              <w:rFonts w:ascii="Calibri" w:eastAsia="Times New Roman" w:hAnsi="Calibri" w:cs="Calibri"/>
+              <w:i/>
+              <w:iCs/>
+              <w:color w:val="000000"/>
+              <w:lang w:val="en-US"/>
+            </w:rPr>
+            <w:t>CRAN: Contributed Packages</w:t>
+          </w:r>
+          <w:r>
+            <w:rPr>
+              <w:rFonts w:ascii="Calibri" w:eastAsia="Times New Roman" w:hAnsi="Calibri" w:cs="Calibri"/>
+              <w:color w:val="000000"/>
+              <w:lang w:val="en-US"/>
+            </w:rPr>
+            <w:t>. https://doi.org/10.32614/CRAN.PACKAGE.DPLYR</w:t>
+          </w:r>
+        </w:p>
+        <w:p>
+          <w:pPr>
+            <w:autoSpaceDE w:val="0"/>
+            <w:autoSpaceDN w:val="0"/>
+            <w:ind w:hanging="480"/>
+            <w:divId w:val="183055787"/>
             <w:rPr>
               <w:rFonts w:ascii="Calibri" w:eastAsia="Times New Roman" w:hAnsi="Calibri" w:cs="Calibri"/>
               <w:color w:val="000000"/>
@@ -2032,6 +1881,7 @@
     </w:p>
     <w:p>
       <w:r>
+        <w:lastRenderedPageBreak/>
         <w:t>Versie</w:t>
       </w:r>
       <w:r>
@@ -2051,7 +1901,6 @@
           <w:b/>
           <w:bCs/>
         </w:rPr>
-        <w:lastRenderedPageBreak/>
         <w:t>Org.Hs.eg.db</w:t>
       </w:r>
       <w:proofErr w:type="spellEnd"/>
@@ -3057,6 +2906,74 @@
           <w:rFonts w:ascii="Calibri" w:hAnsi="Calibri" w:cs="Calibri"/>
           <w:color w:val="000000"/>
         </w:rPr>
+        <w:t>, zie link</w:t>
+      </w:r>
+      <w:r>
+        <w:rPr>
+          <w:rFonts w:ascii="Calibri" w:hAnsi="Calibri" w:cs="Calibri"/>
+          <w:color w:val="000000"/>
+        </w:rPr>
+        <w:t xml:space="preserve"> </w:t>
+      </w:r>
+      <w:sdt>
+        <w:sdtPr>
+          <w:rPr>
+            <w:rFonts w:ascii="Calibri" w:hAnsi="Calibri" w:cs="Calibri"/>
+            <w:color w:val="000000"/>
+          </w:rPr>
+          <w:tag w:val="MENDELEY_CITATION_v3_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"/>
+          <w:id w:val="-403831834"/>
+          <w:placeholder>
+            <w:docPart w:val="DefaultPlaceholder_-1854013440"/>
+          </w:placeholder>
+        </w:sdtPr>
+        <w:sdtContent>
+          <w:r>
+            <w:rPr>
+              <w:rFonts w:ascii="Calibri" w:eastAsia="Times New Roman" w:hAnsi="Calibri" w:cs="Calibri"/>
+              <w:color w:val="000000"/>
+            </w:rPr>
+            <w:t>(</w:t>
+          </w:r>
+          <w:proofErr w:type="spellStart"/>
+          <w:r>
+            <w:rPr>
+              <w:rFonts w:ascii="Calibri" w:eastAsia="Times New Roman" w:hAnsi="Calibri" w:cs="Calibri"/>
+              <w:color w:val="000000"/>
+            </w:rPr>
+            <w:t>Shi</w:t>
+          </w:r>
+          <w:proofErr w:type="spellEnd"/>
+          <w:r>
+            <w:rPr>
+              <w:rFonts w:ascii="Calibri" w:eastAsia="Times New Roman" w:hAnsi="Calibri" w:cs="Calibri"/>
+              <w:color w:val="000000"/>
+            </w:rPr>
+            <w:t xml:space="preserve"> &amp; </w:t>
+          </w:r>
+          <w:proofErr w:type="spellStart"/>
+          <w:r>
+            <w:rPr>
+              <w:rFonts w:ascii="Calibri" w:eastAsia="Times New Roman" w:hAnsi="Calibri" w:cs="Calibri"/>
+              <w:color w:val="000000"/>
+            </w:rPr>
+            <w:t>Liao</w:t>
+          </w:r>
+          <w:proofErr w:type="spellEnd"/>
+          <w:r>
+            <w:rPr>
+              <w:rFonts w:ascii="Calibri" w:eastAsia="Times New Roman" w:hAnsi="Calibri" w:cs="Calibri"/>
+              <w:color w:val="000000"/>
+            </w:rPr>
+            <w:t>, 2025)</w:t>
+          </w:r>
+        </w:sdtContent>
+      </w:sdt>
+      <w:r>
+        <w:rPr>
+          <w:rFonts w:ascii="Calibri" w:hAnsi="Calibri" w:cs="Calibri"/>
+          <w:color w:val="000000"/>
+        </w:rPr>
         <w:t xml:space="preserve">. </w:t>
       </w:r>
       <w:r>
@@ -4034,6 +3951,500 @@
     </w:p>
     <w:p/>
     <w:p>
+      <w:r>
+        <w:t>https://subread.sourceforge.net/SubreadUsersGuide.pdf</w:t>
+      </w:r>
+    </w:p>
+    <w:p/>
+    <w:p>
+      <w:pPr>
+        <w:pStyle w:val="Caption"/>
+        <w:keepNext/>
+      </w:pPr>
+      <w:r>
+        <w:lastRenderedPageBreak/>
+        <w:t xml:space="preserve">Tabel </w:t>
+      </w:r>
+      <w:fldSimple w:instr=" SEQ Tabel \* ARABIC ">
+        <w:r>
+          <w:rPr>
+            <w:noProof/>
+          </w:rPr>
+          <w:t>1</w:t>
+        </w:r>
+      </w:fldSimple>
+      <w:r>
+        <w:t xml:space="preserve">; </w:t>
+      </w:r>
+      <w:proofErr w:type="spellStart"/>
+      <w:r>
+        <w:t>MetaData</w:t>
+      </w:r>
+      <w:proofErr w:type="spellEnd"/>
+      <w:r>
+        <w:t xml:space="preserve"> van de verkregen data van het eerder uitgevoerde onderzoek.</w:t>
+      </w:r>
+    </w:p>
+    <w:tbl>
+      <w:tblPr>
+        <w:tblStyle w:val="TableGrid"/>
+        <w:tblW w:w="0" w:type="auto"/>
+        <w:tblLook w:val="04A0" w:firstRow="1" w:lastRow="0" w:firstColumn="1" w:lastColumn="0" w:noHBand="0" w:noVBand="1"/>
+      </w:tblPr>
+      <w:tblGrid>
+        <w:gridCol w:w="1413"/>
+        <w:gridCol w:w="567"/>
+        <w:gridCol w:w="1134"/>
+        <w:gridCol w:w="3402"/>
+      </w:tblGrid>
+      <w:tr>
+        <w:tc>
+          <w:tcPr>
+            <w:tcW w:w="1413" w:type="dxa"/>
+          </w:tcPr>
+          <w:p>
+            <w:r>
+              <w:t>SRR4785819</w:t>
+            </w:r>
+          </w:p>
+        </w:tc>
+        <w:tc>
+          <w:tcPr>
+            <w:tcW w:w="567" w:type="dxa"/>
+          </w:tcPr>
+          <w:p>
+            <w:r>
+              <w:t>31</w:t>
+            </w:r>
+          </w:p>
+        </w:tc>
+        <w:tc>
+          <w:tcPr>
+            <w:tcW w:w="1134" w:type="dxa"/>
+          </w:tcPr>
+          <w:p>
+            <w:proofErr w:type="spellStart"/>
+            <w:r>
+              <w:t>Female</w:t>
+            </w:r>
+            <w:proofErr w:type="spellEnd"/>
+          </w:p>
+        </w:tc>
+        <w:tc>
+          <w:tcPr>
+            <w:tcW w:w="3402" w:type="dxa"/>
+          </w:tcPr>
+          <w:p>
+            <w:proofErr w:type="spellStart"/>
+            <w:r>
+              <w:t>Normal</w:t>
+            </w:r>
+            <w:proofErr w:type="spellEnd"/>
+          </w:p>
+        </w:tc>
+      </w:tr>
+      <w:tr>
+        <w:tc>
+          <w:tcPr>
+            <w:tcW w:w="1413" w:type="dxa"/>
+          </w:tcPr>
+          <w:p>
+            <w:r>
+              <w:t>SRR4785820</w:t>
+            </w:r>
+          </w:p>
+        </w:tc>
+        <w:tc>
+          <w:tcPr>
+            <w:tcW w:w="567" w:type="dxa"/>
+          </w:tcPr>
+          <w:p>
+            <w:r>
+              <w:t>15</w:t>
+            </w:r>
+          </w:p>
+        </w:tc>
+        <w:tc>
+          <w:tcPr>
+            <w:tcW w:w="1134" w:type="dxa"/>
+          </w:tcPr>
+          <w:p>
+            <w:proofErr w:type="spellStart"/>
+            <w:r>
+              <w:t>Female</w:t>
+            </w:r>
+            <w:proofErr w:type="spellEnd"/>
+          </w:p>
+        </w:tc>
+        <w:tc>
+          <w:tcPr>
+            <w:tcW w:w="3402" w:type="dxa"/>
+          </w:tcPr>
+          <w:p>
+            <w:proofErr w:type="spellStart"/>
+            <w:r>
+              <w:t>Normal</w:t>
+            </w:r>
+            <w:proofErr w:type="spellEnd"/>
+          </w:p>
+        </w:tc>
+      </w:tr>
+      <w:tr>
+        <w:tc>
+          <w:tcPr>
+            <w:tcW w:w="1413" w:type="dxa"/>
+          </w:tcPr>
+          <w:p>
+            <w:r>
+              <w:t>SRR4785828</w:t>
+            </w:r>
+          </w:p>
+        </w:tc>
+        <w:tc>
+          <w:tcPr>
+            <w:tcW w:w="567" w:type="dxa"/>
+          </w:tcPr>
+          <w:p>
+            <w:r>
+              <w:t>31</w:t>
+            </w:r>
+          </w:p>
+        </w:tc>
+        <w:tc>
+          <w:tcPr>
+            <w:tcW w:w="1134" w:type="dxa"/>
+          </w:tcPr>
+          <w:p>
+            <w:proofErr w:type="spellStart"/>
+            <w:r>
+              <w:t>Female</w:t>
+            </w:r>
+            <w:proofErr w:type="spellEnd"/>
+          </w:p>
+        </w:tc>
+        <w:tc>
+          <w:tcPr>
+            <w:tcW w:w="3402" w:type="dxa"/>
+          </w:tcPr>
+          <w:p>
+            <w:proofErr w:type="spellStart"/>
+            <w:r>
+              <w:t>Normal</w:t>
+            </w:r>
+            <w:proofErr w:type="spellEnd"/>
+          </w:p>
+        </w:tc>
+      </w:tr>
+      <w:tr>
+        <w:tc>
+          <w:tcPr>
+            <w:tcW w:w="1413" w:type="dxa"/>
+          </w:tcPr>
+          <w:p>
+            <w:r>
+              <w:t>SRR4785831</w:t>
+            </w:r>
+          </w:p>
+        </w:tc>
+        <w:tc>
+          <w:tcPr>
+            <w:tcW w:w="567" w:type="dxa"/>
+          </w:tcPr>
+          <w:p>
+            <w:r>
+              <w:t>42</w:t>
+            </w:r>
+          </w:p>
+        </w:tc>
+        <w:tc>
+          <w:tcPr>
+            <w:tcW w:w="1134" w:type="dxa"/>
+          </w:tcPr>
+          <w:p>
+            <w:proofErr w:type="spellStart"/>
+            <w:r>
+              <w:t>Female</w:t>
+            </w:r>
+            <w:proofErr w:type="spellEnd"/>
+          </w:p>
+        </w:tc>
+        <w:tc>
+          <w:tcPr>
+            <w:tcW w:w="3402" w:type="dxa"/>
+          </w:tcPr>
+          <w:p>
+            <w:proofErr w:type="spellStart"/>
+            <w:r>
+              <w:t>Normal</w:t>
+            </w:r>
+            <w:proofErr w:type="spellEnd"/>
+          </w:p>
+        </w:tc>
+      </w:tr>
+      <w:tr>
+        <w:tc>
+          <w:tcPr>
+            <w:tcW w:w="1413" w:type="dxa"/>
+          </w:tcPr>
+          <w:p>
+            <w:r>
+              <w:t>SRR4785979</w:t>
+            </w:r>
+          </w:p>
+        </w:tc>
+        <w:tc>
+          <w:tcPr>
+            <w:tcW w:w="567" w:type="dxa"/>
+          </w:tcPr>
+          <w:p>
+            <w:r>
+              <w:t>54</w:t>
+            </w:r>
+          </w:p>
+        </w:tc>
+        <w:tc>
+          <w:tcPr>
+            <w:tcW w:w="1134" w:type="dxa"/>
+          </w:tcPr>
+          <w:p>
+            <w:proofErr w:type="spellStart"/>
+            <w:r>
+              <w:t>Female</w:t>
+            </w:r>
+            <w:proofErr w:type="spellEnd"/>
+          </w:p>
+        </w:tc>
+        <w:tc>
+          <w:tcPr>
+            <w:tcW w:w="3402" w:type="dxa"/>
+          </w:tcPr>
+          <w:p>
+            <w:proofErr w:type="spellStart"/>
+            <w:r>
+              <w:t>Rheumatoid</w:t>
+            </w:r>
+            <w:proofErr w:type="spellEnd"/>
+            <w:r>
+              <w:t xml:space="preserve"> </w:t>
+            </w:r>
+            <w:proofErr w:type="spellStart"/>
+            <w:r>
+              <w:t>arthritis</w:t>
+            </w:r>
+            <w:proofErr w:type="spellEnd"/>
+            <w:r>
+              <w:t xml:space="preserve"> (</w:t>
+            </w:r>
+            <w:proofErr w:type="spellStart"/>
+            <w:r>
+              <w:t>established</w:t>
+            </w:r>
+            <w:proofErr w:type="spellEnd"/>
+            <w:r>
+              <w:t>)</w:t>
+            </w:r>
+          </w:p>
+        </w:tc>
+      </w:tr>
+      <w:tr>
+        <w:tc>
+          <w:tcPr>
+            <w:tcW w:w="1413" w:type="dxa"/>
+          </w:tcPr>
+          <w:p>
+            <w:r>
+              <w:t>SRR4758980</w:t>
+            </w:r>
+          </w:p>
+        </w:tc>
+        <w:tc>
+          <w:tcPr>
+            <w:tcW w:w="567" w:type="dxa"/>
+          </w:tcPr>
+          <w:p>
+            <w:r>
+              <w:t>66</w:t>
+            </w:r>
+          </w:p>
+        </w:tc>
+        <w:tc>
+          <w:tcPr>
+            <w:tcW w:w="1134" w:type="dxa"/>
+          </w:tcPr>
+          <w:p>
+            <w:proofErr w:type="spellStart"/>
+            <w:r>
+              <w:t>Female</w:t>
+            </w:r>
+            <w:proofErr w:type="spellEnd"/>
+          </w:p>
+        </w:tc>
+        <w:tc>
+          <w:tcPr>
+            <w:tcW w:w="3402" w:type="dxa"/>
+          </w:tcPr>
+          <w:p>
+            <w:proofErr w:type="spellStart"/>
+            <w:r>
+              <w:t>Rheumatoid</w:t>
+            </w:r>
+            <w:proofErr w:type="spellEnd"/>
+            <w:r>
+              <w:t xml:space="preserve"> </w:t>
+            </w:r>
+            <w:proofErr w:type="spellStart"/>
+            <w:r>
+              <w:t>arthritis</w:t>
+            </w:r>
+            <w:proofErr w:type="spellEnd"/>
+            <w:r>
+              <w:t xml:space="preserve"> (</w:t>
+            </w:r>
+            <w:proofErr w:type="spellStart"/>
+            <w:r>
+              <w:t>established</w:t>
+            </w:r>
+            <w:proofErr w:type="spellEnd"/>
+            <w:r>
+              <w:t>)</w:t>
+            </w:r>
+          </w:p>
+        </w:tc>
+      </w:tr>
+      <w:tr>
+        <w:tc>
+          <w:tcPr>
+            <w:tcW w:w="1413" w:type="dxa"/>
+          </w:tcPr>
+          <w:p>
+            <w:r>
+              <w:t>SRR4785986</w:t>
+            </w:r>
+          </w:p>
+        </w:tc>
+        <w:tc>
+          <w:tcPr>
+            <w:tcW w:w="567" w:type="dxa"/>
+          </w:tcPr>
+          <w:p>
+            <w:r>
+              <w:t>60</w:t>
+            </w:r>
+          </w:p>
+        </w:tc>
+        <w:tc>
+          <w:tcPr>
+            <w:tcW w:w="1134" w:type="dxa"/>
+          </w:tcPr>
+          <w:p>
+            <w:proofErr w:type="spellStart"/>
+            <w:r>
+              <w:t>Female</w:t>
+            </w:r>
+            <w:proofErr w:type="spellEnd"/>
+          </w:p>
+        </w:tc>
+        <w:tc>
+          <w:tcPr>
+            <w:tcW w:w="3402" w:type="dxa"/>
+          </w:tcPr>
+          <w:p>
+            <w:proofErr w:type="spellStart"/>
+            <w:r>
+              <w:t>Rheumatoid</w:t>
+            </w:r>
+            <w:proofErr w:type="spellEnd"/>
+            <w:r>
+              <w:t xml:space="preserve"> </w:t>
+            </w:r>
+            <w:proofErr w:type="spellStart"/>
+            <w:r>
+              <w:t>arthritis</w:t>
+            </w:r>
+            <w:proofErr w:type="spellEnd"/>
+            <w:r>
+              <w:t xml:space="preserve"> (</w:t>
+            </w:r>
+            <w:proofErr w:type="spellStart"/>
+            <w:r>
+              <w:t>established</w:t>
+            </w:r>
+            <w:proofErr w:type="spellEnd"/>
+            <w:r>
+              <w:t>)</w:t>
+            </w:r>
+          </w:p>
+        </w:tc>
+      </w:tr>
+      <w:tr>
+        <w:tc>
+          <w:tcPr>
+            <w:tcW w:w="1413" w:type="dxa"/>
+          </w:tcPr>
+          <w:p>
+            <w:r>
+              <w:t>SRR4785988</w:t>
+            </w:r>
+          </w:p>
+        </w:tc>
+        <w:tc>
+          <w:tcPr>
+            <w:tcW w:w="567" w:type="dxa"/>
+          </w:tcPr>
+          <w:p>
+            <w:r>
+              <w:t>59</w:t>
+            </w:r>
+          </w:p>
+        </w:tc>
+        <w:tc>
+          <w:tcPr>
+            <w:tcW w:w="1134" w:type="dxa"/>
+          </w:tcPr>
+          <w:p>
+            <w:proofErr w:type="spellStart"/>
+            <w:r>
+              <w:t>Female</w:t>
+            </w:r>
+            <w:proofErr w:type="spellEnd"/>
+          </w:p>
+        </w:tc>
+        <w:tc>
+          <w:tcPr>
+            <w:tcW w:w="3402" w:type="dxa"/>
+          </w:tcPr>
+          <w:p>
+            <w:proofErr w:type="spellStart"/>
+            <w:r>
+              <w:t>Rheumatoid</w:t>
+            </w:r>
+            <w:proofErr w:type="spellEnd"/>
+            <w:r>
+              <w:t xml:space="preserve"> </w:t>
+            </w:r>
+            <w:proofErr w:type="spellStart"/>
+            <w:r>
+              <w:t>arthritis</w:t>
+            </w:r>
+            <w:proofErr w:type="spellEnd"/>
+            <w:r>
+              <w:t xml:space="preserve"> (</w:t>
+            </w:r>
+            <w:proofErr w:type="spellStart"/>
+            <w:r>
+              <w:t>established</w:t>
+            </w:r>
+            <w:proofErr w:type="spellEnd"/>
+            <w:r>
+              <w:t>)</w:t>
+            </w:r>
+          </w:p>
+        </w:tc>
+      </w:tr>
+    </w:tbl>
+    <w:p/>
+    <w:p/>
+    <w:p>
       <w:pPr>
         <w:rPr>
           <w:b/>
@@ -4148,11 +4559,7 @@
       </w:r>
       <w:proofErr w:type="spellEnd"/>
       <w:r>
-        <w:t xml:space="preserve"> </w:t>
-      </w:r>
-      <w:r>
-        <w:lastRenderedPageBreak/>
-        <w:t xml:space="preserve">change van 1 en gecorrigeerde p-waarde van 0,05 </w:t>
+        <w:t xml:space="preserve"> change van 1 en gecorrigeerde p-waarde van 0,05 </w:t>
       </w:r>
       <w:r>
         <w:t>aangehouden, zie R script.</w:t>
@@ -4720,6 +5127,7 @@
         <w:rPr>
           <w:rFonts w:cstheme="minorHAnsi"/>
         </w:rPr>
+        <w:lastRenderedPageBreak/>
         <w:t>beperkte aantal</w:t>
       </w:r>
       <w:r>
@@ -4893,7 +5301,6 @@
           <w:i/>
           <w:iCs/>
         </w:rPr>
-        <w:lastRenderedPageBreak/>
         <w:t>Je beschrijft de context waarin je GitHub is ingericht om je onderzoeksgegevens en scripts te beheren. Je beschrijving blinkt uit in structuur, helderheid en bondigheid.</w:t>
       </w:r>
     </w:p>
@@ -6603,6 +7010,44 @@
       </w:tcPr>
     </w:tblStylePr>
   </w:style>
+  <w:style w:type="table" w:styleId="TableGrid">
+    <w:name w:val="Table Grid"/>
+    <w:basedOn w:val="TableNormal"/>
+    <w:uiPriority w:val="39"/>
+    <w:rsid w:val="00CC61FF"/>
+    <w:pPr>
+      <w:spacing w:after="0" w:line="240" w:lineRule="auto"/>
+    </w:pPr>
+    <w:tblPr>
+      <w:tblBorders>
+        <w:top w:val="single" w:sz="4" w:space="0" w:color="auto"/>
+        <w:left w:val="single" w:sz="4" w:space="0" w:color="auto"/>
+        <w:bottom w:val="single" w:sz="4" w:space="0" w:color="auto"/>
+        <w:right w:val="single" w:sz="4" w:space="0" w:color="auto"/>
+        <w:insideH w:val="single" w:sz="4" w:space="0" w:color="auto"/>
+        <w:insideV w:val="single" w:sz="4" w:space="0" w:color="auto"/>
+      </w:tblBorders>
+    </w:tblPr>
+  </w:style>
+  <w:style w:type="paragraph" w:styleId="Caption">
+    <w:name w:val="caption"/>
+    <w:basedOn w:val="Normal"/>
+    <w:next w:val="Normal"/>
+    <w:uiPriority w:val="35"/>
+    <w:unhideWhenUsed/>
+    <w:qFormat/>
+    <w:rsid w:val="00CC61FF"/>
+    <w:pPr>
+      <w:spacing w:after="200" w:line="240" w:lineRule="auto"/>
+    </w:pPr>
+    <w:rPr>
+      <w:i/>
+      <w:iCs/>
+      <w:color w:val="44546A" w:themeColor="text2"/>
+      <w:sz w:val="18"/>
+      <w:szCs w:val="18"/>
+    </w:rPr>
+  </w:style>
 </w:styles>
 </file>
 
@@ -6890,12 +7335,12 @@
   <w:rsids>
     <w:rsidRoot w:val="000B771E"/>
     <w:rsid w:val="000B771E"/>
+    <w:rsid w:val="00196830"/>
     <w:rsid w:val="0023679A"/>
     <w:rsid w:val="00315BE7"/>
     <w:rsid w:val="0040192F"/>
     <w:rsid w:val="00415232"/>
     <w:rsid w:val="00455E8C"/>
-    <w:rsid w:val="00471B12"/>
     <w:rsid w:val="00495D2F"/>
     <w:rsid w:val="005777B8"/>
     <w:rsid w:val="005B6F19"/>
@@ -7720,8 +8165,8 @@
   </we:alternateReferences>
   <we:properties>
     <we:property name="MENDELEY_BIBLIOGRAPHY_IS_DIRTY" value="false"/>
-    <we:property name="MENDELEY_BIBLIOGRAPHY_LAST_MODIFIED" value="1782852447412"/>
-    <we:property name="MENDELEY_CITATIONS" value="[{&quot;citationID&quot;:&quot;MENDELEY_CITATION_f95dd447-b1e1-4219-8ce5-6759a421a22c&quot;,&quot;properties&quot;:{&quot;noteIndex&quot;:0},&quot;isEdited&quot;:false,&quot;manualOverride&quot;:{&quot;isManuallyOverridden&quot;:false,&quot;citeprocText&quot;:&quot;(Wickham et al., 2014)&quot;,&quot;manualOverrideText&quot;:&quot;&quot;},&quot;citationTag&quot;:&quot;MENDELEY_CITATION_v3_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&quot;,&quot;citationItems&quot;:[{&quot;id&quot;:&quot;16273b30-fd2d-36ef-8512-e5e4c1a6986c&quot;,&quot;itemData&quot;:{&quot;type&quot;:&quot;article-journal&quot;,&quot;id&quot;:&quot;16273b30-fd2d-36ef-8512-e5e4c1a6986c&quot;,&quot;title&quot;:&quot;dplyr: A Grammar of Data Manipulation&quot;,&quot;author&quot;:[{&quot;family&quot;:&quot;Wickham&quot;,&quot;given&quot;:&quot;Hadley&quot;,&quot;parse-names&quot;:false,&quot;dropping-particle&quot;:&quot;&quot;,&quot;non-dropping-particle&quot;:&quot;&quot;},{&quot;family&quot;:&quot;François&quot;,&quot;given&quot;:&quot;Romain&quot;,&quot;parse-names&quot;:false,&quot;dropping-particle&quot;:&quot;&quot;,&quot;non-dropping-particle&quot;:&quot;&quot;},{&quot;family&quot;:&quot;Henry&quot;,&quot;given&quot;:&quot;Lionel&quot;,&quot;parse-names&quot;:false,&quot;dropping-particle&quot;:&quot;&quot;,&quot;non-dropping-particle&quot;:&quot;&quot;},{&quot;family&quot;:&quot;Müller&quot;,&quot;given&quot;:&quot;Kirill&quot;,&quot;parse-names&quot;:false,&quot;dropping-particle&quot;:&quot;&quot;,&quot;non-dropping-particle&quot;:&quot;&quot;},{&quot;family&quot;:&quot;Vaughan&quot;,&quot;given&quot;:&quot;Davis&quot;,&quot;parse-names&quot;:false,&quot;dropping-particle&quot;:&quot;&quot;,&quot;non-dropping-particle&quot;:&quot;&quot;}],&quot;container-title&quot;:&quot;CRAN: Contributed Packages&quot;,&quot;accessed&quot;:{&quot;date-parts&quot;:[[2025,6,1]]},&quot;DOI&quot;:&quot;10.32614/CRAN.PACKAGE.DPLYR&quot;,&quot;URL&quot;:&quot;https://CRAN.R-project.org/package=dplyr&quot;,&quot;issued&quot;:{&quot;date-parts&quot;:[[2014,1,16]]},&quot;container-title-short&quot;:&quot;&quot;},&quot;isTemporary&quot;:false}]},{&quot;citationID&quot;:&quot;MENDELEY_CITATION_f19ee2d3-df06-4ade-a035-f977e099bd70&quot;,&quot;properties&quot;:{&quot;noteIndex&quot;:0},&quot;isEdited&quot;:false,&quot;manualOverride&quot;:{&quot;isManuallyOverridden&quot;:false,&quot;citeprocText&quot;:&quot;(Shi, 2022)&quot;,&quot;manualOverrideText&quot;:&quot;&quot;},&quot;citationTag&quot;:&quot;MENDELEY_CITATION_v3_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&quot;,&quot;citationItems&quot;:[{&quot;id&quot;:&quot;9797c0fd-4675-3c00-9661-864b8524cdb7&quot;,&quot;itemData&quot;:{&quot;type&quot;:&quot;article-journal&quot;,&quot;id&quot;:&quot;9797c0fd-4675-3c00-9661-864b8524cdb7&quot;,&quot;title&quot;:&quot;Rsubread package: high-performance read alignment, quantication and mutation discovery&quot;,&quot;author&quot;:[{&quot;family&quot;:&quot;Shi&quot;,&quot;given&quot;:&quot;Wei&quot;,&quot;parse-names&quot;:false,&quot;dropping-particle&quot;:&quot;&quot;,&quot;non-dropping-particle&quot;:&quot;&quot;}],&quot;accessed&quot;:{&quot;date-parts&quot;:[[2025,6,12]]},&quot;issued&quot;:{&quot;date-parts&quot;:[[2022]]},&quot;abstract&quot;:&quot;1 Introduction This vignette provides a brief description to the Rsubread package. For more details, please refer to the Users Guide which can brought up in your R session via the following commands: &gt; library(Rsubread) &gt; RsubreadUsersGuide() The Rsubread package provides facilities for processing short and long reads generated from the sequencing technologies. These facilities include quality assessment, read alignment, read summarization, exon-exon junction detection, absolute expression calling and SNP discovery. The Subread aligner (align function) is a highly ecient and accurate aligner for mapping genomic DNA and RNA sequencing reads. It adopts a novel mapping paradigm called seed-and-vote\&quot;. Under this paradigm, a number of 16mers (called seeds or sub-reads) are extracted from each read and they were mapped to the reference genome to vote for the mapping location of the read. Read mapping performed under this paradigm has been found to be more ecient and accurate than that carried out under the conventional seed-and-extend\&quot; paradigm (Liao et al. 2013). Another aligner included in Rsubread is the Subjunc aligner (subjunc function). It was also developed under the seed-and-vote\&quot; paradigm, but dierent from the Subread aligner it performs full alignment for exon spanning reads and reports exon-exon junctions in addition to the read mapping results. The Subread aligner is recommended for gene-level expression analysis. For other types of RNA-seq analyses such as alternative splicing analysis, the Subjunc aligner should be used. An important step in processing next-gen sequencing data is to assign mapped reads to genomic features such as genes, exons and genomic windows. This package includes a general-purpose read summarization function featureCounts that takes mapped reads 1&quot;,&quot;container-title-short&quot;:&quot;&quot;},&quot;isTemporary&quot;:false}]},{&quot;citationID&quot;:&quot;MENDELEY_CITATION_504379b4-38ad-47c6-a3fb-13f5a0c3868a&quot;,&quot;properties&quot;:{&quot;noteIndex&quot;:0},&quot;isEdited&quot;:false,&quot;manualOverride&quot;:{&quot;isManuallyOverridden&quot;:false,&quot;citeprocText&quot;:&quot;(Morgan &amp;#38; Ramos, 2025)&quot;,&quot;manualOverrideText&quot;:&quot;&quot;},&quot;citationTag&quot;:&quot;MENDELEY_CITATION_v3_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&quot;,&quot;citationItems&quot;:[{&quot;id&quot;:&quot;99d0f031-11d5-3fec-b98b-d100c257bc3b&quot;,&quot;itemData&quot;:{&quot;type&quot;:&quot;article-journal&quot;,&quot;id&quot;:&quot;99d0f031-11d5-3fec-b98b-d100c257bc3b&quot;,&quot;title&quot;:&quot;Access the Bioconductor Project Package Repository [R package BiocManager version 1.30.27]&quot;,&quot;author&quot;:[{&quot;family&quot;:&quot;Morgan&quot;,&quot;given&quot;:&quot;Martin&quot;,&quot;parse-names&quot;:false,&quot;dropping-particle&quot;:&quot;&quot;,&quot;non-dropping-particle&quot;:&quot;&quot;},{&quot;family&quot;:&quot;Ramos&quot;,&quot;given&quot;:&quot;Marcel&quot;,&quot;parse-names&quot;:false,&quot;dropping-particle&quot;:&quot;&quot;,&quot;non-dropping-particle&quot;:&quot;&quot;}],&quot;container-title&quot;:&quot;CRAN: Contributed Packages&quot;,&quot;accessed&quot;:{&quot;date-parts&quot;:[[2025,12,26]]},&quot;DOI&quot;:&quot;10.32614/CRAN.PACKAGE.BIOCMANAGER&quot;,&quot;URL&quot;:&quot;https://CRAN.R-project.org/package=BiocManager&quot;,&quot;issued&quot;:{&quot;date-parts&quot;:[[2025,11,14]]},&quot;publisher&quot;:&quot;Comprehensive R Archive Network (CRAN)&quot;,&quot;container-title-short&quot;:&quot;&quot;},&quot;isTemporary&quot;:false}]},{&quot;citationID&quot;:&quot;MENDELEY_CITATION_ee5524f8-8fd9-4b49-8cf8-33aa6a80056d&quot;,&quot;properties&quot;:{&quot;noteIndex&quot;:0},&quot;isEdited&quot;:false,&quot;manualOverride&quot;:{&quot;isManuallyOverridden&quot;:false,&quot;citeprocText&quot;:&quot;(&lt;i&gt;Package “Rsamtools,”&lt;/i&gt; 2025)&quot;,&quot;manualOverrideText&quot;:&quot;&quot;},&quot;citationTag&quot;:&quot;MENDELEY_CITATION_v3_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&quot;,&quot;citationItems&quot;:[{&quot;id&quot;:&quot;1d1d5025-64ac-3d52-a447-57225e3fdb9c&quot;,&quot;itemData&quot;:{&quot;type&quot;:&quot;article-journal&quot;,&quot;id&quot;:&quot;1d1d5025-64ac-3d52-a447-57225e3fdb9c&quot;,&quot;title&quot;:&quot;Package 'Rsamtools'&quot;,&quot;accessed&quot;:{&quot;date-parts&quot;:[[2025,12,26]]},&quot;URL&quot;:&quot;https://github.com/samtools/samtools.&quot;,&quot;issued&quot;:{&quot;date-parts&quot;:[[2025]]},&quot;container-title-short&quot;:&quot;&quot;},&quot;isTemporary&quot;:false}]},{&quot;citationID&quot;:&quot;MENDELEY_CITATION_1268018a-f0ce-480c-82c7-74f41b5ecd2d&quot;,&quot;properties&quot;:{&quot;noteIndex&quot;:0},&quot;isEdited&quot;:false,&quot;manualOverride&quot;:{&quot;isManuallyOverridden&quot;:false,&quot;citeprocText&quot;:&quot;(Chauhan et al., 2023)&quot;,&quot;manualOverrideText&quot;:&quot;&quot;},&quot;citationTag&quot;:&quot;MENDELEY_CITATION_v3_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&quot;,&quot;citationItems&quot;:[{&quot;id&quot;:&quot;a9739f0a-22e7-355b-8e6b-bddd9cb0e4c3&quot;,&quot;itemData&quot;:{&quot;type&quot;:&quot;article-journal&quot;,&quot;id&quot;:&quot;a9739f0a-22e7-355b-8e6b-bddd9cb0e4c3&quot;,&quot;title&quot;:&quot;Rheumatoid Arthritis&quot;,&quot;author&quot;:[{&quot;family&quot;:&quot;Chauhan&quot;,&quot;given&quot;:&quot;Krati&quot;,&quot;parse-names&quot;:false,&quot;dropping-particle&quot;:&quot;&quot;,&quot;non-dropping-particle&quot;:&quot;&quot;},{&quot;family&quot;:&quot;Jandu&quot;,&quot;given&quot;:&quot;Jagmohan S.&quot;,&quot;parse-names&quot;:false,&quot;dropping-particle&quot;:&quot;&quot;,&quot;non-dropping-particle&quot;:&quot;&quot;},{&quot;family&quot;:&quot;Brent&quot;,&quot;given&quot;:&quot;Lawrence H.&quot;,&quot;parse-names&quot;:false,&quot;dropping-particle&quot;:&quot;&quot;,&quot;non-dropping-particle&quot;:&quot;&quot;},{&quot;family&quot;:&quot;Al-Dhahir&quot;,&quot;given&quot;:&quot;Mohammed A.&quot;,&quot;parse-names&quot;:false,&quot;dropping-particle&quot;:&quot;&quot;,&quot;non-dropping-particle&quot;:&quot;&quot;}],&quot;container-title&quot;:&quot;Rosen and Barkin's 5-Minute Emergency Medicine Consult: Fifth Edition&quot;,&quot;accessed&quot;:{&quot;date-parts&quot;:[[2026,4,14]]},&quot;DOI&quot;:&quot;10.1017/chol9780521332866.074&quot;,&quot;ISBN&quot;:&quot;9781469889351&quot;,&quot;PMID&quot;:&quot;28723028&quot;,&quot;URL&quot;:&quot;https://www.ncbi.nlm.nih.gov/books/NBK441999/&quot;,&quot;issued&quot;:{&quot;date-parts&quot;:[[2023,5,25]]},&quot;publisher&quot;:&quot;StatPearls Publishing&quot;,&quot;container-title-short&quot;:&quot;&quot;},&quot;isTemporary&quot;:false}]},{&quot;citationID&quot;:&quot;MENDELEY_CITATION_8e9e8656-4815-4eed-8458-02696affe621&quot;,&quot;properties&quot;:{&quot;noteIndex&quot;:0},&quot;isEdited&quot;:false,&quot;manualOverride&quot;:{&quot;isManuallyOverridden&quot;:false,&quot;citeprocText&quot;:&quot;(Deseatnicova et al., 2026)&quot;,&quot;manualOverrideText&quot;:&quot;&quot;},&quot;citationTag&quot;:&quot;MENDELEY_CITATION_v3_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&quot;,&quot;citationItems&quot;:[{&quot;id&quot;:&quot;fd72b558-8eb9-325d-8987-9b2be159b05d&quot;,&quot;itemData&quot;:{&quot;type&quot;:&quot;article-journal&quot;,&quot;id&quot;:&quot;fd72b558-8eb9-325d-8987-9b2be159b05d&quot;,&quot;title&quot;:&quot;Rheumatoid arthritis worldwide: inequalities in epidemiology and care&quot;,&quot;author&quot;:[{&quot;family&quot;:&quot;Deseatnicova&quot;,&quot;given&quot;:&quot;Elena&quot;,&quot;parse-names&quot;:false,&quot;dropping-particle&quot;:&quot;&quot;,&quot;non-dropping-particle&quot;:&quot;&quot;},{&quot;family&quot;:&quot;Frunze&quot;,&quot;given&quot;:&quot;Valeria&quot;,&quot;parse-names&quot;:false,&quot;dropping-particle&quot;:&quot;&quot;,&quot;non-dropping-particle&quot;:&quot;&quot;},{&quot;family&quot;:&quot;Usatii&quot;,&quot;given&quot;:&quot;Rodica&quot;,&quot;parse-names&quot;:false,&quot;dropping-particle&quot;:&quot;&quot;,&quot;non-dropping-particle&quot;:&quot;&quot;},{&quot;family&quot;:&quot;Groppa&quot;,&quot;given&quot;:&quot;Liliana&quot;,&quot;parse-names&quot;:false,&quot;dropping-particle&quot;:&quot;&quot;,&quot;non-dropping-particle&quot;:&quot;&quot;}],&quot;container-title&quot;:&quot;Moldovan Journal of Health Sciences&quot;,&quot;accessed&quot;:{&quot;date-parts&quot;:[[2026,5,18]]},&quot;DOI&quot;:&quot;10.52645/MJHS.2026.1.17&quot;,&quot;ISSN&quot;:&quot;23451467&quot;,&quot;URL&quot;:&quot;https://mjhs.md/index.php/article/rheumatoid-arthritis-worldwide-inequalities-epidemiology-and-care&quot;,&quot;issued&quot;:{&quot;date-parts&quot;:[[2026,3]]},&quot;page&quot;:&quot;120-127&quot;,&quot;abstract&quot;:&quot;&lt;p&gt;Introduction. Rheumatoid arthritis (RA) is a chronic autoimmune disease affecting approximately 0.5% of the global population. It represents a major cause of disability, reduced quality of life, and healthcare burden. The prevalence of RA is rising, especially in older populations and in low-income regions. Materials and methods. A systematic literature search was performed in PubMed, ScienceDirect and Google Scholar for articles published between 2000 and 2025. Search terms included \&quot;rheumatoid arthritis\&quot;, \&quot;epidemiology\&quot;, \&quot;risk factors\&quot;, \&quot;economic burden\&quot;, and \&quot;healthcare disparities\&quot;. Results. RA prevalence ranges from 0.3% to 1.0%, with the highest values in Northern Europe (0.8 - 1.0%) and North America (0.7 - 0.9%), and the lowest in Africa (0.1 - 0.3%) and rural Asia (0.2 - 0.4%). Work incapacity has declined in several high-income countries, attributed to earlier diagnosis and the widespread use of disease-modifying antirheumatic drugs. Socio-economic status is a key factor for RA outcomes, with patients in the lowest income groups showing up to 50% higher disability rates. Other risk factors include female sex, HLA-DRB1 alleles, smoking, and environmental exposures. The economic burden is considerable, with direct and indirect costs disproportionately affecting low- and middle-income countries, where RA frequently results in early work disability. Conclusions. RA causes disability and reduces quality of life. Its prevalence is rising worldwide, with higher detection and better outcomes in high-income countries, while low-income countries face underdiagnosis and limited access to modern therapies. Reducing these disparities requires stronger healthcare systems, early diagnosis, and affordable and accessible treatments.&lt;/p&gt;&quot;,&quot;issue&quot;:&quot;1&quot;,&quot;volume&quot;:&quot;13&quot;,&quot;container-title-short&quot;:&quot;&quot;},&quot;isTemporary&quot;:false}]},{&quot;citationID&quot;:&quot;MENDELEY_CITATION_19fcbceb-0d0d-4053-9ef7-a2e6c1461503&quot;,&quot;properties&quot;:{&quot;noteIndex&quot;:0},&quot;isEdited&quot;:false,&quot;manualOverride&quot;:{&quot;isManuallyOverridden&quot;:false,&quot;citeprocText&quot;:&quot;(Zhang et al., 2025)&quot;,&quot;manualOverrideText&quot;:&quot;&quot;},&quot;citationTag&quot;:&quot;MENDELEY_CITATION_v3_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&quot;,&quot;citationItems&quot;:[{&quot;id&quot;:&quot;185a348c-67c0-3e98-aa49-af08c1bc9995&quot;,&quot;itemData&quot;:{&quot;type&quot;:&quot;article-journal&quot;,&quot;id&quot;:&quot;185a348c-67c0-3e98-aa49-af08c1bc9995&quot;,&quot;title&quot;:&quot;Global, regional, and national epidemiology of rheumatoid arthritis among people aged 20–54 years from 1990 to 2021&quot;,&quot;author&quot;:[{&quot;family&quot;:&quot;Zhang&quot;,&quot;given&quot;:&quot;Ziyi&quot;,&quot;parse-names&quot;:false,&quot;dropping-particle&quot;:&quot;&quot;,&quot;non-dropping-particle&quot;:&quot;&quot;},{&quot;family&quot;:&quot;Gao&quot;,&quot;given&quot;:&quot;Xiaopeng&quot;,&quot;parse-names&quot;:false,&quot;dropping-particle&quot;:&quot;&quot;,&quot;non-dropping-particle&quot;:&quot;&quot;},{&quot;family&quot;:&quot;Liu&quot;,&quot;given&quot;:&quot;Shiwei&quot;,&quot;parse-names&quot;:false,&quot;dropping-particle&quot;:&quot;&quot;,&quot;non-dropping-particle&quot;:&quot;&quot;},{&quot;family&quot;:&quot;Wang&quot;,&quot;given&quot;:&quot;Qingshuai&quot;,&quot;parse-names&quot;:false,&quot;dropping-particle&quot;:&quot;&quot;,&quot;non-dropping-particle&quot;:&quot;&quot;},{&quot;family&quot;:&quot;Wang&quot;,&quot;given&quot;:&quot;Yingjie&quot;,&quot;parse-names&quot;:false,&quot;dropping-particle&quot;:&quot;&quot;,&quot;non-dropping-particle&quot;:&quot;&quot;},{&quot;family&quot;:&quot;Hou&quot;,&quot;given&quot;:&quot;Shuai&quot;,&quot;parse-names&quot;:false,&quot;dropping-particle&quot;:&quot;&quot;,&quot;non-dropping-particle&quot;:&quot;&quot;},{&quot;family&quot;:&quot;Wang&quot;,&quot;given&quot;:&quot;Jun&quot;,&quot;parse-names&quot;:false,&quot;dropping-particle&quot;:&quot;&quot;,&quot;non-dropping-particle&quot;:&quot;&quot;},{&quot;family&quot;:&quot;Zhang&quot;,&quot;given&quot;:&quot;Yimin&quot;,&quot;parse-names&quot;:false,&quot;dropping-particle&quot;:&quot;&quot;,&quot;non-dropping-particle&quot;:&quot;&quot;}],&quot;container-title&quot;:&quot;Scientific Reports&quot;,&quot;accessed&quot;:{&quot;date-parts&quot;:[[2026,5,18]]},&quot;DOI&quot;:&quot;10.1038/S41598-025-92150-1&quot;,&quot;ISSN&quot;:&quot;20452322&quot;,&quot;PMID&quot;:&quot;40155668&quot;,&quot;URL&quot;:&quot;https://pmc.ncbi.nlm.nih.gov/articles/PMC11953469/&quot;,&quot;issued&quot;:{&quot;date-parts&quot;:[[2025,12,1]]},&quot;page&quot;:&quot;10736&quot;,&quot;abstract&quot;:&quot;Rheumatoid arthritis (RA) is a global epidemic. We conducted a cross-sectional study using the Global Burden of Disease (GBD) 2021 dataset to examine RA trends in patients aged 20–54 years worldwide. Key outcomes included incidence, mortality, and disability-adjusted life years (DALYs), as well as trends over time, stratifying by region, country, age, sex, and Sociodemographic Index (SDI). We also assessed the contribution of smoking to RA-related mortality and DALYs. Over the past 32 years, the global RA-related incidence rate increased from 11.66 (95% UI 9.60–13.94) to 13.48 (95% UI 11.08–16.06) per 100,000 population. RA-related DALYs rate increased from 26.37 (95% UI 18.43–36.99) to 30.71 (95% UI 20.82–44.08) per 100,000 population, with females bearing a higher burden. And the RA-related mortality rate decreased from 0.09 (95% UI 0.08–0.1) to 0.06 (95% UI 0.05–0.07) per 100,000 population. Regional disparities were evident, with lower SDI regions experiencing the larger change. Smoking remained a significant risk factor, accounting for 9.01% of RA-related mortality in 2021. Overall, we highlighted the rising global burden of RA, particularly among females and in lower SDI regions, emphasizing disparities in healthcare resources, prevention, and early diagnosis.&quot;,&quot;publisher&quot;:&quot;Nature Research&quot;,&quot;issue&quot;:&quot;1&quot;,&quot;volume&quot;:&quot;15&quot;,&quot;container-title-short&quot;:&quot;Sci. Rep.&quot;},&quot;isTemporary&quot;:false}]},{&quot;citationID&quot;:&quot;MENDELEY_CITATION_222075e1-2880-4cd6-a520-3b9c60efb8b1&quot;,&quot;properties&quot;:{&quot;noteIndex&quot;:0},&quot;isEdited&quot;:false,&quot;manualOverride&quot;:{&quot;isManuallyOverridden&quot;:false,&quot;citeprocText&quot;:&quot;(Wang et al., 2019)&quot;,&quot;manualOverrideText&quot;:&quot;&quot;},&quot;citationTag&quot;:&quot;MENDELEY_CITATION_v3_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&quot;,&quot;citationItems&quot;:[{&quot;id&quot;:&quot;0715f57f-f8bc-30b7-955e-52c8e7cf1d75&quot;,&quot;itemData&quot;:{&quot;type&quot;:&quot;article-journal&quot;,&quot;id&quot;:&quot;0715f57f-f8bc-30b7-955e-52c8e7cf1d75&quot;,&quot;title&quot;:&quot;The newly discovered natural compounds against rheumatoid arthritis-an overview&quot;,&quot;author&quot;:[{&quot;family&quot;:&quot;Wang&quot;,&quot;given&quot;:&quot;Xueni&quot;,&quot;parse-names&quot;:false,&quot;dropping-particle&quot;:&quot;&quot;,&quot;non-dropping-particle&quot;:&quot;&quot;},{&quot;family&quot;:&quot;Fang&quot;,&quot;given&quot;:&quot;Gang&quot;,&quot;parse-names&quot;:false,&quot;dropping-particle&quot;:&quot;&quot;,&quot;non-dropping-particle&quot;:&quot;&quot;},{&quot;family&quot;:&quot;Yang&quot;,&quot;given&quot;:&quot;Yang&quot;,&quot;parse-names&quot;:false,&quot;dropping-particle&quot;:&quot;&quot;,&quot;non-dropping-particle&quot;:&quot;&quot;},{&quot;family&quot;:&quot;Pang&quot;,&quot;given&quot;:&quot;Yuzhou&quot;,&quot;parse-names&quot;:false,&quot;dropping-particle&quot;:&quot;&quot;,&quot;non-dropping-particle&quot;:&quot;&quot;}],&quot;container-title&quot;:&quot;Phytochemistry Letters&quot;,&quot;accessed&quot;:{&quot;date-parts&quot;:[[2026,4,14]]},&quot;DOI&quot;:&quot;10.1016/J.PHYTOL.2019.09.011&quot;,&quot;ISSN&quot;:&quot;1874-3900&quot;,&quot;URL&quot;:&quot;https://www.sciencedirect.com/science/article/abs/pii/S1874390019300928&quot;,&quot;issued&quot;:{&quot;date-parts&quot;:[[2019,12,1]]},&quot;page&quot;:&quot;50-58&quot;,&quot;abstract&quot;:&quot;Rheumatoid arthritis (RA) is a chronic disease characterized by inflammatory synovitis. It can lead to symmetry and invasive inflammation of joints, and eventually lead to joint deformity and loss of function. Medical treatment is a common and effective method of treating rheumatoid arthritis in clinics. Naturally derived compounds can be one of the options in medical therapy. Many anti-rheumatoid arthritis compounds have been found from natural medicines, especially Chinese herbs. In order to understand the progresses in these compounds, we collected nearly 10-year reports on anti-rheumatoid arthritis compounds in PubMed database and summarized the pharmacological properties of the compounds. In this study, we collected 18 natural compounds with potential anti-rheumatoid arthritis effects while these compounds are still far from clinical applications. Herein, we compared the pharmacological characteristics of these compounds in order to search for novel candidate compounds with high clinical potential for anti-rheumatoid arthritis.&quot;,&quot;publisher&quot;:&quot;Elsevier&quot;,&quot;volume&quot;:&quot;34&quot;,&quot;container-title-short&quot;:&quot;Phytochem. Lett.&quot;},&quot;isTemporary&quot;:false}]},{&quot;citationID&quot;:&quot;MENDELEY_CITATION_53af1e7d-bc1d-4a3c-afe4-cf084944daad&quot;,&quot;properties&quot;:{&quot;noteIndex&quot;:0},&quot;isEdited&quot;:false,&quot;manualOverride&quot;:{&quot;isManuallyOverridden&quot;:false,&quot;citeprocText&quot;:&quot;(Majithia &amp;#38; Geraci, 2007)&quot;,&quot;manualOverrideText&quot;:&quot;&quot;},&quot;citationTag&quot;:&quot;MENDELEY_CITATION_v3_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&quot;,&quot;citationItems&quot;:[{&quot;id&quot;:&quot;dcd17b48-7307-39a2-b968-3350d1873d40&quot;,&quot;itemData&quot;:{&quot;type&quot;:&quot;article-journal&quot;,&quot;id&quot;:&quot;dcd17b48-7307-39a2-b968-3350d1873d40&quot;,&quot;title&quot;:&quot;Rheumatoid Arthritis: Diagnosis and Management&quot;,&quot;author&quot;:[{&quot;family&quot;:&quot;Majithia&quot;,&quot;given&quot;:&quot;Vikas&quot;,&quot;parse-names&quot;:false,&quot;dropping-particle&quot;:&quot;&quot;,&quot;non-dropping-particle&quot;:&quot;&quot;},{&quot;family&quot;:&quot;Geraci&quot;,&quot;given&quot;:&quot;Stephen A.&quot;,&quot;parse-names&quot;:false,&quot;dropping-particle&quot;:&quot;&quot;,&quot;non-dropping-particle&quot;:&quot;&quot;}],&quot;container-title&quot;:&quot;American Journal of Medicine&quot;,&quot;accessed&quot;:{&quot;date-parts&quot;:[[2026,4,14]]},&quot;DOI&quot;:&quot;10.1016/j.amjmed.2007.04.005&quot;,&quot;ISSN&quot;:&quot;00029343&quot;,&quot;PMID&quot;:&quot;17976416&quot;,&quot;URL&quot;:&quot;https://pubmed.ncbi.nlm.nih.gov/17976416/&quot;,&quot;issued&quot;:{&quot;date-parts&quot;:[[2007]]},&quot;page&quot;:&quot;936-939&quot;,&quot;abstract&quot;:&quot;Accurate diagnosis of rheumatoid arthritis may be difficult early in its course and demands high clinical suspicion, astute examination, and appropriate investigations. Early use of disease-modifying antirheumatic drugs and biologics has improved outcomes but requires close monitoring of disease course and adverse events. © 2007 Elsevier Inc. All rights reserved.&quot;,&quot;publisher&quot;:&quot;Elsevier Inc.&quot;,&quot;issue&quot;:&quot;11&quot;,&quot;volume&quot;:&quot;120&quot;,&quot;container-title-short&quot;:&quot;&quot;},&quot;isTemporary&quot;:false}]},{&quot;citationID&quot;:&quot;MENDELEY_CITATION_24f7b272-6261-441b-b9d3-92e00b709b4a&quot;,&quot;properties&quot;:{&quot;noteIndex&quot;:0},&quot;isEdited&quot;:false,&quot;manualOverride&quot;:{&quot;isManuallyOverridden&quot;:false,&quot;citeprocText&quot;:&quot;(Platzer et al., 2019)&quot;,&quot;manualOverrideText&quot;:&quot;&quot;},&quot;citationTag&quot;:&quot;MENDELEY_CITATION_v3_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&quot;,&quot;citationItems&quot;:[{&quot;id&quot;:&quot;51a9f83d-f753-3914-a5c8-5fbe6a57d017&quot;,&quot;itemData&quot;:{&quot;type&quot;:&quot;article-journal&quot;,&quot;id&quot;:&quot;51a9f83d-f753-3914-a5c8-5fbe6a57d017&quot;,&quot;title&quot;:&quot;Analysis of gene expression in rheumatoid arthritis and related conditions offers insights into sex-bias, gene biotypes and co-expression patterns&quot;,&quot;author&quot;:[{&quot;family&quot;:&quot;Platzer&quot;,&quot;given&quot;:&quot;Alexander&quot;,&quot;parse-names&quot;:false,&quot;dropping-particle&quot;:&quot;&quot;,&quot;non-dropping-particle&quot;:&quot;&quot;},{&quot;family&quot;:&quot;Nussbaumer&quot;,&quot;given&quot;:&quot;Thomas&quot;,&quot;parse-names&quot;:false,&quot;dropping-particle&quot;:&quot;&quot;,&quot;non-dropping-particle&quot;:&quot;&quot;},{&quot;family&quot;:&quot;Karonitsch&quot;,&quot;given&quot;:&quot;Thomas&quot;,&quot;parse-names&quot;:false,&quot;dropping-particle&quot;:&quot;&quot;,&quot;non-dropping-particle&quot;:&quot;&quot;},{&quot;family&quot;:&quot;Smolen&quot;,&quot;given&quot;:&quot;Josef S.&quot;,&quot;parse-names&quot;:false,&quot;dropping-particle&quot;:&quot;&quot;,&quot;non-dropping-particle&quot;:&quot;&quot;},{&quot;family&quot;:&quot;Aletaha&quot;,&quot;given&quot;:&quot;Daniel&quot;,&quot;parse-names&quot;:false,&quot;dropping-particle&quot;:&quot;&quot;,&quot;non-dropping-particle&quot;:&quot;&quot;}],&quot;container-title&quot;:&quot;PloS one&quot;,&quot;container-title-short&quot;:&quot;PLoS One&quot;,&quot;accessed&quot;:{&quot;date-parts&quot;:[[2026,6,30]]},&quot;DOI&quot;:&quot;10.1371/JOURNAL.PONE.0219698&quot;,&quot;ISSN&quot;:&quot;1932-6203&quot;,&quot;PMID&quot;:&quot;31344123&quot;,&quot;URL&quot;:&quot;https://pubmed.ncbi.nlm.nih.gov/31344123/&quot;,&quot;issued&quot;:{&quot;date-parts&quot;:[[2019,7,1]]},&quot;abstract&quot;:&quot;The era of next-generation sequencing has mounted the foundation of many gene expression studies. In rheumatoid arthritis research, this has led to the discovery of important candidate genes which offered novel insights into mechanisms and their possible roles in the cure of the disease. In the last years, data generation has outstripped data analysis and while many studies focused on specific aspects of the disease, a global picture of the disease is not yet accomplished. Here, we analyzed and compared a collection of gene expression information from healthy individuals and from patients suffering under different arthritis conditions from published studies containing the following clinical conditions: early and established rheumatoid arthritis, osteoarthritis and arthralgia. We show comprehensive overviews of this data collection and give new insights specifically on gene expression in the early stage, into sex-dependent gene expression, and we describe general differences in expression of different biotypes of genes. Many genes that are related to cytoskeleton changes (actin filament related genes) are differently expressed in early rheumatoid arthritis in comparison to healthy subjects; interestingly, eight of these genes reverse their expression ratio significantly between men and women compared early rheumatoid arthritis and healthy subjects. There are some slighter changes between men and woman between the conditions early and established rheumatoid arthritis. Another aspect are miRNAs and other gene biotypes which are not only promising candidates for diagnoses but also change their expression grossly in average at rheumatoid arthritis and arthralgia compared to the healthy condition. With a selection of intersecting genes, we were able to generate simple classification models to distinguish between healthy and rheumatoid arthritis as well as between early rheumatoid arthritis to other arthritides based on gene expression.&quot;,&quot;publisher&quot;:&quot;PLoS One&quot;,&quot;issue&quot;:&quot;7&quot;,&quot;volume&quot;:&quot;14&quot;},&quot;isTemporary&quot;:false}]},{&quot;citationID&quot;:&quot;MENDELEY_CITATION_aca82584-9a3b-49a5-8ed7-55a7871e5dbe&quot;,&quot;properties&quot;:{&quot;noteIndex&quot;:0},&quot;isEdited&quot;:false,&quot;manualOverride&quot;:{&quot;isManuallyOverridden&quot;:false,&quot;citeprocText&quot;:&quot;(Shi, 2022)&quot;,&quot;manualOverrideText&quot;:&quot;&quot;},&quot;citationTag&quot;:&quot;MENDELEY_CITATION_v3_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&quot;,&quot;citationItems&quot;:[{&quot;id&quot;:&quot;9797c0fd-4675-3c00-9661-864b8524cdb7&quot;,&quot;itemData&quot;:{&quot;type&quot;:&quot;article-journal&quot;,&quot;id&quot;:&quot;9797c0fd-4675-3c00-9661-864b8524cdb7&quot;,&quot;title&quot;:&quot;Rsubread package: high-performance read alignment, quantication and mutation discovery&quot;,&quot;author&quot;:[{&quot;family&quot;:&quot;Shi&quot;,&quot;given&quot;:&quot;Wei&quot;,&quot;parse-names&quot;:false,&quot;dropping-particle&quot;:&quot;&quot;,&quot;non-dropping-particle&quot;:&quot;&quot;}],&quot;accessed&quot;:{&quot;date-parts&quot;:[[2025,6,12]]},&quot;issued&quot;:{&quot;date-parts&quot;:[[2022]]},&quot;abstract&quot;:&quot;1 Introduction This vignette provides a brief description to the Rsubread package. For more details, please refer to the Users Guide which can brought up in your R session via the following commands: &gt; library(Rsubread) &gt; RsubreadUsersGuide() The Rsubread package provides facilities for processing short and long reads generated from the sequencing technologies. These facilities include quality assessment, read alignment, read summarization, exon-exon junction detection, absolute expression calling and SNP discovery. The Subread aligner (align function) is a highly ecient and accurate aligner for mapping genomic DNA and RNA sequencing reads. It adopts a novel mapping paradigm called seed-and-vote\&quot;. Under this paradigm, a number of 16mers (called seeds or sub-reads) are extracted from each read and they were mapped to the reference genome to vote for the mapping location of the read. Read mapping performed under this paradigm has been found to be more ecient and accurate than that carried out under the conventional seed-and-extend\&quot; paradigm (Liao et al. 2013). Another aligner included in Rsubread is the Subjunc aligner (subjunc function). It was also developed under the seed-and-vote\&quot; paradigm, but dierent from the Subread aligner it performs full alignment for exon spanning reads and reports exon-exon junctions in addition to the read mapping results. The Subread aligner is recommended for gene-level expression analysis. For other types of RNA-seq analyses such as alternative splicing analysis, the Subjunc aligner should be used. An important step in processing next-gen sequencing data is to assign mapped reads to genomic features such as genes, exons and genomic windows. This package includes a general-purpose read summarization function featureCounts that takes mapped reads 1&quot;,&quot;container-title-short&quot;:&quot;&quot;},&quot;isTemporary&quot;:false}]},{&quot;citationID&quot;:&quot;MENDELEY_CITATION_cd8d2bca-9d12-48cc-8af6-a0c82c4b6194&quot;,&quot;properties&quot;:{&quot;noteIndex&quot;:0},&quot;isEdited&quot;:false,&quot;manualOverride&quot;:{&quot;isManuallyOverridden&quot;:false,&quot;citeprocText&quot;:&quot;(&lt;i&gt;Package “DESeq2,”&lt;/i&gt; 2025)&quot;,&quot;manualOverrideText&quot;:&quot;&quot;},&quot;citationTag&quot;:&quot;MENDELEY_CITATION_v3_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&quot;,&quot;citationItems&quot;:[{&quot;id&quot;:&quot;51926c89-d9a6-35d7-a199-6330a8458ae8&quot;,&quot;itemData&quot;:{&quot;type&quot;:&quot;article-journal&quot;,&quot;id&quot;:&quot;51926c89-d9a6-35d7-a199-6330a8458ae8&quot;,&quot;title&quot;:&quot;Package 'DESeq2'&quot;,&quot;accessed&quot;:{&quot;date-parts&quot;:[[2025,12,26]]},&quot;DOI&quot;:&quot;10.1186/s13059-014-0550-8&quot;,&quot;URL&quot;:&quot;https://doi.org/10.1186/s13059-014-0550-8&quot;,&quot;issued&quot;:{&quot;date-parts&quot;:[[2025]]},&quot;abstract&quot;:&quot;Description Estimate variance-mean dependence in count data from high-throughput sequencing assays and test for differential expression based on a model using the negative binomial distribution.&quot;,&quot;container-title-short&quot;:&quot;&quot;},&quot;isTemporary&quot;:false}]},{&quot;citationID&quot;:&quot;MENDELEY_CITATION_32647a2d-64ff-449d-8ebf-1c818982fdb6&quot;,&quot;properties&quot;:{&quot;noteIndex&quot;:0},&quot;isEdited&quot;:false,&quot;manualOverride&quot;:{&quot;isManuallyOverridden&quot;:false,&quot;citeprocText&quot;:&quot;(&lt;i&gt;Bioconductor - EnhancedVolcano&lt;/i&gt;, n.d.; &lt;i&gt;Gene Ontology Enrichment Analysis&lt;/i&gt;, n.d.; &lt;i&gt;Title Client-Side REST Access to the Kyoto Encyclopedia of Genes and Genomes (KEGG)&lt;/i&gt;, 2025; Maintainer &amp;#38; Luo, 2025)&quot;,&quot;manualOverrideText&quot;:&quot;&quot;},&quot;citationTag&quot;:&quot;MENDELEY_CITATION_v3_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&quot;,&quot;citationItems&quot;:[{&quot;id&quot;:&quot;16f0cff3-fb41-3f28-aa98-1dd313f6d466&quot;,&quot;itemData&quot;:{&quot;type&quot;:&quot;article-journal&quot;,&quot;id&quot;:&quot;16f0cff3-fb41-3f28-aa98-1dd313f6d466&quot;,&quot;title&quot;:&quot;Package 'pathview' Title a tool set for pathway based data integration and visualization&quot;,&quot;author&quot;:[{&quot;family&quot;:&quot;Maintainer&quot;,&quot;given&quot;:&quot;Luo&quot;,&quot;parse-names&quot;:false,&quot;dropping-particle&quot;:&quot;&quot;,&quot;non-dropping-particle&quot;:&quot;&quot;},{&quot;family&quot;:&quot;Luo&quot;,&quot;given&quot;:&quot;Weijun&quot;,&quot;parse-names&quot;:false,&quot;dropping-particle&quot;:&quot;&quot;,&quot;non-dropping-particle&quot;:&quot;&quot;}],&quot;accessed&quot;:{&quot;date-parts&quot;:[[2025,12,26]]},&quot;DOI&quot;:&quot;10.1093/bioinformatics/btt285&quot;,&quot;issued&quot;:{&quot;date-parts&quot;:[[2025]]},&quot;abstract&quot;:&quot;Description Pathview is a tool set for pathway based data integration and visualization. It maps and renders a wide variety of biological data on relevant pathway graphs. All users need is to supply their data and specify the target pathway. Pathview automatically downloads the pathway graph data, parses the data file, maps user data to the pathway, and render pathway graph with the mapped data. In addition, Pathview also seamlessly integrates with pathway and gene set (enrichment) analysis tools for large-scale and fully automated analysis.&quot;,&quot;container-title-short&quot;:&quot;&quot;},&quot;isTemporary&quot;:false},{&quot;id&quot;:&quot;2a1d58f2-30a1-344a-b010-ff92517a8cb3&quot;,&quot;itemData&quot;:{&quot;type&quot;:&quot;article-journal&quot;,&quot;id&quot;:&quot;2a1d58f2-30a1-344a-b010-ff92517a8cb3&quot;,&quot;title&quot;:&quot;Title Client-side REST access to the Kyoto Encyclopedia of Genes and Genomes (KEGG)&quot;,&quot;accessed&quot;:{&quot;date-parts&quot;:[[2025,12,26]]},&quot;URL&quot;:&quot;https://www.kegg.jp/kegg/rest/&quot;,&quot;issued&quot;:{&quot;date-parts&quot;:[[2025]]},&quot;container-title-short&quot;:&quot;&quot;},&quot;isTemporary&quot;:false},{&quot;id&quot;:&quot;35e9b99c-6516-31ff-be0b-30cf9877f531&quot;,&quot;itemData&quot;:{&quot;type&quot;:&quot;webpage&quot;,&quot;id&quot;:&quot;35e9b99c-6516-31ff-be0b-30cf9877f531&quot;,&quot;title&quot;:&quot;Bioconductor - EnhancedVolcano&quot;,&quot;accessed&quot;:{&quot;date-parts&quot;:[[2025,12,26]]},&quot;URL&quot;:&quot;https://bioconductor.org/packages/release/bioc/html/EnhancedVolcano.html&quot;,&quot;container-title-short&quot;:&quot;&quot;},&quot;isTemporary&quot;:false},{&quot;id&quot;:&quot;78d4c1e8-a97c-37ce-8009-b7975e23fbf7&quot;,&quot;itemData&quot;:{&quot;type&quot;:&quot;webpage&quot;,&quot;id&quot;:&quot;78d4c1e8-a97c-37ce-8009-b7975e23fbf7&quot;,&quot;title&quot;:&quot;Gene Ontology Enrichment Analysis&quot;,&quot;accessed&quot;:{&quot;date-parts&quot;:[[2026,5,25]]},&quot;URL&quot;:&quot;https://www.bioconductor.org/packages//release/bioc/vignettes/TADCompare/inst/doc/Ontology_Analysis.html&quot;,&quot;container-title-short&quot;:&quot;&quot;},&quot;isTemporary&quot;:false}]},{&quot;citationID&quot;:&quot;MENDELEY_CITATION_0f27c641-0645-47a8-99a0-8b7af579edd0&quot;,&quot;properties&quot;:{&quot;noteIndex&quot;:0},&quot;isEdited&quot;:false,&quot;manualOverride&quot;:{&quot;isManuallyOverridden&quot;:false,&quot;citeprocText&quot;:&quot;(&lt;i&gt;Bioconductor - Goseq&lt;/i&gt;, n.d.; &lt;i&gt;Bioconductor - Org.Hs.Eg.Db&lt;/i&gt;, n.d.)&quot;,&quot;manualOverrideText&quot;:&quot;&quot;},&quot;citationTag&quot;:&quot;MENDELEY_CITATION_v3_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&quot;,&quot;citationItems&quot;:[{&quot;id&quot;:&quot;48af9192-27e2-36c3-bc3f-ecd59aa4e091&quot;,&quot;itemData&quot;:{&quot;type&quot;:&quot;webpage&quot;,&quot;id&quot;:&quot;48af9192-27e2-36c3-bc3f-ecd59aa4e091&quot;,&quot;title&quot;:&quot;Bioconductor - goseq&quot;,&quot;accessed&quot;:{&quot;date-parts&quot;:[[2026,5,25]]},&quot;URL&quot;:&quot;https://www.bioconductor.org/packages/release/bioc/html/goseq.html&quot;,&quot;container-title-short&quot;:&quot;&quot;},&quot;isTemporary&quot;:false},{&quot;id&quot;:&quot;47cf3197-a66f-367a-b76e-33f7af662634&quot;,&quot;itemData&quot;:{&quot;type&quot;:&quot;webpage&quot;,&quot;id&quot;:&quot;47cf3197-a66f-367a-b76e-33f7af662634&quot;,&quot;title&quot;:&quot;Bioconductor - org.Hs.eg.db&quot;,&quot;accessed&quot;:{&quot;date-parts&quot;:[[2026,5,25]]},&quot;URL&quot;:&quot;https://www.bioconductor.org/packages/release/data/annotation/html/org.Hs.eg.db.html&quot;,&quot;container-title-short&quot;:&quot;&quot;},&quot;isTemporary&quot;:false}]},{&quot;citationID&quot;:&quot;MENDELEY_CITATION_fe4e067b-5420-4910-9b92-3c42f46489d8&quot;,&quot;properties&quot;:{&quot;noteIndex&quot;:0},&quot;isEdited&quot;:false,&quot;manualOverride&quot;:{&quot;isManuallyOverridden&quot;:false,&quot;citeprocText&quot;:&quot;(Chauhan et al., 2023)&quot;,&quot;manualOverrideText&quot;:&quot;&quot;},&quot;citationTag&quot;:&quot;MENDELEY_CITATION_v3_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&quot;,&quot;citationItems&quot;:[{&quot;id&quot;:&quot;a9739f0a-22e7-355b-8e6b-bddd9cb0e4c3&quot;,&quot;itemData&quot;:{&quot;type&quot;:&quot;article-journal&quot;,&quot;id&quot;:&quot;a9739f0a-22e7-355b-8e6b-bddd9cb0e4c3&quot;,&quot;title&quot;:&quot;Rheumatoid Arthritis&quot;,&quot;author&quot;:[{&quot;family&quot;:&quot;Chauhan&quot;,&quot;given&quot;:&quot;Krati&quot;,&quot;parse-names&quot;:false,&quot;dropping-particle&quot;:&quot;&quot;,&quot;non-dropping-particle&quot;:&quot;&quot;},{&quot;family&quot;:&quot;Jandu&quot;,&quot;given&quot;:&quot;Jagmohan S.&quot;,&quot;parse-names&quot;:false,&quot;dropping-particle&quot;:&quot;&quot;,&quot;non-dropping-particle&quot;:&quot;&quot;},{&quot;family&quot;:&quot;Brent&quot;,&quot;given&quot;:&quot;Lawrence H.&quot;,&quot;parse-names&quot;:false,&quot;dropping-particle&quot;:&quot;&quot;,&quot;non-dropping-particle&quot;:&quot;&quot;},{&quot;family&quot;:&quot;Al-Dhahir&quot;,&quot;given&quot;:&quot;Mohammed A.&quot;,&quot;parse-names&quot;:false,&quot;dropping-particle&quot;:&quot;&quot;,&quot;non-dropping-particle&quot;:&quot;&quot;}],&quot;container-title&quot;:&quot;Rosen and Barkin's 5-Minute Emergency Medicine Consult: Fifth Edition&quot;,&quot;accessed&quot;:{&quot;date-parts&quot;:[[2026,4,14]]},&quot;DOI&quot;:&quot;10.1017/chol9780521332866.074&quot;,&quot;ISBN&quot;:&quot;9781469889351&quot;,&quot;PMID&quot;:&quot;28723028&quot;,&quot;URL&quot;:&quot;https://www.ncbi.nlm.nih.gov/books/NBK441999/&quot;,&quot;issued&quot;:{&quot;date-parts&quot;:[[2023,5,25]]},&quot;publisher&quot;:&quot;StatPearls Publishing&quot;,&quot;container-title-short&quot;:&quot;&quot;},&quot;isTemporary&quot;:false}]},{&quot;citationID&quot;:&quot;MENDELEY_CITATION_c0074cc1-ac77-4858-9cce-e9b9a3abe695&quot;,&quot;properties&quot;:{&quot;noteIndex&quot;:0},&quot;isEdited&quot;:false,&quot;manualOverride&quot;:{&quot;isManuallyOverridden&quot;:false,&quot;citeprocText&quot;:&quot;(Alturaiki et al., 2022)&quot;,&quot;manualOverrideText&quot;:&quot;&quot;},&quot;citationTag&quot;:&quot;MENDELEY_CITATION_v3_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&quot;,&quot;citationItems&quot;:[{&quot;id&quot;:&quot;0bdbb6cd-3be9-3899-b21d-a270834c78ec&quot;,&quot;itemData&quot;:{&quot;type&quot;:&quot;article-journal&quot;,&quot;id&quot;:&quot;0bdbb6cd-3be9-3899-b21d-a270834c78ec&quot;,&quot;title&quot;:&quot;Assessment of IL-1β, IL-6, TNF-α, IL-8, and CCL 5 levels in newly diagnosed Saudi patients with rheumatoid arthritis&quot;,&quot;author&quot;:[{&quot;family&quot;:&quot;Alturaiki&quot;,&quot;given&quot;:&quot;Wael&quot;,&quot;parse-names&quot;:false,&quot;dropping-particle&quot;:&quot;&quot;,&quot;non-dropping-particle&quot;:&quot;&quot;},{&quot;family&quot;:&quot;Alhamad&quot;,&quot;given&quot;:&quot;Abdulaziz&quot;,&quot;parse-names&quot;:false,&quot;dropping-particle&quot;:&quot;&quot;,&quot;non-dropping-particle&quot;:&quot;&quot;},{&quot;family&quot;:&quot;Alturaiqy&quot;,&quot;given&quot;:&quot;Muath&quot;,&quot;parse-names&quot;:false,&quot;dropping-particle&quot;:&quot;&quot;,&quot;non-dropping-particle&quot;:&quot;&quot;},{&quot;family&quot;:&quot;Mir&quot;,&quot;given&quot;:&quot;Shabir Ahmad&quot;,&quot;parse-names&quot;:false,&quot;dropping-particle&quot;:&quot;&quot;,&quot;non-dropping-particle&quot;:&quot;&quot;},{&quot;family&quot;:&quot;Iqbal&quot;,&quot;given&quot;:&quot;Danish&quot;,&quot;parse-names&quot;:false,&quot;dropping-particle&quot;:&quot;&quot;,&quot;non-dropping-particle&quot;:&quot;&quot;},{&quot;family&quot;:&quot;Dukhyil&quot;,&quot;given&quot;:&quot;Abdul Aziz&quot;,&quot;parse-names&quot;:false,&quot;dropping-particle&quot;:&quot;&quot;,&quot;non-dropping-particle&quot;:&quot;Bin&quot;},{&quot;family&quot;:&quot;Alaidarous&quot;,&quot;given&quot;:&quot;Mohammed&quot;,&quot;parse-names&quot;:false,&quot;dropping-particle&quot;:&quot;&quot;,&quot;non-dropping-particle&quot;:&quot;&quot;},{&quot;family&quot;:&quot;Alshehri&quot;,&quot;given&quot;:&quot;Bader&quot;,&quot;parse-names&quot;:false,&quot;dropping-particle&quot;:&quot;&quot;,&quot;non-dropping-particle&quot;:&quot;&quot;},{&quot;family&quot;:&quot;Alsagaby&quot;,&quot;given&quot;:&quot;Suliman A.&quot;,&quot;parse-names&quot;:false,&quot;dropping-particle&quot;:&quot;&quot;,&quot;non-dropping-particle&quot;:&quot;&quot;},{&quot;family&quot;:&quot;Almalki&quot;,&quot;given&quot;:&quot;Sami G.&quot;,&quot;parse-names&quot;:false,&quot;dropping-particle&quot;:&quot;&quot;,&quot;non-dropping-particle&quot;:&quot;&quot;},{&quot;family&quot;:&quot;Alghofaili&quot;,&quot;given&quot;:&quot;Fayez&quot;,&quot;parse-names&quot;:false,&quot;dropping-particle&quot;:&quot;&quot;,&quot;non-dropping-particle&quot;:&quot;&quot;},{&quot;family&quot;:&quot;Choudhary&quot;,&quot;given&quot;:&quot;Ranjay K.&quot;,&quot;parse-names&quot;:false,&quot;dropping-particle&quot;:&quot;&quot;,&quot;non-dropping-particle&quot;:&quot;&quot;},{&quot;family&quot;:&quot;Almutairi&quot;,&quot;given&quot;:&quot;Saeedah&quot;,&quot;parse-names&quot;:false,&quot;dropping-particle&quot;:&quot;&quot;,&quot;non-dropping-particle&quot;:&quot;&quot;},{&quot;family&quot;:&quot;Banawas&quot;,&quot;given&quot;:&quot;Saeed&quot;,&quot;parse-names&quot;:false,&quot;dropping-particle&quot;:&quot;&quot;,&quot;non-dropping-particle&quot;:&quot;&quot;},{&quot;family&quot;:&quot;Alosaimi&quot;,&quot;given&quot;:&quot;Bandar&quot;,&quot;parse-names&quot;:false,&quot;dropping-particle&quot;:&quot;&quot;,&quot;non-dropping-particle&quot;:&quot;&quot;},{&quot;family&quot;:&quot;Mubarak&quot;,&quot;given&quot;:&quot;Ayman&quot;,&quot;parse-names&quot;:false,&quot;dropping-particle&quot;:&quot;&quot;,&quot;non-dropping-particle&quot;:&quot;&quot;}],&quot;container-title&quot;:&quot;International journal of rheumatic diseases&quot;,&quot;container-title-short&quot;:&quot;Int. J. Rheum. Dis.&quot;,&quot;accessed&quot;:{&quot;date-parts&quot;:[[2026,5,27]]},&quot;DOI&quot;:&quot;10.1111/1756-185X.14373&quot;,&quot;ISSN&quot;:&quot;1756-185X&quot;,&quot;PMID&quot;:&quot;35748059&quot;,&quot;URL&quot;:&quot;https://pubmed.ncbi.nlm.nih.gov/35748059/&quot;,&quot;issued&quot;:{&quot;date-parts&quot;:[[2022,9,1]]},&quot;page&quot;:&quot;1013-1019&quot;,&quot;abstract&quot;:&quot;Background: Rheumatoid arthritis (RA) is a chronic systemic inflammatory disorder which mainly affects small joints, occurs most commonly in middle-aged adults, and can be fatal in severe cases. The exact etiology of RA remains unknown. However, uncontrolled expression of pro-inflammatory cytokines and chemokines can contribute to the pathogenesis of RA. Aim: In the current study, we assessed the potential of serum concentrations of interleukin (IL)-1β, IL-6, tumor necrosis factor (TNF)-α, IL-8, and C-C motif chemokine ligand (CCL)5 as early predictive markers for RA. Methods: In addition to clinical examination, blood samples were collected from 100 Saudi patients recently diagnosed with early RA for basic and serological tests, including rheumatoid factor (RF), C-reactive protein (CRP), and erythrocyte sedimentation rate (ESR). Sera of 32 healthy individuals were used as controls. Specific enzyme-linked immunosorbent assay was used to quantify the serum IL-1β, IL-6, TNF-α, IL-8, and CCL5 levels in the samples. Results: Our results indicated that RF, CRP, and ESR levels were higher in RA patients compared to controls. Furthermore, serum levels of IL-1β, IL-6, IL-8, and CCL5, but not TNF-α, significantly increased in RA patients compared to controls. Conclusion: Overall, the findings suggested that IL-1β, IL-6, IL-8, and CCL5 can be used as biomarkers in the early diagnosis of RA.&quot;,&quot;publisher&quot;:&quot;Int J Rheum Dis&quot;,&quot;issue&quot;:&quot;9&quot;,&quot;volume&quot;:&quot;25&quot;},&quot;isTemporary&quot;:false}]},{&quot;citationID&quot;:&quot;MENDELEY_CITATION_b7398606-f140-4d84-a9db-607618862ba2&quot;,&quot;properties&quot;:{&quot;noteIndex&quot;:0},&quot;isEdited&quot;:false,&quot;manualOverride&quot;:{&quot;isManuallyOverridden&quot;:false,&quot;citeprocText&quot;:&quot;(Green et al., 2003)&quot;,&quot;manualOverrideText&quot;:&quot;&quot;},&quot;citationTag&quot;:&quot;MENDELEY_CITATION_v3_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&quot;,&quot;citationItems&quot;:[{&quot;id&quot;:&quot;f55a3c1f-bba3-3717-90b5-55258271088c&quot;,&quot;itemData&quot;:{&quot;type&quot;:&quot;article-journal&quot;,&quot;id&quot;:&quot;f55a3c1f-bba3-3717-90b5-55258271088c&quot;,&quot;title&quot;:&quot;Serum MMP-3 and MMP-1 and progression of joint damage in early rheumatoid arthritis&quot;,&quot;author&quot;:[{&quot;family&quot;:&quot;Green&quot;,&quot;given&quot;:&quot;M. J.&quot;,&quot;parse-names&quot;:false,&quot;dropping-particle&quot;:&quot;&quot;,&quot;non-dropping-particle&quot;:&quot;&quot;},{&quot;family&quot;:&quot;Gough&quot;,&quot;given&quot;:&quot;A. K.S.&quot;,&quot;parse-names&quot;:false,&quot;dropping-particle&quot;:&quot;&quot;,&quot;non-dropping-particle&quot;:&quot;&quot;},{&quot;family&quot;:&quot;Devlin&quot;,&quot;given&quot;:&quot;J.&quot;,&quot;parse-names&quot;:false,&quot;dropping-particle&quot;:&quot;&quot;,&quot;non-dropping-particle&quot;:&quot;&quot;},{&quot;family&quot;:&quot;Smith&quot;,&quot;given&quot;:&quot;J.&quot;,&quot;parse-names&quot;:false,&quot;dropping-particle&quot;:&quot;&quot;,&quot;non-dropping-particle&quot;:&quot;&quot;},{&quot;family&quot;:&quot;Astin&quot;,&quot;given&quot;:&quot;P.&quot;,&quot;parse-names&quot;:false,&quot;dropping-particle&quot;:&quot;&quot;,&quot;non-dropping-particle&quot;:&quot;&quot;},{&quot;family&quot;:&quot;Taylor&quot;,&quot;given&quot;:&quot;D.&quot;,&quot;parse-names&quot;:false,&quot;dropping-particle&quot;:&quot;&quot;,&quot;non-dropping-particle&quot;:&quot;&quot;},{&quot;family&quot;:&quot;Emery&quot;,&quot;given&quot;:&quot;P.&quot;,&quot;parse-names&quot;:false,&quot;dropping-particle&quot;:&quot;&quot;,&quot;non-dropping-particle&quot;:&quot;&quot;}],&quot;container-title&quot;:&quot;Rheumatology (Oxford, England)&quot;,&quot;container-title-short&quot;:&quot;Rheumatology (Oxford)&quot;,&quot;accessed&quot;:{&quot;date-parts&quot;:[[2026,5,27]]},&quot;DOI&quot;:&quot;10.1093/RHEUMATOLOGY/KEG037&quot;,&quot;ISSN&quot;:&quot;1462-0324&quot;,&quot;PMID&quot;:&quot;12509618&quot;,&quot;URL&quot;:&quot;https://pubmed.ncbi.nlm.nih.gov/12509618/&quot;,&quot;issued&quot;:{&quot;date-parts&quot;:[[2003,1,1]]},&quot;page&quot;:&quot;83-88&quot;,&quot;abstract&quot;:&quot;Objective. Expression and activation of matrix metalloproteinases such as MMP-3 (stromelysin-1) and MMP-1 (collagenase-1) are increased in patients with rheumatoid arthritis (RA). Previous negative reports of their value as predictors of joint damage may be due to the lack of a large longitudinal study of early RA patients. This study evaluated their use in assessing early untreated patients with RA and predicting subsequent joint damage. Methods. Ninety-eight patients with early untreated RA of less than 12 months duration and 20 normal controls had baseline serum samples tested with a double-antibody enzyme-linked immunosorbent assay for each of MMP-1 and MMP-3. The subsequent changes in Larsen score (ΔLarsen) and Health Assessment Questionnaire (ΔHAQ) over the first 12 months were recorded. Results. Baseline serum levels of MMP-3 and MMP-1 correlated significantly with baseline C-reactive protein (CRP) (r=0.42 and 0.49, P &lt; 0.001), ΔHAQ (r=0.32 and 0.30, P &lt; 0.01) and ΔLarsen (r=0.23 and 0.32, P &lt; 0.05) respectively. Analysis of the group of patients with a normal CRP at presentation (n=21) showed correlation of the baseline MMP-3 and MMP-1 with the presence of erosive disease during the first 12 months (r=0.52 and 0.65 respectively, P &lt; 0.05). Logistic regression analysis, in the patients who were non-erosive at presentation, showed that the strongest correlation with progression in Larsen score was the baseline MMP-3 level (r=0.30, P=0.01). Conclusions. Baseline serum MMP-1 and MMP-3 levels correlate with disease activity and predict functional and radiographic outcome in early untreated RA. They may have a particular value in predicting the progression of erosive disease in patients who are not erosive at presentation.&quot;,&quot;publisher&quot;:&quot;Rheumatology (Oxford)&quot;,&quot;issue&quot;:&quot;1&quot;,&quot;volume&quot;:&quot;42&quot;},&quot;isTemporary&quot;:false}]}]"/>
+    <we:property name="MENDELEY_BIBLIOGRAPHY_LAST_MODIFIED" value="1782898085347"/>
+    <we:property name="MENDELEY_CITATIONS" value="[{&quot;citationID&quot;:&quot;MENDELEY_CITATION_f95dd447-b1e1-4219-8ce5-6759a421a22c&quot;,&quot;properties&quot;:{&quot;noteIndex&quot;:0},&quot;isEdited&quot;:false,&quot;manualOverride&quot;:{&quot;isManuallyOverridden&quot;:false,&quot;citeprocText&quot;:&quot;(Wickham et al., 2014)&quot;,&quot;manualOverrideText&quot;:&quot;&quot;},&quot;citationTag&quot;:&quot;MENDELEY_CITATION_v3_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&quot;,&quot;citationItems&quot;:[{&quot;id&quot;:&quot;16273b30-fd2d-36ef-8512-e5e4c1a6986c&quot;,&quot;itemData&quot;:{&quot;type&quot;:&quot;article-journal&quot;,&quot;id&quot;:&quot;16273b30-fd2d-36ef-8512-e5e4c1a6986c&quot;,&quot;title&quot;:&quot;dplyr: A Grammar of Data Manipulation&quot;,&quot;author&quot;:[{&quot;family&quot;:&quot;Wickham&quot;,&quot;given&quot;:&quot;Hadley&quot;,&quot;parse-names&quot;:false,&quot;dropping-particle&quot;:&quot;&quot;,&quot;non-dropping-particle&quot;:&quot;&quot;},{&quot;family&quot;:&quot;François&quot;,&quot;given&quot;:&quot;Romain&quot;,&quot;parse-names&quot;:false,&quot;dropping-particle&quot;:&quot;&quot;,&quot;non-dropping-particle&quot;:&quot;&quot;},{&quot;family&quot;:&quot;Henry&quot;,&quot;given&quot;:&quot;Lionel&quot;,&quot;parse-names&quot;:false,&quot;dropping-particle&quot;:&quot;&quot;,&quot;non-dropping-particle&quot;:&quot;&quot;},{&quot;family&quot;:&quot;Müller&quot;,&quot;given&quot;:&quot;Kirill&quot;,&quot;parse-names&quot;:false,&quot;dropping-particle&quot;:&quot;&quot;,&quot;non-dropping-particle&quot;:&quot;&quot;},{&quot;family&quot;:&quot;Vaughan&quot;,&quot;given&quot;:&quot;Davis&quot;,&quot;parse-names&quot;:false,&quot;dropping-particle&quot;:&quot;&quot;,&quot;non-dropping-particle&quot;:&quot;&quot;}],&quot;container-title&quot;:&quot;CRAN: Contributed Packages&quot;,&quot;accessed&quot;:{&quot;date-parts&quot;:[[2025,6,1]]},&quot;DOI&quot;:&quot;10.32614/CRAN.PACKAGE.DPLYR&quot;,&quot;URL&quot;:&quot;https://CRAN.R-project.org/package=dplyr&quot;,&quot;issued&quot;:{&quot;date-parts&quot;:[[2014,1,16]]},&quot;container-title-short&quot;:&quot;&quot;},&quot;isTemporary&quot;:false}]},{&quot;citationID&quot;:&quot;MENDELEY_CITATION_f19ee2d3-df06-4ade-a035-f977e099bd70&quot;,&quot;properties&quot;:{&quot;noteIndex&quot;:0},&quot;isEdited&quot;:false,&quot;manualOverride&quot;:{&quot;isManuallyOverridden&quot;:false,&quot;citeprocText&quot;:&quot;(Shi, 2022)&quot;,&quot;manualOverrideText&quot;:&quot;&quot;},&quot;citationTag&quot;:&quot;MENDELEY_CITATION_v3_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&quot;,&quot;citationItems&quot;:[{&quot;id&quot;:&quot;9797c0fd-4675-3c00-9661-864b8524cdb7&quot;,&quot;itemData&quot;:{&quot;type&quot;:&quot;article-journal&quot;,&quot;id&quot;:&quot;9797c0fd-4675-3c00-9661-864b8524cdb7&quot;,&quot;title&quot;:&quot;Rsubread package: high-performance read alignment, quantication and mutation discovery&quot;,&quot;author&quot;:[{&quot;family&quot;:&quot;Shi&quot;,&quot;given&quot;:&quot;Wei&quot;,&quot;parse-names&quot;:false,&quot;dropping-particle&quot;:&quot;&quot;,&quot;non-dropping-particle&quot;:&quot;&quot;}],&quot;accessed&quot;:{&quot;date-parts&quot;:[[2025,6,12]]},&quot;issued&quot;:{&quot;date-parts&quot;:[[2022]]},&quot;abstract&quot;:&quot;1 Introduction This vignette provides a brief description to the Rsubread package. For more details, please refer to the Users Guide which can brought up in your R session via the following commands: &gt; library(Rsubread) &gt; RsubreadUsersGuide() The Rsubread package provides facilities for processing short and long reads generated from the sequencing technologies. These facilities include quality assessment, read alignment, read summarization, exon-exon junction detection, absolute expression calling and SNP discovery. The Subread aligner (align function) is a highly ecient and accurate aligner for mapping genomic DNA and RNA sequencing reads. It adopts a novel mapping paradigm called seed-and-vote\&quot;. Under this paradigm, a number of 16mers (called seeds or sub-reads) are extracted from each read and they were mapped to the reference genome to vote for the mapping location of the read. Read mapping performed under this paradigm has been found to be more ecient and accurate than that carried out under the conventional seed-and-extend\&quot; paradigm (Liao et al. 2013). Another aligner included in Rsubread is the Subjunc aligner (subjunc function). It was also developed under the seed-and-vote\&quot; paradigm, but dierent from the Subread aligner it performs full alignment for exon spanning reads and reports exon-exon junctions in addition to the read mapping results. The Subread aligner is recommended for gene-level expression analysis. For other types of RNA-seq analyses such as alternative splicing analysis, the Subjunc aligner should be used. An important step in processing next-gen sequencing data is to assign mapped reads to genomic features such as genes, exons and genomic windows. This package includes a general-purpose read summarization function featureCounts that takes mapped reads 1&quot;,&quot;container-title-short&quot;:&quot;&quot;},&quot;isTemporary&quot;:false}]},{&quot;citationID&quot;:&quot;MENDELEY_CITATION_504379b4-38ad-47c6-a3fb-13f5a0c3868a&quot;,&quot;properties&quot;:{&quot;noteIndex&quot;:0},&quot;isEdited&quot;:false,&quot;manualOverride&quot;:{&quot;isManuallyOverridden&quot;:false,&quot;citeprocText&quot;:&quot;(Morgan &amp;#38; Ramos, 2025)&quot;,&quot;manualOverrideText&quot;:&quot;&quot;},&quot;citationTag&quot;:&quot;MENDELEY_CITATION_v3_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&quot;,&quot;citationItems&quot;:[{&quot;id&quot;:&quot;99d0f031-11d5-3fec-b98b-d100c257bc3b&quot;,&quot;itemData&quot;:{&quot;type&quot;:&quot;article-journal&quot;,&quot;id&quot;:&quot;99d0f031-11d5-3fec-b98b-d100c257bc3b&quot;,&quot;title&quot;:&quot;Access the Bioconductor Project Package Repository [R package BiocManager version 1.30.27]&quot;,&quot;author&quot;:[{&quot;family&quot;:&quot;Morgan&quot;,&quot;given&quot;:&quot;Martin&quot;,&quot;parse-names&quot;:false,&quot;dropping-particle&quot;:&quot;&quot;,&quot;non-dropping-particle&quot;:&quot;&quot;},{&quot;family&quot;:&quot;Ramos&quot;,&quot;given&quot;:&quot;Marcel&quot;,&quot;parse-names&quot;:false,&quot;dropping-particle&quot;:&quot;&quot;,&quot;non-dropping-particle&quot;:&quot;&quot;}],&quot;container-title&quot;:&quot;CRAN: Contributed Packages&quot;,&quot;accessed&quot;:{&quot;date-parts&quot;:[[2025,12,26]]},&quot;DOI&quot;:&quot;10.32614/CRAN.PACKAGE.BIOCMANAGER&quot;,&quot;URL&quot;:&quot;https://CRAN.R-project.org/package=BiocManager&quot;,&quot;issued&quot;:{&quot;date-parts&quot;:[[2025,11,14]]},&quot;publisher&quot;:&quot;Comprehensive R Archive Network (CRAN)&quot;,&quot;container-title-short&quot;:&quot;&quot;},&quot;isTemporary&quot;:false}]},{&quot;citationID&quot;:&quot;MENDELEY_CITATION_ee5524f8-8fd9-4b49-8cf8-33aa6a80056d&quot;,&quot;properties&quot;:{&quot;noteIndex&quot;:0},&quot;isEdited&quot;:false,&quot;manualOverride&quot;:{&quot;isManuallyOverridden&quot;:false,&quot;citeprocText&quot;:&quot;(&lt;i&gt;Package “Rsamtools,”&lt;/i&gt; 2025)&quot;,&quot;manualOverrideText&quot;:&quot;&quot;},&quot;citationTag&quot;:&quot;MENDELEY_CITATION_v3_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&quot;,&quot;citationItems&quot;:[{&quot;id&quot;:&quot;1d1d5025-64ac-3d52-a447-57225e3fdb9c&quot;,&quot;itemData&quot;:{&quot;type&quot;:&quot;article-journal&quot;,&quot;id&quot;:&quot;1d1d5025-64ac-3d52-a447-57225e3fdb9c&quot;,&quot;title&quot;:&quot;Package 'Rsamtools'&quot;,&quot;accessed&quot;:{&quot;date-parts&quot;:[[2025,12,26]]},&quot;URL&quot;:&quot;https://github.com/samtools/samtools.&quot;,&quot;issued&quot;:{&quot;date-parts&quot;:[[2025]]},&quot;container-title-short&quot;:&quot;&quot;},&quot;isTemporary&quot;:false}]},{&quot;citationID&quot;:&quot;MENDELEY_CITATION_1268018a-f0ce-480c-82c7-74f41b5ecd2d&quot;,&quot;properties&quot;:{&quot;noteIndex&quot;:0},&quot;isEdited&quot;:false,&quot;manualOverride&quot;:{&quot;isManuallyOverridden&quot;:false,&quot;citeprocText&quot;:&quot;(Chauhan et al., 2023)&quot;,&quot;manualOverrideText&quot;:&quot;&quot;},&quot;citationTag&quot;:&quot;MENDELEY_CITATION_v3_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&quot;,&quot;citationItems&quot;:[{&quot;id&quot;:&quot;a9739f0a-22e7-355b-8e6b-bddd9cb0e4c3&quot;,&quot;itemData&quot;:{&quot;type&quot;:&quot;article-journal&quot;,&quot;id&quot;:&quot;a9739f0a-22e7-355b-8e6b-bddd9cb0e4c3&quot;,&quot;title&quot;:&quot;Rheumatoid Arthritis&quot;,&quot;author&quot;:[{&quot;family&quot;:&quot;Chauhan&quot;,&quot;given&quot;:&quot;Krati&quot;,&quot;parse-names&quot;:false,&quot;dropping-particle&quot;:&quot;&quot;,&quot;non-dropping-particle&quot;:&quot;&quot;},{&quot;family&quot;:&quot;Jandu&quot;,&quot;given&quot;:&quot;Jagmohan S.&quot;,&quot;parse-names&quot;:false,&quot;dropping-particle&quot;:&quot;&quot;,&quot;non-dropping-particle&quot;:&quot;&quot;},{&quot;family&quot;:&quot;Brent&quot;,&quot;given&quot;:&quot;Lawrence H.&quot;,&quot;parse-names&quot;:false,&quot;dropping-particle&quot;:&quot;&quot;,&quot;non-dropping-particle&quot;:&quot;&quot;},{&quot;family&quot;:&quot;Al-Dhahir&quot;,&quot;given&quot;:&quot;Mohammed A.&quot;,&quot;parse-names&quot;:false,&quot;dropping-particle&quot;:&quot;&quot;,&quot;non-dropping-particle&quot;:&quot;&quot;}],&quot;container-title&quot;:&quot;Rosen and Barkin's 5-Minute Emergency Medicine Consult: Fifth Edition&quot;,&quot;accessed&quot;:{&quot;date-parts&quot;:[[2026,4,14]]},&quot;DOI&quot;:&quot;10.1017/chol9780521332866.074&quot;,&quot;ISBN&quot;:&quot;9781469889351&quot;,&quot;PMID&quot;:&quot;28723028&quot;,&quot;URL&quot;:&quot;https://www.ncbi.nlm.nih.gov/books/NBK441999/&quot;,&quot;issued&quot;:{&quot;date-parts&quot;:[[2023,5,25]]},&quot;publisher&quot;:&quot;StatPearls Publishing&quot;,&quot;container-title-short&quot;:&quot;&quot;},&quot;isTemporary&quot;:false}]},{&quot;citationID&quot;:&quot;MENDELEY_CITATION_8e9e8656-4815-4eed-8458-02696affe621&quot;,&quot;properties&quot;:{&quot;noteIndex&quot;:0},&quot;isEdited&quot;:false,&quot;manualOverride&quot;:{&quot;isManuallyOverridden&quot;:false,&quot;citeprocText&quot;:&quot;(Deseatnicova et al., 2026)&quot;,&quot;manualOverrideText&quot;:&quot;&quot;},&quot;citationTag&quot;:&quot;MENDELEY_CITATION_v3_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&quot;,&quot;citationItems&quot;:[{&quot;id&quot;:&quot;fd72b558-8eb9-325d-8987-9b2be159b05d&quot;,&quot;itemData&quot;:{&quot;type&quot;:&quot;article-journal&quot;,&quot;id&quot;:&quot;fd72b558-8eb9-325d-8987-9b2be159b05d&quot;,&quot;title&quot;:&quot;Rheumatoid arthritis worldwide: inequalities in epidemiology and care&quot;,&quot;author&quot;:[{&quot;family&quot;:&quot;Deseatnicova&quot;,&quot;given&quot;:&quot;Elena&quot;,&quot;parse-names&quot;:false,&quot;dropping-particle&quot;:&quot;&quot;,&quot;non-dropping-particle&quot;:&quot;&quot;},{&quot;family&quot;:&quot;Frunze&quot;,&quot;given&quot;:&quot;Valeria&quot;,&quot;parse-names&quot;:false,&quot;dropping-particle&quot;:&quot;&quot;,&quot;non-dropping-particle&quot;:&quot;&quot;},{&quot;family&quot;:&quot;Usatii&quot;,&quot;given&quot;:&quot;Rodica&quot;,&quot;parse-names&quot;:false,&quot;dropping-particle&quot;:&quot;&quot;,&quot;non-dropping-particle&quot;:&quot;&quot;},{&quot;family&quot;:&quot;Groppa&quot;,&quot;given&quot;:&quot;Liliana&quot;,&quot;parse-names&quot;:false,&quot;dropping-particle&quot;:&quot;&quot;,&quot;non-dropping-particle&quot;:&quot;&quot;}],&quot;container-title&quot;:&quot;Moldovan Journal of Health Sciences&quot;,&quot;accessed&quot;:{&quot;date-parts&quot;:[[2026,5,18]]},&quot;DOI&quot;:&quot;10.52645/MJHS.2026.1.17&quot;,&quot;ISSN&quot;:&quot;23451467&quot;,&quot;URL&quot;:&quot;https://mjhs.md/index.php/article/rheumatoid-arthritis-worldwide-inequalities-epidemiology-and-care&quot;,&quot;issued&quot;:{&quot;date-parts&quot;:[[2026,3]]},&quot;page&quot;:&quot;120-127&quot;,&quot;abstract&quot;:&quot;&lt;p&gt;Introduction. Rheumatoid arthritis (RA) is a chronic autoimmune disease affecting approximately 0.5% of the global population. It represents a major cause of disability, reduced quality of life, and healthcare burden. The prevalence of RA is rising, especially in older populations and in low-income regions. Materials and methods. A systematic literature search was performed in PubMed, ScienceDirect and Google Scholar for articles published between 2000 and 2025. Search terms included \&quot;rheumatoid arthritis\&quot;, \&quot;epidemiology\&quot;, \&quot;risk factors\&quot;, \&quot;economic burden\&quot;, and \&quot;healthcare disparities\&quot;. Results. RA prevalence ranges from 0.3% to 1.0%, with the highest values in Northern Europe (0.8 - 1.0%) and North America (0.7 - 0.9%), and the lowest in Africa (0.1 - 0.3%) and rural Asia (0.2 - 0.4%). Work incapacity has declined in several high-income countries, attributed to earlier diagnosis and the widespread use of disease-modifying antirheumatic drugs. Socio-economic status is a key factor for RA outcomes, with patients in the lowest income groups showing up to 50% higher disability rates. Other risk factors include female sex, HLA-DRB1 alleles, smoking, and environmental exposures. The economic burden is considerable, with direct and indirect costs disproportionately affecting low- and middle-income countries, where RA frequently results in early work disability. Conclusions. RA causes disability and reduces quality of life. Its prevalence is rising worldwide, with higher detection and better outcomes in high-income countries, while low-income countries face underdiagnosis and limited access to modern therapies. Reducing these disparities requires stronger healthcare systems, early diagnosis, and affordable and accessible treatments.&lt;/p&gt;&quot;,&quot;issue&quot;:&quot;1&quot;,&quot;volume&quot;:&quot;13&quot;,&quot;container-title-short&quot;:&quot;&quot;},&quot;isTemporary&quot;:false}]},{&quot;citationID&quot;:&quot;MENDELEY_CITATION_19fcbceb-0d0d-4053-9ef7-a2e6c1461503&quot;,&quot;properties&quot;:{&quot;noteIndex&quot;:0},&quot;isEdited&quot;:false,&quot;manualOverride&quot;:{&quot;isManuallyOverridden&quot;:false,&quot;citeprocText&quot;:&quot;(Zhang et al., 2025)&quot;,&quot;manualOverrideText&quot;:&quot;&quot;},&quot;citationTag&quot;:&quot;MENDELEY_CITATION_v3_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&quot;,&quot;citationItems&quot;:[{&quot;id&quot;:&quot;185a348c-67c0-3e98-aa49-af08c1bc9995&quot;,&quot;itemData&quot;:{&quot;type&quot;:&quot;article-journal&quot;,&quot;id&quot;:&quot;185a348c-67c0-3e98-aa49-af08c1bc9995&quot;,&quot;title&quot;:&quot;Global, regional, and national epidemiology of rheumatoid arthritis among people aged 20–54 years from 1990 to 2021&quot;,&quot;author&quot;:[{&quot;family&quot;:&quot;Zhang&quot;,&quot;given&quot;:&quot;Ziyi&quot;,&quot;parse-names&quot;:false,&quot;dropping-particle&quot;:&quot;&quot;,&quot;non-dropping-particle&quot;:&quot;&quot;},{&quot;family&quot;:&quot;Gao&quot;,&quot;given&quot;:&quot;Xiaopeng&quot;,&quot;parse-names&quot;:false,&quot;dropping-particle&quot;:&quot;&quot;,&quot;non-dropping-particle&quot;:&quot;&quot;},{&quot;family&quot;:&quot;Liu&quot;,&quot;given&quot;:&quot;Shiwei&quot;,&quot;parse-names&quot;:false,&quot;dropping-particle&quot;:&quot;&quot;,&quot;non-dropping-particle&quot;:&quot;&quot;},{&quot;family&quot;:&quot;Wang&quot;,&quot;given&quot;:&quot;Qingshuai&quot;,&quot;parse-names&quot;:false,&quot;dropping-particle&quot;:&quot;&quot;,&quot;non-dropping-particle&quot;:&quot;&quot;},{&quot;family&quot;:&quot;Wang&quot;,&quot;given&quot;:&quot;Yingjie&quot;,&quot;parse-names&quot;:false,&quot;dropping-particle&quot;:&quot;&quot;,&quot;non-dropping-particle&quot;:&quot;&quot;},{&quot;family&quot;:&quot;Hou&quot;,&quot;given&quot;:&quot;Shuai&quot;,&quot;parse-names&quot;:false,&quot;dropping-particle&quot;:&quot;&quot;,&quot;non-dropping-particle&quot;:&quot;&quot;},{&quot;family&quot;:&quot;Wang&quot;,&quot;given&quot;:&quot;Jun&quot;,&quot;parse-names&quot;:false,&quot;dropping-particle&quot;:&quot;&quot;,&quot;non-dropping-particle&quot;:&quot;&quot;},{&quot;family&quot;:&quot;Zhang&quot;,&quot;given&quot;:&quot;Yimin&quot;,&quot;parse-names&quot;:false,&quot;dropping-particle&quot;:&quot;&quot;,&quot;non-dropping-particle&quot;:&quot;&quot;}],&quot;container-title&quot;:&quot;Scientific Reports&quot;,&quot;accessed&quot;:{&quot;date-parts&quot;:[[2026,5,18]]},&quot;DOI&quot;:&quot;10.1038/S41598-025-92150-1&quot;,&quot;ISSN&quot;:&quot;20452322&quot;,&quot;PMID&quot;:&quot;40155668&quot;,&quot;URL&quot;:&quot;https://pmc.ncbi.nlm.nih.gov/articles/PMC11953469/&quot;,&quot;issued&quot;:{&quot;date-parts&quot;:[[2025,12,1]]},&quot;page&quot;:&quot;10736&quot;,&quot;abstract&quot;:&quot;Rheumatoid arthritis (RA) is a global epidemic. We conducted a cross-sectional study using the Global Burden of Disease (GBD) 2021 dataset to examine RA trends in patients aged 20–54 years worldwide. Key outcomes included incidence, mortality, and disability-adjusted life years (DALYs), as well as trends over time, stratifying by region, country, age, sex, and Sociodemographic Index (SDI). We also assessed the contribution of smoking to RA-related mortality and DALYs. Over the past 32 years, the global RA-related incidence rate increased from 11.66 (95% UI 9.60–13.94) to 13.48 (95% UI 11.08–16.06) per 100,000 population. RA-related DALYs rate increased from 26.37 (95% UI 18.43–36.99) to 30.71 (95% UI 20.82–44.08) per 100,000 population, with females bearing a higher burden. And the RA-related mortality rate decreased from 0.09 (95% UI 0.08–0.1) to 0.06 (95% UI 0.05–0.07) per 100,000 population. Regional disparities were evident, with lower SDI regions experiencing the larger change. Smoking remained a significant risk factor, accounting for 9.01% of RA-related mortality in 2021. Overall, we highlighted the rising global burden of RA, particularly among females and in lower SDI regions, emphasizing disparities in healthcare resources, prevention, and early diagnosis.&quot;,&quot;publisher&quot;:&quot;Nature Research&quot;,&quot;issue&quot;:&quot;1&quot;,&quot;volume&quot;:&quot;15&quot;,&quot;container-title-short&quot;:&quot;Sci. Rep.&quot;},&quot;isTemporary&quot;:false}]},{&quot;citationID&quot;:&quot;MENDELEY_CITATION_222075e1-2880-4cd6-a520-3b9c60efb8b1&quot;,&quot;properties&quot;:{&quot;noteIndex&quot;:0},&quot;isEdited&quot;:false,&quot;manualOverride&quot;:{&quot;isManuallyOverridden&quot;:false,&quot;citeprocText&quot;:&quot;(Wang et al., 2019)&quot;,&quot;manualOverrideText&quot;:&quot;&quot;},&quot;citationTag&quot;:&quot;MENDELEY_CITATION_v3_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&quot;,&quot;citationItems&quot;:[{&quot;id&quot;:&quot;0715f57f-f8bc-30b7-955e-52c8e7cf1d75&quot;,&quot;itemData&quot;:{&quot;type&quot;:&quot;article-journal&quot;,&quot;id&quot;:&quot;0715f57f-f8bc-30b7-955e-52c8e7cf1d75&quot;,&quot;title&quot;:&quot;The newly discovered natural compounds against rheumatoid arthritis-an overview&quot;,&quot;author&quot;:[{&quot;family&quot;:&quot;Wang&quot;,&quot;given&quot;:&quot;Xueni&quot;,&quot;parse-names&quot;:false,&quot;dropping-particle&quot;:&quot;&quot;,&quot;non-dropping-particle&quot;:&quot;&quot;},{&quot;family&quot;:&quot;Fang&quot;,&quot;given&quot;:&quot;Gang&quot;,&quot;parse-names&quot;:false,&quot;dropping-particle&quot;:&quot;&quot;,&quot;non-dropping-particle&quot;:&quot;&quot;},{&quot;family&quot;:&quot;Yang&quot;,&quot;given&quot;:&quot;Yang&quot;,&quot;parse-names&quot;:false,&quot;dropping-particle&quot;:&quot;&quot;,&quot;non-dropping-particle&quot;:&quot;&quot;},{&quot;family&quot;:&quot;Pang&quot;,&quot;given&quot;:&quot;Yuzhou&quot;,&quot;parse-names&quot;:false,&quot;dropping-particle&quot;:&quot;&quot;,&quot;non-dropping-particle&quot;:&quot;&quot;}],&quot;container-title&quot;:&quot;Phytochemistry Letters&quot;,&quot;accessed&quot;:{&quot;date-parts&quot;:[[2026,4,14]]},&quot;DOI&quot;:&quot;10.1016/J.PHYTOL.2019.09.011&quot;,&quot;ISSN&quot;:&quot;1874-3900&quot;,&quot;URL&quot;:&quot;https://www.sciencedirect.com/science/article/abs/pii/S1874390019300928&quot;,&quot;issued&quot;:{&quot;date-parts&quot;:[[2019,12,1]]},&quot;page&quot;:&quot;50-58&quot;,&quot;abstract&quot;:&quot;Rheumatoid arthritis (RA) is a chronic disease characterized by inflammatory synovitis. It can lead to symmetry and invasive inflammation of joints, and eventually lead to joint deformity and loss of function. Medical treatment is a common and effective method of treating rheumatoid arthritis in clinics. Naturally derived compounds can be one of the options in medical therapy. Many anti-rheumatoid arthritis compounds have been found from natural medicines, especially Chinese herbs. In order to understand the progresses in these compounds, we collected nearly 10-year reports on anti-rheumatoid arthritis compounds in PubMed database and summarized the pharmacological properties of the compounds. In this study, we collected 18 natural compounds with potential anti-rheumatoid arthritis effects while these compounds are still far from clinical applications. Herein, we compared the pharmacological characteristics of these compounds in order to search for novel candidate compounds with high clinical potential for anti-rheumatoid arthritis.&quot;,&quot;publisher&quot;:&quot;Elsevier&quot;,&quot;volume&quot;:&quot;34&quot;,&quot;container-title-short&quot;:&quot;Phytochem. Lett.&quot;},&quot;isTemporary&quot;:false}]},{&quot;citationID&quot;:&quot;MENDELEY_CITATION_53af1e7d-bc1d-4a3c-afe4-cf084944daad&quot;,&quot;properties&quot;:{&quot;noteIndex&quot;:0},&quot;isEdited&quot;:false,&quot;manualOverride&quot;:{&quot;isManuallyOverridden&quot;:false,&quot;citeprocText&quot;:&quot;(Majithia &amp;#38; Geraci, 2007)&quot;,&quot;manualOverrideText&quot;:&quot;&quot;},&quot;citationTag&quot;:&quot;MENDELEY_CITATION_v3_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&quot;,&quot;citationItems&quot;:[{&quot;id&quot;:&quot;dcd17b48-7307-39a2-b968-3350d1873d40&quot;,&quot;itemData&quot;:{&quot;type&quot;:&quot;article-journal&quot;,&quot;id&quot;:&quot;dcd17b48-7307-39a2-b968-3350d1873d40&quot;,&quot;title&quot;:&quot;Rheumatoid Arthritis: Diagnosis and Management&quot;,&quot;author&quot;:[{&quot;family&quot;:&quot;Majithia&quot;,&quot;given&quot;:&quot;Vikas&quot;,&quot;parse-names&quot;:false,&quot;dropping-particle&quot;:&quot;&quot;,&quot;non-dropping-particle&quot;:&quot;&quot;},{&quot;family&quot;:&quot;Geraci&quot;,&quot;given&quot;:&quot;Stephen A.&quot;,&quot;parse-names&quot;:false,&quot;dropping-particle&quot;:&quot;&quot;,&quot;non-dropping-particle&quot;:&quot;&quot;}],&quot;container-title&quot;:&quot;American Journal of Medicine&quot;,&quot;accessed&quot;:{&quot;date-parts&quot;:[[2026,4,14]]},&quot;DOI&quot;:&quot;10.1016/j.amjmed.2007.04.005&quot;,&quot;ISSN&quot;:&quot;00029343&quot;,&quot;PMID&quot;:&quot;17976416&quot;,&quot;URL&quot;:&quot;https://pubmed.ncbi.nlm.nih.gov/17976416/&quot;,&quot;issued&quot;:{&quot;date-parts&quot;:[[2007]]},&quot;page&quot;:&quot;936-939&quot;,&quot;abstract&quot;:&quot;Accurate diagnosis of rheumatoid arthritis may be difficult early in its course and demands high clinical suspicion, astute examination, and appropriate investigations. Early use of disease-modifying antirheumatic drugs and biologics has improved outcomes but requires close monitoring of disease course and adverse events. © 2007 Elsevier Inc. All rights reserved.&quot;,&quot;publisher&quot;:&quot;Elsevier Inc.&quot;,&quot;issue&quot;:&quot;11&quot;,&quot;volume&quot;:&quot;120&quot;,&quot;container-title-short&quot;:&quot;&quot;},&quot;isTemporary&quot;:false}]},{&quot;citationID&quot;:&quot;MENDELEY_CITATION_24f7b272-6261-441b-b9d3-92e00b709b4a&quot;,&quot;properties&quot;:{&quot;noteIndex&quot;:0},&quot;isEdited&quot;:false,&quot;manualOverride&quot;:{&quot;isManuallyOverridden&quot;:false,&quot;citeprocText&quot;:&quot;(Platzer et al., 2019)&quot;,&quot;manualOverrideText&quot;:&quot;&quot;},&quot;citationTag&quot;:&quot;MENDELEY_CITATION_v3_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&quot;,&quot;citationItems&quot;:[{&quot;id&quot;:&quot;51a9f83d-f753-3914-a5c8-5fbe6a57d017&quot;,&quot;itemData&quot;:{&quot;type&quot;:&quot;article-journal&quot;,&quot;id&quot;:&quot;51a9f83d-f753-3914-a5c8-5fbe6a57d017&quot;,&quot;title&quot;:&quot;Analysis of gene expression in rheumatoid arthritis and related conditions offers insights into sex-bias, gene biotypes and co-expression patterns&quot;,&quot;author&quot;:[{&quot;family&quot;:&quot;Platzer&quot;,&quot;given&quot;:&quot;Alexander&quot;,&quot;parse-names&quot;:false,&quot;dropping-particle&quot;:&quot;&quot;,&quot;non-dropping-particle&quot;:&quot;&quot;},{&quot;family&quot;:&quot;Nussbaumer&quot;,&quot;given&quot;:&quot;Thomas&quot;,&quot;parse-names&quot;:false,&quot;dropping-particle&quot;:&quot;&quot;,&quot;non-dropping-particle&quot;:&quot;&quot;},{&quot;family&quot;:&quot;Karonitsch&quot;,&quot;given&quot;:&quot;Thomas&quot;,&quot;parse-names&quot;:false,&quot;dropping-particle&quot;:&quot;&quot;,&quot;non-dropping-particle&quot;:&quot;&quot;},{&quot;family&quot;:&quot;Smolen&quot;,&quot;given&quot;:&quot;Josef S.&quot;,&quot;parse-names&quot;:false,&quot;dropping-particle&quot;:&quot;&quot;,&quot;non-dropping-particle&quot;:&quot;&quot;},{&quot;family&quot;:&quot;Aletaha&quot;,&quot;given&quot;:&quot;Daniel&quot;,&quot;parse-names&quot;:false,&quot;dropping-particle&quot;:&quot;&quot;,&quot;non-dropping-particle&quot;:&quot;&quot;}],&quot;container-title&quot;:&quot;PloS one&quot;,&quot;container-title-short&quot;:&quot;PLoS One&quot;,&quot;accessed&quot;:{&quot;date-parts&quot;:[[2026,6,30]]},&quot;DOI&quot;:&quot;10.1371/JOURNAL.PONE.0219698&quot;,&quot;ISSN&quot;:&quot;1932-6203&quot;,&quot;PMID&quot;:&quot;31344123&quot;,&quot;URL&quot;:&quot;https://pubmed.ncbi.nlm.nih.gov/31344123/&quot;,&quot;issued&quot;:{&quot;date-parts&quot;:[[2019,7,1]]},&quot;abstract&quot;:&quot;The era of next-generation sequencing has mounted the foundation of many gene expression studies. In rheumatoid arthritis research, this has led to the discovery of important candidate genes which offered novel insights into mechanisms and their possible roles in the cure of the disease. In the last years, data generation has outstripped data analysis and while many studies focused on specific aspects of the disease, a global picture of the disease is not yet accomplished. Here, we analyzed and compared a collection of gene expression information from healthy individuals and from patients suffering under different arthritis conditions from published studies containing the following clinical conditions: early and established rheumatoid arthritis, osteoarthritis and arthralgia. We show comprehensive overviews of this data collection and give new insights specifically on gene expression in the early stage, into sex-dependent gene expression, and we describe general differences in expression of different biotypes of genes. Many genes that are related to cytoskeleton changes (actin filament related genes) are differently expressed in early rheumatoid arthritis in comparison to healthy subjects; interestingly, eight of these genes reverse their expression ratio significantly between men and women compared early rheumatoid arthritis and healthy subjects. There are some slighter changes between men and woman between the conditions early and established rheumatoid arthritis. Another aspect are miRNAs and other gene biotypes which are not only promising candidates for diagnoses but also change their expression grossly in average at rheumatoid arthritis and arthralgia compared to the healthy condition. With a selection of intersecting genes, we were able to generate simple classification models to distinguish between healthy and rheumatoid arthritis as well as between early rheumatoid arthritis to other arthritides based on gene expression.&quot;,&quot;publisher&quot;:&quot;PLoS One&quot;,&quot;issue&quot;:&quot;7&quot;,&quot;volume&quot;:&quot;14&quot;},&quot;isTemporary&quot;:false}]},{&quot;citationID&quot;:&quot;MENDELEY_CITATION_aca82584-9a3b-49a5-8ed7-55a7871e5dbe&quot;,&quot;properties&quot;:{&quot;noteIndex&quot;:0},&quot;isEdited&quot;:false,&quot;manualOverride&quot;:{&quot;isManuallyOverridden&quot;:false,&quot;citeprocText&quot;:&quot;(Shi, 2022)&quot;,&quot;manualOverrideText&quot;:&quot;&quot;},&quot;citationTag&quot;:&quot;MENDELEY_CITATION_v3_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&quot;,&quot;citationItems&quot;:[{&quot;id&quot;:&quot;9797c0fd-4675-3c00-9661-864b8524cdb7&quot;,&quot;itemData&quot;:{&quot;type&quot;:&quot;article-journal&quot;,&quot;id&quot;:&quot;9797c0fd-4675-3c00-9661-864b8524cdb7&quot;,&quot;title&quot;:&quot;Rsubread package: high-performance read alignment, quantication and mutation discovery&quot;,&quot;author&quot;:[{&quot;family&quot;:&quot;Shi&quot;,&quot;given&quot;:&quot;Wei&quot;,&quot;parse-names&quot;:false,&quot;dropping-particle&quot;:&quot;&quot;,&quot;non-dropping-particle&quot;:&quot;&quot;}],&quot;accessed&quot;:{&quot;date-parts&quot;:[[2025,6,12]]},&quot;issued&quot;:{&quot;date-parts&quot;:[[2022]]},&quot;abstract&quot;:&quot;1 Introduction This vignette provides a brief description to the Rsubread package. For more details, please refer to the Users Guide which can brought up in your R session via the following commands: &gt; library(Rsubread) &gt; RsubreadUsersGuide() The Rsubread package provides facilities for processing short and long reads generated from the sequencing technologies. These facilities include quality assessment, read alignment, read summarization, exon-exon junction detection, absolute expression calling and SNP discovery. The Subread aligner (align function) is a highly ecient and accurate aligner for mapping genomic DNA and RNA sequencing reads. It adopts a novel mapping paradigm called seed-and-vote\&quot;. Under this paradigm, a number of 16mers (called seeds or sub-reads) are extracted from each read and they were mapped to the reference genome to vote for the mapping location of the read. Read mapping performed under this paradigm has been found to be more ecient and accurate than that carried out under the conventional seed-and-extend\&quot; paradigm (Liao et al. 2013). Another aligner included in Rsubread is the Subjunc aligner (subjunc function). It was also developed under the seed-and-vote\&quot; paradigm, but dierent from the Subread aligner it performs full alignment for exon spanning reads and reports exon-exon junctions in addition to the read mapping results. The Subread aligner is recommended for gene-level expression analysis. For other types of RNA-seq analyses such as alternative splicing analysis, the Subjunc aligner should be used. An important step in processing next-gen sequencing data is to assign mapped reads to genomic features such as genes, exons and genomic windows. This package includes a general-purpose read summarization function featureCounts that takes mapped reads 1&quot;,&quot;container-title-short&quot;:&quot;&quot;},&quot;isTemporary&quot;:false}]},{&quot;citationID&quot;:&quot;MENDELEY_CITATION_86f3dffb-9b7b-4c54-bded-bda636b09ba5&quot;,&quot;properties&quot;:{&quot;noteIndex&quot;:0},&quot;isEdited&quot;:false,&quot;manualOverride&quot;:{&quot;isManuallyOverridden&quot;:false,&quot;citeprocText&quot;:&quot;(Shi &amp;#38; Liao, 2025)&quot;,&quot;manualOverrideText&quot;:&quot;&quot;},&quot;citationTag&quot;:&quot;MENDELEY_CITATION_v3_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&quot;,&quot;citationItems&quot;:[{&quot;id&quot;:&quot;cbd1205e-2b9d-35aa-8337-cf7b21f5eb9d&quot;,&quot;itemData&quot;:{&quot;type&quot;:&quot;article-journal&quot;,&quot;id&quot;:&quot;cbd1205e-2b9d-35aa-8337-cf7b21f5eb9d&quot;,&quot;title&quot;:&quot;Rsubread/Subread Users Guide&quot;,&quot;author&quot;:[{&quot;family&quot;:&quot;Shi&quot;,&quot;given&quot;:&quot;Wei&quot;,&quot;parse-names&quot;:false,&quot;dropping-particle&quot;:&quot;&quot;,&quot;non-dropping-particle&quot;:&quot;&quot;},{&quot;family&quot;:&quot;Liao&quot;,&quot;given&quot;:&quot;Yang&quot;,&quot;parse-names&quot;:false,&quot;dropping-particle&quot;:&quot;&quot;,&quot;non-dropping-particle&quot;:&quot;&quot;}],&quot;accessed&quot;:{&quot;date-parts&quot;:[[2026,7,1]]},&quot;issued&quot;:{&quot;date-parts&quot;:[[2025]]},&quot;container-title-short&quot;:&quot;&quot;},&quot;isTemporary&quot;:false}]},{&quot;citationID&quot;:&quot;MENDELEY_CITATION_cd8d2bca-9d12-48cc-8af6-a0c82c4b6194&quot;,&quot;properties&quot;:{&quot;noteIndex&quot;:0},&quot;isEdited&quot;:false,&quot;manualOverride&quot;:{&quot;isManuallyOverridden&quot;:false,&quot;citeprocText&quot;:&quot;(&lt;i&gt;Package “DESeq2,”&lt;/i&gt; 2025)&quot;,&quot;manualOverrideText&quot;:&quot;&quot;},&quot;citationTag&quot;:&quot;MENDELEY_CITATION_v3_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&quot;,&quot;citationItems&quot;:[{&quot;id&quot;:&quot;51926c89-d9a6-35d7-a199-6330a8458ae8&quot;,&quot;itemData&quot;:{&quot;type&quot;:&quot;article-journal&quot;,&quot;id&quot;:&quot;51926c89-d9a6-35d7-a199-6330a8458ae8&quot;,&quot;title&quot;:&quot;Package 'DESeq2'&quot;,&quot;accessed&quot;:{&quot;date-parts&quot;:[[2025,12,26]]},&quot;DOI&quot;:&quot;10.1186/s13059-014-0550-8&quot;,&quot;URL&quot;:&quot;https://doi.org/10.1186/s13059-014-0550-8&quot;,&quot;issued&quot;:{&quot;date-parts&quot;:[[2025]]},&quot;abstract&quot;:&quot;Description Estimate variance-mean dependence in count data from high-throughput sequencing assays and test for differential expression based on a model using the negative binomial distribution.&quot;,&quot;container-title-short&quot;:&quot;&quot;},&quot;isTemporary&quot;:false}]},{&quot;citationID&quot;:&quot;MENDELEY_CITATION_32647a2d-64ff-449d-8ebf-1c818982fdb6&quot;,&quot;properties&quot;:{&quot;noteIndex&quot;:0},&quot;isEdited&quot;:false,&quot;manualOverride&quot;:{&quot;isManuallyOverridden&quot;:false,&quot;citeprocText&quot;:&quot;(&lt;i&gt;Bioconductor - EnhancedVolcano&lt;/i&gt;, n.d.; &lt;i&gt;Gene Ontology Enrichment Analysis&lt;/i&gt;, n.d.; &lt;i&gt;Title Client-Side REST Access to the Kyoto Encyclopedia of Genes and Genomes (KEGG)&lt;/i&gt;, 2025; Maintainer &amp;#38; Luo, 2025)&quot;,&quot;manualOverrideText&quot;:&quot;&quot;},&quot;citationTag&quot;:&quot;MENDELEY_CITATION_v3_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&quot;,&quot;citationItems&quot;:[{&quot;id&quot;:&quot;16f0cff3-fb41-3f28-aa98-1dd313f6d466&quot;,&quot;itemData&quot;:{&quot;type&quot;:&quot;article-journal&quot;,&quot;id&quot;:&quot;16f0cff3-fb41-3f28-aa98-1dd313f6d466&quot;,&quot;title&quot;:&quot;Package 'pathview' Title a tool set for pathway based data integration and visualization&quot;,&quot;author&quot;:[{&quot;family&quot;:&quot;Maintainer&quot;,&quot;given&quot;:&quot;Luo&quot;,&quot;parse-names&quot;:false,&quot;dropping-particle&quot;:&quot;&quot;,&quot;non-dropping-particle&quot;:&quot;&quot;},{&quot;family&quot;:&quot;Luo&quot;,&quot;given&quot;:&quot;Weijun&quot;,&quot;parse-names&quot;:false,&quot;dropping-particle&quot;:&quot;&quot;,&quot;non-dropping-particle&quot;:&quot;&quot;}],&quot;accessed&quot;:{&quot;date-parts&quot;:[[2025,12,26]]},&quot;DOI&quot;:&quot;10.1093/bioinformatics/btt285&quot;,&quot;issued&quot;:{&quot;date-parts&quot;:[[2025]]},&quot;abstract&quot;:&quot;Description Pathview is a tool set for pathway based data integration and visualization. It maps and renders a wide variety of biological data on relevant pathway graphs. All users need is to supply their data and specify the target pathway. Pathview automatically downloads the pathway graph data, parses the data file, maps user data to the pathway, and render pathway graph with the mapped data. In addition, Pathview also seamlessly integrates with pathway and gene set (enrichment) analysis tools for large-scale and fully automated analysis.&quot;,&quot;container-title-short&quot;:&quot;&quot;},&quot;isTemporary&quot;:false},{&quot;id&quot;:&quot;2a1d58f2-30a1-344a-b010-ff92517a8cb3&quot;,&quot;itemData&quot;:{&quot;type&quot;:&quot;article-journal&quot;,&quot;id&quot;:&quot;2a1d58f2-30a1-344a-b010-ff92517a8cb3&quot;,&quot;title&quot;:&quot;Title Client-side REST access to the Kyoto Encyclopedia of Genes and Genomes (KEGG)&quot;,&quot;accessed&quot;:{&quot;date-parts&quot;:[[2025,12,26]]},&quot;URL&quot;:&quot;https://www.kegg.jp/kegg/rest/&quot;,&quot;issued&quot;:{&quot;date-parts&quot;:[[2025]]},&quot;container-title-short&quot;:&quot;&quot;},&quot;isTemporary&quot;:false},{&quot;id&quot;:&quot;35e9b99c-6516-31ff-be0b-30cf9877f531&quot;,&quot;itemData&quot;:{&quot;type&quot;:&quot;webpage&quot;,&quot;id&quot;:&quot;35e9b99c-6516-31ff-be0b-30cf9877f531&quot;,&quot;title&quot;:&quot;Bioconductor - EnhancedVolcano&quot;,&quot;accessed&quot;:{&quot;date-parts&quot;:[[2025,12,26]]},&quot;URL&quot;:&quot;https://bioconductor.org/packages/release/bioc/html/EnhancedVolcano.html&quot;,&quot;container-title-short&quot;:&quot;&quot;},&quot;isTemporary&quot;:false},{&quot;id&quot;:&quot;78d4c1e8-a97c-37ce-8009-b7975e23fbf7&quot;,&quot;itemData&quot;:{&quot;type&quot;:&quot;webpage&quot;,&quot;id&quot;:&quot;78d4c1e8-a97c-37ce-8009-b7975e23fbf7&quot;,&quot;title&quot;:&quot;Gene Ontology Enrichment Analysis&quot;,&quot;accessed&quot;:{&quot;date-parts&quot;:[[2026,5,25]]},&quot;URL&quot;:&quot;https://www.bioconductor.org/packages//release/bioc/vignettes/TADCompare/inst/doc/Ontology_Analysis.html&quot;,&quot;container-title-short&quot;:&quot;&quot;},&quot;isTemporary&quot;:false}]},{&quot;citationID&quot;:&quot;MENDELEY_CITATION_0f27c641-0645-47a8-99a0-8b7af579edd0&quot;,&quot;properties&quot;:{&quot;noteIndex&quot;:0},&quot;isEdited&quot;:false,&quot;manualOverride&quot;:{&quot;isManuallyOverridden&quot;:false,&quot;citeprocText&quot;:&quot;(&lt;i&gt;Bioconductor - Goseq&lt;/i&gt;, n.d.; &lt;i&gt;Bioconductor - Org.Hs.Eg.Db&lt;/i&gt;, n.d.)&quot;,&quot;manualOverrideText&quot;:&quot;&quot;},&quot;citationTag&quot;:&quot;MENDELEY_CITATION_v3_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&quot;,&quot;citationItems&quot;:[{&quot;id&quot;:&quot;48af9192-27e2-36c3-bc3f-ecd59aa4e091&quot;,&quot;itemData&quot;:{&quot;type&quot;:&quot;webpage&quot;,&quot;id&quot;:&quot;48af9192-27e2-36c3-bc3f-ecd59aa4e091&quot;,&quot;title&quot;:&quot;Bioconductor - goseq&quot;,&quot;accessed&quot;:{&quot;date-parts&quot;:[[2026,5,25]]},&quot;URL&quot;:&quot;https://www.bioconductor.org/packages/release/bioc/html/goseq.html&quot;,&quot;container-title-short&quot;:&quot;&quot;},&quot;isTemporary&quot;:false},{&quot;id&quot;:&quot;47cf3197-a66f-367a-b76e-33f7af662634&quot;,&quot;itemData&quot;:{&quot;type&quot;:&quot;webpage&quot;,&quot;id&quot;:&quot;47cf3197-a66f-367a-b76e-33f7af662634&quot;,&quot;title&quot;:&quot;Bioconductor - org.Hs.eg.db&quot;,&quot;accessed&quot;:{&quot;date-parts&quot;:[[2026,5,25]]},&quot;URL&quot;:&quot;https://www.bioconductor.org/packages/release/data/annotation/html/org.Hs.eg.db.html&quot;,&quot;container-title-short&quot;:&quot;&quot;},&quot;isTemporary&quot;:false}]},{&quot;citationID&quot;:&quot;MENDELEY_CITATION_fe4e067b-5420-4910-9b92-3c42f46489d8&quot;,&quot;properties&quot;:{&quot;noteIndex&quot;:0},&quot;isEdited&quot;:false,&quot;manualOverride&quot;:{&quot;isManuallyOverridden&quot;:false,&quot;citeprocText&quot;:&quot;(Chauhan et al., 2023)&quot;,&quot;manualOverrideText&quot;:&quot;&quot;},&quot;citationTag&quot;:&quot;MENDELEY_CITATION_v3_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&quot;,&quot;citationItems&quot;:[{&quot;id&quot;:&quot;a9739f0a-22e7-355b-8e6b-bddd9cb0e4c3&quot;,&quot;itemData&quot;:{&quot;type&quot;:&quot;article-journal&quot;,&quot;id&quot;:&quot;a9739f0a-22e7-355b-8e6b-bddd9cb0e4c3&quot;,&quot;title&quot;:&quot;Rheumatoid Arthritis&quot;,&quot;author&quot;:[{&quot;family&quot;:&quot;Chauhan&quot;,&quot;given&quot;:&quot;Krati&quot;,&quot;parse-names&quot;:false,&quot;dropping-particle&quot;:&quot;&quot;,&quot;non-dropping-particle&quot;:&quot;&quot;},{&quot;family&quot;:&quot;Jandu&quot;,&quot;given&quot;:&quot;Jagmohan S.&quot;,&quot;parse-names&quot;:false,&quot;dropping-particle&quot;:&quot;&quot;,&quot;non-dropping-particle&quot;:&quot;&quot;},{&quot;family&quot;:&quot;Brent&quot;,&quot;given&quot;:&quot;Lawrence H.&quot;,&quot;parse-names&quot;:false,&quot;dropping-particle&quot;:&quot;&quot;,&quot;non-dropping-particle&quot;:&quot;&quot;},{&quot;family&quot;:&quot;Al-Dhahir&quot;,&quot;given&quot;:&quot;Mohammed A.&quot;,&quot;parse-names&quot;:false,&quot;dropping-particle&quot;:&quot;&quot;,&quot;non-dropping-particle&quot;:&quot;&quot;}],&quot;container-title&quot;:&quot;Rosen and Barkin's 5-Minute Emergency Medicine Consult: Fifth Edition&quot;,&quot;accessed&quot;:{&quot;date-parts&quot;:[[2026,4,14]]},&quot;DOI&quot;:&quot;10.1017/chol9780521332866.074&quot;,&quot;ISBN&quot;:&quot;9781469889351&quot;,&quot;PMID&quot;:&quot;28723028&quot;,&quot;URL&quot;:&quot;https://www.ncbi.nlm.nih.gov/books/NBK441999/&quot;,&quot;issued&quot;:{&quot;date-parts&quot;:[[2023,5,25]]},&quot;publisher&quot;:&quot;StatPearls Publishing&quot;,&quot;container-title-short&quot;:&quot;&quot;},&quot;isTemporary&quot;:false}]},{&quot;citationID&quot;:&quot;MENDELEY_CITATION_c0074cc1-ac77-4858-9cce-e9b9a3abe695&quot;,&quot;properties&quot;:{&quot;noteIndex&quot;:0},&quot;isEdited&quot;:false,&quot;manualOverride&quot;:{&quot;isManuallyOverridden&quot;:false,&quot;citeprocText&quot;:&quot;(Alturaiki et al., 2022)&quot;,&quot;manualOverrideText&quot;:&quot;&quot;},&quot;citationTag&quot;:&quot;MENDELEY_CITATION_v3_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&quot;,&quot;citationItems&quot;:[{&quot;id&quot;:&quot;0bdbb6cd-3be9-3899-b21d-a270834c78ec&quot;,&quot;itemData&quot;:{&quot;type&quot;:&quot;article-journal&quot;,&quot;id&quot;:&quot;0bdbb6cd-3be9-3899-b21d-a270834c78ec&quot;,&quot;title&quot;:&quot;Assessment of IL-1β, IL-6, TNF-α, IL-8, and CCL 5 levels in newly diagnosed Saudi patients with rheumatoid arthritis&quot;,&quot;author&quot;:[{&quot;family&quot;:&quot;Alturaiki&quot;,&quot;given&quot;:&quot;Wael&quot;,&quot;parse-names&quot;:false,&quot;dropping-particle&quot;:&quot;&quot;,&quot;non-dropping-particle&quot;:&quot;&quot;},{&quot;family&quot;:&quot;Alhamad&quot;,&quot;given&quot;:&quot;Abdulaziz&quot;,&quot;parse-names&quot;:false,&quot;dropping-particle&quot;:&quot;&quot;,&quot;non-dropping-particle&quot;:&quot;&quot;},{&quot;family&quot;:&quot;Alturaiqy&quot;,&quot;given&quot;:&quot;Muath&quot;,&quot;parse-names&quot;:false,&quot;dropping-particle&quot;:&quot;&quot;,&quot;non-dropping-particle&quot;:&quot;&quot;},{&quot;family&quot;:&quot;Mir&quot;,&quot;given&quot;:&quot;Shabir Ahmad&quot;,&quot;parse-names&quot;:false,&quot;dropping-particle&quot;:&quot;&quot;,&quot;non-dropping-particle&quot;:&quot;&quot;},{&quot;family&quot;:&quot;Iqbal&quot;,&quot;given&quot;:&quot;Danish&quot;,&quot;parse-names&quot;:false,&quot;dropping-particle&quot;:&quot;&quot;,&quot;non-dropping-particle&quot;:&quot;&quot;},{&quot;family&quot;:&quot;Dukhyil&quot;,&quot;given&quot;:&quot;Abdul Aziz&quot;,&quot;parse-names&quot;:false,&quot;dropping-particle&quot;:&quot;&quot;,&quot;non-dropping-particle&quot;:&quot;Bin&quot;},{&quot;family&quot;:&quot;Alaidarous&quot;,&quot;given&quot;:&quot;Mohammed&quot;,&quot;parse-names&quot;:false,&quot;dropping-particle&quot;:&quot;&quot;,&quot;non-dropping-particle&quot;:&quot;&quot;},{&quot;family&quot;:&quot;Alshehri&quot;,&quot;given&quot;:&quot;Bader&quot;,&quot;parse-names&quot;:false,&quot;dropping-particle&quot;:&quot;&quot;,&quot;non-dropping-particle&quot;:&quot;&quot;},{&quot;family&quot;:&quot;Alsagaby&quot;,&quot;given&quot;:&quot;Suliman A.&quot;,&quot;parse-names&quot;:false,&quot;dropping-particle&quot;:&quot;&quot;,&quot;non-dropping-particle&quot;:&quot;&quot;},{&quot;family&quot;:&quot;Almalki&quot;,&quot;given&quot;:&quot;Sami G.&quot;,&quot;parse-names&quot;:false,&quot;dropping-particle&quot;:&quot;&quot;,&quot;non-dropping-particle&quot;:&quot;&quot;},{&quot;family&quot;:&quot;Alghofaili&quot;,&quot;given&quot;:&quot;Fayez&quot;,&quot;parse-names&quot;:false,&quot;dropping-particle&quot;:&quot;&quot;,&quot;non-dropping-particle&quot;:&quot;&quot;},{&quot;family&quot;:&quot;Choudhary&quot;,&quot;given&quot;:&quot;Ranjay K.&quot;,&quot;parse-names&quot;:false,&quot;dropping-particle&quot;:&quot;&quot;,&quot;non-dropping-particle&quot;:&quot;&quot;},{&quot;family&quot;:&quot;Almutairi&quot;,&quot;given&quot;:&quot;Saeedah&quot;,&quot;parse-names&quot;:false,&quot;dropping-particle&quot;:&quot;&quot;,&quot;non-dropping-particle&quot;:&quot;&quot;},{&quot;family&quot;:&quot;Banawas&quot;,&quot;given&quot;:&quot;Saeed&quot;,&quot;parse-names&quot;:false,&quot;dropping-particle&quot;:&quot;&quot;,&quot;non-dropping-particle&quot;:&quot;&quot;},{&quot;family&quot;:&quot;Alosaimi&quot;,&quot;given&quot;:&quot;Bandar&quot;,&quot;parse-names&quot;:false,&quot;dropping-particle&quot;:&quot;&quot;,&quot;non-dropping-particle&quot;:&quot;&quot;},{&quot;family&quot;:&quot;Mubarak&quot;,&quot;given&quot;:&quot;Ayman&quot;,&quot;parse-names&quot;:false,&quot;dropping-particle&quot;:&quot;&quot;,&quot;non-dropping-particle&quot;:&quot;&quot;}],&quot;container-title&quot;:&quot;International journal of rheumatic diseases&quot;,&quot;container-title-short&quot;:&quot;Int. J. Rheum. Dis.&quot;,&quot;accessed&quot;:{&quot;date-parts&quot;:[[2026,5,27]]},&quot;DOI&quot;:&quot;10.1111/1756-185X.14373&quot;,&quot;ISSN&quot;:&quot;1756-185X&quot;,&quot;PMID&quot;:&quot;35748059&quot;,&quot;URL&quot;:&quot;https://pubmed.ncbi.nlm.nih.gov/35748059/&quot;,&quot;issued&quot;:{&quot;date-parts&quot;:[[2022,9,1]]},&quot;page&quot;:&quot;1013-1019&quot;,&quot;abstract&quot;:&quot;Background: Rheumatoid arthritis (RA) is a chronic systemic inflammatory disorder which mainly affects small joints, occurs most commonly in middle-aged adults, and can be fatal in severe cases. The exact etiology of RA remains unknown. However, uncontrolled expression of pro-inflammatory cytokines and chemokines can contribute to the pathogenesis of RA. Aim: In the current study, we assessed the potential of serum concentrations of interleukin (IL)-1β, IL-6, tumor necrosis factor (TNF)-α, IL-8, and C-C motif chemokine ligand (CCL)5 as early predictive markers for RA. Methods: In addition to clinical examination, blood samples were collected from 100 Saudi patients recently diagnosed with early RA for basic and serological tests, including rheumatoid factor (RF), C-reactive protein (CRP), and erythrocyte sedimentation rate (ESR). Sera of 32 healthy individuals were used as controls. Specific enzyme-linked immunosorbent assay was used to quantify the serum IL-1β, IL-6, TNF-α, IL-8, and CCL5 levels in the samples. Results: Our results indicated that RF, CRP, and ESR levels were higher in RA patients compared to controls. Furthermore, serum levels of IL-1β, IL-6, IL-8, and CCL5, but not TNF-α, significantly increased in RA patients compared to controls. Conclusion: Overall, the findings suggested that IL-1β, IL-6, IL-8, and CCL5 can be used as biomarkers in the early diagnosis of RA.&quot;,&quot;publisher&quot;:&quot;Int J Rheum Dis&quot;,&quot;issue&quot;:&quot;9&quot;,&quot;volume&quot;:&quot;25&quot;},&quot;isTemporary&quot;:false}]},{&quot;citationID&quot;:&quot;MENDELEY_CITATION_b7398606-f140-4d84-a9db-607618862ba2&quot;,&quot;properties&quot;:{&quot;noteIndex&quot;:0},&quot;isEdited&quot;:false,&quot;manualOverride&quot;:{&quot;isManuallyOverridden&quot;:false,&quot;citeprocText&quot;:&quot;(Green et al., 2003)&quot;,&quot;manualOverrideText&quot;:&quot;&quot;},&quot;citationTag&quot;:&quot;MENDELEY_CITATION_v3_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&quot;,&quot;citationItems&quot;:[{&quot;id&quot;:&quot;f55a3c1f-bba3-3717-90b5-55258271088c&quot;,&quot;itemData&quot;:{&quot;type&quot;:&quot;article-journal&quot;,&quot;id&quot;:&quot;f55a3c1f-bba3-3717-90b5-55258271088c&quot;,&quot;title&quot;:&quot;Serum MMP-3 and MMP-1 and progression of joint damage in early rheumatoid arthritis&quot;,&quot;author&quot;:[{&quot;family&quot;:&quot;Green&quot;,&quot;given&quot;:&quot;M. J.&quot;,&quot;parse-names&quot;:false,&quot;dropping-particle&quot;:&quot;&quot;,&quot;non-dropping-particle&quot;:&quot;&quot;},{&quot;family&quot;:&quot;Gough&quot;,&quot;given&quot;:&quot;A. K.S.&quot;,&quot;parse-names&quot;:false,&quot;dropping-particle&quot;:&quot;&quot;,&quot;non-dropping-particle&quot;:&quot;&quot;},{&quot;family&quot;:&quot;Devlin&quot;,&quot;given&quot;:&quot;J.&quot;,&quot;parse-names&quot;:false,&quot;dropping-particle&quot;:&quot;&quot;,&quot;non-dropping-particle&quot;:&quot;&quot;},{&quot;family&quot;:&quot;Smith&quot;,&quot;given&quot;:&quot;J.&quot;,&quot;parse-names&quot;:false,&quot;dropping-particle&quot;:&quot;&quot;,&quot;non-dropping-particle&quot;:&quot;&quot;},{&quot;family&quot;:&quot;Astin&quot;,&quot;given&quot;:&quot;P.&quot;,&quot;parse-names&quot;:false,&quot;dropping-particle&quot;:&quot;&quot;,&quot;non-dropping-particle&quot;:&quot;&quot;},{&quot;family&quot;:&quot;Taylor&quot;,&quot;given&quot;:&quot;D.&quot;,&quot;parse-names&quot;:false,&quot;dropping-particle&quot;:&quot;&quot;,&quot;non-dropping-particle&quot;:&quot;&quot;},{&quot;family&quot;:&quot;Emery&quot;,&quot;given&quot;:&quot;P.&quot;,&quot;parse-names&quot;:false,&quot;dropping-particle&quot;:&quot;&quot;,&quot;non-dropping-particle&quot;:&quot;&quot;}],&quot;container-title&quot;:&quot;Rheumatology (Oxford, England)&quot;,&quot;container-title-short&quot;:&quot;Rheumatology (Oxford)&quot;,&quot;accessed&quot;:{&quot;date-parts&quot;:[[2026,5,27]]},&quot;DOI&quot;:&quot;10.1093/RHEUMATOLOGY/KEG037&quot;,&quot;ISSN&quot;:&quot;1462-0324&quot;,&quot;PMID&quot;:&quot;12509618&quot;,&quot;URL&quot;:&quot;https://pubmed.ncbi.nlm.nih.gov/12509618/&quot;,&quot;issued&quot;:{&quot;date-parts&quot;:[[2003,1,1]]},&quot;page&quot;:&quot;83-88&quot;,&quot;abstract&quot;:&quot;Objective. Expression and activation of matrix metalloproteinases such as MMP-3 (stromelysin-1) and MMP-1 (collagenase-1) are increased in patients with rheumatoid arthritis (RA). Previous negative reports of their value as predictors of joint damage may be due to the lack of a large longitudinal study of early RA patients. This study evaluated their use in assessing early untreated patients with RA and predicting subsequent joint damage. Methods. Ninety-eight patients with early untreated RA of less than 12 months duration and 20 normal controls had baseline serum samples tested with a double-antibody enzyme-linked immunosorbent assay for each of MMP-1 and MMP-3. The subsequent changes in Larsen score (ΔLarsen) and Health Assessment Questionnaire (ΔHAQ) over the first 12 months were recorded. Results. Baseline serum levels of MMP-3 and MMP-1 correlated significantly with baseline C-reactive protein (CRP) (r=0.42 and 0.49, P &lt; 0.001), ΔHAQ (r=0.32 and 0.30, P &lt; 0.01) and ΔLarsen (r=0.23 and 0.32, P &lt; 0.05) respectively. Analysis of the group of patients with a normal CRP at presentation (n=21) showed correlation of the baseline MMP-3 and MMP-1 with the presence of erosive disease during the first 12 months (r=0.52 and 0.65 respectively, P &lt; 0.05). Logistic regression analysis, in the patients who were non-erosive at presentation, showed that the strongest correlation with progression in Larsen score was the baseline MMP-3 level (r=0.30, P=0.01). Conclusions. Baseline serum MMP-1 and MMP-3 levels correlate with disease activity and predict functional and radiographic outcome in early untreated RA. They may have a particular value in predicting the progression of erosive disease in patients who are not erosive at presentation.&quot;,&quot;publisher&quot;:&quot;Rheumatology (Oxford)&quot;,&quot;issue&quot;:&quot;1&quot;,&quot;volume&quot;:&quot;42&quot;},&quot;isTemporary&quot;:false}]}]"/>
     <we:property name="MENDELEY_CITATIONS_STYLE" value="{&quot;id&quot;:&quot;https://www.zotero.org/styles/apa&quot;,&quot;title&quot;:&quot;APA Style 7th edition&quot;,&quot;format&quot;:&quot;author-date&quot;,&quot;defaultLocale&quot;:null,&quot;isLocaleCodeValid&quot;:true}"/>
   </we:properties>
   <we:bindings/>
